--- a/LLDD/word/BE/Jobs/LLDD-BE-Job-6-ExportImpactStoreToFS.docx
+++ b/LLDD/word/BE/Jobs/LLDD-BE-Job-6-ExportImpactStoreToFS.docx
@@ -6895,7 +6895,7 @@
               <w:br/>
               <w:t xml:space="preserve">    {</w:t>
               <w:br/>
-              <w:t xml:space="preserve">      "startedAt": "01/07/2569 17:00",</w:t>
+              <w:t xml:space="preserve">      "startedAt": "01/07/2026 17:00",</w:t>
               <w:br/>
               <w:t xml:space="preserve">      "status": "ok"</w:t>
               <w:br/>

--- a/LLDD/word/BE/Jobs/LLDD-BE-Job-6-ExportImpactStoreToFS.docx
+++ b/LLDD/word/BE/Jobs/LLDD-BE-Job-6-ExportImpactStoreToFS.docx
@@ -492,7 +492,7 @@
                 <w:rFonts w:ascii="Arial" w:hAnsi="Arial" w:eastAsia="Arial"/>
                 <w:sz w:val="18"/>
               </w:rPr>
-              <w:t>15 ชั่วโมง</w:t>
+              <w:t>20 ชั่วโมง</w:t>
             </w:r>
           </w:p>
         </w:tc>
@@ -658,7 +658,7 @@
         <w:keepLines/>
       </w:pPr>
       <w:r>
-        <w:t>Estimate: 15 ชั่วโมง</w:t>
+        <w:t>Estimate: 20 ชั่วโมง</w:t>
       </w:r>
     </w:p>
     <w:p>
@@ -3455,13 +3455,13 @@
         </w:rPr>
         <w:t>SELECT d.doc_no, d.impact_process_id, s.id AS sales_summary_id,</w:t>
         <w:br/>
-        <w:t xml:space="preserve">       d.total_compensation_amount, q.score_value</w:t>
+        <w:t xml:space="preserve">       d.total_compensation_amount, q.score</w:t>
         <w:br/>
         <w:t>FROM compensation_documents d</w:t>
         <w:br/>
         <w:t>JOIN fgi_impact_sales_summaries s ON s.impact_process_id = d.impact_process_id</w:t>
         <w:br/>
-        <w:t>LEFT JOIN fcs_qssi_score q ON q.store_code = d.impacted_store_code AND q.score_period = d.impact_month</w:t>
+        <w:t>LEFT JOIN fcs_qssi_score q ON q.store_id = d.impacted_store_code AND q.month = d.impact_month</w:t>
         <w:br/>
         <w:t>JOIN LATERAL (</w:t>
         <w:br/>
@@ -8370,13 +8370,15 @@
         <w:br/>
         <w:t>INSERT INTO interface_transactions</w:t>
         <w:br/>
-        <w:t xml:space="preserve">  (job_no, data_name, direction, status, business_key, period_key,</w:t>
+        <w:t xml:space="preserve">  (run_id, data_name, direction, status, business_key, period_key,</w:t>
         <w:br/>
         <w:t xml:space="preserve">   file_name, file_checksum, created_at)</w:t>
         <w:br/>
-        <w:t>VALUES ('6', $1 /* TODO: data_name ของ Job 6 */, $2 /* IN|OUT|INTERNAL */, 'READY',</w:t>
-        <w:br/>
-        <w:t xml:space="preserve">        $3 /* business key ของแถว */, $4 /* YYYYMM */, $5, $6, NOW())</w:t>
+        <w:t>VALUES ($1 /* run_id = correlation id ของรอบรัน Job 6 จาก application log */,</w:t>
+        <w:br/>
+        <w:t xml:space="preserve">        $2 /* TODO: data_name ของ Job 6 */, $3 /* IN|OUT|INTERNAL */, 'READY',</w:t>
+        <w:br/>
+        <w:t xml:space="preserve">        $4 /* business key ของแถว */, $5 /* YYYYMM */, $6, $7, NOW())</w:t>
         <w:br/>
         <w:t>ON CONFLICT (data_name, direction, business_key, period_key) DO NOTHING;</w:t>
       </w:r>

--- a/LLDD/word/BE/Jobs/LLDD-BE-Job-6-ExportImpactStoreToFS.docx
+++ b/LLDD/word/BE/Jobs/LLDD-BE-Job-6-ExportImpactStoreToFS.docx
@@ -5,7 +5,7 @@
     <w:p>
       <w:r>
         <w:rPr>
-          <w:rFonts w:ascii="Arial" w:hAnsi="Arial" w:eastAsia="Arial"/>
+          <w:rFonts w:ascii="Arial" w:hAnsi="Arial" w:eastAsia="Arial" w:cs="Tahoma"/>
           <w:b/>
           <w:color w:val="0B2545"/>
           <w:sz w:val="40"/>
@@ -58,7 +58,7 @@
             <w:r/>
             <w:r>
               <w:rPr>
-                <w:rFonts w:ascii="Arial" w:hAnsi="Arial" w:eastAsia="Arial"/>
+                <w:rFonts w:ascii="Arial" w:hAnsi="Arial" w:eastAsia="Arial" w:cs="Tahoma"/>
                 <w:b/>
                 <w:sz w:val="18"/>
               </w:rPr>
@@ -80,7 +80,7 @@
             <w:r/>
             <w:r>
               <w:rPr>
-                <w:rFonts w:ascii="Arial" w:hAnsi="Arial" w:eastAsia="Arial"/>
+                <w:rFonts w:ascii="Arial" w:hAnsi="Arial" w:eastAsia="Arial" w:cs="Tahoma"/>
                 <w:b/>
                 <w:sz w:val="18"/>
               </w:rPr>
@@ -105,13 +105,13 @@
             </w:pPr>
             <w:r>
               <w:rPr>
-                <w:rFonts w:ascii="Arial" w:hAnsi="Arial" w:eastAsia="Arial"/>
-                <w:sz w:val="18"/>
-              </w:rPr>
-            </w:r>
-            <w:r>
-              <w:rPr>
-                <w:rFonts w:ascii="Arial" w:hAnsi="Arial" w:eastAsia="Arial"/>
+                <w:rFonts w:ascii="Arial" w:hAnsi="Arial" w:eastAsia="Arial" w:cs="Tahoma"/>
+                <w:sz w:val="18"/>
+              </w:rPr>
+            </w:r>
+            <w:r>
+              <w:rPr>
+                <w:rFonts w:ascii="Arial" w:hAnsi="Arial" w:eastAsia="Arial" w:cs="Tahoma"/>
                 <w:sz w:val="18"/>
               </w:rPr>
               <w:t>วัตถุประสงค์</w:t>
@@ -130,13 +130,13 @@
             </w:pPr>
             <w:r>
               <w:rPr>
-                <w:rFonts w:ascii="Arial" w:hAnsi="Arial" w:eastAsia="Arial"/>
-                <w:sz w:val="18"/>
-              </w:rPr>
-            </w:r>
-            <w:r>
-              <w:rPr>
-                <w:rFonts w:ascii="Arial" w:hAnsi="Arial" w:eastAsia="Arial"/>
+                <w:rFonts w:ascii="Arial" w:hAnsi="Arial" w:eastAsia="Arial" w:cs="Tahoma"/>
+                <w:sz w:val="18"/>
+              </w:rPr>
+            </w:r>
+            <w:r>
+              <w:rPr>
+                <w:rFonts w:ascii="Arial" w:hAnsi="Arial" w:eastAsia="Arial" w:cs="Tahoma"/>
                 <w:sz w:val="18"/>
               </w:rPr>
               <w:t>ใช้เป็นรายละเอียดระดับพัฒนาสำหรับออกแบบ ลงมือพัฒนา ตรวจทาน และทดสอบขอบเขตที่ระบุในฉบับนี้</w:t>
@@ -160,13 +160,13 @@
             </w:pPr>
             <w:r>
               <w:rPr>
-                <w:rFonts w:ascii="Arial" w:hAnsi="Arial" w:eastAsia="Arial"/>
-                <w:sz w:val="18"/>
-              </w:rPr>
-            </w:r>
-            <w:r>
-              <w:rPr>
-                <w:rFonts w:ascii="Arial" w:hAnsi="Arial" w:eastAsia="Arial"/>
+                <w:rFonts w:ascii="Arial" w:hAnsi="Arial" w:eastAsia="Arial" w:cs="Tahoma"/>
+                <w:sz w:val="18"/>
+              </w:rPr>
+            </w:r>
+            <w:r>
+              <w:rPr>
+                <w:rFonts w:ascii="Arial" w:hAnsi="Arial" w:eastAsia="Arial" w:cs="Tahoma"/>
                 <w:sz w:val="18"/>
               </w:rPr>
               <w:t>ลำดับการอ่าน</w:t>
@@ -185,13 +185,13 @@
             </w:pPr>
             <w:r>
               <w:rPr>
-                <w:rFonts w:ascii="Arial" w:hAnsi="Arial" w:eastAsia="Arial"/>
-                <w:sz w:val="18"/>
-              </w:rPr>
-            </w:r>
-            <w:r>
-              <w:rPr>
-                <w:rFonts w:ascii="Arial" w:hAnsi="Arial" w:eastAsia="Arial"/>
+                <w:rFonts w:ascii="Arial" w:hAnsi="Arial" w:eastAsia="Arial" w:cs="Tahoma"/>
+                <w:sz w:val="18"/>
+              </w:rPr>
+            </w:r>
+            <w:r>
+              <w:rPr>
+                <w:rFonts w:ascii="Arial" w:hAnsi="Arial" w:eastAsia="Arial" w:cs="Tahoma"/>
                 <w:sz w:val="18"/>
               </w:rPr>
               <w:t>เริ่มจาก Overview และ Scope จากนั้นตรวจ Field/Validation, Implementation, Contract, Processing Flow, Acceptance Criteria และ Test Checklist ตามลำดับ</w:t>
@@ -215,13 +215,13 @@
             </w:pPr>
             <w:r>
               <w:rPr>
-                <w:rFonts w:ascii="Arial" w:hAnsi="Arial" w:eastAsia="Arial"/>
-                <w:sz w:val="18"/>
-              </w:rPr>
-            </w:r>
-            <w:r>
-              <w:rPr>
-                <w:rFonts w:ascii="Arial" w:hAnsi="Arial" w:eastAsia="Arial"/>
+                <w:rFonts w:ascii="Arial" w:hAnsi="Arial" w:eastAsia="Arial" w:cs="Tahoma"/>
+                <w:sz w:val="18"/>
+              </w:rPr>
+            </w:r>
+            <w:r>
+              <w:rPr>
+                <w:rFonts w:ascii="Arial" w:hAnsi="Arial" w:eastAsia="Arial" w:cs="Tahoma"/>
                 <w:sz w:val="18"/>
               </w:rPr>
               <w:t>ผลลัพธ์ที่คาดหวัง</w:t>
@@ -240,13 +240,13 @@
             </w:pPr>
             <w:r>
               <w:rPr>
-                <w:rFonts w:ascii="Arial" w:hAnsi="Arial" w:eastAsia="Arial"/>
-                <w:sz w:val="18"/>
-              </w:rPr>
-            </w:r>
-            <w:r>
-              <w:rPr>
-                <w:rFonts w:ascii="Arial" w:hAnsi="Arial" w:eastAsia="Arial"/>
+                <w:rFonts w:ascii="Arial" w:hAnsi="Arial" w:eastAsia="Arial" w:cs="Tahoma"/>
+                <w:sz w:val="18"/>
+              </w:rPr>
+            </w:r>
+            <w:r>
+              <w:rPr>
+                <w:rFonts w:ascii="Arial" w:hAnsi="Arial" w:eastAsia="Arial" w:cs="Tahoma"/>
                 <w:sz w:val="18"/>
               </w:rPr>
               <w:t>ผู้อ่านสามารถระบุ input, ขั้นตอนประมวลผล, output, เงื่อนไขผิดพลาด และหลักฐานการทดสอบได้จากเนื้อหาในฉบับเดียว</w:t>
@@ -270,13 +270,13 @@
             </w:pPr>
             <w:r>
               <w:rPr>
-                <w:rFonts w:ascii="Arial" w:hAnsi="Arial" w:eastAsia="Arial"/>
-                <w:sz w:val="18"/>
-              </w:rPr>
-            </w:r>
-            <w:r>
-              <w:rPr>
-                <w:rFonts w:ascii="Arial" w:hAnsi="Arial" w:eastAsia="Arial"/>
+                <w:rFonts w:ascii="Arial" w:hAnsi="Arial" w:eastAsia="Arial" w:cs="Tahoma"/>
+                <w:sz w:val="18"/>
+              </w:rPr>
+            </w:r>
+            <w:r>
+              <w:rPr>
+                <w:rFonts w:ascii="Arial" w:hAnsi="Arial" w:eastAsia="Arial" w:cs="Tahoma"/>
                 <w:sz w:val="18"/>
               </w:rPr>
               <w:t>Java เดิม</w:t>
@@ -295,13 +295,13 @@
             </w:pPr>
             <w:r>
               <w:rPr>
-                <w:rFonts w:ascii="Arial" w:hAnsi="Arial" w:eastAsia="Arial"/>
-                <w:sz w:val="18"/>
-              </w:rPr>
-            </w:r>
-            <w:r>
-              <w:rPr>
-                <w:rFonts w:ascii="Arial" w:hAnsi="Arial" w:eastAsia="Arial"/>
+                <w:rFonts w:ascii="Arial" w:hAnsi="Arial" w:eastAsia="Arial" w:cs="Tahoma"/>
+                <w:sz w:val="18"/>
+              </w:rPr>
+            </w:r>
+            <w:r>
+              <w:rPr>
+                <w:rFonts w:ascii="Arial" w:hAnsi="Arial" w:eastAsia="Arial" w:cs="Tahoma"/>
                 <w:sz w:val="18"/>
               </w:rPr>
               <w:t>ภาคผนวกท้ายฉบับระบุ source file, ช่วงบรรทัด และ code Java เดิมสำหรับตรวจเทียบ behavior ก่อนย้ายระบบ</w:t>
@@ -356,7 +356,7 @@
             <w:r/>
             <w:r>
               <w:rPr>
-                <w:rFonts w:ascii="Arial" w:hAnsi="Arial" w:eastAsia="Arial"/>
+                <w:rFonts w:ascii="Arial" w:hAnsi="Arial" w:eastAsia="Arial" w:cs="Tahoma"/>
                 <w:b/>
                 <w:sz w:val="18"/>
               </w:rPr>
@@ -378,7 +378,7 @@
             <w:r/>
             <w:r>
               <w:rPr>
-                <w:rFonts w:ascii="Arial" w:hAnsi="Arial" w:eastAsia="Arial"/>
+                <w:rFonts w:ascii="Arial" w:hAnsi="Arial" w:eastAsia="Arial" w:cs="Tahoma"/>
                 <w:b/>
                 <w:sz w:val="18"/>
               </w:rPr>
@@ -403,13 +403,13 @@
             </w:pPr>
             <w:r>
               <w:rPr>
-                <w:rFonts w:ascii="Arial" w:hAnsi="Arial" w:eastAsia="Arial"/>
-                <w:sz w:val="18"/>
-              </w:rPr>
-            </w:r>
-            <w:r>
-              <w:rPr>
-                <w:rFonts w:ascii="Arial" w:hAnsi="Arial" w:eastAsia="Arial"/>
+                <w:rFonts w:ascii="Arial" w:hAnsi="Arial" w:eastAsia="Arial" w:cs="Tahoma"/>
+                <w:sz w:val="18"/>
+              </w:rPr>
+            </w:r>
+            <w:r>
+              <w:rPr>
+                <w:rFonts w:ascii="Arial" w:hAnsi="Arial" w:eastAsia="Arial" w:cs="Tahoma"/>
                 <w:sz w:val="18"/>
               </w:rPr>
               <w:t>Track</w:t>
@@ -428,13 +428,13 @@
             </w:pPr>
             <w:r>
               <w:rPr>
-                <w:rFonts w:ascii="Arial" w:hAnsi="Arial" w:eastAsia="Arial"/>
-                <w:sz w:val="18"/>
-              </w:rPr>
-            </w:r>
-            <w:r>
-              <w:rPr>
-                <w:rFonts w:ascii="Arial" w:hAnsi="Arial" w:eastAsia="Arial"/>
+                <w:rFonts w:ascii="Arial" w:hAnsi="Arial" w:eastAsia="Arial" w:cs="Tahoma"/>
+                <w:sz w:val="18"/>
+              </w:rPr>
+            </w:r>
+            <w:r>
+              <w:rPr>
+                <w:rFonts w:ascii="Arial" w:hAnsi="Arial" w:eastAsia="Arial" w:cs="Tahoma"/>
                 <w:sz w:val="18"/>
               </w:rPr>
               <w:t>BE</w:t>
@@ -458,13 +458,13 @@
             </w:pPr>
             <w:r>
               <w:rPr>
-                <w:rFonts w:ascii="Arial" w:hAnsi="Arial" w:eastAsia="Arial"/>
-                <w:sz w:val="18"/>
-              </w:rPr>
-            </w:r>
-            <w:r>
-              <w:rPr>
-                <w:rFonts w:ascii="Arial" w:hAnsi="Arial" w:eastAsia="Arial"/>
+                <w:rFonts w:ascii="Arial" w:hAnsi="Arial" w:eastAsia="Arial" w:cs="Tahoma"/>
+                <w:sz w:val="18"/>
+              </w:rPr>
+            </w:r>
+            <w:r>
+              <w:rPr>
+                <w:rFonts w:ascii="Arial" w:hAnsi="Arial" w:eastAsia="Arial" w:cs="Tahoma"/>
                 <w:sz w:val="18"/>
               </w:rPr>
               <w:t>Estimate</w:t>
@@ -483,16 +483,24 @@
             </w:pPr>
             <w:r>
               <w:rPr>
-                <w:rFonts w:ascii="Arial" w:hAnsi="Arial" w:eastAsia="Arial"/>
-                <w:sz w:val="18"/>
-              </w:rPr>
-            </w:r>
-            <w:r>
-              <w:rPr>
-                <w:rFonts w:ascii="Arial" w:hAnsi="Arial" w:eastAsia="Arial"/>
-                <w:sz w:val="18"/>
-              </w:rPr>
-              <w:t>20 ชั่วโมง</w:t>
+                <w:rFonts w:ascii="Arial" w:hAnsi="Arial" w:eastAsia="Arial" w:cs="Tahoma"/>
+                <w:sz w:val="18"/>
+              </w:rPr>
+            </w:r>
+            <w:r>
+              <w:rPr>
+                <w:rFonts w:ascii="Arial" w:hAnsi="Arial" w:eastAsia="Arial" w:cs="Tahoma"/>
+                <w:b/>
+                <w:sz w:val="18"/>
+              </w:rPr>
+              <w:t>26 ชั่วโมง</w:t>
+            </w:r>
+            <w:r>
+              <w:rPr>
+                <w:rFonts w:ascii="Arial" w:hAnsi="Arial" w:eastAsia="Arial" w:cs="Tahoma"/>
+                <w:sz w:val="18"/>
+              </w:rPr>
+              <w:t xml:space="preserve"> = implementation 20 + unit test 6 (30%)</w:t>
             </w:r>
           </w:p>
         </w:tc>
@@ -513,13 +521,13 @@
             </w:pPr>
             <w:r>
               <w:rPr>
-                <w:rFonts w:ascii="Arial" w:hAnsi="Arial" w:eastAsia="Arial"/>
-                <w:sz w:val="18"/>
-              </w:rPr>
-            </w:r>
-            <w:r>
-              <w:rPr>
-                <w:rFonts w:ascii="Arial" w:hAnsi="Arial" w:eastAsia="Arial"/>
+                <w:rFonts w:ascii="Arial" w:hAnsi="Arial" w:eastAsia="Arial" w:cs="Tahoma"/>
+                <w:sz w:val="18"/>
+              </w:rPr>
+            </w:r>
+            <w:r>
+              <w:rPr>
+                <w:rFonts w:ascii="Arial" w:hAnsi="Arial" w:eastAsia="Arial" w:cs="Tahoma"/>
                 <w:sz w:val="18"/>
               </w:rPr>
               <w:t>Owner</w:t>
@@ -538,13 +546,13 @@
             </w:pPr>
             <w:r>
               <w:rPr>
-                <w:rFonts w:ascii="Arial" w:hAnsi="Arial" w:eastAsia="Arial"/>
-                <w:sz w:val="18"/>
-              </w:rPr>
-            </w:r>
-            <w:r>
-              <w:rPr>
-                <w:rFonts w:ascii="Arial" w:hAnsi="Arial" w:eastAsia="Arial"/>
+                <w:rFonts w:ascii="Arial" w:hAnsi="Arial" w:eastAsia="Arial" w:cs="Tahoma"/>
+                <w:sz w:val="18"/>
+              </w:rPr>
+            </w:r>
+            <w:r>
+              <w:rPr>
+                <w:rFonts w:ascii="Arial" w:hAnsi="Arial" w:eastAsia="Arial" w:cs="Tahoma"/>
                 <w:sz w:val="18"/>
               </w:rPr>
               <w:t>Aphiwit &lt;Bank&gt; Khammoon</w:t>
@@ -568,16 +576,16 @@
             </w:pPr>
             <w:r>
               <w:rPr>
-                <w:rFonts w:ascii="Arial" w:hAnsi="Arial" w:eastAsia="Arial"/>
-                <w:sz w:val="18"/>
-              </w:rPr>
-            </w:r>
-            <w:r>
-              <w:rPr>
-                <w:rFonts w:ascii="Arial" w:hAnsi="Arial" w:eastAsia="Arial"/>
-                <w:sz w:val="18"/>
-              </w:rPr>
-              <w:t>Objective</w:t>
+                <w:rFonts w:ascii="Arial" w:hAnsi="Arial" w:eastAsia="Arial" w:cs="Tahoma"/>
+                <w:sz w:val="18"/>
+              </w:rPr>
+            </w:r>
+            <w:r>
+              <w:rPr>
+                <w:rFonts w:ascii="Arial" w:hAnsi="Arial" w:eastAsia="Arial" w:cs="Tahoma"/>
+                <w:sz w:val="18"/>
+              </w:rPr>
+              <w:t>Target repository</w:t>
             </w:r>
           </w:p>
         </w:tc>
@@ -593,13 +601,104 @@
             </w:pPr>
             <w:r>
               <w:rPr>
-                <w:rFonts w:ascii="Arial" w:hAnsi="Arial" w:eastAsia="Arial"/>
-                <w:sz w:val="18"/>
-              </w:rPr>
-            </w:r>
-            <w:r>
-              <w:rPr>
-                <w:rFonts w:ascii="Arial" w:hAnsi="Arial" w:eastAsia="Arial"/>
+                <w:rFonts w:ascii="Arial" w:hAnsi="Arial" w:eastAsia="Arial" w:cs="Tahoma"/>
+                <w:sz w:val="18"/>
+              </w:rPr>
+            </w:r>
+            <w:r>
+              <w:rPr>
+                <w:rFonts w:ascii="Courier New" w:hAnsi="Courier New" w:eastAsia="Courier New" w:cs="Tahoma"/>
+                <w:sz w:val="18"/>
+              </w:rPr>
+              <w:t>SBP/srm-sps-spsap-store-backend</w:t>
+            </w:r>
+            <w:r>
+              <w:rPr>
+                <w:rFonts w:ascii="Arial" w:hAnsi="Arial" w:eastAsia="Arial" w:cs="Tahoma"/>
+                <w:sz w:val="18"/>
+              </w:rPr>
+              <w:t xml:space="preserve"> (NestJS + TypeORM · schema </w:t>
+            </w:r>
+            <w:r>
+              <w:rPr>
+                <w:rFonts w:ascii="Courier New" w:hAnsi="Courier New" w:eastAsia="Courier New" w:cs="Tahoma"/>
+                <w:sz w:val="18"/>
+              </w:rPr>
+              <w:t>sps_store</w:t>
+            </w:r>
+            <w:r>
+              <w:rPr>
+                <w:rFonts w:ascii="Arial" w:hAnsi="Arial" w:eastAsia="Arial" w:cs="Tahoma"/>
+                <w:sz w:val="18"/>
+              </w:rPr>
+              <w:t xml:space="preserve">) — batch runner ฝั่ง backend </w:t>
+            </w:r>
+            <w:r>
+              <w:rPr>
+                <w:rFonts w:ascii="Arial" w:hAnsi="Arial" w:eastAsia="Arial" w:cs="Tahoma"/>
+                <w:b/>
+                <w:sz w:val="18"/>
+              </w:rPr>
+              <w:t>ไม่ผ่าน BFF</w:t>
+            </w:r>
+            <w:r>
+              <w:rPr>
+                <w:rFonts w:ascii="Arial" w:hAnsi="Arial" w:eastAsia="Arial" w:cs="Tahoma"/>
+                <w:sz w:val="18"/>
+              </w:rPr>
+              <w:t xml:space="preserve"> · cron/พารามิเตอร์อยู่ใน backend config (env/config file)</w:t>
+            </w:r>
+          </w:p>
+        </w:tc>
+      </w:tr>
+      <w:tr>
+        <w:trPr>
+          <w:cantSplit/>
+        </w:trPr>
+        <w:tc>
+          <w:tcPr>
+            <w:tcW w:type="dxa" w:w="5040"/>
+            <w:vAlign w:val="center"/>
+          </w:tcPr>
+          <w:p>
+            <w:pPr>
+              <w:keepLines/>
+              <w:spacing w:after="0"/>
+            </w:pPr>
+            <w:r>
+              <w:rPr>
+                <w:rFonts w:ascii="Arial" w:hAnsi="Arial" w:eastAsia="Arial" w:cs="Tahoma"/>
+                <w:sz w:val="18"/>
+              </w:rPr>
+            </w:r>
+            <w:r>
+              <w:rPr>
+                <w:rFonts w:ascii="Arial" w:hAnsi="Arial" w:eastAsia="Arial" w:cs="Tahoma"/>
+                <w:sz w:val="18"/>
+              </w:rPr>
+              <w:t>Objective</w:t>
+            </w:r>
+          </w:p>
+        </w:tc>
+        <w:tc>
+          <w:tcPr>
+            <w:tcW w:type="dxa" w:w="5040"/>
+            <w:vAlign w:val="center"/>
+          </w:tcPr>
+          <w:p>
+            <w:pPr>
+              <w:keepLines/>
+              <w:spacing w:after="0"/>
+            </w:pPr>
+            <w:r>
+              <w:rPr>
+                <w:rFonts w:ascii="Arial" w:hAnsi="Arial" w:eastAsia="Arial" w:cs="Tahoma"/>
+                <w:sz w:val="18"/>
+              </w:rPr>
+            </w:r>
+            <w:r>
+              <w:rPr>
+                <w:rFonts w:ascii="Arial" w:hAnsi="Arial" w:eastAsia="Arial" w:cs="Tahoma"/>
                 <w:sz w:val="18"/>
               </w:rPr>
               <w:t>ซิงก์สถานะ + ส่งค่าชดเชยไป STA: รัน 10 mutation ตามลำดับบนตารางสถานะ ตรวจความครบของคะแนน QSSI 6 หมวด สร้างชุดสถานะที่ส่งออกได้ แล้วเขียนไฟล์ FRBC0001 (14 ฟิลด์ ปี พ.ศ.) ส่งให้ระบบ Statement (STA) ภายใน transaction เดียว</w:t>
@@ -677,6 +776,25 @@
       </w:pPr>
       <w:r>
         <w:t>Runbook, rerun rule, risk และ history ตามเอกสาร Batch v4.0 · ผลการรันเขียน application log แบบ structured</w:t>
+      </w:r>
+    </w:p>
+    <w:p>
+      <w:pPr>
+        <w:pStyle w:val="Heading1"/>
+        <w:keepNext/>
+        <w:keepLines/>
+        <w:pageBreakBefore w:val="0"/>
+      </w:pPr>
+      <w:r>
+        <w:t>3. Screenshot Reference</w:t>
+      </w:r>
+    </w:p>
+    <w:p>
+      <w:pPr>
+        <w:keepNext w:val="0"/>
+      </w:pPr>
+      <w:r>
+        <w:t>ไม่มีภาพหน้าจอสำหรับหัวข้อนี้ — เป็นเอกสารฝั่ง Backend/Batch ที่ไม่มี UI (ภาพหน้าจอทั้งหมดอยู่ในเอกสารชุด FE)</w:t>
       </w:r>
     </w:p>
     <w:p>
@@ -785,7 +903,7 @@
             <w:r/>
             <w:r>
               <w:rPr>
-                <w:rFonts w:ascii="Arial" w:hAnsi="Arial" w:eastAsia="Arial"/>
+                <w:rFonts w:ascii="Arial" w:hAnsi="Arial" w:eastAsia="Arial" w:cs="Tahoma"/>
                 <w:b/>
                 <w:sz w:val="18"/>
               </w:rPr>
@@ -807,7 +925,7 @@
             <w:r/>
             <w:r>
               <w:rPr>
-                <w:rFonts w:ascii="Arial" w:hAnsi="Arial" w:eastAsia="Arial"/>
+                <w:rFonts w:ascii="Arial" w:hAnsi="Arial" w:eastAsia="Arial" w:cs="Tahoma"/>
                 <w:b/>
                 <w:sz w:val="18"/>
               </w:rPr>
@@ -829,7 +947,7 @@
             <w:r/>
             <w:r>
               <w:rPr>
-                <w:rFonts w:ascii="Arial" w:hAnsi="Arial" w:eastAsia="Arial"/>
+                <w:rFonts w:ascii="Arial" w:hAnsi="Arial" w:eastAsia="Arial" w:cs="Tahoma"/>
                 <w:b/>
                 <w:sz w:val="18"/>
               </w:rPr>
@@ -851,7 +969,7 @@
             <w:r/>
             <w:r>
               <w:rPr>
-                <w:rFonts w:ascii="Arial" w:hAnsi="Arial" w:eastAsia="Arial"/>
+                <w:rFonts w:ascii="Arial" w:hAnsi="Arial" w:eastAsia="Arial" w:cs="Tahoma"/>
                 <w:b/>
                 <w:sz w:val="18"/>
               </w:rPr>
@@ -876,13 +994,13 @@
             </w:pPr>
             <w:r>
               <w:rPr>
-                <w:rFonts w:ascii="Arial" w:hAnsi="Arial" w:eastAsia="Arial"/>
-                <w:sz w:val="18"/>
-              </w:rPr>
-            </w:r>
-            <w:r>
-              <w:rPr>
-                <w:rFonts w:ascii="Arial" w:hAnsi="Arial" w:eastAsia="Arial"/>
+                <w:rFonts w:ascii="Arial" w:hAnsi="Arial" w:eastAsia="Arial" w:cs="Tahoma"/>
+                <w:sz w:val="18"/>
+              </w:rPr>
+            </w:r>
+            <w:r>
+              <w:rPr>
+                <w:rFonts w:ascii="Arial" w:hAnsi="Arial" w:eastAsia="Arial" w:cs="Tahoma"/>
                 <w:sz w:val="18"/>
               </w:rPr>
               <w:t>กำหนดการรัน (Cron)</w:t>
@@ -901,13 +1019,13 @@
             </w:pPr>
             <w:r>
               <w:rPr>
-                <w:rFonts w:ascii="Arial" w:hAnsi="Arial" w:eastAsia="Arial"/>
-                <w:sz w:val="18"/>
-              </w:rPr>
-            </w:r>
-            <w:r>
-              <w:rPr>
-                <w:rFonts w:ascii="Arial" w:hAnsi="Arial" w:eastAsia="Arial"/>
+                <w:rFonts w:ascii="Arial" w:hAnsi="Arial" w:eastAsia="Arial" w:cs="Tahoma"/>
+                <w:sz w:val="18"/>
+              </w:rPr>
+            </w:r>
+            <w:r>
+              <w:rPr>
+                <w:rFonts w:ascii="Arial" w:hAnsi="Arial" w:eastAsia="Arial" w:cs="Tahoma"/>
                 <w:sz w:val="18"/>
               </w:rPr>
               <w:t>0 17 * * *</w:t>
@@ -926,13 +1044,13 @@
             </w:pPr>
             <w:r>
               <w:rPr>
-                <w:rFonts w:ascii="Arial" w:hAnsi="Arial" w:eastAsia="Arial"/>
-                <w:sz w:val="18"/>
-              </w:rPr>
-            </w:r>
-            <w:r>
-              <w:rPr>
-                <w:rFonts w:ascii="Arial" w:hAnsi="Arial" w:eastAsia="Arial"/>
+                <w:rFonts w:ascii="Arial" w:hAnsi="Arial" w:eastAsia="Arial" w:cs="Tahoma"/>
+                <w:sz w:val="18"/>
+              </w:rPr>
+            </w:r>
+            <w:r>
+              <w:rPr>
+                <w:rFonts w:ascii="Arial" w:hAnsi="Arial" w:eastAsia="Arial" w:cs="Tahoma"/>
                 <w:sz w:val="18"/>
               </w:rPr>
               <w:t>แก้ไขได้</w:t>
@@ -951,13 +1069,13 @@
             </w:pPr>
             <w:r>
               <w:rPr>
-                <w:rFonts w:ascii="Arial" w:hAnsi="Arial" w:eastAsia="Arial"/>
-                <w:sz w:val="18"/>
-              </w:rPr>
-            </w:r>
-            <w:r>
-              <w:rPr>
-                <w:rFonts w:ascii="Arial" w:hAnsi="Arial" w:eastAsia="Arial"/>
+                <w:rFonts w:ascii="Arial" w:hAnsi="Arial" w:eastAsia="Arial" w:cs="Tahoma"/>
+                <w:sz w:val="18"/>
+              </w:rPr>
+            </w:r>
+            <w:r>
+              <w:rPr>
+                <w:rFonts w:ascii="Arial" w:hAnsi="Arial" w:eastAsia="Arial" w:cs="Tahoma"/>
                 <w:sz w:val="18"/>
               </w:rPr>
               <w:t>ทุกวัน 17:00</w:t>
@@ -981,13 +1099,13 @@
             </w:pPr>
             <w:r>
               <w:rPr>
-                <w:rFonts w:ascii="Arial" w:hAnsi="Arial" w:eastAsia="Arial"/>
-                <w:sz w:val="18"/>
-              </w:rPr>
-            </w:r>
-            <w:r>
-              <w:rPr>
-                <w:rFonts w:ascii="Arial" w:hAnsi="Arial" w:eastAsia="Arial"/>
+                <w:rFonts w:ascii="Arial" w:hAnsi="Arial" w:eastAsia="Arial" w:cs="Tahoma"/>
+                <w:sz w:val="18"/>
+              </w:rPr>
+            </w:r>
+            <w:r>
+              <w:rPr>
+                <w:rFonts w:ascii="Arial" w:hAnsi="Arial" w:eastAsia="Arial" w:cs="Tahoma"/>
                 <w:sz w:val="18"/>
               </w:rPr>
               <w:t>dateStartInitToSTA</w:t>
@@ -1006,13 +1124,13 @@
             </w:pPr>
             <w:r>
               <w:rPr>
-                <w:rFonts w:ascii="Arial" w:hAnsi="Arial" w:eastAsia="Arial"/>
-                <w:sz w:val="18"/>
-              </w:rPr>
-            </w:r>
-            <w:r>
-              <w:rPr>
-                <w:rFonts w:ascii="Arial" w:hAnsi="Arial" w:eastAsia="Arial"/>
+                <w:rFonts w:ascii="Arial" w:hAnsi="Arial" w:eastAsia="Arial" w:cs="Tahoma"/>
+                <w:sz w:val="18"/>
+              </w:rPr>
+            </w:r>
+            <w:r>
+              <w:rPr>
+                <w:rFonts w:ascii="Arial" w:hAnsi="Arial" w:eastAsia="Arial" w:cs="Tahoma"/>
                 <w:sz w:val="18"/>
               </w:rPr>
               <w:t>7</w:t>
@@ -1031,13 +1149,13 @@
             </w:pPr>
             <w:r>
               <w:rPr>
-                <w:rFonts w:ascii="Arial" w:hAnsi="Arial" w:eastAsia="Arial"/>
-                <w:sz w:val="18"/>
-              </w:rPr>
-            </w:r>
-            <w:r>
-              <w:rPr>
-                <w:rFonts w:ascii="Arial" w:hAnsi="Arial" w:eastAsia="Arial"/>
+                <w:rFonts w:ascii="Arial" w:hAnsi="Arial" w:eastAsia="Arial" w:cs="Tahoma"/>
+                <w:sz w:val="18"/>
+              </w:rPr>
+            </w:r>
+            <w:r>
+              <w:rPr>
+                <w:rFonts w:ascii="Arial" w:hAnsi="Arial" w:eastAsia="Arial" w:cs="Tahoma"/>
                 <w:sz w:val="18"/>
               </w:rPr>
               <w:t>แก้ไขได้</w:t>
@@ -1056,13 +1174,13 @@
             </w:pPr>
             <w:r>
               <w:rPr>
-                <w:rFonts w:ascii="Arial" w:hAnsi="Arial" w:eastAsia="Arial"/>
-                <w:sz w:val="18"/>
-              </w:rPr>
-            </w:r>
-            <w:r>
-              <w:rPr>
-                <w:rFonts w:ascii="Arial" w:hAnsi="Arial" w:eastAsia="Arial"/>
+                <w:rFonts w:ascii="Arial" w:hAnsi="Arial" w:eastAsia="Arial" w:cs="Tahoma"/>
+                <w:sz w:val="18"/>
+              </w:rPr>
+            </w:r>
+            <w:r>
+              <w:rPr>
+                <w:rFonts w:ascii="Arial" w:hAnsi="Arial" w:eastAsia="Arial" w:cs="Tahoma"/>
                 <w:sz w:val="18"/>
               </w:rPr>
               <w:t>วันของเดือนที่เริ่มปล่อยสถานะ I, C</w:t>
@@ -1086,13 +1204,13 @@
             </w:pPr>
             <w:r>
               <w:rPr>
-                <w:rFonts w:ascii="Arial" w:hAnsi="Arial" w:eastAsia="Arial"/>
-                <w:sz w:val="18"/>
-              </w:rPr>
-            </w:r>
-            <w:r>
-              <w:rPr>
-                <w:rFonts w:ascii="Arial" w:hAnsi="Arial" w:eastAsia="Arial"/>
+                <w:rFonts w:ascii="Arial" w:hAnsi="Arial" w:eastAsia="Arial" w:cs="Tahoma"/>
+                <w:sz w:val="18"/>
+              </w:rPr>
+            </w:r>
+            <w:r>
+              <w:rPr>
+                <w:rFonts w:ascii="Arial" w:hAnsi="Arial" w:eastAsia="Arial" w:cs="Tahoma"/>
                 <w:sz w:val="18"/>
               </w:rPr>
               <w:t>numWaitPay</w:t>
@@ -1111,13 +1229,13 @@
             </w:pPr>
             <w:r>
               <w:rPr>
-                <w:rFonts w:ascii="Arial" w:hAnsi="Arial" w:eastAsia="Arial"/>
-                <w:sz w:val="18"/>
-              </w:rPr>
-            </w:r>
-            <w:r>
-              <w:rPr>
-                <w:rFonts w:ascii="Arial" w:hAnsi="Arial" w:eastAsia="Arial"/>
+                <w:rFonts w:ascii="Arial" w:hAnsi="Arial" w:eastAsia="Arial" w:cs="Tahoma"/>
+                <w:sz w:val="18"/>
+              </w:rPr>
+            </w:r>
+            <w:r>
+              <w:rPr>
+                <w:rFonts w:ascii="Arial" w:hAnsi="Arial" w:eastAsia="Arial" w:cs="Tahoma"/>
                 <w:sz w:val="18"/>
               </w:rPr>
               <w:t>3</w:t>
@@ -1136,13 +1254,13 @@
             </w:pPr>
             <w:r>
               <w:rPr>
-                <w:rFonts w:ascii="Arial" w:hAnsi="Arial" w:eastAsia="Arial"/>
-                <w:sz w:val="18"/>
-              </w:rPr>
-            </w:r>
-            <w:r>
-              <w:rPr>
-                <w:rFonts w:ascii="Arial" w:hAnsi="Arial" w:eastAsia="Arial"/>
+                <w:rFonts w:ascii="Arial" w:hAnsi="Arial" w:eastAsia="Arial" w:cs="Tahoma"/>
+                <w:sz w:val="18"/>
+              </w:rPr>
+            </w:r>
+            <w:r>
+              <w:rPr>
+                <w:rFonts w:ascii="Arial" w:hAnsi="Arial" w:eastAsia="Arial" w:cs="Tahoma"/>
                 <w:sz w:val="18"/>
               </w:rPr>
               <w:t>แก้ไขได้</w:t>
@@ -1161,13 +1279,13 @@
             </w:pPr>
             <w:r>
               <w:rPr>
-                <w:rFonts w:ascii="Arial" w:hAnsi="Arial" w:eastAsia="Arial"/>
-                <w:sz w:val="18"/>
-              </w:rPr>
-            </w:r>
-            <w:r>
-              <w:rPr>
-                <w:rFonts w:ascii="Arial" w:hAnsi="Arial" w:eastAsia="Arial"/>
+                <w:rFonts w:ascii="Arial" w:hAnsi="Arial" w:eastAsia="Arial" w:cs="Tahoma"/>
+                <w:sz w:val="18"/>
+              </w:rPr>
+            </w:r>
+            <w:r>
+              <w:rPr>
+                <w:rFonts w:ascii="Arial" w:hAnsi="Arial" w:eastAsia="Arial" w:cs="Tahoma"/>
                 <w:sz w:val="18"/>
               </w:rPr>
               <w:t>จำนวนงวดรอจ่าย</w:t>
@@ -1191,13 +1309,13 @@
             </w:pPr>
             <w:r>
               <w:rPr>
-                <w:rFonts w:ascii="Arial" w:hAnsi="Arial" w:eastAsia="Arial"/>
-                <w:sz w:val="18"/>
-              </w:rPr>
-            </w:r>
-            <w:r>
-              <w:rPr>
-                <w:rFonts w:ascii="Arial" w:hAnsi="Arial" w:eastAsia="Arial"/>
+                <w:rFonts w:ascii="Arial" w:hAnsi="Arial" w:eastAsia="Arial" w:cs="Tahoma"/>
+                <w:sz w:val="18"/>
+              </w:rPr>
+            </w:r>
+            <w:r>
+              <w:rPr>
+                <w:rFonts w:ascii="Arial" w:hAnsi="Arial" w:eastAsia="Arial" w:cs="Tahoma"/>
                 <w:sz w:val="18"/>
               </w:rPr>
               <w:t>หมวด QSSI ที่ตรวจ</w:t>
@@ -1216,13 +1334,13 @@
             </w:pPr>
             <w:r>
               <w:rPr>
-                <w:rFonts w:ascii="Arial" w:hAnsi="Arial" w:eastAsia="Arial"/>
-                <w:sz w:val="18"/>
-              </w:rPr>
-            </w:r>
-            <w:r>
-              <w:rPr>
-                <w:rFonts w:ascii="Arial" w:hAnsi="Arial" w:eastAsia="Arial"/>
+                <w:rFonts w:ascii="Arial" w:hAnsi="Arial" w:eastAsia="Arial" w:cs="Tahoma"/>
+                <w:sz w:val="18"/>
+              </w:rPr>
+            </w:r>
+            <w:r>
+              <w:rPr>
+                <w:rFonts w:ascii="Arial" w:hAnsi="Arial" w:eastAsia="Arial" w:cs="Tahoma"/>
                 <w:sz w:val="18"/>
               </w:rPr>
               <w:t>8, 9, 12, 1, 10, 16</w:t>
@@ -1241,13 +1359,13 @@
             </w:pPr>
             <w:r>
               <w:rPr>
-                <w:rFonts w:ascii="Arial" w:hAnsi="Arial" w:eastAsia="Arial"/>
-                <w:sz w:val="18"/>
-              </w:rPr>
-            </w:r>
-            <w:r>
-              <w:rPr>
-                <w:rFonts w:ascii="Arial" w:hAnsi="Arial" w:eastAsia="Arial"/>
+                <w:rFonts w:ascii="Arial" w:hAnsi="Arial" w:eastAsia="Arial" w:cs="Tahoma"/>
+                <w:sz w:val="18"/>
+              </w:rPr>
+            </w:r>
+            <w:r>
+              <w:rPr>
+                <w:rFonts w:ascii="Arial" w:hAnsi="Arial" w:eastAsia="Arial" w:cs="Tahoma"/>
                 <w:sz w:val="18"/>
               </w:rPr>
               <w:t>ค่าคงที่/แก้ผ่านหน้าจอไม่ได้</w:t>
@@ -1266,13 +1384,13 @@
             </w:pPr>
             <w:r>
               <w:rPr>
-                <w:rFonts w:ascii="Arial" w:hAnsi="Arial" w:eastAsia="Arial"/>
-                <w:sz w:val="18"/>
-              </w:rPr>
-            </w:r>
-            <w:r>
-              <w:rPr>
-                <w:rFonts w:ascii="Arial" w:hAnsi="Arial" w:eastAsia="Arial"/>
+                <w:rFonts w:ascii="Arial" w:hAnsi="Arial" w:eastAsia="Arial" w:cs="Tahoma"/>
+                <w:sz w:val="18"/>
+              </w:rPr>
+            </w:r>
+            <w:r>
+              <w:rPr>
+                <w:rFonts w:ascii="Arial" w:hAnsi="Arial" w:eastAsia="Arial" w:cs="Tahoma"/>
                 <w:sz w:val="18"/>
               </w:rPr>
               <w:t>ต้องครบทั้ง 6 หมวดจากงวด max เดียว ในกรอบ 3 เดือน</w:t>
@@ -1296,13 +1414,13 @@
             </w:pPr>
             <w:r>
               <w:rPr>
-                <w:rFonts w:ascii="Arial" w:hAnsi="Arial" w:eastAsia="Arial"/>
-                <w:sz w:val="18"/>
-              </w:rPr>
-            </w:r>
-            <w:r>
-              <w:rPr>
-                <w:rFonts w:ascii="Arial" w:hAnsi="Arial" w:eastAsia="Arial"/>
+                <w:rFonts w:ascii="Arial" w:hAnsi="Arial" w:eastAsia="Arial" w:cs="Tahoma"/>
+                <w:sz w:val="18"/>
+              </w:rPr>
+            </w:r>
+            <w:r>
+              <w:rPr>
+                <w:rFonts w:ascii="Arial" w:hAnsi="Arial" w:eastAsia="Arial" w:cs="Tahoma"/>
                 <w:sz w:val="18"/>
               </w:rPr>
               <w:t>Output File</w:t>
@@ -1321,13 +1439,13 @@
             </w:pPr>
             <w:r>
               <w:rPr>
-                <w:rFonts w:ascii="Arial" w:hAnsi="Arial" w:eastAsia="Arial"/>
-                <w:sz w:val="18"/>
-              </w:rPr>
-            </w:r>
-            <w:r>
-              <w:rPr>
-                <w:rFonts w:ascii="Arial" w:hAnsi="Arial" w:eastAsia="Arial"/>
+                <w:rFonts w:ascii="Arial" w:hAnsi="Arial" w:eastAsia="Arial" w:cs="Tahoma"/>
+                <w:sz w:val="18"/>
+              </w:rPr>
+            </w:r>
+            <w:r>
+              <w:rPr>
+                <w:rFonts w:ascii="Arial" w:hAnsi="Arial" w:eastAsia="Arial" w:cs="Tahoma"/>
                 <w:sz w:val="18"/>
               </w:rPr>
               <w:t>FRBC0001_yyyyMMddHHmmss.txt (windows-874, 14 ฟิลด์, พ.ศ.)</w:t>
@@ -1346,13 +1464,13 @@
             </w:pPr>
             <w:r>
               <w:rPr>
-                <w:rFonts w:ascii="Arial" w:hAnsi="Arial" w:eastAsia="Arial"/>
-                <w:sz w:val="18"/>
-              </w:rPr>
-            </w:r>
-            <w:r>
-              <w:rPr>
-                <w:rFonts w:ascii="Arial" w:hAnsi="Arial" w:eastAsia="Arial"/>
+                <w:rFonts w:ascii="Arial" w:hAnsi="Arial" w:eastAsia="Arial" w:cs="Tahoma"/>
+                <w:sz w:val="18"/>
+              </w:rPr>
+            </w:r>
+            <w:r>
+              <w:rPr>
+                <w:rFonts w:ascii="Arial" w:hAnsi="Arial" w:eastAsia="Arial" w:cs="Tahoma"/>
                 <w:sz w:val="18"/>
               </w:rPr>
               <w:t>ค่าคงที่/แก้ผ่านหน้าจอไม่ได้</w:t>
@@ -1371,13 +1489,13 @@
             </w:pPr>
             <w:r>
               <w:rPr>
-                <w:rFonts w:ascii="Arial" w:hAnsi="Arial" w:eastAsia="Arial"/>
-                <w:sz w:val="18"/>
-              </w:rPr>
-            </w:r>
-            <w:r>
-              <w:rPr>
-                <w:rFonts w:ascii="Arial" w:hAnsi="Arial" w:eastAsia="Arial"/>
+                <w:rFonts w:ascii="Arial" w:hAnsi="Arial" w:eastAsia="Arial" w:cs="Tahoma"/>
+                <w:sz w:val="18"/>
+              </w:rPr>
+            </w:r>
+            <w:r>
+              <w:rPr>
+                <w:rFonts w:ascii="Arial" w:hAnsi="Arial" w:eastAsia="Arial" w:cs="Tahoma"/>
                 <w:sz w:val="18"/>
               </w:rPr>
               <w:t>ฟิลด์ 3/5/6 เป็นวันที่แบบไทย/พุทธศักราช</w:t>
@@ -1401,13 +1519,13 @@
             </w:pPr>
             <w:r>
               <w:rPr>
-                <w:rFonts w:ascii="Arial" w:hAnsi="Arial" w:eastAsia="Arial"/>
-                <w:sz w:val="18"/>
-              </w:rPr>
-            </w:r>
-            <w:r>
-              <w:rPr>
-                <w:rFonts w:ascii="Arial" w:hAnsi="Arial" w:eastAsia="Arial"/>
+                <w:rFonts w:ascii="Arial" w:hAnsi="Arial" w:eastAsia="Arial" w:cs="Tahoma"/>
+                <w:sz w:val="18"/>
+              </w:rPr>
+            </w:r>
+            <w:r>
+              <w:rPr>
+                <w:rFonts w:ascii="Arial" w:hAnsi="Arial" w:eastAsia="Arial" w:cs="Tahoma"/>
                 <w:sz w:val="18"/>
               </w:rPr>
               <w:t>STA endpoint alias</w:t>
@@ -1426,13 +1544,13 @@
             </w:pPr>
             <w:r>
               <w:rPr>
-                <w:rFonts w:ascii="Arial" w:hAnsi="Arial" w:eastAsia="Arial"/>
-                <w:sz w:val="18"/>
-              </w:rPr>
-            </w:r>
-            <w:r>
-              <w:rPr>
-                <w:rFonts w:ascii="Arial" w:hAnsi="Arial" w:eastAsia="Arial"/>
+                <w:rFonts w:ascii="Arial" w:hAnsi="Arial" w:eastAsia="Arial" w:cs="Tahoma"/>
+                <w:sz w:val="18"/>
+              </w:rPr>
+            </w:r>
+            <w:r>
+              <w:rPr>
+                <w:rFonts w:ascii="Arial" w:hAnsi="Arial" w:eastAsia="Arial" w:cs="Tahoma"/>
                 <w:sz w:val="18"/>
               </w:rPr>
               <w:t>sta-compensation</w:t>
@@ -1451,13 +1569,13 @@
             </w:pPr>
             <w:r>
               <w:rPr>
-                <w:rFonts w:ascii="Arial" w:hAnsi="Arial" w:eastAsia="Arial"/>
-                <w:sz w:val="18"/>
-              </w:rPr>
-            </w:r>
-            <w:r>
-              <w:rPr>
-                <w:rFonts w:ascii="Arial" w:hAnsi="Arial" w:eastAsia="Arial"/>
+                <w:rFonts w:ascii="Arial" w:hAnsi="Arial" w:eastAsia="Arial" w:cs="Tahoma"/>
+                <w:sz w:val="18"/>
+              </w:rPr>
+            </w:r>
+            <w:r>
+              <w:rPr>
+                <w:rFonts w:ascii="Arial" w:hAnsi="Arial" w:eastAsia="Arial" w:cs="Tahoma"/>
                 <w:sz w:val="18"/>
               </w:rPr>
               <w:t>ค่าคงที่/แก้ผ่านหน้าจอไม่ได้</w:t>
@@ -1476,13 +1594,13 @@
             </w:pPr>
             <w:r>
               <w:rPr>
-                <w:rFonts w:ascii="Arial" w:hAnsi="Arial" w:eastAsia="Arial"/>
-                <w:sz w:val="18"/>
-              </w:rPr>
-            </w:r>
-            <w:r>
-              <w:rPr>
-                <w:rFonts w:ascii="Arial" w:hAnsi="Arial" w:eastAsia="Arial"/>
+                <w:rFonts w:ascii="Arial" w:hAnsi="Arial" w:eastAsia="Arial" w:cs="Tahoma"/>
+                <w:sz w:val="18"/>
+              </w:rPr>
+            </w:r>
+            <w:r>
+              <w:rPr>
+                <w:rFonts w:ascii="Arial" w:hAnsi="Arial" w:eastAsia="Arial" w:cs="Tahoma"/>
                 <w:sz w:val="18"/>
               </w:rPr>
               <w:t>resolve host/port/TLS policy จาก environment; ห้าม editable endpoint</w:t>
@@ -1506,13 +1624,13 @@
             </w:pPr>
             <w:r>
               <w:rPr>
-                <w:rFonts w:ascii="Arial" w:hAnsi="Arial" w:eastAsia="Arial"/>
-                <w:sz w:val="18"/>
-              </w:rPr>
-            </w:r>
-            <w:r>
-              <w:rPr>
-                <w:rFonts w:ascii="Arial" w:hAnsi="Arial" w:eastAsia="Arial"/>
+                <w:rFonts w:ascii="Arial" w:hAnsi="Arial" w:eastAsia="Arial" w:cs="Tahoma"/>
+                <w:sz w:val="18"/>
+              </w:rPr>
+            </w:r>
+            <w:r>
+              <w:rPr>
+                <w:rFonts w:ascii="Arial" w:hAnsi="Arial" w:eastAsia="Arial" w:cs="Tahoma"/>
                 <w:sz w:val="18"/>
               </w:rPr>
               <w:t>Secret reference</w:t>
@@ -1531,13 +1649,13 @@
             </w:pPr>
             <w:r>
               <w:rPr>
-                <w:rFonts w:ascii="Arial" w:hAnsi="Arial" w:eastAsia="Arial"/>
-                <w:sz w:val="18"/>
-              </w:rPr>
-            </w:r>
-            <w:r>
-              <w:rPr>
-                <w:rFonts w:ascii="Arial" w:hAnsi="Arial" w:eastAsia="Arial"/>
+                <w:rFonts w:ascii="Arial" w:hAnsi="Arial" w:eastAsia="Arial" w:cs="Tahoma"/>
+                <w:sz w:val="18"/>
+              </w:rPr>
+            </w:r>
+            <w:r>
+              <w:rPr>
+                <w:rFonts w:ascii="Arial" w:hAnsi="Arial" w:eastAsia="Arial" w:cs="Tahoma"/>
                 <w:sz w:val="18"/>
               </w:rPr>
               <w:t>secret/sbpgi/interfaces/sta</w:t>
@@ -1556,13 +1674,13 @@
             </w:pPr>
             <w:r>
               <w:rPr>
-                <w:rFonts w:ascii="Arial" w:hAnsi="Arial" w:eastAsia="Arial"/>
-                <w:sz w:val="18"/>
-              </w:rPr>
-            </w:r>
-            <w:r>
-              <w:rPr>
-                <w:rFonts w:ascii="Arial" w:hAnsi="Arial" w:eastAsia="Arial"/>
+                <w:rFonts w:ascii="Arial" w:hAnsi="Arial" w:eastAsia="Arial" w:cs="Tahoma"/>
+                <w:sz w:val="18"/>
+              </w:rPr>
+            </w:r>
+            <w:r>
+              <w:rPr>
+                <w:rFonts w:ascii="Arial" w:hAnsi="Arial" w:eastAsia="Arial" w:cs="Tahoma"/>
                 <w:sz w:val="18"/>
               </w:rPr>
               <w:t>ค่าคงที่/แก้ผ่านหน้าจอไม่ได้</w:t>
@@ -1581,13 +1699,13 @@
             </w:pPr>
             <w:r>
               <w:rPr>
-                <w:rFonts w:ascii="Arial" w:hAnsi="Arial" w:eastAsia="Arial"/>
-                <w:sz w:val="18"/>
-              </w:rPr>
-            </w:r>
-            <w:r>
-              <w:rPr>
-                <w:rFonts w:ascii="Arial" w:hAnsi="Arial" w:eastAsia="Arial"/>
+                <w:rFonts w:ascii="Arial" w:hAnsi="Arial" w:eastAsia="Arial" w:cs="Tahoma"/>
+                <w:sz w:val="18"/>
+              </w:rPr>
+            </w:r>
+            <w:r>
+              <w:rPr>
+                <w:rFonts w:ascii="Arial" w:hAnsi="Arial" w:eastAsia="Arial" w:cs="Tahoma"/>
                 <w:sz w:val="18"/>
               </w:rPr>
               <w:t>credential/certificate/private key จาก Secret Manager; TLS verify-full หรือ strict known_hosts</w:t>
@@ -1599,13 +1717,13 @@
     <w:p/>
     <w:p>
       <w:pPr>
-        <w:pStyle w:val="Heading1"/>
+        <w:pStyle w:val="Heading2"/>
         <w:keepNext/>
         <w:keepLines/>
         <w:pageBreakBefore w:val="0"/>
       </w:pPr>
       <w:r>
-        <w:t>5.1 Input / Progress / Output Contract</w:t>
+        <w:t>5.9 Input / Progress / Output Contract</w:t>
       </w:r>
     </w:p>
     <w:tbl>
@@ -1637,7 +1755,7 @@
             <w:r/>
             <w:r>
               <w:rPr>
-                <w:rFonts w:ascii="Arial" w:hAnsi="Arial" w:eastAsia="Arial"/>
+                <w:rFonts w:ascii="Arial" w:hAnsi="Arial" w:eastAsia="Arial" w:cs="Tahoma"/>
                 <w:b/>
                 <w:sz w:val="18"/>
               </w:rPr>
@@ -1659,7 +1777,7 @@
             <w:r/>
             <w:r>
               <w:rPr>
-                <w:rFonts w:ascii="Arial" w:hAnsi="Arial" w:eastAsia="Arial"/>
+                <w:rFonts w:ascii="Arial" w:hAnsi="Arial" w:eastAsia="Arial" w:cs="Tahoma"/>
                 <w:b/>
                 <w:sz w:val="18"/>
               </w:rPr>
@@ -1684,13 +1802,13 @@
             </w:pPr>
             <w:r>
               <w:rPr>
-                <w:rFonts w:ascii="Arial" w:hAnsi="Arial" w:eastAsia="Arial"/>
-                <w:sz w:val="18"/>
-              </w:rPr>
-            </w:r>
-            <w:r>
-              <w:rPr>
-                <w:rFonts w:ascii="Arial" w:hAnsi="Arial" w:eastAsia="Arial"/>
+                <w:rFonts w:ascii="Arial" w:hAnsi="Arial" w:eastAsia="Arial" w:cs="Tahoma"/>
+                <w:sz w:val="18"/>
+              </w:rPr>
+            </w:r>
+            <w:r>
+              <w:rPr>
+                <w:rFonts w:ascii="Arial" w:hAnsi="Arial" w:eastAsia="Arial" w:cs="Tahoma"/>
                 <w:sz w:val="18"/>
               </w:rPr>
               <w:t>Input</w:t>
@@ -1709,13 +1827,13 @@
             </w:pPr>
             <w:r>
               <w:rPr>
-                <w:rFonts w:ascii="Arial" w:hAnsi="Arial" w:eastAsia="Arial"/>
-                <w:sz w:val="18"/>
-              </w:rPr>
-            </w:r>
-            <w:r>
-              <w:rPr>
-                <w:rFonts w:ascii="Arial" w:hAnsi="Arial" w:eastAsia="Arial"/>
+                <w:rFonts w:ascii="Arial" w:hAnsi="Arial" w:eastAsia="Arial" w:cs="Tahoma"/>
+                <w:sz w:val="18"/>
+              </w:rPr>
+            </w:r>
+            <w:r>
+              <w:rPr>
+                <w:rFonts w:ascii="Arial" w:hAnsi="Arial" w:eastAsia="Arial" w:cs="Tahoma"/>
                 <w:sz w:val="18"/>
               </w:rPr>
               <w:t>Approved/initial compensation data from FGI impact/new-store tables plus QSSI score lookup and FS export configuration.</w:t>
@@ -1739,13 +1857,13 @@
             </w:pPr>
             <w:r>
               <w:rPr>
-                <w:rFonts w:ascii="Arial" w:hAnsi="Arial" w:eastAsia="Arial"/>
-                <w:sz w:val="18"/>
-              </w:rPr>
-            </w:r>
-            <w:r>
-              <w:rPr>
-                <w:rFonts w:ascii="Arial" w:hAnsi="Arial" w:eastAsia="Arial"/>
+                <w:rFonts w:ascii="Arial" w:hAnsi="Arial" w:eastAsia="Arial" w:cs="Tahoma"/>
+                <w:sz w:val="18"/>
+              </w:rPr>
+            </w:r>
+            <w:r>
+              <w:rPr>
+                <w:rFonts w:ascii="Arial" w:hAnsi="Arial" w:eastAsia="Arial" w:cs="Tahoma"/>
                 <w:sz w:val="18"/>
               </w:rPr>
               <w:t>Progress</w:t>
@@ -1764,13 +1882,13 @@
             </w:pPr>
             <w:r>
               <w:rPr>
-                <w:rFonts w:ascii="Arial" w:hAnsi="Arial" w:eastAsia="Arial"/>
-                <w:sz w:val="18"/>
-              </w:rPr>
-            </w:r>
-            <w:r>
-              <w:rPr>
-                <w:rFonts w:ascii="Arial" w:hAnsi="Arial" w:eastAsia="Arial"/>
+                <w:rFonts w:ascii="Arial" w:hAnsi="Arial" w:eastAsia="Arial" w:cs="Tahoma"/>
+                <w:sz w:val="18"/>
+              </w:rPr>
+            </w:r>
+            <w:r>
+              <w:rPr>
+                <w:rFonts w:ascii="Arial" w:hAnsi="Arial" w:eastAsia="Arial" w:cs="Tahoma"/>
                 <w:sz w:val="18"/>
               </w:rPr>
               <w:t>query rows for FS, generate compensation interface payload, insert/update compensate records, upload/export, backup, notify.</w:t>
@@ -1794,13 +1912,13 @@
             </w:pPr>
             <w:r>
               <w:rPr>
-                <w:rFonts w:ascii="Arial" w:hAnsi="Arial" w:eastAsia="Arial"/>
-                <w:sz w:val="18"/>
-              </w:rPr>
-            </w:r>
-            <w:r>
-              <w:rPr>
-                <w:rFonts w:ascii="Arial" w:hAnsi="Arial" w:eastAsia="Arial"/>
+                <w:rFonts w:ascii="Arial" w:hAnsi="Arial" w:eastAsia="Arial" w:cs="Tahoma"/>
+                <w:sz w:val="18"/>
+              </w:rPr>
+            </w:r>
+            <w:r>
+              <w:rPr>
+                <w:rFonts w:ascii="Arial" w:hAnsi="Arial" w:eastAsia="Arial" w:cs="Tahoma"/>
                 <w:sz w:val="18"/>
               </w:rPr>
               <w:t>Output</w:t>
@@ -1819,13 +1937,13 @@
             </w:pPr>
             <w:r>
               <w:rPr>
-                <w:rFonts w:ascii="Arial" w:hAnsi="Arial" w:eastAsia="Arial"/>
-                <w:sz w:val="18"/>
-              </w:rPr>
-            </w:r>
-            <w:r>
-              <w:rPr>
-                <w:rFonts w:ascii="Arial" w:hAnsi="Arial" w:eastAsia="Arial"/>
+                <w:rFonts w:ascii="Arial" w:hAnsi="Arial" w:eastAsia="Arial" w:cs="Tahoma"/>
+                <w:sz w:val="18"/>
+              </w:rPr>
+            </w:r>
+            <w:r>
+              <w:rPr>
+                <w:rFonts w:ascii="Arial" w:hAnsi="Arial" w:eastAsia="Arial" w:cs="Tahoma"/>
                 <w:sz w:val="18"/>
               </w:rPr>
               <w:t>FS outbound data and FGI compensation tables synchronized; run summary includes exported counts and file/status.</w:t>
@@ -1885,7 +2003,7 @@
             <w:r/>
             <w:r>
               <w:rPr>
-                <w:rFonts w:ascii="Arial" w:hAnsi="Arial" w:eastAsia="Arial"/>
+                <w:rFonts w:ascii="Arial" w:hAnsi="Arial" w:eastAsia="Arial" w:cs="Tahoma"/>
                 <w:b/>
                 <w:sz w:val="18"/>
               </w:rPr>
@@ -1907,7 +2025,7 @@
             <w:r/>
             <w:r>
               <w:rPr>
-                <w:rFonts w:ascii="Arial" w:hAnsi="Arial" w:eastAsia="Arial"/>
+                <w:rFonts w:ascii="Arial" w:hAnsi="Arial" w:eastAsia="Arial" w:cs="Tahoma"/>
                 <w:b/>
                 <w:sz w:val="18"/>
               </w:rPr>
@@ -1929,7 +2047,7 @@
             <w:r/>
             <w:r>
               <w:rPr>
-                <w:rFonts w:ascii="Arial" w:hAnsi="Arial" w:eastAsia="Arial"/>
+                <w:rFonts w:ascii="Arial" w:hAnsi="Arial" w:eastAsia="Arial" w:cs="Tahoma"/>
                 <w:b/>
                 <w:sz w:val="18"/>
               </w:rPr>
@@ -1951,7 +2069,7 @@
             <w:r/>
             <w:r>
               <w:rPr>
-                <w:rFonts w:ascii="Arial" w:hAnsi="Arial" w:eastAsia="Arial"/>
+                <w:rFonts w:ascii="Arial" w:hAnsi="Arial" w:eastAsia="Arial" w:cs="Tahoma"/>
                 <w:b/>
                 <w:sz w:val="18"/>
               </w:rPr>
@@ -1976,13 +2094,13 @@
             </w:pPr>
             <w:r>
               <w:rPr>
-                <w:rFonts w:ascii="Arial" w:hAnsi="Arial" w:eastAsia="Arial"/>
-                <w:sz w:val="18"/>
-              </w:rPr>
-            </w:r>
-            <w:r>
-              <w:rPr>
-                <w:rFonts w:ascii="Arial" w:hAnsi="Arial" w:eastAsia="Arial"/>
+                <w:rFonts w:ascii="Arial" w:hAnsi="Arial" w:eastAsia="Arial" w:cs="Tahoma"/>
+                <w:sz w:val="18"/>
+              </w:rPr>
+            </w:r>
+            <w:r>
+              <w:rPr>
+                <w:rFonts w:ascii="Arial" w:hAnsi="Arial" w:eastAsia="Arial" w:cs="Tahoma"/>
                 <w:sz w:val="18"/>
               </w:rPr>
               <w:t>1</w:t>
@@ -2001,13 +2119,13 @@
             </w:pPr>
             <w:r>
               <w:rPr>
-                <w:rFonts w:ascii="Arial" w:hAnsi="Arial" w:eastAsia="Arial"/>
-                <w:sz w:val="18"/>
-              </w:rPr>
-            </w:r>
-            <w:r>
-              <w:rPr>
-                <w:rFonts w:ascii="Arial" w:hAnsi="Arial" w:eastAsia="Arial"/>
+                <w:rFonts w:ascii="Arial" w:hAnsi="Arial" w:eastAsia="Arial" w:cs="Tahoma"/>
+                <w:sz w:val="18"/>
+              </w:rPr>
+            </w:r>
+            <w:r>
+              <w:rPr>
+                <w:rFonts w:ascii="Arial" w:hAnsi="Arial" w:eastAsia="Arial" w:cs="Tahoma"/>
                 <w:sz w:val="18"/>
               </w:rPr>
               <w:t>loadApprovedCompensations</w:t>
@@ -2026,13 +2144,13 @@
             </w:pPr>
             <w:r>
               <w:rPr>
-                <w:rFonts w:ascii="Arial" w:hAnsi="Arial" w:eastAsia="Arial"/>
-                <w:sz w:val="18"/>
-              </w:rPr>
-            </w:r>
-            <w:r>
-              <w:rPr>
-                <w:rFonts w:ascii="Arial" w:hAnsi="Arial" w:eastAsia="Arial"/>
+                <w:rFonts w:ascii="Arial" w:hAnsi="Arial" w:eastAsia="Arial" w:cs="Tahoma"/>
+                <w:sz w:val="18"/>
+              </w:rPr>
+            </w:r>
+            <w:r>
+              <w:rPr>
+                <w:rFonts w:ascii="Arial" w:hAnsi="Arial" w:eastAsia="Arial" w:cs="Tahoma"/>
                 <w:sz w:val="18"/>
               </w:rPr>
               <w:t>statementExportRepository</w:t>
@@ -2051,13 +2169,13 @@
             </w:pPr>
             <w:r>
               <w:rPr>
-                <w:rFonts w:ascii="Arial" w:hAnsi="Arial" w:eastAsia="Arial"/>
-                <w:sz w:val="18"/>
-              </w:rPr>
-            </w:r>
-            <w:r>
-              <w:rPr>
-                <w:rFonts w:ascii="Arial" w:hAnsi="Arial" w:eastAsia="Arial"/>
+                <w:rFonts w:ascii="Arial" w:hAnsi="Arial" w:eastAsia="Arial" w:cs="Tahoma"/>
+                <w:sz w:val="18"/>
+              </w:rPr>
+            </w:r>
+            <w:r>
+              <w:rPr>
+                <w:rFonts w:ascii="Arial" w:hAnsi="Arial" w:eastAsia="Arial" w:cs="Tahoma"/>
                 <w:sz w:val="18"/>
               </w:rPr>
               <w:t>คืน metrics และ throw typed error; transaction/rerun ใช้ contract ด้านล่าง</w:t>
@@ -2081,13 +2199,13 @@
             </w:pPr>
             <w:r>
               <w:rPr>
-                <w:rFonts w:ascii="Arial" w:hAnsi="Arial" w:eastAsia="Arial"/>
-                <w:sz w:val="18"/>
-              </w:rPr>
-            </w:r>
-            <w:r>
-              <w:rPr>
-                <w:rFonts w:ascii="Arial" w:hAnsi="Arial" w:eastAsia="Arial"/>
+                <w:rFonts w:ascii="Arial" w:hAnsi="Arial" w:eastAsia="Arial" w:cs="Tahoma"/>
+                <w:sz w:val="18"/>
+              </w:rPr>
+            </w:r>
+            <w:r>
+              <w:rPr>
+                <w:rFonts w:ascii="Arial" w:hAnsi="Arial" w:eastAsia="Arial" w:cs="Tahoma"/>
                 <w:sz w:val="18"/>
               </w:rPr>
               <w:t>2</w:t>
@@ -2106,13 +2224,13 @@
             </w:pPr>
             <w:r>
               <w:rPr>
-                <w:rFonts w:ascii="Arial" w:hAnsi="Arial" w:eastAsia="Arial"/>
-                <w:sz w:val="18"/>
-              </w:rPr>
-            </w:r>
-            <w:r>
-              <w:rPr>
-                <w:rFonts w:ascii="Arial" w:hAnsi="Arial" w:eastAsia="Arial"/>
+                <w:rFonts w:ascii="Arial" w:hAnsi="Arial" w:eastAsia="Arial" w:cs="Tahoma"/>
+                <w:sz w:val="18"/>
+              </w:rPr>
+            </w:r>
+            <w:r>
+              <w:rPr>
+                <w:rFonts w:ascii="Arial" w:hAnsi="Arial" w:eastAsia="Arial" w:cs="Tahoma"/>
                 <w:sz w:val="18"/>
               </w:rPr>
               <w:t>buildStatementPayload</w:t>
@@ -2131,13 +2249,13 @@
             </w:pPr>
             <w:r>
               <w:rPr>
-                <w:rFonts w:ascii="Arial" w:hAnsi="Arial" w:eastAsia="Arial"/>
-                <w:sz w:val="18"/>
-              </w:rPr>
-            </w:r>
-            <w:r>
-              <w:rPr>
-                <w:rFonts w:ascii="Arial" w:hAnsi="Arial" w:eastAsia="Arial"/>
+                <w:rFonts w:ascii="Arial" w:hAnsi="Arial" w:eastAsia="Arial" w:cs="Tahoma"/>
+                <w:sz w:val="18"/>
+              </w:rPr>
+            </w:r>
+            <w:r>
+              <w:rPr>
+                <w:rFonts w:ascii="Arial" w:hAnsi="Arial" w:eastAsia="Arial" w:cs="Tahoma"/>
                 <w:sz w:val="18"/>
               </w:rPr>
               <w:t>statementExportRepository</w:t>
@@ -2156,13 +2274,13 @@
             </w:pPr>
             <w:r>
               <w:rPr>
-                <w:rFonts w:ascii="Arial" w:hAnsi="Arial" w:eastAsia="Arial"/>
-                <w:sz w:val="18"/>
-              </w:rPr>
-            </w:r>
-            <w:r>
-              <w:rPr>
-                <w:rFonts w:ascii="Arial" w:hAnsi="Arial" w:eastAsia="Arial"/>
+                <w:rFonts w:ascii="Arial" w:hAnsi="Arial" w:eastAsia="Arial" w:cs="Tahoma"/>
+                <w:sz w:val="18"/>
+              </w:rPr>
+            </w:r>
+            <w:r>
+              <w:rPr>
+                <w:rFonts w:ascii="Arial" w:hAnsi="Arial" w:eastAsia="Arial" w:cs="Tahoma"/>
                 <w:sz w:val="18"/>
               </w:rPr>
               <w:t>คืน metrics และ throw typed error; transaction/rerun ใช้ contract ด้านล่าง</w:t>
@@ -2186,13 +2304,13 @@
             </w:pPr>
             <w:r>
               <w:rPr>
-                <w:rFonts w:ascii="Arial" w:hAnsi="Arial" w:eastAsia="Arial"/>
-                <w:sz w:val="18"/>
-              </w:rPr>
-            </w:r>
-            <w:r>
-              <w:rPr>
-                <w:rFonts w:ascii="Arial" w:hAnsi="Arial" w:eastAsia="Arial"/>
+                <w:rFonts w:ascii="Arial" w:hAnsi="Arial" w:eastAsia="Arial" w:cs="Tahoma"/>
+                <w:sz w:val="18"/>
+              </w:rPr>
+            </w:r>
+            <w:r>
+              <w:rPr>
+                <w:rFonts w:ascii="Arial" w:hAnsi="Arial" w:eastAsia="Arial" w:cs="Tahoma"/>
                 <w:sz w:val="18"/>
               </w:rPr>
               <w:t>3</w:t>
@@ -2211,13 +2329,13 @@
             </w:pPr>
             <w:r>
               <w:rPr>
-                <w:rFonts w:ascii="Arial" w:hAnsi="Arial" w:eastAsia="Arial"/>
-                <w:sz w:val="18"/>
-              </w:rPr>
-            </w:r>
-            <w:r>
-              <w:rPr>
-                <w:rFonts w:ascii="Arial" w:hAnsi="Arial" w:eastAsia="Arial"/>
+                <w:rFonts w:ascii="Arial" w:hAnsi="Arial" w:eastAsia="Arial" w:cs="Tahoma"/>
+                <w:sz w:val="18"/>
+              </w:rPr>
+            </w:r>
+            <w:r>
+              <w:rPr>
+                <w:rFonts w:ascii="Arial" w:hAnsi="Arial" w:eastAsia="Arial" w:cs="Tahoma"/>
                 <w:sz w:val="18"/>
               </w:rPr>
               <w:t>enqueueStatementOutbox</w:t>
@@ -2236,13 +2354,13 @@
             </w:pPr>
             <w:r>
               <w:rPr>
-                <w:rFonts w:ascii="Arial" w:hAnsi="Arial" w:eastAsia="Arial"/>
-                <w:sz w:val="18"/>
-              </w:rPr>
-            </w:r>
-            <w:r>
-              <w:rPr>
-                <w:rFonts w:ascii="Arial" w:hAnsi="Arial" w:eastAsia="Arial"/>
+                <w:rFonts w:ascii="Arial" w:hAnsi="Arial" w:eastAsia="Arial" w:cs="Tahoma"/>
+                <w:sz w:val="18"/>
+              </w:rPr>
+            </w:r>
+            <w:r>
+              <w:rPr>
+                <w:rFonts w:ascii="Arial" w:hAnsi="Arial" w:eastAsia="Arial" w:cs="Tahoma"/>
                 <w:sz w:val="18"/>
               </w:rPr>
               <w:t>statementExportRepository</w:t>
@@ -2261,13 +2379,13 @@
             </w:pPr>
             <w:r>
               <w:rPr>
-                <w:rFonts w:ascii="Arial" w:hAnsi="Arial" w:eastAsia="Arial"/>
-                <w:sz w:val="18"/>
-              </w:rPr>
-            </w:r>
-            <w:r>
-              <w:rPr>
-                <w:rFonts w:ascii="Arial" w:hAnsi="Arial" w:eastAsia="Arial"/>
+                <w:rFonts w:ascii="Arial" w:hAnsi="Arial" w:eastAsia="Arial" w:cs="Tahoma"/>
+                <w:sz w:val="18"/>
+              </w:rPr>
+            </w:r>
+            <w:r>
+              <w:rPr>
+                <w:rFonts w:ascii="Arial" w:hAnsi="Arial" w:eastAsia="Arial" w:cs="Tahoma"/>
                 <w:sz w:val="18"/>
               </w:rPr>
               <w:t>คืน metrics และ throw typed error; transaction/rerun ใช้ contract ด้านล่าง</w:t>
@@ -2291,13 +2409,13 @@
             </w:pPr>
             <w:r>
               <w:rPr>
-                <w:rFonts w:ascii="Arial" w:hAnsi="Arial" w:eastAsia="Arial"/>
-                <w:sz w:val="18"/>
-              </w:rPr>
-            </w:r>
-            <w:r>
-              <w:rPr>
-                <w:rFonts w:ascii="Arial" w:hAnsi="Arial" w:eastAsia="Arial"/>
+                <w:rFonts w:ascii="Arial" w:hAnsi="Arial" w:eastAsia="Arial" w:cs="Tahoma"/>
+                <w:sz w:val="18"/>
+              </w:rPr>
+            </w:r>
+            <w:r>
+              <w:rPr>
+                <w:rFonts w:ascii="Arial" w:hAnsi="Arial" w:eastAsia="Arial" w:cs="Tahoma"/>
                 <w:sz w:val="18"/>
               </w:rPr>
               <w:t>4</w:t>
@@ -2316,13 +2434,13 @@
             </w:pPr>
             <w:r>
               <w:rPr>
-                <w:rFonts w:ascii="Arial" w:hAnsi="Arial" w:eastAsia="Arial"/>
-                <w:sz w:val="18"/>
-              </w:rPr>
-            </w:r>
-            <w:r>
-              <w:rPr>
-                <w:rFonts w:ascii="Arial" w:hAnsi="Arial" w:eastAsia="Arial"/>
+                <w:rFonts w:ascii="Arial" w:hAnsi="Arial" w:eastAsia="Arial" w:cs="Tahoma"/>
+                <w:sz w:val="18"/>
+              </w:rPr>
+            </w:r>
+            <w:r>
+              <w:rPr>
+                <w:rFonts w:ascii="Arial" w:hAnsi="Arial" w:eastAsia="Arial" w:cs="Tahoma"/>
                 <w:sz w:val="18"/>
               </w:rPr>
               <w:t>purgeAcknowledgedTracking</w:t>
@@ -2341,13 +2459,13 @@
             </w:pPr>
             <w:r>
               <w:rPr>
-                <w:rFonts w:ascii="Arial" w:hAnsi="Arial" w:eastAsia="Arial"/>
-                <w:sz w:val="18"/>
-              </w:rPr>
-            </w:r>
-            <w:r>
-              <w:rPr>
-                <w:rFonts w:ascii="Arial" w:hAnsi="Arial" w:eastAsia="Arial"/>
+                <w:rFonts w:ascii="Arial" w:hAnsi="Arial" w:eastAsia="Arial" w:cs="Tahoma"/>
+                <w:sz w:val="18"/>
+              </w:rPr>
+            </w:r>
+            <w:r>
+              <w:rPr>
+                <w:rFonts w:ascii="Arial" w:hAnsi="Arial" w:eastAsia="Arial" w:cs="Tahoma"/>
                 <w:sz w:val="18"/>
               </w:rPr>
               <w:t>statementExportRepository</w:t>
@@ -2366,13 +2484,13 @@
             </w:pPr>
             <w:r>
               <w:rPr>
-                <w:rFonts w:ascii="Arial" w:hAnsi="Arial" w:eastAsia="Arial"/>
-                <w:sz w:val="18"/>
-              </w:rPr>
-            </w:r>
-            <w:r>
-              <w:rPr>
-                <w:rFonts w:ascii="Arial" w:hAnsi="Arial" w:eastAsia="Arial"/>
+                <w:rFonts w:ascii="Arial" w:hAnsi="Arial" w:eastAsia="Arial" w:cs="Tahoma"/>
+                <w:sz w:val="18"/>
+              </w:rPr>
+            </w:r>
+            <w:r>
+              <w:rPr>
+                <w:rFonts w:ascii="Arial" w:hAnsi="Arial" w:eastAsia="Arial" w:cs="Tahoma"/>
                 <w:sz w:val="18"/>
               </w:rPr>
               <w:t>คืน metrics และ throw typed error; transaction/rerun ใช้ contract ด้านล่าง</w:t>
@@ -2423,7 +2541,7 @@
             <w:r/>
             <w:r>
               <w:rPr>
-                <w:rFonts w:ascii="Arial" w:hAnsi="Arial" w:eastAsia="Arial"/>
+                <w:rFonts w:ascii="Arial" w:hAnsi="Arial" w:eastAsia="Arial" w:cs="Tahoma"/>
                 <w:b/>
                 <w:sz w:val="18"/>
               </w:rPr>
@@ -2445,7 +2563,7 @@
             <w:r/>
             <w:r>
               <w:rPr>
-                <w:rFonts w:ascii="Arial" w:hAnsi="Arial" w:eastAsia="Arial"/>
+                <w:rFonts w:ascii="Arial" w:hAnsi="Arial" w:eastAsia="Arial" w:cs="Tahoma"/>
                 <w:b/>
                 <w:sz w:val="18"/>
               </w:rPr>
@@ -2467,7 +2585,7 @@
             <w:r/>
             <w:r>
               <w:rPr>
-                <w:rFonts w:ascii="Arial" w:hAnsi="Arial" w:eastAsia="Arial"/>
+                <w:rFonts w:ascii="Arial" w:hAnsi="Arial" w:eastAsia="Arial" w:cs="Tahoma"/>
                 <w:b/>
                 <w:sz w:val="18"/>
               </w:rPr>
@@ -2492,13 +2610,13 @@
             </w:pPr>
             <w:r>
               <w:rPr>
-                <w:rFonts w:ascii="Arial" w:hAnsi="Arial" w:eastAsia="Arial"/>
-                <w:sz w:val="18"/>
-              </w:rPr>
-            </w:r>
-            <w:r>
-              <w:rPr>
-                <w:rFonts w:ascii="Arial" w:hAnsi="Arial" w:eastAsia="Arial"/>
+                <w:rFonts w:ascii="Arial" w:hAnsi="Arial" w:eastAsia="Arial" w:cs="Tahoma"/>
+                <w:sz w:val="18"/>
+              </w:rPr>
+            </w:r>
+            <w:r>
+              <w:rPr>
+                <w:rFonts w:ascii="Arial" w:hAnsi="Arial" w:eastAsia="Arial" w:cs="Tahoma"/>
                 <w:sz w:val="18"/>
               </w:rPr>
               <w:t>Input identity</w:t>
@@ -2517,13 +2635,13 @@
             </w:pPr>
             <w:r>
               <w:rPr>
-                <w:rFonts w:ascii="Arial" w:hAnsi="Arial" w:eastAsia="Arial"/>
-                <w:sz w:val="18"/>
-              </w:rPr>
-            </w:r>
-            <w:r>
-              <w:rPr>
-                <w:rFonts w:ascii="Arial" w:hAnsi="Arial" w:eastAsia="Arial"/>
+                <w:rFonts w:ascii="Arial" w:hAnsi="Arial" w:eastAsia="Arial" w:cs="Tahoma"/>
+                <w:sz w:val="18"/>
+              </w:rPr>
+            </w:r>
+            <w:r>
+              <w:rPr>
+                <w:rFonts w:ascii="Arial" w:hAnsi="Arial" w:eastAsia="Arial" w:cs="Tahoma"/>
                 <w:sz w:val="18"/>
               </w:rPr>
               <w:t>Approved/initial compensation data from FGI impact/new-store tables plus QSSI score lookup and FS export configuration.</w:t>
@@ -2542,13 +2660,13 @@
             </w:pPr>
             <w:r>
               <w:rPr>
-                <w:rFonts w:ascii="Arial" w:hAnsi="Arial" w:eastAsia="Arial"/>
-                <w:sz w:val="18"/>
-              </w:rPr>
-            </w:r>
-            <w:r>
-              <w:rPr>
-                <w:rFonts w:ascii="Arial" w:hAnsi="Arial" w:eastAsia="Arial"/>
+                <w:rFonts w:ascii="Arial" w:hAnsi="Arial" w:eastAsia="Arial" w:cs="Tahoma"/>
+                <w:sz w:val="18"/>
+              </w:rPr>
+            </w:r>
+            <w:r>
+              <w:rPr>
+                <w:rFonts w:ascii="Arial" w:hAnsi="Arial" w:eastAsia="Arial" w:cs="Tahoma"/>
                 <w:sz w:val="18"/>
               </w:rPr>
               <w:t>snapshot input file/business key/period in run record</w:t>
@@ -2572,13 +2690,13 @@
             </w:pPr>
             <w:r>
               <w:rPr>
-                <w:rFonts w:ascii="Arial" w:hAnsi="Arial" w:eastAsia="Arial"/>
-                <w:sz w:val="18"/>
-              </w:rPr>
-            </w:r>
-            <w:r>
-              <w:rPr>
-                <w:rFonts w:ascii="Arial" w:hAnsi="Arial" w:eastAsia="Arial"/>
+                <w:rFonts w:ascii="Arial" w:hAnsi="Arial" w:eastAsia="Arial" w:cs="Tahoma"/>
+                <w:sz w:val="18"/>
+              </w:rPr>
+            </w:r>
+            <w:r>
+              <w:rPr>
+                <w:rFonts w:ascii="Arial" w:hAnsi="Arial" w:eastAsia="Arial" w:cs="Tahoma"/>
                 <w:sz w:val="18"/>
               </w:rPr>
               <w:t>Output identity</w:t>
@@ -2597,13 +2715,13 @@
             </w:pPr>
             <w:r>
               <w:rPr>
-                <w:rFonts w:ascii="Arial" w:hAnsi="Arial" w:eastAsia="Arial"/>
-                <w:sz w:val="18"/>
-              </w:rPr>
-            </w:r>
-            <w:r>
-              <w:rPr>
-                <w:rFonts w:ascii="Arial" w:hAnsi="Arial" w:eastAsia="Arial"/>
+                <w:rFonts w:ascii="Arial" w:hAnsi="Arial" w:eastAsia="Arial" w:cs="Tahoma"/>
+                <w:sz w:val="18"/>
+              </w:rPr>
+            </w:r>
+            <w:r>
+              <w:rPr>
+                <w:rFonts w:ascii="Arial" w:hAnsi="Arial" w:eastAsia="Arial" w:cs="Tahoma"/>
                 <w:sz w:val="18"/>
               </w:rPr>
               <w:t>FS outbound data and FGI compensation tables synchronized; run summary includes exported counts and file/status.</w:t>
@@ -2622,13 +2740,13 @@
             </w:pPr>
             <w:r>
               <w:rPr>
-                <w:rFonts w:ascii="Arial" w:hAnsi="Arial" w:eastAsia="Arial"/>
-                <w:sz w:val="18"/>
-              </w:rPr>
-            </w:r>
-            <w:r>
-              <w:rPr>
-                <w:rFonts w:ascii="Arial" w:hAnsi="Arial" w:eastAsia="Arial"/>
+                <w:rFonts w:ascii="Arial" w:hAnsi="Arial" w:eastAsia="Arial" w:cs="Tahoma"/>
+                <w:sz w:val="18"/>
+              </w:rPr>
+            </w:r>
+            <w:r>
+              <w:rPr>
+                <w:rFonts w:ascii="Arial" w:hAnsi="Arial" w:eastAsia="Arial" w:cs="Tahoma"/>
                 <w:sz w:val="18"/>
               </w:rPr>
               <w:t>reconcile input, success, reject and skipped counts</w:t>
@@ -2652,13 +2770,13 @@
             </w:pPr>
             <w:r>
               <w:rPr>
-                <w:rFonts w:ascii="Arial" w:hAnsi="Arial" w:eastAsia="Arial"/>
-                <w:sz w:val="18"/>
-              </w:rPr>
-            </w:r>
-            <w:r>
-              <w:rPr>
-                <w:rFonts w:ascii="Arial" w:hAnsi="Arial" w:eastAsia="Arial"/>
+                <w:rFonts w:ascii="Arial" w:hAnsi="Arial" w:eastAsia="Arial" w:cs="Tahoma"/>
+                <w:sz w:val="18"/>
+              </w:rPr>
+            </w:r>
+            <w:r>
+              <w:rPr>
+                <w:rFonts w:ascii="Arial" w:hAnsi="Arial" w:eastAsia="Arial" w:cs="Tahoma"/>
                 <w:sz w:val="18"/>
               </w:rPr>
               <w:t>Dedup proof</w:t>
@@ -2677,13 +2795,13 @@
             </w:pPr>
             <w:r>
               <w:rPr>
-                <w:rFonts w:ascii="Arial" w:hAnsi="Arial" w:eastAsia="Arial"/>
-                <w:sz w:val="18"/>
-              </w:rPr>
-            </w:r>
-            <w:r>
-              <w:rPr>
-                <w:rFonts w:ascii="Arial" w:hAnsi="Arial" w:eastAsia="Arial"/>
+                <w:rFonts w:ascii="Arial" w:hAnsi="Arial" w:eastAsia="Arial" w:cs="Tahoma"/>
+                <w:sz w:val="18"/>
+              </w:rPr>
+            </w:r>
+            <w:r>
+              <w:rPr>
+                <w:rFonts w:ascii="Arial" w:hAnsi="Arial" w:eastAsia="Arial" w:cs="Tahoma"/>
                 <w:sz w:val="18"/>
               </w:rPr>
               <w:t>UNIQUE(data_name,direction,business_key,period_key); STA ACK เปลี่ยน transaction เดิมเป็น ACKED ไม่ insert แถวใหม่</w:t>
@@ -2702,13 +2820,13 @@
             </w:pPr>
             <w:r>
               <w:rPr>
-                <w:rFonts w:ascii="Arial" w:hAnsi="Arial" w:eastAsia="Arial"/>
-                <w:sz w:val="18"/>
-              </w:rPr>
-            </w:r>
-            <w:r>
-              <w:rPr>
-                <w:rFonts w:ascii="Arial" w:hAnsi="Arial" w:eastAsia="Arial"/>
+                <w:rFonts w:ascii="Arial" w:hAnsi="Arial" w:eastAsia="Arial" w:cs="Tahoma"/>
+                <w:sz w:val="18"/>
+              </w:rPr>
+            </w:r>
+            <w:r>
+              <w:rPr>
+                <w:rFonts w:ascii="Arial" w:hAnsi="Arial" w:eastAsia="Arial" w:cs="Tahoma"/>
                 <w:sz w:val="18"/>
               </w:rPr>
               <w:t>rerun fixture produces no duplicate target business key</w:t>
@@ -2732,13 +2850,13 @@
             </w:pPr>
             <w:r>
               <w:rPr>
-                <w:rFonts w:ascii="Arial" w:hAnsi="Arial" w:eastAsia="Arial"/>
-                <w:sz w:val="18"/>
-              </w:rPr>
-            </w:r>
-            <w:r>
-              <w:rPr>
-                <w:rFonts w:ascii="Arial" w:hAnsi="Arial" w:eastAsia="Arial"/>
+                <w:rFonts w:ascii="Arial" w:hAnsi="Arial" w:eastAsia="Arial" w:cs="Tahoma"/>
+                <w:sz w:val="18"/>
+              </w:rPr>
+            </w:r>
+            <w:r>
+              <w:rPr>
+                <w:rFonts w:ascii="Arial" w:hAnsi="Arial" w:eastAsia="Arial" w:cs="Tahoma"/>
                 <w:sz w:val="18"/>
               </w:rPr>
               <w:t>Transaction proof</w:t>
@@ -2757,13 +2875,13 @@
             </w:pPr>
             <w:r>
               <w:rPr>
-                <w:rFonts w:ascii="Arial" w:hAnsi="Arial" w:eastAsia="Arial"/>
-                <w:sz w:val="18"/>
-              </w:rPr>
-            </w:r>
-            <w:r>
-              <w:rPr>
-                <w:rFonts w:ascii="Arial" w:hAnsi="Arial" w:eastAsia="Arial"/>
+                <w:rFonts w:ascii="Arial" w:hAnsi="Arial" w:eastAsia="Arial" w:cs="Tahoma"/>
+                <w:sz w:val="18"/>
+              </w:rPr>
+            </w:r>
+            <w:r>
+              <w:rPr>
+                <w:rFonts w:ascii="Arial" w:hAnsi="Arial" w:eastAsia="Arial" w:cs="Tahoma"/>
                 <w:sz w:val="18"/>
               </w:rPr>
               <w:t>สร้าง payload/checksum ก่อน แล้ว insert outbox READY; dispatcher ส่งและเปลี่ยน SENT แยก transaction; callback ACK เปลี่ยน ACKED แบบ compare-and-set</w:t>
@@ -2782,13 +2900,13 @@
             </w:pPr>
             <w:r>
               <w:rPr>
-                <w:rFonts w:ascii="Arial" w:hAnsi="Arial" w:eastAsia="Arial"/>
-                <w:sz w:val="18"/>
-              </w:rPr>
-            </w:r>
-            <w:r>
-              <w:rPr>
-                <w:rFonts w:ascii="Arial" w:hAnsi="Arial" w:eastAsia="Arial"/>
+                <w:rFonts w:ascii="Arial" w:hAnsi="Arial" w:eastAsia="Arial" w:cs="Tahoma"/>
+                <w:sz w:val="18"/>
+              </w:rPr>
+            </w:r>
+            <w:r>
+              <w:rPr>
+                <w:rFonts w:ascii="Arial" w:hAnsi="Arial" w:eastAsia="Arial" w:cs="Tahoma"/>
                 <w:sz w:val="18"/>
               </w:rPr>
               <w:t>injected failure leaves no partial committed state outside documented boundary</w:t>
@@ -2812,13 +2930,13 @@
             </w:pPr>
             <w:r>
               <w:rPr>
-                <w:rFonts w:ascii="Arial" w:hAnsi="Arial" w:eastAsia="Arial"/>
-                <w:sz w:val="18"/>
-              </w:rPr>
-            </w:r>
-            <w:r>
-              <w:rPr>
-                <w:rFonts w:ascii="Arial" w:hAnsi="Arial" w:eastAsia="Arial"/>
+                <w:rFonts w:ascii="Arial" w:hAnsi="Arial" w:eastAsia="Arial" w:cs="Tahoma"/>
+                <w:sz w:val="18"/>
+              </w:rPr>
+            </w:r>
+            <w:r>
+              <w:rPr>
+                <w:rFonts w:ascii="Arial" w:hAnsi="Arial" w:eastAsia="Arial" w:cs="Tahoma"/>
                 <w:sz w:val="18"/>
               </w:rPr>
               <w:t>Security proof</w:t>
@@ -2837,13 +2955,13 @@
             </w:pPr>
             <w:r>
               <w:rPr>
-                <w:rFonts w:ascii="Arial" w:hAnsi="Arial" w:eastAsia="Arial"/>
-                <w:sz w:val="18"/>
-              </w:rPr>
-            </w:r>
-            <w:r>
-              <w:rPr>
-                <w:rFonts w:ascii="Arial" w:hAnsi="Arial" w:eastAsia="Arial"/>
+                <w:rFonts w:ascii="Arial" w:hAnsi="Arial" w:eastAsia="Arial" w:cs="Tahoma"/>
+                <w:sz w:val="18"/>
+              </w:rPr>
+            </w:r>
+            <w:r>
+              <w:rPr>
+                <w:rFonts w:ascii="Arial" w:hAnsi="Arial" w:eastAsia="Arial" w:cs="Tahoma"/>
                 <w:sz w:val="18"/>
               </w:rPr>
               <w:t>STA endpoint/SFTP ใช้ secretRef=secret/sbpgi/interfaces/sta, TLS 1.2+ verify-full หรือ strict known_hosts; certificate/key rotation ไม่ต้องแก้เอกสารหรือ job param</w:t>
@@ -2862,13 +2980,13 @@
             </w:pPr>
             <w:r>
               <w:rPr>
-                <w:rFonts w:ascii="Arial" w:hAnsi="Arial" w:eastAsia="Arial"/>
-                <w:sz w:val="18"/>
-              </w:rPr>
-            </w:r>
-            <w:r>
-              <w:rPr>
-                <w:rFonts w:ascii="Arial" w:hAnsi="Arial" w:eastAsia="Arial"/>
+                <w:rFonts w:ascii="Arial" w:hAnsi="Arial" w:eastAsia="Arial" w:cs="Tahoma"/>
+                <w:sz w:val="18"/>
+              </w:rPr>
+            </w:r>
+            <w:r>
+              <w:rPr>
+                <w:rFonts w:ascii="Arial" w:hAnsi="Arial" w:eastAsia="Arial" w:cs="Tahoma"/>
                 <w:sz w:val="18"/>
               </w:rPr>
               <w:t>config/log/error contains no plaintext secret</w:t>
@@ -2919,7 +3037,7 @@
             <w:r/>
             <w:r>
               <w:rPr>
-                <w:rFonts w:ascii="Arial" w:hAnsi="Arial" w:eastAsia="Arial"/>
+                <w:rFonts w:ascii="Arial" w:hAnsi="Arial" w:eastAsia="Arial" w:cs="Tahoma"/>
                 <w:b/>
                 <w:sz w:val="18"/>
               </w:rPr>
@@ -2941,7 +3059,7 @@
             <w:r/>
             <w:r>
               <w:rPr>
-                <w:rFonts w:ascii="Arial" w:hAnsi="Arial" w:eastAsia="Arial"/>
+                <w:rFonts w:ascii="Arial" w:hAnsi="Arial" w:eastAsia="Arial" w:cs="Tahoma"/>
                 <w:b/>
                 <w:sz w:val="18"/>
               </w:rPr>
@@ -2963,7 +3081,7 @@
             <w:r/>
             <w:r>
               <w:rPr>
-                <w:rFonts w:ascii="Arial" w:hAnsi="Arial" w:eastAsia="Arial"/>
+                <w:rFonts w:ascii="Arial" w:hAnsi="Arial" w:eastAsia="Arial" w:cs="Tahoma"/>
                 <w:b/>
                 <w:sz w:val="18"/>
               </w:rPr>
@@ -2988,13 +3106,13 @@
             </w:pPr>
             <w:r>
               <w:rPr>
-                <w:rFonts w:ascii="Arial" w:hAnsi="Arial" w:eastAsia="Arial"/>
-                <w:sz w:val="18"/>
-              </w:rPr>
-            </w:r>
-            <w:r>
-              <w:rPr>
-                <w:rFonts w:ascii="Arial" w:hAnsi="Arial" w:eastAsia="Arial"/>
+                <w:rFonts w:ascii="Arial" w:hAnsi="Arial" w:eastAsia="Arial" w:cs="Tahoma"/>
+                <w:sz w:val="18"/>
+              </w:rPr>
+            </w:r>
+            <w:r>
+              <w:rPr>
+                <w:rFonts w:ascii="Arial" w:hAnsi="Arial" w:eastAsia="Arial" w:cs="Tahoma"/>
                 <w:sz w:val="18"/>
               </w:rPr>
               <w:t>fcsJar/src/th/co/gosoft/fgi/main/ExportImpactStoreToFS.java</w:t>
@@ -3013,13 +3131,13 @@
             </w:pPr>
             <w:r>
               <w:rPr>
-                <w:rFonts w:ascii="Arial" w:hAnsi="Arial" w:eastAsia="Arial"/>
-                <w:sz w:val="18"/>
-              </w:rPr>
-            </w:r>
-            <w:r>
-              <w:rPr>
-                <w:rFonts w:ascii="Arial" w:hAnsi="Arial" w:eastAsia="Arial"/>
+                <w:rFonts w:ascii="Arial" w:hAnsi="Arial" w:eastAsia="Arial" w:cs="Tahoma"/>
+                <w:sz w:val="18"/>
+              </w:rPr>
+            </w:r>
+            <w:r>
+              <w:rPr>
+                <w:rFonts w:ascii="Arial" w:hAnsi="Arial" w:eastAsia="Arial" w:cs="Tahoma"/>
                 <w:sz w:val="18"/>
               </w:rPr>
               <w:t>19-68</w:t>
@@ -3038,13 +3156,13 @@
             </w:pPr>
             <w:r>
               <w:rPr>
-                <w:rFonts w:ascii="Arial" w:hAnsi="Arial" w:eastAsia="Arial"/>
-                <w:sz w:val="18"/>
-              </w:rPr>
-            </w:r>
-            <w:r>
-              <w:rPr>
-                <w:rFonts w:ascii="Arial" w:hAnsi="Arial" w:eastAsia="Arial"/>
+                <w:rFonts w:ascii="Arial" w:hAnsi="Arial" w:eastAsia="Arial" w:cs="Tahoma"/>
+                <w:sz w:val="18"/>
+              </w:rPr>
+            </w:r>
+            <w:r>
+              <w:rPr>
+                <w:rFonts w:ascii="Arial" w:hAnsi="Arial" w:eastAsia="Arial" w:cs="Tahoma"/>
                 <w:sz w:val="18"/>
               </w:rPr>
               <w:t>Legacy main entrypoint for exporting impact-store compensation to FS.</w:t>
@@ -3068,13 +3186,13 @@
             </w:pPr>
             <w:r>
               <w:rPr>
-                <w:rFonts w:ascii="Arial" w:hAnsi="Arial" w:eastAsia="Arial"/>
-                <w:sz w:val="18"/>
-              </w:rPr>
-            </w:r>
-            <w:r>
-              <w:rPr>
-                <w:rFonts w:ascii="Arial" w:hAnsi="Arial" w:eastAsia="Arial"/>
+                <w:rFonts w:ascii="Arial" w:hAnsi="Arial" w:eastAsia="Arial" w:cs="Tahoma"/>
+                <w:sz w:val="18"/>
+              </w:rPr>
+            </w:r>
+            <w:r>
+              <w:rPr>
+                <w:rFonts w:ascii="Arial" w:hAnsi="Arial" w:eastAsia="Arial" w:cs="Tahoma"/>
                 <w:sz w:val="18"/>
               </w:rPr>
               <w:t>fcsJar/src/th/co/gosoft/fgi/dao/jdbc/ExportJdbc.java</w:t>
@@ -3093,13 +3211,13 @@
             </w:pPr>
             <w:r>
               <w:rPr>
-                <w:rFonts w:ascii="Arial" w:hAnsi="Arial" w:eastAsia="Arial"/>
-                <w:sz w:val="18"/>
-              </w:rPr>
-            </w:r>
-            <w:r>
-              <w:rPr>
-                <w:rFonts w:ascii="Arial" w:hAnsi="Arial" w:eastAsia="Arial"/>
+                <w:rFonts w:ascii="Arial" w:hAnsi="Arial" w:eastAsia="Arial" w:cs="Tahoma"/>
+                <w:sz w:val="18"/>
+              </w:rPr>
+            </w:r>
+            <w:r>
+              <w:rPr>
+                <w:rFonts w:ascii="Arial" w:hAnsi="Arial" w:eastAsia="Arial" w:cs="Tahoma"/>
                 <w:sz w:val="18"/>
               </w:rPr>
               <w:t>119-180, 386-970</w:t>
@@ -3118,13 +3236,13 @@
             </w:pPr>
             <w:r>
               <w:rPr>
-                <w:rFonts w:ascii="Arial" w:hAnsi="Arial" w:eastAsia="Arial"/>
-                <w:sz w:val="18"/>
-              </w:rPr>
-            </w:r>
-            <w:r>
-              <w:rPr>
-                <w:rFonts w:ascii="Arial" w:hAnsi="Arial" w:eastAsia="Arial"/>
+                <w:rFonts w:ascii="Arial" w:hAnsi="Arial" w:eastAsia="Arial" w:cs="Tahoma"/>
+                <w:sz w:val="18"/>
+              </w:rPr>
+            </w:r>
+            <w:r>
+              <w:rPr>
+                <w:rFonts w:ascii="Arial" w:hAnsi="Arial" w:eastAsia="Arial" w:cs="Tahoma"/>
                 <w:sz w:val="18"/>
               </w:rPr>
               <w:t>Query FS export data and insert/update impact/new-store compensation records.</w:t>
@@ -3179,7 +3297,7 @@
             <w:r/>
             <w:r>
               <w:rPr>
-                <w:rFonts w:ascii="Arial" w:hAnsi="Arial" w:eastAsia="Arial"/>
+                <w:rFonts w:ascii="Arial" w:hAnsi="Arial" w:eastAsia="Arial" w:cs="Tahoma"/>
                 <w:b/>
                 <w:sz w:val="18"/>
               </w:rPr>
@@ -3201,7 +3319,7 @@
             <w:r/>
             <w:r>
               <w:rPr>
-                <w:rFonts w:ascii="Arial" w:hAnsi="Arial" w:eastAsia="Arial"/>
+                <w:rFonts w:ascii="Arial" w:hAnsi="Arial" w:eastAsia="Arial" w:cs="Tahoma"/>
                 <w:b/>
                 <w:sz w:val="18"/>
               </w:rPr>
@@ -3226,13 +3344,13 @@
             </w:pPr>
             <w:r>
               <w:rPr>
-                <w:rFonts w:ascii="Arial" w:hAnsi="Arial" w:eastAsia="Arial"/>
-                <w:sz w:val="18"/>
-              </w:rPr>
-            </w:r>
-            <w:r>
-              <w:rPr>
-                <w:rFonts w:ascii="Arial" w:hAnsi="Arial" w:eastAsia="Arial"/>
+                <w:rFonts w:ascii="Arial" w:hAnsi="Arial" w:eastAsia="Arial" w:cs="Tahoma"/>
+                <w:sz w:val="18"/>
+              </w:rPr>
+            </w:r>
+            <w:r>
+              <w:rPr>
+                <w:rFonts w:ascii="Arial" w:hAnsi="Arial" w:eastAsia="Arial" w:cs="Tahoma"/>
                 <w:sz w:val="18"/>
               </w:rPr>
               <w:t>Repository</w:t>
@@ -3251,13 +3369,13 @@
             </w:pPr>
             <w:r>
               <w:rPr>
-                <w:rFonts w:ascii="Arial" w:hAnsi="Arial" w:eastAsia="Arial"/>
-                <w:sz w:val="18"/>
-              </w:rPr>
-            </w:r>
-            <w:r>
-              <w:rPr>
-                <w:rFonts w:ascii="Arial" w:hAnsi="Arial" w:eastAsia="Arial"/>
+                <w:rFonts w:ascii="Arial" w:hAnsi="Arial" w:eastAsia="Arial" w:cs="Tahoma"/>
+                <w:sz w:val="18"/>
+              </w:rPr>
+            </w:r>
+            <w:r>
+              <w:rPr>
+                <w:rFonts w:ascii="Arial" w:hAnsi="Arial" w:eastAsia="Arial" w:cs="Tahoma"/>
                 <w:sz w:val="18"/>
               </w:rPr>
               <w:t>statementExportRepository</w:t>
@@ -3281,13 +3399,13 @@
             </w:pPr>
             <w:r>
               <w:rPr>
-                <w:rFonts w:ascii="Arial" w:hAnsi="Arial" w:eastAsia="Arial"/>
-                <w:sz w:val="18"/>
-              </w:rPr>
-            </w:r>
-            <w:r>
-              <w:rPr>
-                <w:rFonts w:ascii="Arial" w:hAnsi="Arial" w:eastAsia="Arial"/>
+                <w:rFonts w:ascii="Arial" w:hAnsi="Arial" w:eastAsia="Arial" w:cs="Tahoma"/>
+                <w:sz w:val="18"/>
+              </w:rPr>
+            </w:r>
+            <w:r>
+              <w:rPr>
+                <w:rFonts w:ascii="Arial" w:hAnsi="Arial" w:eastAsia="Arial" w:cs="Tahoma"/>
                 <w:sz w:val="18"/>
               </w:rPr>
               <w:t>Idempotency / dedup</w:t>
@@ -3306,13 +3424,13 @@
             </w:pPr>
             <w:r>
               <w:rPr>
-                <w:rFonts w:ascii="Arial" w:hAnsi="Arial" w:eastAsia="Arial"/>
-                <w:sz w:val="18"/>
-              </w:rPr>
-            </w:r>
-            <w:r>
-              <w:rPr>
-                <w:rFonts w:ascii="Arial" w:hAnsi="Arial" w:eastAsia="Arial"/>
+                <w:rFonts w:ascii="Arial" w:hAnsi="Arial" w:eastAsia="Arial" w:cs="Tahoma"/>
+                <w:sz w:val="18"/>
+              </w:rPr>
+            </w:r>
+            <w:r>
+              <w:rPr>
+                <w:rFonts w:ascii="Arial" w:hAnsi="Arial" w:eastAsia="Arial" w:cs="Tahoma"/>
                 <w:sz w:val="18"/>
               </w:rPr>
               <w:t>UNIQUE(data_name,direction,business_key,period_key); STA ACK เปลี่ยน transaction เดิมเป็น ACKED ไม่ insert แถวใหม่</w:t>
@@ -3336,13 +3454,13 @@
             </w:pPr>
             <w:r>
               <w:rPr>
-                <w:rFonts w:ascii="Arial" w:hAnsi="Arial" w:eastAsia="Arial"/>
-                <w:sz w:val="18"/>
-              </w:rPr>
-            </w:r>
-            <w:r>
-              <w:rPr>
-                <w:rFonts w:ascii="Arial" w:hAnsi="Arial" w:eastAsia="Arial"/>
+                <w:rFonts w:ascii="Arial" w:hAnsi="Arial" w:eastAsia="Arial" w:cs="Tahoma"/>
+                <w:sz w:val="18"/>
+              </w:rPr>
+            </w:r>
+            <w:r>
+              <w:rPr>
+                <w:rFonts w:ascii="Arial" w:hAnsi="Arial" w:eastAsia="Arial" w:cs="Tahoma"/>
                 <w:sz w:val="18"/>
               </w:rPr>
               <w:t>Transaction boundary</w:t>
@@ -3361,13 +3479,13 @@
             </w:pPr>
             <w:r>
               <w:rPr>
-                <w:rFonts w:ascii="Arial" w:hAnsi="Arial" w:eastAsia="Arial"/>
-                <w:sz w:val="18"/>
-              </w:rPr>
-            </w:r>
-            <w:r>
-              <w:rPr>
-                <w:rFonts w:ascii="Arial" w:hAnsi="Arial" w:eastAsia="Arial"/>
+                <w:rFonts w:ascii="Arial" w:hAnsi="Arial" w:eastAsia="Arial" w:cs="Tahoma"/>
+                <w:sz w:val="18"/>
+              </w:rPr>
+            </w:r>
+            <w:r>
+              <w:rPr>
+                <w:rFonts w:ascii="Arial" w:hAnsi="Arial" w:eastAsia="Arial" w:cs="Tahoma"/>
                 <w:sz w:val="18"/>
               </w:rPr>
               <w:t>สร้าง payload/checksum ก่อน แล้ว insert outbox READY; dispatcher ส่งและเปลี่ยน SENT แยก transaction; callback ACK เปลี่ยน ACKED แบบ compare-and-set</w:t>
@@ -3391,13 +3509,13 @@
             </w:pPr>
             <w:r>
               <w:rPr>
-                <w:rFonts w:ascii="Arial" w:hAnsi="Arial" w:eastAsia="Arial"/>
-                <w:sz w:val="18"/>
-              </w:rPr>
-            </w:r>
-            <w:r>
-              <w:rPr>
-                <w:rFonts w:ascii="Arial" w:hAnsi="Arial" w:eastAsia="Arial"/>
+                <w:rFonts w:ascii="Arial" w:hAnsi="Arial" w:eastAsia="Arial" w:cs="Tahoma"/>
+                <w:sz w:val="18"/>
+              </w:rPr>
+            </w:r>
+            <w:r>
+              <w:rPr>
+                <w:rFonts w:ascii="Arial" w:hAnsi="Arial" w:eastAsia="Arial" w:cs="Tahoma"/>
                 <w:sz w:val="18"/>
               </w:rPr>
               <w:t>Security</w:t>
@@ -3416,13 +3534,13 @@
             </w:pPr>
             <w:r>
               <w:rPr>
-                <w:rFonts w:ascii="Arial" w:hAnsi="Arial" w:eastAsia="Arial"/>
-                <w:sz w:val="18"/>
-              </w:rPr>
-            </w:r>
-            <w:r>
-              <w:rPr>
-                <w:rFonts w:ascii="Arial" w:hAnsi="Arial" w:eastAsia="Arial"/>
+                <w:rFonts w:ascii="Arial" w:hAnsi="Arial" w:eastAsia="Arial" w:cs="Tahoma"/>
+                <w:sz w:val="18"/>
+              </w:rPr>
+            </w:r>
+            <w:r>
+              <w:rPr>
+                <w:rFonts w:ascii="Arial" w:hAnsi="Arial" w:eastAsia="Arial" w:cs="Tahoma"/>
                 <w:sz w:val="18"/>
               </w:rPr>
               <w:t>STA endpoint/SFTP ใช้ secretRef=secret/sbpgi/interfaces/sta, TLS 1.2+ verify-full หรือ strict known_hosts; certificate/key rotation ไม่ต้องแก้เอกสารหรือ job param</w:t>
@@ -3450,7 +3568,7 @@
       </w:pPr>
       <w:r>
         <w:rPr>
-          <w:rFonts w:ascii="Courier New" w:hAnsi="Courier New"/>
+          <w:rFonts w:ascii="Courier New" w:hAnsi="Courier New" w:eastAsia="Courier New" w:cs="Tahoma"/>
           <w:sz w:val="16"/>
         </w:rPr>
         <w:t>SELECT d.doc_no, d.impact_process_id, s.id AS sales_summary_id,</w:t>
@@ -3506,7 +3624,7 @@
       </w:pPr>
       <w:r>
         <w:rPr>
-          <w:rFonts w:ascii="Courier New" w:hAnsi="Courier New"/>
+          <w:rFonts w:ascii="Courier New" w:hAnsi="Courier New" w:eastAsia="Courier New" w:cs="Tahoma"/>
           <w:sz w:val="16"/>
         </w:rPr>
         <w:t>INSERT INTO interface_transactions</w:t>
@@ -3581,7 +3699,7 @@
       </w:pPr>
       <w:r>
         <w:rPr>
-          <w:rFonts w:ascii="Courier New" w:hAnsi="Courier New"/>
+          <w:rFonts w:ascii="Courier New" w:hAnsi="Courier New" w:eastAsia="Courier New" w:cs="Tahoma"/>
           <w:sz w:val="16"/>
         </w:rPr>
         <w:t>export async function runLlddBeJob6Exportimpactstoretofs(ctx, services) {</w:t>
@@ -3654,7 +3772,7 @@
       </w:pPr>
       <w:r>
         <w:rPr>
-          <w:rFonts w:ascii="Courier New" w:hAnsi="Courier New"/>
+          <w:rFonts w:ascii="Courier New" w:hAnsi="Courier New" w:eastAsia="Courier New" w:cs="Tahoma"/>
           <w:sz w:val="16"/>
         </w:rPr>
         <w:t>WITH purge_candidates AS (</w:t>
@@ -3730,7 +3848,7 @@
             <w:r/>
             <w:r>
               <w:rPr>
-                <w:rFonts w:ascii="Arial" w:hAnsi="Arial" w:eastAsia="Arial"/>
+                <w:rFonts w:ascii="Arial" w:hAnsi="Arial" w:eastAsia="Arial" w:cs="Tahoma"/>
                 <w:b/>
                 <w:sz w:val="18"/>
               </w:rPr>
@@ -3752,7 +3870,7 @@
             <w:r/>
             <w:r>
               <w:rPr>
-                <w:rFonts w:ascii="Arial" w:hAnsi="Arial" w:eastAsia="Arial"/>
+                <w:rFonts w:ascii="Arial" w:hAnsi="Arial" w:eastAsia="Arial" w:cs="Tahoma"/>
                 <w:b/>
                 <w:sz w:val="18"/>
               </w:rPr>
@@ -3774,7 +3892,7 @@
             <w:r/>
             <w:r>
               <w:rPr>
-                <w:rFonts w:ascii="Arial" w:hAnsi="Arial" w:eastAsia="Arial"/>
+                <w:rFonts w:ascii="Arial" w:hAnsi="Arial" w:eastAsia="Arial" w:cs="Tahoma"/>
                 <w:b/>
                 <w:sz w:val="18"/>
               </w:rPr>
@@ -3796,7 +3914,7 @@
             <w:r/>
             <w:r>
               <w:rPr>
-                <w:rFonts w:ascii="Arial" w:hAnsi="Arial" w:eastAsia="Arial"/>
+                <w:rFonts w:ascii="Arial" w:hAnsi="Arial" w:eastAsia="Arial" w:cs="Tahoma"/>
                 <w:b/>
                 <w:sz w:val="18"/>
               </w:rPr>
@@ -3821,13 +3939,13 @@
             </w:pPr>
             <w:r>
               <w:rPr>
-                <w:rFonts w:ascii="Arial" w:hAnsi="Arial" w:eastAsia="Arial"/>
-                <w:sz w:val="18"/>
-              </w:rPr>
-            </w:r>
-            <w:r>
-              <w:rPr>
-                <w:rFonts w:ascii="Arial" w:hAnsi="Arial" w:eastAsia="Arial"/>
+                <w:rFonts w:ascii="Arial" w:hAnsi="Arial" w:eastAsia="Arial" w:cs="Tahoma"/>
+                <w:sz w:val="18"/>
+              </w:rPr>
+            </w:r>
+            <w:r>
+              <w:rPr>
+                <w:rFonts w:ascii="Arial" w:hAnsi="Arial" w:eastAsia="Arial" w:cs="Tahoma"/>
                 <w:sz w:val="18"/>
               </w:rPr>
               <w:t>รันตามตารางเวลา</w:t>
@@ -3846,13 +3964,13 @@
             </w:pPr>
             <w:r>
               <w:rPr>
-                <w:rFonts w:ascii="Arial" w:hAnsi="Arial" w:eastAsia="Arial"/>
-                <w:sz w:val="18"/>
-              </w:rPr>
-            </w:r>
-            <w:r>
-              <w:rPr>
-                <w:rFonts w:ascii="Arial" w:hAnsi="Arial" w:eastAsia="Arial"/>
+                <w:rFonts w:ascii="Arial" w:hAnsi="Arial" w:eastAsia="Arial" w:cs="Tahoma"/>
+                <w:sz w:val="18"/>
+              </w:rPr>
+            </w:r>
+            <w:r>
+              <w:rPr>
+                <w:rFonts w:ascii="Arial" w:hAnsi="Arial" w:eastAsia="Arial" w:cs="Tahoma"/>
                 <w:sz w:val="18"/>
               </w:rPr>
               <w:t>CRON</w:t>
@@ -3871,13 +3989,13 @@
             </w:pPr>
             <w:r>
               <w:rPr>
-                <w:rFonts w:ascii="Arial" w:hAnsi="Arial" w:eastAsia="Arial"/>
-                <w:sz w:val="18"/>
-              </w:rPr>
-            </w:r>
-            <w:r>
-              <w:rPr>
-                <w:rFonts w:ascii="Arial" w:hAnsi="Arial" w:eastAsia="Arial"/>
+                <w:rFonts w:ascii="Arial" w:hAnsi="Arial" w:eastAsia="Arial" w:cs="Tahoma"/>
+                <w:sz w:val="18"/>
+              </w:rPr>
+            </w:r>
+            <w:r>
+              <w:rPr>
+                <w:rFonts w:ascii="Arial" w:hAnsi="Arial" w:eastAsia="Arial" w:cs="Tahoma"/>
                 <w:sz w:val="18"/>
               </w:rPr>
               <w:t>scheduler → runner (job 6)</w:t>
@@ -3896,13 +4014,13 @@
             </w:pPr>
             <w:r>
               <w:rPr>
-                <w:rFonts w:ascii="Arial" w:hAnsi="Arial" w:eastAsia="Arial"/>
-                <w:sz w:val="18"/>
-              </w:rPr>
-            </w:r>
-            <w:r>
-              <w:rPr>
-                <w:rFonts w:ascii="Arial" w:hAnsi="Arial" w:eastAsia="Arial"/>
+                <w:rFonts w:ascii="Arial" w:hAnsi="Arial" w:eastAsia="Arial" w:cs="Tahoma"/>
+                <w:sz w:val="18"/>
+              </w:rPr>
+            </w:r>
+            <w:r>
+              <w:rPr>
+                <w:rFonts w:ascii="Arial" w:hAnsi="Arial" w:eastAsia="Arial" w:cs="Tahoma"/>
                 <w:sz w:val="18"/>
               </w:rPr>
               <w:t>อ่าน cron/พารามิเตอร์จาก backend config</w:t>
@@ -3926,13 +4044,13 @@
             </w:pPr>
             <w:r>
               <w:rPr>
-                <w:rFonts w:ascii="Arial" w:hAnsi="Arial" w:eastAsia="Arial"/>
-                <w:sz w:val="18"/>
-              </w:rPr>
-            </w:r>
-            <w:r>
-              <w:rPr>
-                <w:rFonts w:ascii="Arial" w:hAnsi="Arial" w:eastAsia="Arial"/>
+                <w:rFonts w:ascii="Arial" w:hAnsi="Arial" w:eastAsia="Arial" w:cs="Tahoma"/>
+                <w:sz w:val="18"/>
+              </w:rPr>
+            </w:r>
+            <w:r>
+              <w:rPr>
+                <w:rFonts w:ascii="Arial" w:hAnsi="Arial" w:eastAsia="Arial" w:cs="Tahoma"/>
                 <w:sz w:val="18"/>
               </w:rPr>
               <w:t>รันนอกรอบ (manual/rerun)</w:t>
@@ -3951,13 +4069,13 @@
             </w:pPr>
             <w:r>
               <w:rPr>
-                <w:rFonts w:ascii="Arial" w:hAnsi="Arial" w:eastAsia="Arial"/>
-                <w:sz w:val="18"/>
-              </w:rPr>
-            </w:r>
-            <w:r>
-              <w:rPr>
-                <w:rFonts w:ascii="Arial" w:hAnsi="Arial" w:eastAsia="Arial"/>
+                <w:rFonts w:ascii="Arial" w:hAnsi="Arial" w:eastAsia="Arial" w:cs="Tahoma"/>
+                <w:sz w:val="18"/>
+              </w:rPr>
+            </w:r>
+            <w:r>
+              <w:rPr>
+                <w:rFonts w:ascii="Arial" w:hAnsi="Arial" w:eastAsia="Arial" w:cs="Tahoma"/>
                 <w:sz w:val="18"/>
               </w:rPr>
               <w:t>CLI</w:t>
@@ -3976,13 +4094,13 @@
             </w:pPr>
             <w:r>
               <w:rPr>
-                <w:rFonts w:ascii="Arial" w:hAnsi="Arial" w:eastAsia="Arial"/>
-                <w:sz w:val="18"/>
-              </w:rPr>
-            </w:r>
-            <w:r>
-              <w:rPr>
-                <w:rFonts w:ascii="Arial" w:hAnsi="Arial" w:eastAsia="Arial"/>
+                <w:rFonts w:ascii="Arial" w:hAnsi="Arial" w:eastAsia="Arial" w:cs="Tahoma"/>
+                <w:sz w:val="18"/>
+              </w:rPr>
+            </w:r>
+            <w:r>
+              <w:rPr>
+                <w:rFonts w:ascii="Arial" w:hAnsi="Arial" w:eastAsia="Arial" w:cs="Tahoma"/>
                 <w:sz w:val="18"/>
               </w:rPr>
               <w:t>CLI/ops runbook → runner (job 6)</w:t>
@@ -4001,13 +4119,13 @@
             </w:pPr>
             <w:r>
               <w:rPr>
-                <w:rFonts w:ascii="Arial" w:hAnsi="Arial" w:eastAsia="Arial"/>
-                <w:sz w:val="18"/>
-              </w:rPr>
-            </w:r>
-            <w:r>
-              <w:rPr>
-                <w:rFonts w:ascii="Arial" w:hAnsi="Arial" w:eastAsia="Arial"/>
+                <w:rFonts w:ascii="Arial" w:hAnsi="Arial" w:eastAsia="Arial" w:cs="Tahoma"/>
+                <w:sz w:val="18"/>
+              </w:rPr>
+            </w:r>
+            <w:r>
+              <w:rPr>
+                <w:rFonts w:ascii="Arial" w:hAnsi="Arial" w:eastAsia="Arial" w:cs="Tahoma"/>
                 <w:sz w:val="18"/>
               </w:rPr>
               <w:t>guard ไม่ให้รันซ้อนด้วย distributed lock</w:t>
@@ -4031,13 +4149,13 @@
             </w:pPr>
             <w:r>
               <w:rPr>
-                <w:rFonts w:ascii="Arial" w:hAnsi="Arial" w:eastAsia="Arial"/>
-                <w:sz w:val="18"/>
-              </w:rPr>
-            </w:r>
-            <w:r>
-              <w:rPr>
-                <w:rFonts w:ascii="Arial" w:hAnsi="Arial" w:eastAsia="Arial"/>
+                <w:rFonts w:ascii="Arial" w:hAnsi="Arial" w:eastAsia="Arial" w:cs="Tahoma"/>
+                <w:sz w:val="18"/>
+              </w:rPr>
+            </w:r>
+            <w:r>
+              <w:rPr>
+                <w:rFonts w:ascii="Arial" w:hAnsi="Arial" w:eastAsia="Arial" w:cs="Tahoma"/>
                 <w:sz w:val="18"/>
               </w:rPr>
               <w:t>แก้พารามิเตอร์/เปิด-ปิด job</w:t>
@@ -4056,13 +4174,13 @@
             </w:pPr>
             <w:r>
               <w:rPr>
-                <w:rFonts w:ascii="Arial" w:hAnsi="Arial" w:eastAsia="Arial"/>
-                <w:sz w:val="18"/>
-              </w:rPr>
-            </w:r>
-            <w:r>
-              <w:rPr>
-                <w:rFonts w:ascii="Arial" w:hAnsi="Arial" w:eastAsia="Arial"/>
+                <w:rFonts w:ascii="Arial" w:hAnsi="Arial" w:eastAsia="Arial" w:cs="Tahoma"/>
+                <w:sz w:val="18"/>
+              </w:rPr>
+            </w:r>
+            <w:r>
+              <w:rPr>
+                <w:rFonts w:ascii="Arial" w:hAnsi="Arial" w:eastAsia="Arial" w:cs="Tahoma"/>
                 <w:sz w:val="18"/>
               </w:rPr>
               <w:t>CONFIG</w:t>
@@ -4081,13 +4199,13 @@
             </w:pPr>
             <w:r>
               <w:rPr>
-                <w:rFonts w:ascii="Arial" w:hAnsi="Arial" w:eastAsia="Arial"/>
-                <w:sz w:val="18"/>
-              </w:rPr>
-            </w:r>
-            <w:r>
-              <w:rPr>
-                <w:rFonts w:ascii="Arial" w:hAnsi="Arial" w:eastAsia="Arial"/>
+                <w:rFonts w:ascii="Arial" w:hAnsi="Arial" w:eastAsia="Arial" w:cs="Tahoma"/>
+                <w:sz w:val="18"/>
+              </w:rPr>
+            </w:r>
+            <w:r>
+              <w:rPr>
+                <w:rFonts w:ascii="Arial" w:hAnsi="Arial" w:eastAsia="Arial" w:cs="Tahoma"/>
                 <w:sz w:val="18"/>
               </w:rPr>
               <w:t>แก้ backend config แล้ว deploy</w:t>
@@ -4106,13 +4224,13 @@
             </w:pPr>
             <w:r>
               <w:rPr>
-                <w:rFonts w:ascii="Arial" w:hAnsi="Arial" w:eastAsia="Arial"/>
-                <w:sz w:val="18"/>
-              </w:rPr>
-            </w:r>
-            <w:r>
-              <w:rPr>
-                <w:rFonts w:ascii="Arial" w:hAnsi="Arial" w:eastAsia="Arial"/>
+                <w:rFonts w:ascii="Arial" w:hAnsi="Arial" w:eastAsia="Arial" w:cs="Tahoma"/>
+                <w:sz w:val="18"/>
+              </w:rPr>
+            </w:r>
+            <w:r>
+              <w:rPr>
+                <w:rFonts w:ascii="Arial" w:hAnsi="Arial" w:eastAsia="Arial" w:cs="Tahoma"/>
                 <w:sz w:val="18"/>
               </w:rPr>
               <w:t>ไม่มี endpoint และไม่มีหน้าจอควบคุม — หน้า Flow Batch Job เป็น reference อย่างเดียว (2026-08-06)</w:t>
@@ -4136,13 +4254,13 @@
             </w:pPr>
             <w:r>
               <w:rPr>
-                <w:rFonts w:ascii="Arial" w:hAnsi="Arial" w:eastAsia="Arial"/>
-                <w:sz w:val="18"/>
-              </w:rPr>
-            </w:r>
-            <w:r>
-              <w:rPr>
-                <w:rFonts w:ascii="Arial" w:hAnsi="Arial" w:eastAsia="Arial"/>
+                <w:rFonts w:ascii="Arial" w:hAnsi="Arial" w:eastAsia="Arial" w:cs="Tahoma"/>
+                <w:sz w:val="18"/>
+              </w:rPr>
+            </w:r>
+            <w:r>
+              <w:rPr>
+                <w:rFonts w:ascii="Arial" w:hAnsi="Arial" w:eastAsia="Arial" w:cs="Tahoma"/>
                 <w:sz w:val="18"/>
               </w:rPr>
               <w:t>ตรวจผลการรัน</w:t>
@@ -4161,13 +4279,13 @@
             </w:pPr>
             <w:r>
               <w:rPr>
-                <w:rFonts w:ascii="Arial" w:hAnsi="Arial" w:eastAsia="Arial"/>
-                <w:sz w:val="18"/>
-              </w:rPr>
-            </w:r>
-            <w:r>
-              <w:rPr>
-                <w:rFonts w:ascii="Arial" w:hAnsi="Arial" w:eastAsia="Arial"/>
+                <w:rFonts w:ascii="Arial" w:hAnsi="Arial" w:eastAsia="Arial" w:cs="Tahoma"/>
+                <w:sz w:val="18"/>
+              </w:rPr>
+            </w:r>
+            <w:r>
+              <w:rPr>
+                <w:rFonts w:ascii="Arial" w:hAnsi="Arial" w:eastAsia="Arial" w:cs="Tahoma"/>
                 <w:sz w:val="18"/>
               </w:rPr>
               <w:t>LOG</w:t>
@@ -4186,13 +4304,13 @@
             </w:pPr>
             <w:r>
               <w:rPr>
-                <w:rFonts w:ascii="Arial" w:hAnsi="Arial" w:eastAsia="Arial"/>
-                <w:sz w:val="18"/>
-              </w:rPr>
-            </w:r>
-            <w:r>
-              <w:rPr>
-                <w:rFonts w:ascii="Arial" w:hAnsi="Arial" w:eastAsia="Arial"/>
+                <w:rFonts w:ascii="Arial" w:hAnsi="Arial" w:eastAsia="Arial" w:cs="Tahoma"/>
+                <w:sz w:val="18"/>
+              </w:rPr>
+            </w:r>
+            <w:r>
+              <w:rPr>
+                <w:rFonts w:ascii="Arial" w:hAnsi="Arial" w:eastAsia="Arial" w:cs="Tahoma"/>
                 <w:sz w:val="18"/>
               </w:rPr>
               <w:t>application log (structured)</w:t>
@@ -4211,13 +4329,13 @@
             </w:pPr>
             <w:r>
               <w:rPr>
-                <w:rFonts w:ascii="Arial" w:hAnsi="Arial" w:eastAsia="Arial"/>
-                <w:sz w:val="18"/>
-              </w:rPr>
-            </w:r>
-            <w:r>
-              <w:rPr>
-                <w:rFonts w:ascii="Arial" w:hAnsi="Arial" w:eastAsia="Arial"/>
+                <w:rFonts w:ascii="Arial" w:hAnsi="Arial" w:eastAsia="Arial" w:cs="Tahoma"/>
+                <w:sz w:val="18"/>
+              </w:rPr>
+            </w:r>
+            <w:r>
+              <w:rPr>
+                <w:rFonts w:ascii="Arial" w:hAnsi="Arial" w:eastAsia="Arial" w:cs="Tahoma"/>
                 <w:sz w:val="18"/>
               </w:rPr>
               <w:t>ไม่มีตาราง job_run_histories แล้ว · ไฟล์/ACK ดูที่ interface_transactions</w:t>
@@ -4287,7 +4405,7 @@
             <w:r/>
             <w:r>
               <w:rPr>
-                <w:rFonts w:ascii="Arial" w:hAnsi="Arial" w:eastAsia="Arial"/>
+                <w:rFonts w:ascii="Arial" w:hAnsi="Arial" w:eastAsia="Arial" w:cs="Tahoma"/>
                 <w:b/>
                 <w:sz w:val="18"/>
               </w:rPr>
@@ -4309,7 +4427,7 @@
             <w:r/>
             <w:r>
               <w:rPr>
-                <w:rFonts w:ascii="Arial" w:hAnsi="Arial" w:eastAsia="Arial"/>
+                <w:rFonts w:ascii="Arial" w:hAnsi="Arial" w:eastAsia="Arial" w:cs="Tahoma"/>
                 <w:b/>
                 <w:sz w:val="18"/>
               </w:rPr>
@@ -4331,7 +4449,7 @@
             <w:r/>
             <w:r>
               <w:rPr>
-                <w:rFonts w:ascii="Arial" w:hAnsi="Arial" w:eastAsia="Arial"/>
+                <w:rFonts w:ascii="Arial" w:hAnsi="Arial" w:eastAsia="Arial" w:cs="Tahoma"/>
                 <w:b/>
                 <w:sz w:val="18"/>
               </w:rPr>
@@ -4356,13 +4474,13 @@
             </w:pPr>
             <w:r>
               <w:rPr>
-                <w:rFonts w:ascii="Arial" w:hAnsi="Arial" w:eastAsia="Arial"/>
-                <w:sz w:val="18"/>
-              </w:rPr>
-            </w:r>
-            <w:r>
-              <w:rPr>
-                <w:rFonts w:ascii="Arial" w:hAnsi="Arial" w:eastAsia="Arial"/>
+                <w:rFonts w:ascii="Arial" w:hAnsi="Arial" w:eastAsia="Arial" w:cs="Tahoma"/>
+                <w:sz w:val="18"/>
+              </w:rPr>
+            </w:r>
+            <w:r>
+              <w:rPr>
+                <w:rFonts w:ascii="Arial" w:hAnsi="Arial" w:eastAsia="Arial" w:cs="Tahoma"/>
                 <w:sz w:val="18"/>
               </w:rPr>
               <w:t>fgi_impact_processes</w:t>
@@ -4381,13 +4499,13 @@
             </w:pPr>
             <w:r>
               <w:rPr>
-                <w:rFonts w:ascii="Arial" w:hAnsi="Arial" w:eastAsia="Arial"/>
-                <w:sz w:val="18"/>
-              </w:rPr>
-            </w:r>
-            <w:r>
-              <w:rPr>
-                <w:rFonts w:ascii="Arial" w:hAnsi="Arial" w:eastAsia="Arial"/>
+                <w:rFonts w:ascii="Arial" w:hAnsi="Arial" w:eastAsia="Arial" w:cs="Tahoma"/>
+                <w:sz w:val="18"/>
+              </w:rPr>
+            </w:r>
+            <w:r>
+              <w:rPr>
+                <w:rFonts w:ascii="Arial" w:hAnsi="Arial" w:eastAsia="Arial" w:cs="Tahoma"/>
                 <w:sz w:val="18"/>
               </w:rPr>
               <w:t>R/W</w:t>
@@ -4406,13 +4524,13 @@
             </w:pPr>
             <w:r>
               <w:rPr>
-                <w:rFonts w:ascii="Arial" w:hAnsi="Arial" w:eastAsia="Arial"/>
-                <w:sz w:val="18"/>
-              </w:rPr>
-            </w:r>
-            <w:r>
-              <w:rPr>
-                <w:rFonts w:ascii="Arial" w:hAnsi="Arial" w:eastAsia="Arial"/>
+                <w:rFonts w:ascii="Arial" w:hAnsi="Arial" w:eastAsia="Arial" w:cs="Tahoma"/>
+                <w:sz w:val="18"/>
+              </w:rPr>
+            </w:r>
+            <w:r>
+              <w:rPr>
+                <w:rFonts w:ascii="Arial" w:hAnsi="Arial" w:eastAsia="Arial" w:cs="Tahoma"/>
                 <w:sz w:val="18"/>
               </w:rPr>
               <w:t>หนึ่งใน 10 mutation (สถานะ process / last_compensation_amount)</w:t>
@@ -4436,13 +4554,13 @@
             </w:pPr>
             <w:r>
               <w:rPr>
-                <w:rFonts w:ascii="Arial" w:hAnsi="Arial" w:eastAsia="Arial"/>
-                <w:sz w:val="18"/>
-              </w:rPr>
-            </w:r>
-            <w:r>
-              <w:rPr>
-                <w:rFonts w:ascii="Arial" w:hAnsi="Arial" w:eastAsia="Arial"/>
+                <w:rFonts w:ascii="Arial" w:hAnsi="Arial" w:eastAsia="Arial" w:cs="Tahoma"/>
+                <w:sz w:val="18"/>
+              </w:rPr>
+            </w:r>
+            <w:r>
+              <w:rPr>
+                <w:rFonts w:ascii="Arial" w:hAnsi="Arial" w:eastAsia="Arial" w:cs="Tahoma"/>
                 <w:sz w:val="18"/>
               </w:rPr>
               <w:t>fgi_impact_stores</w:t>
@@ -4461,13 +4579,13 @@
             </w:pPr>
             <w:r>
               <w:rPr>
-                <w:rFonts w:ascii="Arial" w:hAnsi="Arial" w:eastAsia="Arial"/>
-                <w:sz w:val="18"/>
-              </w:rPr>
-            </w:r>
-            <w:r>
-              <w:rPr>
-                <w:rFonts w:ascii="Arial" w:hAnsi="Arial" w:eastAsia="Arial"/>
+                <w:rFonts w:ascii="Arial" w:hAnsi="Arial" w:eastAsia="Arial" w:cs="Tahoma"/>
+                <w:sz w:val="18"/>
+              </w:rPr>
+            </w:r>
+            <w:r>
+              <w:rPr>
+                <w:rFonts w:ascii="Arial" w:hAnsi="Arial" w:eastAsia="Arial" w:cs="Tahoma"/>
                 <w:sz w:val="18"/>
               </w:rPr>
               <w:t>R/W</w:t>
@@ -4486,13 +4604,13 @@
             </w:pPr>
             <w:r>
               <w:rPr>
-                <w:rFonts w:ascii="Arial" w:hAnsi="Arial" w:eastAsia="Arial"/>
-                <w:sz w:val="18"/>
-              </w:rPr>
-            </w:r>
-            <w:r>
-              <w:rPr>
-                <w:rFonts w:ascii="Arial" w:hAnsi="Arial" w:eastAsia="Arial"/>
+                <w:rFonts w:ascii="Arial" w:hAnsi="Arial" w:eastAsia="Arial" w:cs="Tahoma"/>
+                <w:sz w:val="18"/>
+              </w:rPr>
+            </w:r>
+            <w:r>
+              <w:rPr>
+                <w:rFonts w:ascii="Arial" w:hAnsi="Arial" w:eastAsia="Arial" w:cs="Tahoma"/>
                 <w:sz w:val="18"/>
               </w:rPr>
               <w:t>สถานะค่าชดเชย I/C/A/N/S/Z และข้อมูลร้าน/ผู้อนุมัติ/ค่าชดเชยร้านใหม่</w:t>
@@ -4516,13 +4634,13 @@
             </w:pPr>
             <w:r>
               <w:rPr>
-                <w:rFonts w:ascii="Arial" w:hAnsi="Arial" w:eastAsia="Arial"/>
-                <w:sz w:val="18"/>
-              </w:rPr>
-            </w:r>
-            <w:r>
-              <w:rPr>
-                <w:rFonts w:ascii="Arial" w:hAnsi="Arial" w:eastAsia="Arial"/>
+                <w:rFonts w:ascii="Arial" w:hAnsi="Arial" w:eastAsia="Arial" w:cs="Tahoma"/>
+                <w:sz w:val="18"/>
+              </w:rPr>
+            </w:r>
+            <w:r>
+              <w:rPr>
+                <w:rFonts w:ascii="Arial" w:hAnsi="Arial" w:eastAsia="Arial" w:cs="Tahoma"/>
                 <w:sz w:val="18"/>
               </w:rPr>
               <w:t>fcs_qssi_score</w:t>
@@ -4541,13 +4659,13 @@
             </w:pPr>
             <w:r>
               <w:rPr>
-                <w:rFonts w:ascii="Arial" w:hAnsi="Arial" w:eastAsia="Arial"/>
-                <w:sz w:val="18"/>
-              </w:rPr>
-            </w:r>
-            <w:r>
-              <w:rPr>
-                <w:rFonts w:ascii="Arial" w:hAnsi="Arial" w:eastAsia="Arial"/>
+                <w:rFonts w:ascii="Arial" w:hAnsi="Arial" w:eastAsia="Arial" w:cs="Tahoma"/>
+                <w:sz w:val="18"/>
+              </w:rPr>
+            </w:r>
+            <w:r>
+              <w:rPr>
+                <w:rFonts w:ascii="Arial" w:hAnsi="Arial" w:eastAsia="Arial" w:cs="Tahoma"/>
                 <w:sz w:val="18"/>
               </w:rPr>
               <w:t>R</w:t>
@@ -4566,13 +4684,13 @@
             </w:pPr>
             <w:r>
               <w:rPr>
-                <w:rFonts w:ascii="Arial" w:hAnsi="Arial" w:eastAsia="Arial"/>
-                <w:sz w:val="18"/>
-              </w:rPr>
-            </w:r>
-            <w:r>
-              <w:rPr>
-                <w:rFonts w:ascii="Arial" w:hAnsi="Arial" w:eastAsia="Arial"/>
+                <w:rFonts w:ascii="Arial" w:hAnsi="Arial" w:eastAsia="Arial" w:cs="Tahoma"/>
+                <w:sz w:val="18"/>
+              </w:rPr>
+            </w:r>
+            <w:r>
+              <w:rPr>
+                <w:rFonts w:ascii="Arial" w:hAnsi="Arial" w:eastAsia="Arial" w:cs="Tahoma"/>
                 <w:sz w:val="18"/>
               </w:rPr>
               <w:t>ตรวจความครบคะแนน 6 หมวด (จาก Job 1)</w:t>
@@ -4596,13 +4714,13 @@
             </w:pPr>
             <w:r>
               <w:rPr>
-                <w:rFonts w:ascii="Arial" w:hAnsi="Arial" w:eastAsia="Arial"/>
-                <w:sz w:val="18"/>
-              </w:rPr>
-            </w:r>
-            <w:r>
-              <w:rPr>
-                <w:rFonts w:ascii="Arial" w:hAnsi="Arial" w:eastAsia="Arial"/>
+                <w:rFonts w:ascii="Arial" w:hAnsi="Arial" w:eastAsia="Arial" w:cs="Tahoma"/>
+                <w:sz w:val="18"/>
+              </w:rPr>
+            </w:r>
+            <w:r>
+              <w:rPr>
+                <w:rFonts w:ascii="Arial" w:hAnsi="Arial" w:eastAsia="Arial" w:cs="Tahoma"/>
                 <w:sz w:val="18"/>
               </w:rPr>
               <w:t>interface_transactions</w:t>
@@ -4621,13 +4739,13 @@
             </w:pPr>
             <w:r>
               <w:rPr>
-                <w:rFonts w:ascii="Arial" w:hAnsi="Arial" w:eastAsia="Arial"/>
-                <w:sz w:val="18"/>
-              </w:rPr>
-            </w:r>
-            <w:r>
-              <w:rPr>
-                <w:rFonts w:ascii="Arial" w:hAnsi="Arial" w:eastAsia="Arial"/>
+                <w:rFonts w:ascii="Arial" w:hAnsi="Arial" w:eastAsia="Arial" w:cs="Tahoma"/>
+                <w:sz w:val="18"/>
+              </w:rPr>
+            </w:r>
+            <w:r>
+              <w:rPr>
+                <w:rFonts w:ascii="Arial" w:hAnsi="Arial" w:eastAsia="Arial" w:cs="Tahoma"/>
                 <w:sz w:val="18"/>
               </w:rPr>
               <w:t>W</w:t>
@@ -4646,13 +4764,13 @@
             </w:pPr>
             <w:r>
               <w:rPr>
-                <w:rFonts w:ascii="Arial" w:hAnsi="Arial" w:eastAsia="Arial"/>
-                <w:sz w:val="18"/>
-              </w:rPr>
-            </w:r>
-            <w:r>
-              <w:rPr>
-                <w:rFonts w:ascii="Arial" w:hAnsi="Arial" w:eastAsia="Arial"/>
+                <w:rFonts w:ascii="Arial" w:hAnsi="Arial" w:eastAsia="Arial" w:cs="Tahoma"/>
+                <w:sz w:val="18"/>
+              </w:rPr>
+            </w:r>
+            <w:r>
+              <w:rPr>
+                <w:rFonts w:ascii="Arial" w:hAnsi="Arial" w:eastAsia="Arial" w:cs="Tahoma"/>
                 <w:sz w:val="18"/>
               </w:rPr>
               <w:t>tracking COMPENSATE_INIT / APPROVE (I,N) · typed FK = impact_process_id</w:t>
@@ -4693,7 +4811,7 @@
       </w:r>
       <w:r>
         <w:rPr>
-          <w:rFonts w:ascii="Courier New" w:hAnsi="Courier New"/>
+          <w:rFonts w:ascii="Courier New" w:hAnsi="Courier New" w:eastAsia="Courier New" w:cs="Tahoma"/>
         </w:rPr>
         <w:t>src/batch/sbpgi/</w:t>
       </w:r>
@@ -4702,7 +4820,7 @@
       </w:r>
       <w:r>
         <w:rPr>
-          <w:rFonts w:ascii="Courier New" w:hAnsi="Courier New"/>
+          <w:rFonts w:ascii="Courier New" w:hAnsi="Courier New" w:eastAsia="Courier New" w:cs="Tahoma"/>
         </w:rPr>
         <w:t>DATA_SOURCE</w:t>
       </w:r>
@@ -4711,7 +4829,7 @@
       </w:r>
       <w:r>
         <w:rPr>
-          <w:rFonts w:ascii="Courier New" w:hAnsi="Courier New"/>
+          <w:rFonts w:ascii="Courier New" w:hAnsi="Courier New" w:eastAsia="Courier New" w:cs="Tahoma"/>
         </w:rPr>
         <w:t>src/entitys/</w:t>
       </w:r>
@@ -4728,7 +4846,7 @@
       </w:r>
       <w:r>
         <w:rPr>
-          <w:rFonts w:ascii="Courier New" w:hAnsi="Courier New"/>
+          <w:rFonts w:ascii="Courier New" w:hAnsi="Courier New" w:eastAsia="Courier New" w:cs="Tahoma"/>
         </w:rPr>
         <w:t>src/batch</w:t>
       </w:r>
@@ -4737,7 +4855,7 @@
       </w:r>
       <w:r>
         <w:rPr>
-          <w:rFonts w:ascii="Courier New" w:hAnsi="Courier New"/>
+          <w:rFonts w:ascii="Courier New" w:hAnsi="Courier New" w:eastAsia="Courier New" w:cs="Tahoma"/>
         </w:rPr>
         <w:t>@nestjs/schedule</w:t>
       </w:r>
@@ -4755,7 +4873,7 @@
       </w:r>
       <w:r>
         <w:rPr>
-          <w:rFonts w:ascii="Courier New" w:hAnsi="Courier New"/>
+          <w:rFonts w:ascii="Courier New" w:hAnsi="Courier New" w:eastAsia="Courier New" w:cs="Tahoma"/>
         </w:rPr>
         <w:t>runner.ts</w:t>
       </w:r>
@@ -4764,7 +4882,7 @@
       </w:r>
       <w:r>
         <w:rPr>
-          <w:rFonts w:ascii="Courier New" w:hAnsi="Courier New"/>
+          <w:rFonts w:ascii="Courier New" w:hAnsi="Courier New" w:eastAsia="Courier New" w:cs="Tahoma"/>
         </w:rPr>
         <w:t>scheduler.ts</w:t>
       </w:r>
@@ -4773,7 +4891,7 @@
       </w:r>
       <w:r>
         <w:rPr>
-          <w:rFonts w:ascii="Courier New" w:hAnsi="Courier New"/>
+          <w:rFonts w:ascii="Courier New" w:hAnsi="Courier New" w:eastAsia="Courier New" w:cs="Tahoma"/>
         </w:rPr>
         <w:t>cli.js</w:t>
       </w:r>
@@ -4782,7 +4900,7 @@
       </w:r>
       <w:r>
         <w:rPr>
-          <w:rFonts w:ascii="Courier New" w:hAnsi="Courier New"/>
+          <w:rFonts w:ascii="Courier New" w:hAnsi="Courier New" w:eastAsia="Courier New" w:cs="Tahoma"/>
         </w:rPr>
         <w:t>job-failure.notifier.ts</w:t>
       </w:r>
@@ -4800,7 +4918,7 @@
       </w:r>
       <w:r>
         <w:rPr>
-          <w:rFonts w:ascii="Courier New" w:hAnsi="Courier New"/>
+          <w:rFonts w:ascii="Courier New" w:hAnsi="Courier New" w:eastAsia="Courier New" w:cs="Tahoma"/>
         </w:rPr>
         <w:t>ScheduleModule.forRoot()</w:t>
       </w:r>
@@ -4809,7 +4927,7 @@
       </w:r>
       <w:r>
         <w:rPr>
-          <w:rFonts w:ascii="Courier New" w:hAnsi="Courier New"/>
+          <w:rFonts w:ascii="Courier New" w:hAnsi="Courier New" w:eastAsia="Courier New" w:cs="Tahoma"/>
         </w:rPr>
         <w:t>app.module.ts</w:t>
       </w:r>
@@ -4846,7 +4964,7 @@
             <w:r/>
             <w:r>
               <w:rPr>
-                <w:rFonts w:ascii="Arial" w:hAnsi="Arial" w:eastAsia="Arial"/>
+                <w:rFonts w:ascii="Arial" w:hAnsi="Arial" w:eastAsia="Arial" w:cs="Tahoma"/>
                 <w:b/>
                 <w:sz w:val="18"/>
               </w:rPr>
@@ -4868,7 +4986,7 @@
             <w:r/>
             <w:r>
               <w:rPr>
-                <w:rFonts w:ascii="Arial" w:hAnsi="Arial" w:eastAsia="Arial"/>
+                <w:rFonts w:ascii="Arial" w:hAnsi="Arial" w:eastAsia="Arial" w:cs="Tahoma"/>
                 <w:b/>
                 <w:sz w:val="18"/>
               </w:rPr>
@@ -4893,13 +5011,13 @@
             </w:pPr>
             <w:r>
               <w:rPr>
-                <w:rFonts w:ascii="Arial" w:hAnsi="Arial" w:eastAsia="Arial"/>
-                <w:sz w:val="18"/>
-              </w:rPr>
-            </w:r>
-            <w:r>
-              <w:rPr>
-                <w:rFonts w:ascii="Arial" w:hAnsi="Arial" w:eastAsia="Arial"/>
+                <w:rFonts w:ascii="Arial" w:hAnsi="Arial" w:eastAsia="Arial" w:cs="Tahoma"/>
+                <w:sz w:val="18"/>
+              </w:rPr>
+            </w:r>
+            <w:r>
+              <w:rPr>
+                <w:rFonts w:ascii="Arial" w:hAnsi="Arial" w:eastAsia="Arial" w:cs="Tahoma"/>
                 <w:sz w:val="18"/>
               </w:rPr>
               <w:t>src/batch/sbpgi/job-6-export-impact-store-to-fs/job-6-export-impact-store-to-fs.job.ts</w:t>
@@ -4918,41 +5036,41 @@
             </w:pPr>
             <w:r>
               <w:rPr>
-                <w:rFonts w:ascii="Arial" w:hAnsi="Arial" w:eastAsia="Arial"/>
-                <w:sz w:val="18"/>
-              </w:rPr>
-            </w:r>
-            <w:r>
-              <w:rPr>
-                <w:rFonts w:ascii="Arial" w:hAnsi="Arial" w:eastAsia="Arial"/>
+                <w:rFonts w:ascii="Arial" w:hAnsi="Arial" w:eastAsia="Arial" w:cs="Tahoma"/>
+                <w:sz w:val="18"/>
+              </w:rPr>
+            </w:r>
+            <w:r>
+              <w:rPr>
+                <w:rFonts w:ascii="Arial" w:hAnsi="Arial" w:eastAsia="Arial" w:cs="Tahoma"/>
                 <w:sz w:val="18"/>
               </w:rPr>
               <w:t xml:space="preserve">คลาส </w:t>
             </w:r>
             <w:r>
               <w:rPr>
-                <w:rFonts w:ascii="Courier New" w:hAnsi="Courier New" w:eastAsia="Arial"/>
+                <w:rFonts w:ascii="Courier New" w:hAnsi="Courier New" w:eastAsia="Courier New" w:cs="Tahoma"/>
                 <w:sz w:val="18"/>
               </w:rPr>
               <w:t>ExportImpactStoreToFsJob</w:t>
             </w:r>
             <w:r>
               <w:rPr>
-                <w:rFonts w:ascii="Arial" w:hAnsi="Arial" w:eastAsia="Arial"/>
+                <w:rFonts w:ascii="Arial" w:hAnsi="Arial" w:eastAsia="Arial" w:cs="Tahoma"/>
                 <w:sz w:val="18"/>
               </w:rPr>
               <w:t xml:space="preserve"> — </w:t>
             </w:r>
             <w:r>
               <w:rPr>
-                <w:rFonts w:ascii="Courier New" w:hAnsi="Courier New" w:eastAsia="Arial"/>
+                <w:rFonts w:ascii="Courier New" w:hAnsi="Courier New" w:eastAsia="Courier New" w:cs="Tahoma"/>
                 <w:sz w:val="18"/>
               </w:rPr>
               <w:t>run(ctx)</w:t>
             </w:r>
             <w:r>
               <w:rPr>
-                <w:rFonts w:ascii="Arial" w:hAnsi="Arial" w:eastAsia="Arial"/>
+                <w:rFonts w:ascii="Arial" w:hAnsi="Arial" w:eastAsia="Arial" w:cs="Tahoma"/>
                 <w:sz w:val="18"/>
               </w:rPr>
               <w:t xml:space="preserve"> เรียงตาม flow ของ Job 6 ทีละขั้น, ครอบ transaction, จบด้วย structured log</w:t>
@@ -4976,13 +5094,13 @@
             </w:pPr>
             <w:r>
               <w:rPr>
-                <w:rFonts w:ascii="Arial" w:hAnsi="Arial" w:eastAsia="Arial"/>
-                <w:sz w:val="18"/>
-              </w:rPr>
-            </w:r>
-            <w:r>
-              <w:rPr>
-                <w:rFonts w:ascii="Arial" w:hAnsi="Arial" w:eastAsia="Arial"/>
+                <w:rFonts w:ascii="Arial" w:hAnsi="Arial" w:eastAsia="Arial" w:cs="Tahoma"/>
+                <w:sz w:val="18"/>
+              </w:rPr>
+            </w:r>
+            <w:r>
+              <w:rPr>
+                <w:rFonts w:ascii="Arial" w:hAnsi="Arial" w:eastAsia="Arial" w:cs="Tahoma"/>
                 <w:sz w:val="18"/>
               </w:rPr>
               <w:t>src/batch/sbpgi/job-6-export-impact-store-to-fs/job-6-export-impact-store-to-fs.service.ts</w:t>
@@ -5001,34 +5119,34 @@
             </w:pPr>
             <w:r>
               <w:rPr>
-                <w:rFonts w:ascii="Arial" w:hAnsi="Arial" w:eastAsia="Arial"/>
-                <w:sz w:val="18"/>
-              </w:rPr>
-            </w:r>
-            <w:r>
-              <w:rPr>
-                <w:rFonts w:ascii="Arial" w:hAnsi="Arial" w:eastAsia="Arial"/>
+                <w:rFonts w:ascii="Arial" w:hAnsi="Arial" w:eastAsia="Arial" w:cs="Tahoma"/>
+                <w:sz w:val="18"/>
+              </w:rPr>
+            </w:r>
+            <w:r>
+              <w:rPr>
+                <w:rFonts w:ascii="Arial" w:hAnsi="Arial" w:eastAsia="Arial" w:cs="Tahoma"/>
                 <w:sz w:val="18"/>
               </w:rPr>
               <w:t xml:space="preserve">คลาส </w:t>
             </w:r>
             <w:r>
               <w:rPr>
-                <w:rFonts w:ascii="Courier New" w:hAnsi="Courier New" w:eastAsia="Arial"/>
+                <w:rFonts w:ascii="Courier New" w:hAnsi="Courier New" w:eastAsia="Courier New" w:cs="Tahoma"/>
                 <w:sz w:val="18"/>
               </w:rPr>
               <w:t>ExportImpactStoreToFsService</w:t>
             </w:r>
             <w:r>
               <w:rPr>
-                <w:rFonts w:ascii="Arial" w:hAnsi="Arial" w:eastAsia="Arial"/>
+                <w:rFonts w:ascii="Arial" w:hAnsi="Arial" w:eastAsia="Arial" w:cs="Tahoma"/>
                 <w:sz w:val="18"/>
               </w:rPr>
               <w:t xml:space="preserve"> — logic ต่อขั้น (อ่าน/parse/คำนวณ/เขียน) + repository token ที่ inject จาก </w:t>
             </w:r>
             <w:r>
               <w:rPr>
-                <w:rFonts w:ascii="Courier New" w:hAnsi="Courier New" w:eastAsia="Arial"/>
+                <w:rFonts w:ascii="Courier New" w:hAnsi="Courier New" w:eastAsia="Courier New" w:cs="Tahoma"/>
                 <w:sz w:val="18"/>
               </w:rPr>
               <w:t>DATA_SOURCE</w:t>
@@ -5052,13 +5170,13 @@
             </w:pPr>
             <w:r>
               <w:rPr>
-                <w:rFonts w:ascii="Arial" w:hAnsi="Arial" w:eastAsia="Arial"/>
-                <w:sz w:val="18"/>
-              </w:rPr>
-            </w:r>
-            <w:r>
-              <w:rPr>
-                <w:rFonts w:ascii="Arial" w:hAnsi="Arial" w:eastAsia="Arial"/>
+                <w:rFonts w:ascii="Arial" w:hAnsi="Arial" w:eastAsia="Arial" w:cs="Tahoma"/>
+                <w:sz w:val="18"/>
+              </w:rPr>
+            </w:r>
+            <w:r>
+              <w:rPr>
+                <w:rFonts w:ascii="Arial" w:hAnsi="Arial" w:eastAsia="Arial" w:cs="Tahoma"/>
                 <w:sz w:val="18"/>
               </w:rPr>
               <w:t>src/batch/sbpgi/job-6-export-impact-store-to-fs/job-6-export-impact-store-to-fs.config.ts</w:t>
@@ -5077,55 +5195,55 @@
             </w:pPr>
             <w:r>
               <w:rPr>
-                <w:rFonts w:ascii="Arial" w:hAnsi="Arial" w:eastAsia="Arial"/>
-                <w:sz w:val="18"/>
-              </w:rPr>
-            </w:r>
-            <w:r>
-              <w:rPr>
-                <w:rFonts w:ascii="Arial" w:hAnsi="Arial" w:eastAsia="Arial"/>
+                <w:rFonts w:ascii="Arial" w:hAnsi="Arial" w:eastAsia="Arial" w:cs="Tahoma"/>
+                <w:sz w:val="18"/>
+              </w:rPr>
+            </w:r>
+            <w:r>
+              <w:rPr>
+                <w:rFonts w:ascii="Arial" w:hAnsi="Arial" w:eastAsia="Arial" w:cs="Tahoma"/>
                 <w:sz w:val="18"/>
               </w:rPr>
               <w:t xml:space="preserve">คลาส </w:t>
             </w:r>
             <w:r>
               <w:rPr>
-                <w:rFonts w:ascii="Courier New" w:hAnsi="Courier New" w:eastAsia="Arial"/>
+                <w:rFonts w:ascii="Courier New" w:hAnsi="Courier New" w:eastAsia="Courier New" w:cs="Tahoma"/>
                 <w:sz w:val="18"/>
               </w:rPr>
               <w:t>SbpgiJob6Config</w:t>
             </w:r>
             <w:r>
               <w:rPr>
-                <w:rFonts w:ascii="Arial" w:hAnsi="Arial" w:eastAsia="Arial"/>
+                <w:rFonts w:ascii="Arial" w:hAnsi="Arial" w:eastAsia="Arial" w:cs="Tahoma"/>
                 <w:sz w:val="18"/>
               </w:rPr>
               <w:t xml:space="preserve"> (แบบเดียวกับ </w:t>
             </w:r>
             <w:r>
               <w:rPr>
-                <w:rFonts w:ascii="Courier New" w:hAnsi="Courier New" w:eastAsia="Arial"/>
+                <w:rFonts w:ascii="Courier New" w:hAnsi="Courier New" w:eastAsia="Courier New" w:cs="Tahoma"/>
                 <w:sz w:val="18"/>
               </w:rPr>
               <w:t>src/config/app.config.ts</w:t>
             </w:r>
             <w:r>
               <w:rPr>
-                <w:rFonts w:ascii="Arial" w:hAnsi="Arial" w:eastAsia="Arial"/>
+                <w:rFonts w:ascii="Arial" w:hAnsi="Arial" w:eastAsia="Arial" w:cs="Tahoma"/>
                 <w:sz w:val="18"/>
               </w:rPr>
               <w:t xml:space="preserve"> — โปรเจกต์นี้ไม่ใช้ </w:t>
             </w:r>
             <w:r>
               <w:rPr>
-                <w:rFonts w:ascii="Courier New" w:hAnsi="Courier New" w:eastAsia="Arial"/>
+                <w:rFonts w:ascii="Courier New" w:hAnsi="Courier New" w:eastAsia="Courier New" w:cs="Tahoma"/>
                 <w:sz w:val="18"/>
               </w:rPr>
               <w:t>registerAs</w:t>
             </w:r>
             <w:r>
               <w:rPr>
-                <w:rFonts w:ascii="Arial" w:hAnsi="Arial" w:eastAsia="Arial"/>
+                <w:rFonts w:ascii="Arial" w:hAnsi="Arial" w:eastAsia="Arial" w:cs="Tahoma"/>
                 <w:sz w:val="18"/>
               </w:rPr>
               <w:t>) — cron และพารามิเตอร์ทั้ง 7 ตัวของ Job 6 อ่านจาก env/config file (ไม่มีตาราง job_configs)</w:t>
@@ -5149,13 +5267,13 @@
             </w:pPr>
             <w:r>
               <w:rPr>
-                <w:rFonts w:ascii="Arial" w:hAnsi="Arial" w:eastAsia="Arial"/>
-                <w:sz w:val="18"/>
-              </w:rPr>
-            </w:r>
-            <w:r>
-              <w:rPr>
-                <w:rFonts w:ascii="Arial" w:hAnsi="Arial" w:eastAsia="Arial"/>
+                <w:rFonts w:ascii="Arial" w:hAnsi="Arial" w:eastAsia="Arial" w:cs="Tahoma"/>
+                <w:sz w:val="18"/>
+              </w:rPr>
+            </w:r>
+            <w:r>
+              <w:rPr>
+                <w:rFonts w:ascii="Arial" w:hAnsi="Arial" w:eastAsia="Arial" w:cs="Tahoma"/>
                 <w:sz w:val="18"/>
               </w:rPr>
               <w:t>src/batch/sbpgi/job-6-export-impact-store-to-fs/job-6-export-impact-store-to-fs.module.ts</w:t>
@@ -5174,20 +5292,20 @@
             </w:pPr>
             <w:r>
               <w:rPr>
-                <w:rFonts w:ascii="Arial" w:hAnsi="Arial" w:eastAsia="Arial"/>
-                <w:sz w:val="18"/>
-              </w:rPr>
-            </w:r>
-            <w:r>
-              <w:rPr>
-                <w:rFonts w:ascii="Arial" w:hAnsi="Arial" w:eastAsia="Arial"/>
+                <w:rFonts w:ascii="Arial" w:hAnsi="Arial" w:eastAsia="Arial" w:cs="Tahoma"/>
+                <w:sz w:val="18"/>
+              </w:rPr>
+            </w:r>
+            <w:r>
+              <w:rPr>
+                <w:rFonts w:ascii="Arial" w:hAnsi="Arial" w:eastAsia="Arial" w:cs="Tahoma"/>
                 <w:sz w:val="18"/>
               </w:rPr>
               <w:t xml:space="preserve">NestJS module ผูก job + service + repository provider (factory token string) เข้ากับ </w:t>
             </w:r>
             <w:r>
               <w:rPr>
-                <w:rFonts w:ascii="Courier New" w:hAnsi="Courier New" w:eastAsia="Arial"/>
+                <w:rFonts w:ascii="Courier New" w:hAnsi="Courier New" w:eastAsia="Courier New" w:cs="Tahoma"/>
                 <w:sz w:val="18"/>
               </w:rPr>
               <w:t>DatabaseModule</w:t>
@@ -5211,13 +5329,13 @@
             </w:pPr>
             <w:r>
               <w:rPr>
-                <w:rFonts w:ascii="Arial" w:hAnsi="Arial" w:eastAsia="Arial"/>
-                <w:sz w:val="18"/>
-              </w:rPr>
-            </w:r>
-            <w:r>
-              <w:rPr>
-                <w:rFonts w:ascii="Arial" w:hAnsi="Arial" w:eastAsia="Arial"/>
+                <w:rFonts w:ascii="Arial" w:hAnsi="Arial" w:eastAsia="Arial" w:cs="Tahoma"/>
+                <w:sz w:val="18"/>
+              </w:rPr>
+            </w:r>
+            <w:r>
+              <w:rPr>
+                <w:rFonts w:ascii="Arial" w:hAnsi="Arial" w:eastAsia="Arial" w:cs="Tahoma"/>
                 <w:sz w:val="18"/>
               </w:rPr>
               <w:t>src/batch/runner.ts</w:t>
@@ -5236,13 +5354,13 @@
             </w:pPr>
             <w:r>
               <w:rPr>
-                <w:rFonts w:ascii="Arial" w:hAnsi="Arial" w:eastAsia="Arial"/>
-                <w:sz w:val="18"/>
-              </w:rPr>
-            </w:r>
-            <w:r>
-              <w:rPr>
-                <w:rFonts w:ascii="Arial" w:hAnsi="Arial" w:eastAsia="Arial"/>
+                <w:rFonts w:ascii="Arial" w:hAnsi="Arial" w:eastAsia="Arial" w:cs="Tahoma"/>
+                <w:sz w:val="18"/>
+              </w:rPr>
+            </w:r>
+            <w:r>
+              <w:rPr>
+                <w:rFonts w:ascii="Arial" w:hAnsi="Arial" w:eastAsia="Arial" w:cs="Tahoma"/>
                 <w:sz w:val="18"/>
               </w:rPr>
               <w:t>ตัวรันกลาง: resolve job ตาม jobNo, กันรันซ้อนด้วย advisory lock, จับ error → แจ้งเตือน, เขียน structured log สรุป (ใช้ร่วมทั้ง 11 job)</w:t>
@@ -5266,13 +5384,13 @@
             </w:pPr>
             <w:r>
               <w:rPr>
-                <w:rFonts w:ascii="Arial" w:hAnsi="Arial" w:eastAsia="Arial"/>
-                <w:sz w:val="18"/>
-              </w:rPr>
-            </w:r>
-            <w:r>
-              <w:rPr>
-                <w:rFonts w:ascii="Arial" w:hAnsi="Arial" w:eastAsia="Arial"/>
+                <w:rFonts w:ascii="Arial" w:hAnsi="Arial" w:eastAsia="Arial" w:cs="Tahoma"/>
+                <w:sz w:val="18"/>
+              </w:rPr>
+            </w:r>
+            <w:r>
+              <w:rPr>
+                <w:rFonts w:ascii="Arial" w:hAnsi="Arial" w:eastAsia="Arial" w:cs="Tahoma"/>
                 <w:sz w:val="18"/>
               </w:rPr>
               <w:t>src/batch/scheduler.ts</w:t>
@@ -5291,41 +5409,41 @@
             </w:pPr>
             <w:r>
               <w:rPr>
-                <w:rFonts w:ascii="Arial" w:hAnsi="Arial" w:eastAsia="Arial"/>
-                <w:sz w:val="18"/>
-              </w:rPr>
-            </w:r>
-            <w:r>
-              <w:rPr>
-                <w:rFonts w:ascii="Arial" w:hAnsi="Arial" w:eastAsia="Arial"/>
+                <w:rFonts w:ascii="Arial" w:hAnsi="Arial" w:eastAsia="Arial" w:cs="Tahoma"/>
+                <w:sz w:val="18"/>
+              </w:rPr>
+            </w:r>
+            <w:r>
+              <w:rPr>
+                <w:rFonts w:ascii="Arial" w:hAnsi="Arial" w:eastAsia="Arial" w:cs="Tahoma"/>
                 <w:sz w:val="18"/>
               </w:rPr>
               <w:t>ลงทะเบียน cron จาก config (</w:t>
             </w:r>
             <w:r>
               <w:rPr>
-                <w:rFonts w:ascii="Courier New" w:hAnsi="Courier New" w:eastAsia="Arial"/>
+                <w:rFonts w:ascii="Courier New" w:hAnsi="Courier New" w:eastAsia="Courier New" w:cs="Tahoma"/>
                 <w:sz w:val="18"/>
               </w:rPr>
               <w:t>SBPGI_JOB6_CRON</w:t>
             </w:r>
             <w:r>
               <w:rPr>
-                <w:rFonts w:ascii="Arial" w:hAnsi="Arial" w:eastAsia="Arial"/>
+                <w:rFonts w:ascii="Arial" w:hAnsi="Arial" w:eastAsia="Arial" w:cs="Tahoma"/>
                 <w:sz w:val="18"/>
               </w:rPr>
               <w:t xml:space="preserve"> = </w:t>
             </w:r>
             <w:r>
               <w:rPr>
-                <w:rFonts w:ascii="Courier New" w:hAnsi="Courier New" w:eastAsia="Arial"/>
+                <w:rFonts w:ascii="Courier New" w:hAnsi="Courier New" w:eastAsia="Courier New" w:cs="Tahoma"/>
                 <w:sz w:val="18"/>
               </w:rPr>
               <w:t>0 17 * * *</w:t>
             </w:r>
             <w:r>
               <w:rPr>
-                <w:rFonts w:ascii="Arial" w:hAnsi="Arial" w:eastAsia="Arial"/>
+                <w:rFonts w:ascii="Arial" w:hAnsi="Arial" w:eastAsia="Arial" w:cs="Tahoma"/>
                 <w:sz w:val="18"/>
               </w:rPr>
               <w:t>) และรองรับสั่งรันนอกรอบผ่าน CLI/runbook</w:t>
@@ -5349,13 +5467,13 @@
             </w:pPr>
             <w:r>
               <w:rPr>
-                <w:rFonts w:ascii="Arial" w:hAnsi="Arial" w:eastAsia="Arial"/>
-                <w:sz w:val="18"/>
-              </w:rPr>
-            </w:r>
-            <w:r>
-              <w:rPr>
-                <w:rFonts w:ascii="Arial" w:hAnsi="Arial" w:eastAsia="Arial"/>
+                <w:rFonts w:ascii="Arial" w:hAnsi="Arial" w:eastAsia="Arial" w:cs="Tahoma"/>
+                <w:sz w:val="18"/>
+              </w:rPr>
+            </w:r>
+            <w:r>
+              <w:rPr>
+                <w:rFonts w:ascii="Arial" w:hAnsi="Arial" w:eastAsia="Arial" w:cs="Tahoma"/>
                 <w:sz w:val="18"/>
               </w:rPr>
               <w:t>src/batch/job-failure.notifier.ts</w:t>
@@ -5374,55 +5492,55 @@
             </w:pPr>
             <w:r>
               <w:rPr>
-                <w:rFonts w:ascii="Arial" w:hAnsi="Arial" w:eastAsia="Arial"/>
-                <w:sz w:val="18"/>
-              </w:rPr>
-            </w:r>
-            <w:r>
-              <w:rPr>
-                <w:rFonts w:ascii="Arial" w:hAnsi="Arial" w:eastAsia="Arial"/>
+                <w:rFonts w:ascii="Arial" w:hAnsi="Arial" w:eastAsia="Arial" w:cs="Tahoma"/>
+                <w:sz w:val="18"/>
+              </w:rPr>
+            </w:r>
+            <w:r>
+              <w:rPr>
+                <w:rFonts w:ascii="Arial" w:hAnsi="Arial" w:eastAsia="Arial" w:cs="Tahoma"/>
                 <w:sz w:val="18"/>
               </w:rPr>
               <w:t xml:space="preserve">ส่งอีเมลแจ้งผู้ดูแลเมื่อ job ล้มเหลว ผ่าน </w:t>
             </w:r>
             <w:r>
               <w:rPr>
-                <w:rFonts w:ascii="Courier New" w:hAnsi="Courier New" w:eastAsia="Arial"/>
+                <w:rFonts w:ascii="Courier New" w:hAnsi="Courier New" w:eastAsia="Courier New" w:cs="Tahoma"/>
                 <w:sz w:val="18"/>
               </w:rPr>
               <w:t>EmailLibService</w:t>
             </w:r>
             <w:r>
               <w:rPr>
-                <w:rFonts w:ascii="Arial" w:hAnsi="Arial" w:eastAsia="Arial"/>
+                <w:rFonts w:ascii="Arial" w:hAnsi="Arial" w:eastAsia="Arial" w:cs="Tahoma"/>
                 <w:sz w:val="18"/>
               </w:rPr>
               <w:t xml:space="preserve"> ของ </w:t>
             </w:r>
             <w:r>
               <w:rPr>
-                <w:rFonts w:ascii="Courier New" w:hAnsi="Courier New" w:eastAsia="Arial"/>
+                <w:rFonts w:ascii="Courier New" w:hAnsi="Courier New" w:eastAsia="Courier New" w:cs="Tahoma"/>
                 <w:sz w:val="18"/>
               </w:rPr>
               <w:t>@gosoft-sbp/email-lib</w:t>
             </w:r>
             <w:r>
               <w:rPr>
-                <w:rFonts w:ascii="Arial" w:hAnsi="Arial" w:eastAsia="Arial"/>
+                <w:rFonts w:ascii="Arial" w:hAnsi="Arial" w:eastAsia="Arial" w:cs="Tahoma"/>
                 <w:sz w:val="18"/>
               </w:rPr>
               <w:t xml:space="preserve"> (log ลง </w:t>
             </w:r>
             <w:r>
               <w:rPr>
-                <w:rFonts w:ascii="Courier New" w:hAnsi="Courier New" w:eastAsia="Arial"/>
+                <w:rFonts w:ascii="Courier New" w:hAnsi="Courier New" w:eastAsia="Courier New" w:cs="Tahoma"/>
                 <w:sz w:val="18"/>
               </w:rPr>
               <w:t>email_sent</w:t>
             </w:r>
             <w:r>
               <w:rPr>
-                <w:rFonts w:ascii="Arial" w:hAnsi="Arial" w:eastAsia="Arial"/>
+                <w:rFonts w:ascii="Arial" w:hAnsi="Arial" w:eastAsia="Arial" w:cs="Tahoma"/>
                 <w:sz w:val="18"/>
               </w:rPr>
               <w:t xml:space="preserve"> ให้อัตโนมัติ)</w:t>
@@ -5452,7 +5570,7 @@
       </w:r>
       <w:r>
         <w:rPr>
-          <w:rFonts w:ascii="Courier New" w:hAnsi="Courier New"/>
+          <w:rFonts w:ascii="Courier New" w:hAnsi="Courier New" w:eastAsia="Courier New" w:cs="Tahoma"/>
         </w:rPr>
         <w:t>0 17 * * *</w:t>
       </w:r>
@@ -5461,7 +5579,7 @@
       </w:r>
       <w:r>
         <w:rPr>
-          <w:rFonts w:ascii="Courier New" w:hAnsi="Courier New"/>
+          <w:rFonts w:ascii="Courier New" w:hAnsi="Courier New" w:eastAsia="Courier New" w:cs="Tahoma"/>
         </w:rPr>
         <w:t>SBPGI_JOB6_CRON</w:t>
       </w:r>
@@ -5470,7 +5588,7 @@
       </w:r>
       <w:r>
         <w:rPr>
-          <w:rFonts w:ascii="Courier New" w:hAnsi="Courier New"/>
+          <w:rFonts w:ascii="Courier New" w:hAnsi="Courier New" w:eastAsia="Courier New" w:cs="Tahoma"/>
         </w:rPr>
         <w:t>scheduler.ts</w:t>
       </w:r>
@@ -5479,7 +5597,7 @@
       </w:r>
       <w:r>
         <w:rPr>
-          <w:rFonts w:ascii="Courier New" w:hAnsi="Courier New"/>
+          <w:rFonts w:ascii="Courier New" w:hAnsi="Courier New" w:eastAsia="Courier New" w:cs="Tahoma"/>
         </w:rPr>
         <w:t>enabled=false</w:t>
       </w:r>
@@ -5494,7 +5612,7 @@
       </w:pPr>
       <w:r>
         <w:rPr>
-          <w:rFonts w:ascii="Courier New" w:hAnsi="Courier New"/>
+          <w:rFonts w:ascii="Courier New" w:hAnsi="Courier New" w:eastAsia="Courier New" w:cs="Tahoma"/>
           <w:sz w:val="16"/>
         </w:rPr>
         <w:t>// src/batch/sbpgi/job-6-export-impact-store-to-fs/job-6-export-impact-store-to-fs.config.ts</w:t>
@@ -5622,7 +5740,7 @@
       </w:r>
       <w:r>
         <w:rPr>
-          <w:rFonts w:ascii="Courier New" w:hAnsi="Courier New"/>
+          <w:rFonts w:ascii="Courier New" w:hAnsi="Courier New" w:eastAsia="Courier New" w:cs="Tahoma"/>
         </w:rPr>
         <w:t>JobRunContext</w:t>
       </w:r>
@@ -5631,7 +5749,7 @@
       </w:r>
       <w:r>
         <w:rPr>
-          <w:rFonts w:ascii="Courier New" w:hAnsi="Courier New"/>
+          <w:rFonts w:ascii="Courier New" w:hAnsi="Courier New" w:eastAsia="Courier New" w:cs="Tahoma"/>
         </w:rPr>
         <w:t>JobRunResult</w:t>
       </w:r>
@@ -5640,7 +5758,7 @@
       </w:r>
       <w:r>
         <w:rPr>
-          <w:rFonts w:ascii="Courier New" w:hAnsi="Courier New"/>
+          <w:rFonts w:ascii="Courier New" w:hAnsi="Courier New" w:eastAsia="Courier New" w:cs="Tahoma"/>
         </w:rPr>
         <w:t>JobState</w:t>
       </w:r>
@@ -5649,7 +5767,7 @@
       </w:r>
       <w:r>
         <w:rPr>
-          <w:rFonts w:ascii="Courier New" w:hAnsi="Courier New"/>
+          <w:rFonts w:ascii="Courier New" w:hAnsi="Courier New" w:eastAsia="Courier New" w:cs="Tahoma"/>
         </w:rPr>
         <w:t>JobFailedError</w:t>
       </w:r>
@@ -5658,7 +5776,7 @@
       </w:r>
       <w:r>
         <w:rPr>
-          <w:rFonts w:ascii="Courier New" w:hAnsi="Courier New"/>
+          <w:rFonts w:ascii="Courier New" w:hAnsi="Courier New" w:eastAsia="Courier New" w:cs="Tahoma"/>
         </w:rPr>
         <w:t>src/batch/runner.ts</w:t>
       </w:r>
@@ -5673,7 +5791,7 @@
       </w:pPr>
       <w:r>
         <w:rPr>
-          <w:rFonts w:ascii="Courier New" w:hAnsi="Courier New"/>
+          <w:rFonts w:ascii="Courier New" w:hAnsi="Courier New" w:eastAsia="Courier New" w:cs="Tahoma"/>
           <w:sz w:val="16"/>
         </w:rPr>
         <w:t>// src/batch/runner.ts — สัญญากลางของทุก job (ประกาศครั้งเดียว ใช้ร่วมทั้ง 11 ฉบับ)</w:t>
@@ -5749,7 +5867,7 @@
       </w:pPr>
       <w:r>
         <w:rPr>
-          <w:rFonts w:ascii="Courier New" w:hAnsi="Courier New"/>
+          <w:rFonts w:ascii="Courier New" w:hAnsi="Courier New" w:eastAsia="Courier New" w:cs="Tahoma"/>
           <w:sz w:val="16"/>
         </w:rPr>
         <w:t>// ExportImpactStoreToFsService — method ที่ job class เรียก (1 method ต่อ 1 ขั้นในตารางด้านบน)</w:t>
@@ -5881,7 +5999,7 @@
       </w:r>
       <w:r>
         <w:rPr>
-          <w:rFonts w:ascii="Courier New" w:hAnsi="Courier New"/>
+          <w:rFonts w:ascii="Courier New" w:hAnsi="Courier New" w:eastAsia="Courier New" w:cs="Tahoma"/>
         </w:rPr>
         <w:t>run()</w:t>
       </w:r>
@@ -5921,7 +6039,7 @@
             <w:r/>
             <w:r>
               <w:rPr>
-                <w:rFonts w:ascii="Arial" w:hAnsi="Arial" w:eastAsia="Arial"/>
+                <w:rFonts w:ascii="Arial" w:hAnsi="Arial" w:eastAsia="Arial" w:cs="Tahoma"/>
                 <w:b/>
                 <w:sz w:val="18"/>
               </w:rPr>
@@ -5943,7 +6061,7 @@
             <w:r/>
             <w:r>
               <w:rPr>
-                <w:rFonts w:ascii="Arial" w:hAnsi="Arial" w:eastAsia="Arial"/>
+                <w:rFonts w:ascii="Arial" w:hAnsi="Arial" w:eastAsia="Arial" w:cs="Tahoma"/>
                 <w:b/>
                 <w:sz w:val="18"/>
               </w:rPr>
@@ -5965,7 +6083,7 @@
             <w:r/>
             <w:r>
               <w:rPr>
-                <w:rFonts w:ascii="Arial" w:hAnsi="Arial" w:eastAsia="Arial"/>
+                <w:rFonts w:ascii="Arial" w:hAnsi="Arial" w:eastAsia="Arial" w:cs="Tahoma"/>
                 <w:b/>
                 <w:sz w:val="18"/>
               </w:rPr>
@@ -5987,7 +6105,7 @@
             <w:r/>
             <w:r>
               <w:rPr>
-                <w:rFonts w:ascii="Arial" w:hAnsi="Arial" w:eastAsia="Arial"/>
+                <w:rFonts w:ascii="Arial" w:hAnsi="Arial" w:eastAsia="Arial" w:cs="Tahoma"/>
                 <w:b/>
                 <w:sz w:val="18"/>
               </w:rPr>
@@ -6009,7 +6127,7 @@
             <w:r/>
             <w:r>
               <w:rPr>
-                <w:rFonts w:ascii="Arial" w:hAnsi="Arial" w:eastAsia="Arial"/>
+                <w:rFonts w:ascii="Arial" w:hAnsi="Arial" w:eastAsia="Arial" w:cs="Tahoma"/>
                 <w:b/>
                 <w:sz w:val="18"/>
               </w:rPr>
@@ -6034,13 +6152,13 @@
             </w:pPr>
             <w:r>
               <w:rPr>
-                <w:rFonts w:ascii="Arial" w:hAnsi="Arial" w:eastAsia="Arial"/>
-                <w:sz w:val="18"/>
-              </w:rPr>
-            </w:r>
-            <w:r>
-              <w:rPr>
-                <w:rFonts w:ascii="Arial" w:hAnsi="Arial" w:eastAsia="Arial"/>
+                <w:rFonts w:ascii="Arial" w:hAnsi="Arial" w:eastAsia="Arial" w:cs="Tahoma"/>
+                <w:sz w:val="18"/>
+              </w:rPr>
+            </w:r>
+            <w:r>
+              <w:rPr>
+                <w:rFonts w:ascii="Arial" w:hAnsi="Arial" w:eastAsia="Arial" w:cs="Tahoma"/>
                 <w:sz w:val="18"/>
               </w:rPr>
               <w:t>1</w:t>
@@ -6059,13 +6177,13 @@
             </w:pPr>
             <w:r>
               <w:rPr>
-                <w:rFonts w:ascii="Arial" w:hAnsi="Arial" w:eastAsia="Arial"/>
-                <w:sz w:val="18"/>
-              </w:rPr>
-            </w:r>
-            <w:r>
-              <w:rPr>
-                <w:rFonts w:ascii="Arial" w:hAnsi="Arial" w:eastAsia="Arial"/>
+                <w:rFonts w:ascii="Arial" w:hAnsi="Arial" w:eastAsia="Arial" w:cs="Tahoma"/>
+                <w:sz w:val="18"/>
+              </w:rPr>
+            </w:r>
+            <w:r>
+              <w:rPr>
+                <w:rFonts w:ascii="Arial" w:hAnsi="Arial" w:eastAsia="Arial" w:cs="Tahoma"/>
                 <w:sz w:val="18"/>
               </w:rPr>
               <w:t>start</w:t>
@@ -6084,13 +6202,13 @@
             </w:pPr>
             <w:r>
               <w:rPr>
-                <w:rFonts w:ascii="Arial" w:hAnsi="Arial" w:eastAsia="Arial"/>
-                <w:sz w:val="18"/>
-              </w:rPr>
-            </w:r>
-            <w:r>
-              <w:rPr>
-                <w:rFonts w:ascii="Arial" w:hAnsi="Arial" w:eastAsia="Arial"/>
+                <w:rFonts w:ascii="Arial" w:hAnsi="Arial" w:eastAsia="Arial" w:cs="Tahoma"/>
+                <w:sz w:val="18"/>
+              </w:rPr>
+            </w:r>
+            <w:r>
+              <w:rPr>
+                <w:rFonts w:ascii="Arial" w:hAnsi="Arial" w:eastAsia="Arial" w:cs="Tahoma"/>
                 <w:sz w:val="18"/>
               </w:rPr>
               <w:t>เริ่ม</w:t>
@@ -6109,13 +6227,13 @@
             </w:pPr>
             <w:r>
               <w:rPr>
-                <w:rFonts w:ascii="Arial" w:hAnsi="Arial" w:eastAsia="Arial"/>
-                <w:sz w:val="18"/>
-              </w:rPr>
-            </w:r>
-            <w:r>
-              <w:rPr>
-                <w:rFonts w:ascii="Arial" w:hAnsi="Arial" w:eastAsia="Arial"/>
+                <w:rFonts w:ascii="Arial" w:hAnsi="Arial" w:eastAsia="Arial" w:cs="Tahoma"/>
+                <w:sz w:val="18"/>
+              </w:rPr>
+            </w:r>
+            <w:r>
+              <w:rPr>
+                <w:rFonts w:ascii="Arial" w:hAnsi="Arial" w:eastAsia="Arial" w:cs="Tahoma"/>
                 <w:sz w:val="18"/>
               </w:rPr>
               <w:t>createState()</w:t>
@@ -6134,13 +6252,13 @@
             </w:pPr>
             <w:r>
               <w:rPr>
-                <w:rFonts w:ascii="Arial" w:hAnsi="Arial" w:eastAsia="Arial"/>
-                <w:sz w:val="18"/>
-              </w:rPr>
-            </w:r>
-            <w:r>
-              <w:rPr>
-                <w:rFonts w:ascii="Arial" w:hAnsi="Arial" w:eastAsia="Arial"/>
+                <w:rFonts w:ascii="Arial" w:hAnsi="Arial" w:eastAsia="Arial" w:cs="Tahoma"/>
+                <w:sz w:val="18"/>
+              </w:rPr>
+            </w:r>
+            <w:r>
+              <w:rPr>
+                <w:rFonts w:ascii="Arial" w:hAnsi="Arial" w:eastAsia="Arial" w:cs="Tahoma"/>
                 <w:sz w:val="18"/>
               </w:rPr>
               <w:t>-</w:t>
@@ -6164,13 +6282,13 @@
             </w:pPr>
             <w:r>
               <w:rPr>
-                <w:rFonts w:ascii="Arial" w:hAnsi="Arial" w:eastAsia="Arial"/>
-                <w:sz w:val="18"/>
-              </w:rPr>
-            </w:r>
-            <w:r>
-              <w:rPr>
-                <w:rFonts w:ascii="Arial" w:hAnsi="Arial" w:eastAsia="Arial"/>
+                <w:rFonts w:ascii="Arial" w:hAnsi="Arial" w:eastAsia="Arial" w:cs="Tahoma"/>
+                <w:sz w:val="18"/>
+              </w:rPr>
+            </w:r>
+            <w:r>
+              <w:rPr>
+                <w:rFonts w:ascii="Arial" w:hAnsi="Arial" w:eastAsia="Arial" w:cs="Tahoma"/>
                 <w:sz w:val="18"/>
               </w:rPr>
               <w:t>2</w:t>
@@ -6189,13 +6307,13 @@
             </w:pPr>
             <w:r>
               <w:rPr>
-                <w:rFonts w:ascii="Arial" w:hAnsi="Arial" w:eastAsia="Arial"/>
-                <w:sz w:val="18"/>
-              </w:rPr>
-            </w:r>
-            <w:r>
-              <w:rPr>
-                <w:rFonts w:ascii="Arial" w:hAnsi="Arial" w:eastAsia="Arial"/>
+                <w:rFonts w:ascii="Arial" w:hAnsi="Arial" w:eastAsia="Arial" w:cs="Tahoma"/>
+                <w:sz w:val="18"/>
+              </w:rPr>
+            </w:r>
+            <w:r>
+              <w:rPr>
+                <w:rFonts w:ascii="Arial" w:hAnsi="Arial" w:eastAsia="Arial" w:cs="Tahoma"/>
                 <w:sz w:val="18"/>
               </w:rPr>
               <w:t>process</w:t>
@@ -6214,13 +6332,13 @@
             </w:pPr>
             <w:r>
               <w:rPr>
-                <w:rFonts w:ascii="Arial" w:hAnsi="Arial" w:eastAsia="Arial"/>
-                <w:sz w:val="18"/>
-              </w:rPr>
-            </w:r>
-            <w:r>
-              <w:rPr>
-                <w:rFonts w:ascii="Arial" w:hAnsi="Arial" w:eastAsia="Arial"/>
+                <w:rFonts w:ascii="Arial" w:hAnsi="Arial" w:eastAsia="Arial" w:cs="Tahoma"/>
+                <w:sz w:val="18"/>
+              </w:rPr>
+            </w:r>
+            <w:r>
+              <w:rPr>
+                <w:rFonts w:ascii="Arial" w:hAnsi="Arial" w:eastAsia="Arial" w:cs="Tahoma"/>
                 <w:sz w:val="18"/>
               </w:rPr>
               <w:t>รัน 10 mutation ตามลำดับ บน fgi_impact_processes และ fgi_impact_stores</w:t>
@@ -6239,13 +6357,13 @@
             </w:pPr>
             <w:r>
               <w:rPr>
-                <w:rFonts w:ascii="Arial" w:hAnsi="Arial" w:eastAsia="Arial"/>
-                <w:sz w:val="18"/>
-              </w:rPr>
-            </w:r>
-            <w:r>
-              <w:rPr>
-                <w:rFonts w:ascii="Arial" w:hAnsi="Arial" w:eastAsia="Arial"/>
+                <w:rFonts w:ascii="Arial" w:hAnsi="Arial" w:eastAsia="Arial" w:cs="Tahoma"/>
+                <w:sz w:val="18"/>
+              </w:rPr>
+            </w:r>
+            <w:r>
+              <w:rPr>
+                <w:rFonts w:ascii="Arial" w:hAnsi="Arial" w:eastAsia="Arial" w:cs="Tahoma"/>
                 <w:sz w:val="18"/>
               </w:rPr>
               <w:t>step02Validate()</w:t>
@@ -6264,13 +6382,13 @@
             </w:pPr>
             <w:r>
               <w:rPr>
-                <w:rFonts w:ascii="Arial" w:hAnsi="Arial" w:eastAsia="Arial"/>
-                <w:sz w:val="18"/>
-              </w:rPr>
-            </w:r>
-            <w:r>
-              <w:rPr>
-                <w:rFonts w:ascii="Arial" w:hAnsi="Arial" w:eastAsia="Arial"/>
+                <w:rFonts w:ascii="Arial" w:hAnsi="Arial" w:eastAsia="Arial" w:cs="Tahoma"/>
+                <w:sz w:val="18"/>
+              </w:rPr>
+            </w:r>
+            <w:r>
+              <w:rPr>
+                <w:rFonts w:ascii="Arial" w:hAnsi="Arial" w:eastAsia="Arial" w:cs="Tahoma"/>
                 <w:sz w:val="18"/>
               </w:rPr>
               <w:t>throw JobFailedError เมื่อทำไม่สำเร็จ</w:t>
@@ -6294,13 +6412,13 @@
             </w:pPr>
             <w:r>
               <w:rPr>
-                <w:rFonts w:ascii="Arial" w:hAnsi="Arial" w:eastAsia="Arial"/>
-                <w:sz w:val="18"/>
-              </w:rPr>
-            </w:r>
-            <w:r>
-              <w:rPr>
-                <w:rFonts w:ascii="Arial" w:hAnsi="Arial" w:eastAsia="Arial"/>
+                <w:rFonts w:ascii="Arial" w:hAnsi="Arial" w:eastAsia="Arial" w:cs="Tahoma"/>
+                <w:sz w:val="18"/>
+              </w:rPr>
+            </w:r>
+            <w:r>
+              <w:rPr>
+                <w:rFonts w:ascii="Arial" w:hAnsi="Arial" w:eastAsia="Arial" w:cs="Tahoma"/>
                 <w:sz w:val="18"/>
               </w:rPr>
               <w:t>3</w:t>
@@ -6319,13 +6437,13 @@
             </w:pPr>
             <w:r>
               <w:rPr>
-                <w:rFonts w:ascii="Arial" w:hAnsi="Arial" w:eastAsia="Arial"/>
-                <w:sz w:val="18"/>
-              </w:rPr>
-            </w:r>
-            <w:r>
-              <w:rPr>
-                <w:rFonts w:ascii="Arial" w:hAnsi="Arial" w:eastAsia="Arial"/>
+                <w:rFonts w:ascii="Arial" w:hAnsi="Arial" w:eastAsia="Arial" w:cs="Tahoma"/>
+                <w:sz w:val="18"/>
+              </w:rPr>
+            </w:r>
+            <w:r>
+              <w:rPr>
+                <w:rFonts w:ascii="Arial" w:hAnsi="Arial" w:eastAsia="Arial" w:cs="Tahoma"/>
                 <w:sz w:val="18"/>
               </w:rPr>
               <w:t>decision</w:t>
@@ -6344,13 +6462,13 @@
             </w:pPr>
             <w:r>
               <w:rPr>
-                <w:rFonts w:ascii="Arial" w:hAnsi="Arial" w:eastAsia="Arial"/>
-                <w:sz w:val="18"/>
-              </w:rPr>
-            </w:r>
-            <w:r>
-              <w:rPr>
-                <w:rFonts w:ascii="Arial" w:hAnsi="Arial" w:eastAsia="Arial"/>
+                <w:rFonts w:ascii="Arial" w:hAnsi="Arial" w:eastAsia="Arial" w:cs="Tahoma"/>
+                <w:sz w:val="18"/>
+              </w:rPr>
+            </w:r>
+            <w:r>
+              <w:rPr>
+                <w:rFonts w:ascii="Arial" w:hAnsi="Arial" w:eastAsia="Arial" w:cs="Tahoma"/>
                 <w:sz w:val="18"/>
               </w:rPr>
               <w:t>QSSI ครบ 6 หมวด? (งวด max เดียว ในกรอบ 3 เดือน)</w:t>
@@ -6369,13 +6487,13 @@
             </w:pPr>
             <w:r>
               <w:rPr>
-                <w:rFonts w:ascii="Arial" w:hAnsi="Arial" w:eastAsia="Arial"/>
-                <w:sz w:val="18"/>
-              </w:rPr>
-            </w:r>
-            <w:r>
-              <w:rPr>
-                <w:rFonts w:ascii="Arial" w:hAnsi="Arial" w:eastAsia="Arial"/>
+                <w:rFonts w:ascii="Arial" w:hAnsi="Arial" w:eastAsia="Arial" w:cs="Tahoma"/>
+                <w:sz w:val="18"/>
+              </w:rPr>
+            </w:r>
+            <w:r>
+              <w:rPr>
+                <w:rFonts w:ascii="Arial" w:hAnsi="Arial" w:eastAsia="Arial" w:cs="Tahoma"/>
                 <w:sz w:val="18"/>
               </w:rPr>
               <w:t>check03ResolvePeriod()</w:t>
@@ -6394,13 +6512,13 @@
             </w:pPr>
             <w:r>
               <w:rPr>
-                <w:rFonts w:ascii="Arial" w:hAnsi="Arial" w:eastAsia="Arial"/>
-                <w:sz w:val="18"/>
-              </w:rPr>
-            </w:r>
-            <w:r>
-              <w:rPr>
-                <w:rFonts w:ascii="Arial" w:hAnsi="Arial" w:eastAsia="Arial"/>
+                <w:rFonts w:ascii="Arial" w:hAnsi="Arial" w:eastAsia="Arial" w:cs="Tahoma"/>
+                <w:sz w:val="18"/>
+              </w:rPr>
+            </w:r>
+            <w:r>
+              <w:rPr>
+                <w:rFonts w:ascii="Arial" w:hAnsi="Arial" w:eastAsia="Arial" w:cs="Tahoma"/>
                 <w:sz w:val="18"/>
               </w:rPr>
               <w:t>[branch] ข้ามเส้นทาง INIT — สาย APPROVE ยังไปต่อ</w:t>
@@ -6424,13 +6542,13 @@
             </w:pPr>
             <w:r>
               <w:rPr>
-                <w:rFonts w:ascii="Arial" w:hAnsi="Arial" w:eastAsia="Arial"/>
-                <w:sz w:val="18"/>
-              </w:rPr>
-            </w:r>
-            <w:r>
-              <w:rPr>
-                <w:rFonts w:ascii="Arial" w:hAnsi="Arial" w:eastAsia="Arial"/>
+                <w:rFonts w:ascii="Arial" w:hAnsi="Arial" w:eastAsia="Arial" w:cs="Tahoma"/>
+                <w:sz w:val="18"/>
+              </w:rPr>
+            </w:r>
+            <w:r>
+              <w:rPr>
+                <w:rFonts w:ascii="Arial" w:hAnsi="Arial" w:eastAsia="Arial" w:cs="Tahoma"/>
                 <w:sz w:val="18"/>
               </w:rPr>
               <w:t>4</w:t>
@@ -6449,13 +6567,13 @@
             </w:pPr>
             <w:r>
               <w:rPr>
-                <w:rFonts w:ascii="Arial" w:hAnsi="Arial" w:eastAsia="Arial"/>
-                <w:sz w:val="18"/>
-              </w:rPr>
-            </w:r>
-            <w:r>
-              <w:rPr>
-                <w:rFonts w:ascii="Arial" w:hAnsi="Arial" w:eastAsia="Arial"/>
+                <w:rFonts w:ascii="Arial" w:hAnsi="Arial" w:eastAsia="Arial" w:cs="Tahoma"/>
+                <w:sz w:val="18"/>
+              </w:rPr>
+            </w:r>
+            <w:r>
+              <w:rPr>
+                <w:rFonts w:ascii="Arial" w:hAnsi="Arial" w:eastAsia="Arial" w:cs="Tahoma"/>
                 <w:sz w:val="18"/>
               </w:rPr>
               <w:t>process</w:t>
@@ -6474,13 +6592,13 @@
             </w:pPr>
             <w:r>
               <w:rPr>
-                <w:rFonts w:ascii="Arial" w:hAnsi="Arial" w:eastAsia="Arial"/>
-                <w:sz w:val="18"/>
-              </w:rPr>
-            </w:r>
-            <w:r>
-              <w:rPr>
-                <w:rFonts w:ascii="Arial" w:hAnsi="Arial" w:eastAsia="Arial"/>
+                <w:rFonts w:ascii="Arial" w:hAnsi="Arial" w:eastAsia="Arial" w:cs="Tahoma"/>
+                <w:sz w:val="18"/>
+              </w:rPr>
+            </w:r>
+            <w:r>
+              <w:rPr>
+                <w:rFonts w:ascii="Arial" w:hAnsi="Arial" w:eastAsia="Arial" w:cs="Tahoma"/>
                 <w:sz w:val="18"/>
               </w:rPr>
               <w:t>สร้างชุดสถานะส่งออก: A, N, S (+ I, C เมื่อวันที่ ≥ 7 และ QSSI ครบ + Z ค้าง)</w:t>
@@ -6499,13 +6617,13 @@
             </w:pPr>
             <w:r>
               <w:rPr>
-                <w:rFonts w:ascii="Arial" w:hAnsi="Arial" w:eastAsia="Arial"/>
-                <w:sz w:val="18"/>
-              </w:rPr>
-            </w:r>
-            <w:r>
-              <w:rPr>
-                <w:rFonts w:ascii="Arial" w:hAnsi="Arial" w:eastAsia="Arial"/>
+                <w:rFonts w:ascii="Arial" w:hAnsi="Arial" w:eastAsia="Arial" w:cs="Tahoma"/>
+                <w:sz w:val="18"/>
+              </w:rPr>
+            </w:r>
+            <w:r>
+              <w:rPr>
+                <w:rFonts w:ascii="Arial" w:hAnsi="Arial" w:eastAsia="Arial" w:cs="Tahoma"/>
                 <w:sz w:val="18"/>
               </w:rPr>
               <w:t>step04Parse()</w:t>
@@ -6524,13 +6642,13 @@
             </w:pPr>
             <w:r>
               <w:rPr>
-                <w:rFonts w:ascii="Arial" w:hAnsi="Arial" w:eastAsia="Arial"/>
-                <w:sz w:val="18"/>
-              </w:rPr>
-            </w:r>
-            <w:r>
-              <w:rPr>
-                <w:rFonts w:ascii="Arial" w:hAnsi="Arial" w:eastAsia="Arial"/>
+                <w:rFonts w:ascii="Arial" w:hAnsi="Arial" w:eastAsia="Arial" w:cs="Tahoma"/>
+                <w:sz w:val="18"/>
+              </w:rPr>
+            </w:r>
+            <w:r>
+              <w:rPr>
+                <w:rFonts w:ascii="Arial" w:hAnsi="Arial" w:eastAsia="Arial" w:cs="Tahoma"/>
                 <w:sz w:val="18"/>
               </w:rPr>
               <w:t>throw JobFailedError เมื่อทำไม่สำเร็จ</w:t>
@@ -6554,13 +6672,13 @@
             </w:pPr>
             <w:r>
               <w:rPr>
-                <w:rFonts w:ascii="Arial" w:hAnsi="Arial" w:eastAsia="Arial"/>
-                <w:sz w:val="18"/>
-              </w:rPr>
-            </w:r>
-            <w:r>
-              <w:rPr>
-                <w:rFonts w:ascii="Arial" w:hAnsi="Arial" w:eastAsia="Arial"/>
+                <w:rFonts w:ascii="Arial" w:hAnsi="Arial" w:eastAsia="Arial" w:cs="Tahoma"/>
+                <w:sz w:val="18"/>
+              </w:rPr>
+            </w:r>
+            <w:r>
+              <w:rPr>
+                <w:rFonts w:ascii="Arial" w:hAnsi="Arial" w:eastAsia="Arial" w:cs="Tahoma"/>
                 <w:sz w:val="18"/>
               </w:rPr>
               <w:t>5</w:t>
@@ -6579,13 +6697,13 @@
             </w:pPr>
             <w:r>
               <w:rPr>
-                <w:rFonts w:ascii="Arial" w:hAnsi="Arial" w:eastAsia="Arial"/>
-                <w:sz w:val="18"/>
-              </w:rPr>
-            </w:r>
-            <w:r>
-              <w:rPr>
-                <w:rFonts w:ascii="Arial" w:hAnsi="Arial" w:eastAsia="Arial"/>
+                <w:rFonts w:ascii="Arial" w:hAnsi="Arial" w:eastAsia="Arial" w:cs="Tahoma"/>
+                <w:sz w:val="18"/>
+              </w:rPr>
+            </w:r>
+            <w:r>
+              <w:rPr>
+                <w:rFonts w:ascii="Arial" w:hAnsi="Arial" w:eastAsia="Arial" w:cs="Tahoma"/>
                 <w:sz w:val="18"/>
               </w:rPr>
               <w:t>decision</w:t>
@@ -6604,13 +6722,13 @@
             </w:pPr>
             <w:r>
               <w:rPr>
-                <w:rFonts w:ascii="Arial" w:hAnsi="Arial" w:eastAsia="Arial"/>
-                <w:sz w:val="18"/>
-              </w:rPr>
-            </w:r>
-            <w:r>
-              <w:rPr>
-                <w:rFonts w:ascii="Arial" w:hAnsi="Arial" w:eastAsia="Arial"/>
+                <w:rFonts w:ascii="Arial" w:hAnsi="Arial" w:eastAsia="Arial" w:cs="Tahoma"/>
+                <w:sz w:val="18"/>
+              </w:rPr>
+            </w:r>
+            <w:r>
+              <w:rPr>
+                <w:rFonts w:ascii="Arial" w:hAnsi="Arial" w:eastAsia="Arial" w:cs="Tahoma"/>
                 <w:sz w:val="18"/>
               </w:rPr>
               <w:t>มีแถวส่งออก?</w:t>
@@ -6629,13 +6747,13 @@
             </w:pPr>
             <w:r>
               <w:rPr>
-                <w:rFonts w:ascii="Arial" w:hAnsi="Arial" w:eastAsia="Arial"/>
-                <w:sz w:val="18"/>
-              </w:rPr>
-            </w:r>
-            <w:r>
-              <w:rPr>
-                <w:rFonts w:ascii="Arial" w:hAnsi="Arial" w:eastAsia="Arial"/>
+                <w:rFonts w:ascii="Arial" w:hAnsi="Arial" w:eastAsia="Arial" w:cs="Tahoma"/>
+                <w:sz w:val="18"/>
+              </w:rPr>
+            </w:r>
+            <w:r>
+              <w:rPr>
+                <w:rFonts w:ascii="Arial" w:hAnsi="Arial" w:eastAsia="Arial" w:cs="Tahoma"/>
                 <w:sz w:val="18"/>
               </w:rPr>
               <w:t>check05Condition()</w:t>
@@ -6654,13 +6772,13 @@
             </w:pPr>
             <w:r>
               <w:rPr>
-                <w:rFonts w:ascii="Arial" w:hAnsi="Arial" w:eastAsia="Arial"/>
-                <w:sz w:val="18"/>
-              </w:rPr>
-            </w:r>
-            <w:r>
-              <w:rPr>
-                <w:rFonts w:ascii="Arial" w:hAnsi="Arial" w:eastAsia="Arial"/>
+                <w:rFonts w:ascii="Arial" w:hAnsi="Arial" w:eastAsia="Arial" w:cs="Tahoma"/>
+                <w:sz w:val="18"/>
+              </w:rPr>
+            </w:r>
+            <w:r>
+              <w:rPr>
+                <w:rFonts w:ascii="Arial" w:hAnsi="Arial" w:eastAsia="Arial" w:cs="Tahoma"/>
                 <w:sz w:val="18"/>
               </w:rPr>
               <w:t>[end] จบการทำงาน</w:t>
@@ -6684,13 +6802,13 @@
             </w:pPr>
             <w:r>
               <w:rPr>
-                <w:rFonts w:ascii="Arial" w:hAnsi="Arial" w:eastAsia="Arial"/>
-                <w:sz w:val="18"/>
-              </w:rPr>
-            </w:r>
-            <w:r>
-              <w:rPr>
-                <w:rFonts w:ascii="Arial" w:hAnsi="Arial" w:eastAsia="Arial"/>
+                <w:rFonts w:ascii="Arial" w:hAnsi="Arial" w:eastAsia="Arial" w:cs="Tahoma"/>
+                <w:sz w:val="18"/>
+              </w:rPr>
+            </w:r>
+            <w:r>
+              <w:rPr>
+                <w:rFonts w:ascii="Arial" w:hAnsi="Arial" w:eastAsia="Arial" w:cs="Tahoma"/>
                 <w:sz w:val="18"/>
               </w:rPr>
               <w:t>6</w:t>
@@ -6709,13 +6827,13 @@
             </w:pPr>
             <w:r>
               <w:rPr>
-                <w:rFonts w:ascii="Arial" w:hAnsi="Arial" w:eastAsia="Arial"/>
-                <w:sz w:val="18"/>
-              </w:rPr>
-            </w:r>
-            <w:r>
-              <w:rPr>
-                <w:rFonts w:ascii="Arial" w:hAnsi="Arial" w:eastAsia="Arial"/>
+                <w:rFonts w:ascii="Arial" w:hAnsi="Arial" w:eastAsia="Arial" w:cs="Tahoma"/>
+                <w:sz w:val="18"/>
+              </w:rPr>
+            </w:r>
+            <w:r>
+              <w:rPr>
+                <w:rFonts w:ascii="Arial" w:hAnsi="Arial" w:eastAsia="Arial" w:cs="Tahoma"/>
                 <w:sz w:val="18"/>
               </w:rPr>
               <w:t>io</w:t>
@@ -6734,13 +6852,13 @@
             </w:pPr>
             <w:r>
               <w:rPr>
-                <w:rFonts w:ascii="Arial" w:hAnsi="Arial" w:eastAsia="Arial"/>
-                <w:sz w:val="18"/>
-              </w:rPr>
-            </w:r>
-            <w:r>
-              <w:rPr>
-                <w:rFonts w:ascii="Arial" w:hAnsi="Arial" w:eastAsia="Arial"/>
+                <w:rFonts w:ascii="Arial" w:hAnsi="Arial" w:eastAsia="Arial" w:cs="Tahoma"/>
+                <w:sz w:val="18"/>
+              </w:rPr>
+            </w:r>
+            <w:r>
+              <w:rPr>
+                <w:rFonts w:ascii="Arial" w:hAnsi="Arial" w:eastAsia="Arial" w:cs="Tahoma"/>
                 <w:sz w:val="18"/>
               </w:rPr>
               <w:t>เขียนไฟล์ FRBC0001 14 ฟิลด์ (windows-874 + พ.ศ.)</w:t>
@@ -6759,13 +6877,13 @@
             </w:pPr>
             <w:r>
               <w:rPr>
-                <w:rFonts w:ascii="Arial" w:hAnsi="Arial" w:eastAsia="Arial"/>
-                <w:sz w:val="18"/>
-              </w:rPr>
-            </w:r>
-            <w:r>
-              <w:rPr>
-                <w:rFonts w:ascii="Arial" w:hAnsi="Arial" w:eastAsia="Arial"/>
+                <w:rFonts w:ascii="Arial" w:hAnsi="Arial" w:eastAsia="Arial" w:cs="Tahoma"/>
+                <w:sz w:val="18"/>
+              </w:rPr>
+            </w:r>
+            <w:r>
+              <w:rPr>
+                <w:rFonts w:ascii="Arial" w:hAnsi="Arial" w:eastAsia="Arial" w:cs="Tahoma"/>
                 <w:sz w:val="18"/>
               </w:rPr>
               <w:t>step06WriteFile()</w:t>
@@ -6784,13 +6902,13 @@
             </w:pPr>
             <w:r>
               <w:rPr>
-                <w:rFonts w:ascii="Arial" w:hAnsi="Arial" w:eastAsia="Arial"/>
-                <w:sz w:val="18"/>
-              </w:rPr>
-            </w:r>
-            <w:r>
-              <w:rPr>
-                <w:rFonts w:ascii="Arial" w:hAnsi="Arial" w:eastAsia="Arial"/>
+                <w:rFonts w:ascii="Arial" w:hAnsi="Arial" w:eastAsia="Arial" w:cs="Tahoma"/>
+                <w:sz w:val="18"/>
+              </w:rPr>
+            </w:r>
+            <w:r>
+              <w:rPr>
+                <w:rFonts w:ascii="Arial" w:hAnsi="Arial" w:eastAsia="Arial" w:cs="Tahoma"/>
                 <w:sz w:val="18"/>
               </w:rPr>
               <w:t>throw JobFailedError เมื่อทำไม่สำเร็จ</w:t>
@@ -6814,13 +6932,13 @@
             </w:pPr>
             <w:r>
               <w:rPr>
-                <w:rFonts w:ascii="Arial" w:hAnsi="Arial" w:eastAsia="Arial"/>
-                <w:sz w:val="18"/>
-              </w:rPr>
-            </w:r>
-            <w:r>
-              <w:rPr>
-                <w:rFonts w:ascii="Arial" w:hAnsi="Arial" w:eastAsia="Arial"/>
+                <w:rFonts w:ascii="Arial" w:hAnsi="Arial" w:eastAsia="Arial" w:cs="Tahoma"/>
+                <w:sz w:val="18"/>
+              </w:rPr>
+            </w:r>
+            <w:r>
+              <w:rPr>
+                <w:rFonts w:ascii="Arial" w:hAnsi="Arial" w:eastAsia="Arial" w:cs="Tahoma"/>
                 <w:sz w:val="18"/>
               </w:rPr>
               <w:t>7</w:t>
@@ -6839,13 +6957,13 @@
             </w:pPr>
             <w:r>
               <w:rPr>
-                <w:rFonts w:ascii="Arial" w:hAnsi="Arial" w:eastAsia="Arial"/>
-                <w:sz w:val="18"/>
-              </w:rPr>
-            </w:r>
-            <w:r>
-              <w:rPr>
-                <w:rFonts w:ascii="Arial" w:hAnsi="Arial" w:eastAsia="Arial"/>
+                <w:rFonts w:ascii="Arial" w:hAnsi="Arial" w:eastAsia="Arial" w:cs="Tahoma"/>
+                <w:sz w:val="18"/>
+              </w:rPr>
+            </w:r>
+            <w:r>
+              <w:rPr>
+                <w:rFonts w:ascii="Arial" w:hAnsi="Arial" w:eastAsia="Arial" w:cs="Tahoma"/>
                 <w:sz w:val="18"/>
               </w:rPr>
               <w:t>process</w:t>
@@ -6864,13 +6982,13 @@
             </w:pPr>
             <w:r>
               <w:rPr>
-                <w:rFonts w:ascii="Arial" w:hAnsi="Arial" w:eastAsia="Arial"/>
-                <w:sz w:val="18"/>
-              </w:rPr>
-            </w:r>
-            <w:r>
-              <w:rPr>
-                <w:rFonts w:ascii="Arial" w:hAnsi="Arial" w:eastAsia="Arial"/>
+                <w:rFonts w:ascii="Arial" w:hAnsi="Arial" w:eastAsia="Arial" w:cs="Tahoma"/>
+                <w:sz w:val="18"/>
+              </w:rPr>
+            </w:r>
+            <w:r>
+              <w:rPr>
+                <w:rFonts w:ascii="Arial" w:hAnsi="Arial" w:eastAsia="Arial" w:cs="Tahoma"/>
                 <w:sz w:val="18"/>
               </w:rPr>
               <w:t>insert tracking: I,C → COMPENSATE_INIT_I/N · A,N,S,Z → COMPENSATE_APPROVE_I/N</w:t>
@@ -6889,13 +7007,13 @@
             </w:pPr>
             <w:r>
               <w:rPr>
-                <w:rFonts w:ascii="Arial" w:hAnsi="Arial" w:eastAsia="Arial"/>
-                <w:sz w:val="18"/>
-              </w:rPr>
-            </w:r>
-            <w:r>
-              <w:rPr>
-                <w:rFonts w:ascii="Arial" w:hAnsi="Arial" w:eastAsia="Arial"/>
+                <w:rFonts w:ascii="Arial" w:hAnsi="Arial" w:eastAsia="Arial" w:cs="Tahoma"/>
+                <w:sz w:val="18"/>
+              </w:rPr>
+            </w:r>
+            <w:r>
+              <w:rPr>
+                <w:rFonts w:ascii="Arial" w:hAnsi="Arial" w:eastAsia="Arial" w:cs="Tahoma"/>
                 <w:sz w:val="18"/>
               </w:rPr>
               <w:t>step07Insert()</w:t>
@@ -6914,13 +7032,13 @@
             </w:pPr>
             <w:r>
               <w:rPr>
-                <w:rFonts w:ascii="Arial" w:hAnsi="Arial" w:eastAsia="Arial"/>
-                <w:sz w:val="18"/>
-              </w:rPr>
-            </w:r>
-            <w:r>
-              <w:rPr>
-                <w:rFonts w:ascii="Arial" w:hAnsi="Arial" w:eastAsia="Arial"/>
+                <w:rFonts w:ascii="Arial" w:hAnsi="Arial" w:eastAsia="Arial" w:cs="Tahoma"/>
+                <w:sz w:val="18"/>
+              </w:rPr>
+            </w:r>
+            <w:r>
+              <w:rPr>
+                <w:rFonts w:ascii="Arial" w:hAnsi="Arial" w:eastAsia="Arial" w:cs="Tahoma"/>
                 <w:sz w:val="18"/>
               </w:rPr>
               <w:t>throw JobFailedError เมื่อทำไม่สำเร็จ</w:t>
@@ -6944,13 +7062,13 @@
             </w:pPr>
             <w:r>
               <w:rPr>
-                <w:rFonts w:ascii="Arial" w:hAnsi="Arial" w:eastAsia="Arial"/>
-                <w:sz w:val="18"/>
-              </w:rPr>
-            </w:r>
-            <w:r>
-              <w:rPr>
-                <w:rFonts w:ascii="Arial" w:hAnsi="Arial" w:eastAsia="Arial"/>
+                <w:rFonts w:ascii="Arial" w:hAnsi="Arial" w:eastAsia="Arial" w:cs="Tahoma"/>
+                <w:sz w:val="18"/>
+              </w:rPr>
+            </w:r>
+            <w:r>
+              <w:rPr>
+                <w:rFonts w:ascii="Arial" w:hAnsi="Arial" w:eastAsia="Arial" w:cs="Tahoma"/>
                 <w:sz w:val="18"/>
               </w:rPr>
               <w:t>8</w:t>
@@ -6969,13 +7087,13 @@
             </w:pPr>
             <w:r>
               <w:rPr>
-                <w:rFonts w:ascii="Arial" w:hAnsi="Arial" w:eastAsia="Arial"/>
-                <w:sz w:val="18"/>
-              </w:rPr>
-            </w:r>
-            <w:r>
-              <w:rPr>
-                <w:rFonts w:ascii="Arial" w:hAnsi="Arial" w:eastAsia="Arial"/>
+                <w:rFonts w:ascii="Arial" w:hAnsi="Arial" w:eastAsia="Arial" w:cs="Tahoma"/>
+                <w:sz w:val="18"/>
+              </w:rPr>
+            </w:r>
+            <w:r>
+              <w:rPr>
+                <w:rFonts w:ascii="Arial" w:hAnsi="Arial" w:eastAsia="Arial" w:cs="Tahoma"/>
                 <w:sz w:val="18"/>
               </w:rPr>
               <w:t>io</w:t>
@@ -6994,13 +7112,13 @@
             </w:pPr>
             <w:r>
               <w:rPr>
-                <w:rFonts w:ascii="Arial" w:hAnsi="Arial" w:eastAsia="Arial"/>
-                <w:sz w:val="18"/>
-              </w:rPr>
-            </w:r>
-            <w:r>
-              <w:rPr>
-                <w:rFonts w:ascii="Arial" w:hAnsi="Arial" w:eastAsia="Arial"/>
+                <w:rFonts w:ascii="Arial" w:hAnsi="Arial" w:eastAsia="Arial" w:cs="Tahoma"/>
+                <w:sz w:val="18"/>
+              </w:rPr>
+            </w:r>
+            <w:r>
+              <w:rPr>
+                <w:rFonts w:ascii="Arial" w:hAnsi="Arial" w:eastAsia="Arial" w:cs="Tahoma"/>
                 <w:sz w:val="18"/>
               </w:rPr>
               <w:t>SFTP ไฟล์ไป STA</w:t>
@@ -7019,13 +7137,13 @@
             </w:pPr>
             <w:r>
               <w:rPr>
-                <w:rFonts w:ascii="Arial" w:hAnsi="Arial" w:eastAsia="Arial"/>
-                <w:sz w:val="18"/>
-              </w:rPr>
-            </w:r>
-            <w:r>
-              <w:rPr>
-                <w:rFonts w:ascii="Arial" w:hAnsi="Arial" w:eastAsia="Arial"/>
+                <w:rFonts w:ascii="Arial" w:hAnsi="Arial" w:eastAsia="Arial" w:cs="Tahoma"/>
+                <w:sz w:val="18"/>
+              </w:rPr>
+            </w:r>
+            <w:r>
+              <w:rPr>
+                <w:rFonts w:ascii="Arial" w:hAnsi="Arial" w:eastAsia="Arial" w:cs="Tahoma"/>
                 <w:sz w:val="18"/>
               </w:rPr>
               <w:t>step08Connect()</w:t>
@@ -7044,13 +7162,13 @@
             </w:pPr>
             <w:r>
               <w:rPr>
-                <w:rFonts w:ascii="Arial" w:hAnsi="Arial" w:eastAsia="Arial"/>
-                <w:sz w:val="18"/>
-              </w:rPr>
-            </w:r>
-            <w:r>
-              <w:rPr>
-                <w:rFonts w:ascii="Arial" w:hAnsi="Arial" w:eastAsia="Arial"/>
+                <w:rFonts w:ascii="Arial" w:hAnsi="Arial" w:eastAsia="Arial" w:cs="Tahoma"/>
+                <w:sz w:val="18"/>
+              </w:rPr>
+            </w:r>
+            <w:r>
+              <w:rPr>
+                <w:rFonts w:ascii="Arial" w:hAnsi="Arial" w:eastAsia="Arial" w:cs="Tahoma"/>
                 <w:sz w:val="18"/>
               </w:rPr>
               <w:t>throw JobFailedError เมื่อทำไม่สำเร็จ</w:t>
@@ -7074,13 +7192,13 @@
             </w:pPr>
             <w:r>
               <w:rPr>
-                <w:rFonts w:ascii="Arial" w:hAnsi="Arial" w:eastAsia="Arial"/>
-                <w:sz w:val="18"/>
-              </w:rPr>
-            </w:r>
-            <w:r>
-              <w:rPr>
-                <w:rFonts w:ascii="Arial" w:hAnsi="Arial" w:eastAsia="Arial"/>
+                <w:rFonts w:ascii="Arial" w:hAnsi="Arial" w:eastAsia="Arial" w:cs="Tahoma"/>
+                <w:sz w:val="18"/>
+              </w:rPr>
+            </w:r>
+            <w:r>
+              <w:rPr>
+                <w:rFonts w:ascii="Arial" w:hAnsi="Arial" w:eastAsia="Arial" w:cs="Tahoma"/>
                 <w:sz w:val="18"/>
               </w:rPr>
               <w:t>9</w:t>
@@ -7099,13 +7217,13 @@
             </w:pPr>
             <w:r>
               <w:rPr>
-                <w:rFonts w:ascii="Arial" w:hAnsi="Arial" w:eastAsia="Arial"/>
-                <w:sz w:val="18"/>
-              </w:rPr>
-            </w:r>
-            <w:r>
-              <w:rPr>
-                <w:rFonts w:ascii="Arial" w:hAnsi="Arial" w:eastAsia="Arial"/>
+                <w:rFonts w:ascii="Arial" w:hAnsi="Arial" w:eastAsia="Arial" w:cs="Tahoma"/>
+                <w:sz w:val="18"/>
+              </w:rPr>
+            </w:r>
+            <w:r>
+              <w:rPr>
+                <w:rFonts w:ascii="Arial" w:hAnsi="Arial" w:eastAsia="Arial" w:cs="Tahoma"/>
                 <w:sz w:val="18"/>
               </w:rPr>
               <w:t>decision</w:t>
@@ -7124,13 +7242,13 @@
             </w:pPr>
             <w:r>
               <w:rPr>
-                <w:rFonts w:ascii="Arial" w:hAnsi="Arial" w:eastAsia="Arial"/>
-                <w:sz w:val="18"/>
-              </w:rPr>
-            </w:r>
-            <w:r>
-              <w:rPr>
-                <w:rFonts w:ascii="Arial" w:hAnsi="Arial" w:eastAsia="Arial"/>
+                <w:rFonts w:ascii="Arial" w:hAnsi="Arial" w:eastAsia="Arial" w:cs="Tahoma"/>
+                <w:sz w:val="18"/>
+              </w:rPr>
+            </w:r>
+            <w:r>
+              <w:rPr>
+                <w:rFonts w:ascii="Arial" w:hAnsi="Arial" w:eastAsia="Arial" w:cs="Tahoma"/>
                 <w:sz w:val="18"/>
               </w:rPr>
               <w:t>SFTP สำเร็จ?</w:t>
@@ -7149,13 +7267,13 @@
             </w:pPr>
             <w:r>
               <w:rPr>
-                <w:rFonts w:ascii="Arial" w:hAnsi="Arial" w:eastAsia="Arial"/>
-                <w:sz w:val="18"/>
-              </w:rPr>
-            </w:r>
-            <w:r>
-              <w:rPr>
-                <w:rFonts w:ascii="Arial" w:hAnsi="Arial" w:eastAsia="Arial"/>
+                <w:rFonts w:ascii="Arial" w:hAnsi="Arial" w:eastAsia="Arial" w:cs="Tahoma"/>
+                <w:sz w:val="18"/>
+              </w:rPr>
+            </w:r>
+            <w:r>
+              <w:rPr>
+                <w:rFonts w:ascii="Arial" w:hAnsi="Arial" w:eastAsia="Arial" w:cs="Tahoma"/>
                 <w:sz w:val="18"/>
               </w:rPr>
               <w:t>check09Connect()</w:t>
@@ -7174,13 +7292,13 @@
             </w:pPr>
             <w:r>
               <w:rPr>
-                <w:rFonts w:ascii="Arial" w:hAnsi="Arial" w:eastAsia="Arial"/>
-                <w:sz w:val="18"/>
-              </w:rPr>
-            </w:r>
-            <w:r>
-              <w:rPr>
-                <w:rFonts w:ascii="Arial" w:hAnsi="Arial" w:eastAsia="Arial"/>
+                <w:rFonts w:ascii="Arial" w:hAnsi="Arial" w:eastAsia="Arial" w:cs="Tahoma"/>
+                <w:sz w:val="18"/>
+              </w:rPr>
+            </w:r>
+            <w:r>
+              <w:rPr>
+                <w:rFonts w:ascii="Arial" w:hAnsi="Arial" w:eastAsia="Arial" w:cs="Tahoma"/>
                 <w:sz w:val="18"/>
               </w:rPr>
               <w:t>[err] Rollback ทั้ง transaction + ลบไฟล์</w:t>
@@ -7204,13 +7322,13 @@
             </w:pPr>
             <w:r>
               <w:rPr>
-                <w:rFonts w:ascii="Arial" w:hAnsi="Arial" w:eastAsia="Arial"/>
-                <w:sz w:val="18"/>
-              </w:rPr>
-            </w:r>
-            <w:r>
-              <w:rPr>
-                <w:rFonts w:ascii="Arial" w:hAnsi="Arial" w:eastAsia="Arial"/>
+                <w:rFonts w:ascii="Arial" w:hAnsi="Arial" w:eastAsia="Arial" w:cs="Tahoma"/>
+                <w:sz w:val="18"/>
+              </w:rPr>
+            </w:r>
+            <w:r>
+              <w:rPr>
+                <w:rFonts w:ascii="Arial" w:hAnsi="Arial" w:eastAsia="Arial" w:cs="Tahoma"/>
                 <w:sz w:val="18"/>
               </w:rPr>
               <w:t>10</w:t>
@@ -7229,13 +7347,13 @@
             </w:pPr>
             <w:r>
               <w:rPr>
-                <w:rFonts w:ascii="Arial" w:hAnsi="Arial" w:eastAsia="Arial"/>
-                <w:sz w:val="18"/>
-              </w:rPr>
-            </w:r>
-            <w:r>
-              <w:rPr>
-                <w:rFonts w:ascii="Arial" w:hAnsi="Arial" w:eastAsia="Arial"/>
+                <w:rFonts w:ascii="Arial" w:hAnsi="Arial" w:eastAsia="Arial" w:cs="Tahoma"/>
+                <w:sz w:val="18"/>
+              </w:rPr>
+            </w:r>
+            <w:r>
+              <w:rPr>
+                <w:rFonts w:ascii="Arial" w:hAnsi="Arial" w:eastAsia="Arial" w:cs="Tahoma"/>
                 <w:sz w:val="18"/>
               </w:rPr>
               <w:t>io</w:t>
@@ -7254,13 +7372,13 @@
             </w:pPr>
             <w:r>
               <w:rPr>
-                <w:rFonts w:ascii="Arial" w:hAnsi="Arial" w:eastAsia="Arial"/>
-                <w:sz w:val="18"/>
-              </w:rPr>
-            </w:r>
-            <w:r>
-              <w:rPr>
-                <w:rFonts w:ascii="Arial" w:hAnsi="Arial" w:eastAsia="Arial"/>
+                <w:rFonts w:ascii="Arial" w:hAnsi="Arial" w:eastAsia="Arial" w:cs="Tahoma"/>
+                <w:sz w:val="18"/>
+              </w:rPr>
+            </w:r>
+            <w:r>
+              <w:rPr>
+                <w:rFonts w:ascii="Arial" w:hAnsi="Arial" w:eastAsia="Arial" w:cs="Tahoma"/>
                 <w:sz w:val="18"/>
               </w:rPr>
               <w:t>ย้ายไฟล์เข้า backup</w:t>
@@ -7279,13 +7397,13 @@
             </w:pPr>
             <w:r>
               <w:rPr>
-                <w:rFonts w:ascii="Arial" w:hAnsi="Arial" w:eastAsia="Arial"/>
-                <w:sz w:val="18"/>
-              </w:rPr>
-            </w:r>
-            <w:r>
-              <w:rPr>
-                <w:rFonts w:ascii="Arial" w:hAnsi="Arial" w:eastAsia="Arial"/>
+                <w:rFonts w:ascii="Arial" w:hAnsi="Arial" w:eastAsia="Arial" w:cs="Tahoma"/>
+                <w:sz w:val="18"/>
+              </w:rPr>
+            </w:r>
+            <w:r>
+              <w:rPr>
+                <w:rFonts w:ascii="Arial" w:hAnsi="Arial" w:eastAsia="Arial" w:cs="Tahoma"/>
                 <w:sz w:val="18"/>
               </w:rPr>
               <w:t>step10Archive()</w:t>
@@ -7304,13 +7422,13 @@
             </w:pPr>
             <w:r>
               <w:rPr>
-                <w:rFonts w:ascii="Arial" w:hAnsi="Arial" w:eastAsia="Arial"/>
-                <w:sz w:val="18"/>
-              </w:rPr>
-            </w:r>
-            <w:r>
-              <w:rPr>
-                <w:rFonts w:ascii="Arial" w:hAnsi="Arial" w:eastAsia="Arial"/>
+                <w:rFonts w:ascii="Arial" w:hAnsi="Arial" w:eastAsia="Arial" w:cs="Tahoma"/>
+                <w:sz w:val="18"/>
+              </w:rPr>
+            </w:r>
+            <w:r>
+              <w:rPr>
+                <w:rFonts w:ascii="Arial" w:hAnsi="Arial" w:eastAsia="Arial" w:cs="Tahoma"/>
                 <w:sz w:val="18"/>
               </w:rPr>
               <w:t>throw JobFailedError เมื่อทำไม่สำเร็จ</w:t>
@@ -7334,13 +7452,13 @@
             </w:pPr>
             <w:r>
               <w:rPr>
-                <w:rFonts w:ascii="Arial" w:hAnsi="Arial" w:eastAsia="Arial"/>
-                <w:sz w:val="18"/>
-              </w:rPr>
-            </w:r>
-            <w:r>
-              <w:rPr>
-                <w:rFonts w:ascii="Arial" w:hAnsi="Arial" w:eastAsia="Arial"/>
+                <w:rFonts w:ascii="Arial" w:hAnsi="Arial" w:eastAsia="Arial" w:cs="Tahoma"/>
+                <w:sz w:val="18"/>
+              </w:rPr>
+            </w:r>
+            <w:r>
+              <w:rPr>
+                <w:rFonts w:ascii="Arial" w:hAnsi="Arial" w:eastAsia="Arial" w:cs="Tahoma"/>
                 <w:sz w:val="18"/>
               </w:rPr>
               <w:t>11</w:t>
@@ -7359,13 +7477,13 @@
             </w:pPr>
             <w:r>
               <w:rPr>
-                <w:rFonts w:ascii="Arial" w:hAnsi="Arial" w:eastAsia="Arial"/>
-                <w:sz w:val="18"/>
-              </w:rPr>
-            </w:r>
-            <w:r>
-              <w:rPr>
-                <w:rFonts w:ascii="Arial" w:hAnsi="Arial" w:eastAsia="Arial"/>
+                <w:rFonts w:ascii="Arial" w:hAnsi="Arial" w:eastAsia="Arial" w:cs="Tahoma"/>
+                <w:sz w:val="18"/>
+              </w:rPr>
+            </w:r>
+            <w:r>
+              <w:rPr>
+                <w:rFonts w:ascii="Arial" w:hAnsi="Arial" w:eastAsia="Arial" w:cs="Tahoma"/>
                 <w:sz w:val="18"/>
               </w:rPr>
               <w:t>end</w:t>
@@ -7384,13 +7502,13 @@
             </w:pPr>
             <w:r>
               <w:rPr>
-                <w:rFonts w:ascii="Arial" w:hAnsi="Arial" w:eastAsia="Arial"/>
-                <w:sz w:val="18"/>
-              </w:rPr>
-            </w:r>
-            <w:r>
-              <w:rPr>
-                <w:rFonts w:ascii="Arial" w:hAnsi="Arial" w:eastAsia="Arial"/>
+                <w:rFonts w:ascii="Arial" w:hAnsi="Arial" w:eastAsia="Arial" w:cs="Tahoma"/>
+                <w:sz w:val="18"/>
+              </w:rPr>
+            </w:r>
+            <w:r>
+              <w:rPr>
+                <w:rFonts w:ascii="Arial" w:hAnsi="Arial" w:eastAsia="Arial" w:cs="Tahoma"/>
                 <w:sz w:val="18"/>
               </w:rPr>
               <w:t>จบ</w:t>
@@ -7409,13 +7527,13 @@
             </w:pPr>
             <w:r>
               <w:rPr>
-                <w:rFonts w:ascii="Arial" w:hAnsi="Arial" w:eastAsia="Arial"/>
-                <w:sz w:val="18"/>
-              </w:rPr>
-            </w:r>
-            <w:r>
-              <w:rPr>
-                <w:rFonts w:ascii="Arial" w:hAnsi="Arial" w:eastAsia="Arial"/>
+                <w:rFonts w:ascii="Arial" w:hAnsi="Arial" w:eastAsia="Arial" w:cs="Tahoma"/>
+                <w:sz w:val="18"/>
+              </w:rPr>
+            </w:r>
+            <w:r>
+              <w:rPr>
+                <w:rFonts w:ascii="Arial" w:hAnsi="Arial" w:eastAsia="Arial" w:cs="Tahoma"/>
                 <w:sz w:val="18"/>
               </w:rPr>
               <w:t>summarize()</w:t>
@@ -7434,13 +7552,13 @@
             </w:pPr>
             <w:r>
               <w:rPr>
-                <w:rFonts w:ascii="Arial" w:hAnsi="Arial" w:eastAsia="Arial"/>
-                <w:sz w:val="18"/>
-              </w:rPr>
-            </w:r>
-            <w:r>
-              <w:rPr>
-                <w:rFonts w:ascii="Arial" w:hAnsi="Arial" w:eastAsia="Arial"/>
+                <w:rFonts w:ascii="Arial" w:hAnsi="Arial" w:eastAsia="Arial" w:cs="Tahoma"/>
+                <w:sz w:val="18"/>
+              </w:rPr>
+            </w:r>
+            <w:r>
+              <w:rPr>
+                <w:rFonts w:ascii="Arial" w:hAnsi="Arial" w:eastAsia="Arial" w:cs="Tahoma"/>
                 <w:sz w:val="18"/>
               </w:rPr>
               <w:t>-</w:t>
@@ -7457,7 +7575,7 @@
       </w:pPr>
       <w:r>
         <w:rPr>
-          <w:rFonts w:ascii="Courier New" w:hAnsi="Courier New"/>
+          <w:rFonts w:ascii="Courier New" w:hAnsi="Courier New" w:eastAsia="Courier New" w:cs="Tahoma"/>
           <w:sz w:val="16"/>
         </w:rPr>
         <w:t>// src/batch/sbpgi/job-6-export-impact-store-to-fs/job-6-export-impact-store-to-fs.job.ts</w:t>
@@ -7631,7 +7749,7 @@
       </w:r>
       <w:r>
         <w:rPr>
-          <w:rFonts w:ascii="Courier New" w:hAnsi="Courier New"/>
+          <w:rFonts w:ascii="Courier New" w:hAnsi="Courier New" w:eastAsia="Courier New" w:cs="Tahoma"/>
         </w:rPr>
         <w:t>pg_try_advisory_lock</w:t>
       </w:r>
@@ -7646,7 +7764,7 @@
       </w:pPr>
       <w:r>
         <w:rPr>
-          <w:rFonts w:ascii="Courier New" w:hAnsi="Courier New"/>
+          <w:rFonts w:ascii="Courier New" w:hAnsi="Courier New" w:eastAsia="Courier New" w:cs="Tahoma"/>
           <w:sz w:val="16"/>
         </w:rPr>
         <w:t>// src/batch/runner.ts (ส่วนกันรันซ้อน)</w:t>
@@ -7743,7 +7861,7 @@
       </w:r>
       <w:r>
         <w:rPr>
-          <w:rFonts w:ascii="Courier New" w:hAnsi="Courier New"/>
+          <w:rFonts w:ascii="Courier New" w:hAnsi="Courier New" w:eastAsia="Courier New" w:cs="Tahoma"/>
         </w:rPr>
         <w:t>{provide: 'EXPORT_IMPACT_STORE_TO_FS_REPOSITORY', useFactory: (ds) =&gt; ds.getRepository(Entity), inject: ['DATA_SOURCE']}</w:t>
       </w:r>
@@ -7752,7 +7870,7 @@
       </w:r>
       <w:r>
         <w:rPr>
-          <w:rFonts w:ascii="Courier New" w:hAnsi="Courier New"/>
+          <w:rFonts w:ascii="Courier New" w:hAnsi="Courier New" w:eastAsia="Courier New" w:cs="Tahoma"/>
         </w:rPr>
         <w:t>sps_store</w:t>
       </w:r>
@@ -7791,7 +7909,7 @@
             <w:r/>
             <w:r>
               <w:rPr>
-                <w:rFonts w:ascii="Arial" w:hAnsi="Arial" w:eastAsia="Arial"/>
+                <w:rFonts w:ascii="Arial" w:hAnsi="Arial" w:eastAsia="Arial" w:cs="Tahoma"/>
                 <w:b/>
                 <w:sz w:val="18"/>
               </w:rPr>
@@ -7813,7 +7931,7 @@
             <w:r/>
             <w:r>
               <w:rPr>
-                <w:rFonts w:ascii="Arial" w:hAnsi="Arial" w:eastAsia="Arial"/>
+                <w:rFonts w:ascii="Arial" w:hAnsi="Arial" w:eastAsia="Arial" w:cs="Tahoma"/>
                 <w:b/>
                 <w:sz w:val="18"/>
               </w:rPr>
@@ -7835,7 +7953,7 @@
             <w:r/>
             <w:r>
               <w:rPr>
-                <w:rFonts w:ascii="Arial" w:hAnsi="Arial" w:eastAsia="Arial"/>
+                <w:rFonts w:ascii="Arial" w:hAnsi="Arial" w:eastAsia="Arial" w:cs="Tahoma"/>
                 <w:b/>
                 <w:sz w:val="18"/>
               </w:rPr>
@@ -7857,7 +7975,7 @@
             <w:r/>
             <w:r>
               <w:rPr>
-                <w:rFonts w:ascii="Arial" w:hAnsi="Arial" w:eastAsia="Arial"/>
+                <w:rFonts w:ascii="Arial" w:hAnsi="Arial" w:eastAsia="Arial" w:cs="Tahoma"/>
                 <w:b/>
                 <w:sz w:val="18"/>
               </w:rPr>
@@ -7882,13 +8000,13 @@
             </w:pPr>
             <w:r>
               <w:rPr>
-                <w:rFonts w:ascii="Arial" w:hAnsi="Arial" w:eastAsia="Arial"/>
-                <w:sz w:val="18"/>
-              </w:rPr>
-            </w:r>
-            <w:r>
-              <w:rPr>
-                <w:rFonts w:ascii="Arial" w:hAnsi="Arial" w:eastAsia="Arial"/>
+                <w:rFonts w:ascii="Arial" w:hAnsi="Arial" w:eastAsia="Arial" w:cs="Tahoma"/>
+                <w:sz w:val="18"/>
+              </w:rPr>
+            </w:r>
+            <w:r>
+              <w:rPr>
+                <w:rFonts w:ascii="Arial" w:hAnsi="Arial" w:eastAsia="Arial" w:cs="Tahoma"/>
                 <w:sz w:val="18"/>
               </w:rPr>
               <w:t>fgi_impact_processes</w:t>
@@ -7907,13 +8025,13 @@
             </w:pPr>
             <w:r>
               <w:rPr>
-                <w:rFonts w:ascii="Arial" w:hAnsi="Arial" w:eastAsia="Arial"/>
-                <w:sz w:val="18"/>
-              </w:rPr>
-            </w:r>
-            <w:r>
-              <w:rPr>
-                <w:rFonts w:ascii="Arial" w:hAnsi="Arial" w:eastAsia="Arial"/>
+                <w:rFonts w:ascii="Arial" w:hAnsi="Arial" w:eastAsia="Arial" w:cs="Tahoma"/>
+                <w:sz w:val="18"/>
+              </w:rPr>
+            </w:r>
+            <w:r>
+              <w:rPr>
+                <w:rFonts w:ascii="Arial" w:hAnsi="Arial" w:eastAsia="Arial" w:cs="Tahoma"/>
                 <w:sz w:val="18"/>
               </w:rPr>
               <w:t>R/W</w:t>
@@ -7932,13 +8050,13 @@
             </w:pPr>
             <w:r>
               <w:rPr>
-                <w:rFonts w:ascii="Arial" w:hAnsi="Arial" w:eastAsia="Arial"/>
-                <w:sz w:val="18"/>
-              </w:rPr>
-            </w:r>
-            <w:r>
-              <w:rPr>
-                <w:rFonts w:ascii="Arial" w:hAnsi="Arial" w:eastAsia="Arial"/>
+                <w:rFonts w:ascii="Arial" w:hAnsi="Arial" w:eastAsia="Arial" w:cs="Tahoma"/>
+                <w:sz w:val="18"/>
+              </w:rPr>
+            </w:r>
+            <w:r>
+              <w:rPr>
+                <w:rFonts w:ascii="Arial" w:hAnsi="Arial" w:eastAsia="Arial" w:cs="Tahoma"/>
                 <w:sz w:val="18"/>
               </w:rPr>
               <w:t>หนึ่งใน 10 mutation (สถานะ process / last_compensation_amount)</w:t>
@@ -7957,13 +8075,13 @@
             </w:pPr>
             <w:r>
               <w:rPr>
-                <w:rFonts w:ascii="Arial" w:hAnsi="Arial" w:eastAsia="Arial"/>
-                <w:sz w:val="18"/>
-              </w:rPr>
-            </w:r>
-            <w:r>
-              <w:rPr>
-                <w:rFonts w:ascii="Arial" w:hAnsi="Arial" w:eastAsia="Arial"/>
+                <w:rFonts w:ascii="Arial" w:hAnsi="Arial" w:eastAsia="Arial" w:cs="Tahoma"/>
+                <w:sz w:val="18"/>
+              </w:rPr>
+            </w:r>
+            <w:r>
+              <w:rPr>
+                <w:rFonts w:ascii="Arial" w:hAnsi="Arial" w:eastAsia="Arial" w:cs="Tahoma"/>
                 <w:sz w:val="18"/>
               </w:rPr>
               <w:t>เขียน SQL ตรงผ่าน DATA_SOURCE</w:t>
@@ -7987,13 +8105,13 @@
             </w:pPr>
             <w:r>
               <w:rPr>
-                <w:rFonts w:ascii="Arial" w:hAnsi="Arial" w:eastAsia="Arial"/>
-                <w:sz w:val="18"/>
-              </w:rPr>
-            </w:r>
-            <w:r>
-              <w:rPr>
-                <w:rFonts w:ascii="Arial" w:hAnsi="Arial" w:eastAsia="Arial"/>
+                <w:rFonts w:ascii="Arial" w:hAnsi="Arial" w:eastAsia="Arial" w:cs="Tahoma"/>
+                <w:sz w:val="18"/>
+              </w:rPr>
+            </w:r>
+            <w:r>
+              <w:rPr>
+                <w:rFonts w:ascii="Arial" w:hAnsi="Arial" w:eastAsia="Arial" w:cs="Tahoma"/>
                 <w:sz w:val="18"/>
               </w:rPr>
               <w:t>fgi_impact_stores</w:t>
@@ -8012,13 +8130,13 @@
             </w:pPr>
             <w:r>
               <w:rPr>
-                <w:rFonts w:ascii="Arial" w:hAnsi="Arial" w:eastAsia="Arial"/>
-                <w:sz w:val="18"/>
-              </w:rPr>
-            </w:r>
-            <w:r>
-              <w:rPr>
-                <w:rFonts w:ascii="Arial" w:hAnsi="Arial" w:eastAsia="Arial"/>
+                <w:rFonts w:ascii="Arial" w:hAnsi="Arial" w:eastAsia="Arial" w:cs="Tahoma"/>
+                <w:sz w:val="18"/>
+              </w:rPr>
+            </w:r>
+            <w:r>
+              <w:rPr>
+                <w:rFonts w:ascii="Arial" w:hAnsi="Arial" w:eastAsia="Arial" w:cs="Tahoma"/>
                 <w:sz w:val="18"/>
               </w:rPr>
               <w:t>R/W</w:t>
@@ -8037,13 +8155,13 @@
             </w:pPr>
             <w:r>
               <w:rPr>
-                <w:rFonts w:ascii="Arial" w:hAnsi="Arial" w:eastAsia="Arial"/>
-                <w:sz w:val="18"/>
-              </w:rPr>
-            </w:r>
-            <w:r>
-              <w:rPr>
-                <w:rFonts w:ascii="Arial" w:hAnsi="Arial" w:eastAsia="Arial"/>
+                <w:rFonts w:ascii="Arial" w:hAnsi="Arial" w:eastAsia="Arial" w:cs="Tahoma"/>
+                <w:sz w:val="18"/>
+              </w:rPr>
+            </w:r>
+            <w:r>
+              <w:rPr>
+                <w:rFonts w:ascii="Arial" w:hAnsi="Arial" w:eastAsia="Arial" w:cs="Tahoma"/>
                 <w:sz w:val="18"/>
               </w:rPr>
               <w:t>สถานะค่าชดเชย I/C/A/N/S/Z และข้อมูลร้าน/ผู้อนุมัติ/ค่าชดเชยร้านใหม่</w:t>
@@ -8062,13 +8180,13 @@
             </w:pPr>
             <w:r>
               <w:rPr>
-                <w:rFonts w:ascii="Arial" w:hAnsi="Arial" w:eastAsia="Arial"/>
-                <w:sz w:val="18"/>
-              </w:rPr>
-            </w:r>
-            <w:r>
-              <w:rPr>
-                <w:rFonts w:ascii="Arial" w:hAnsi="Arial" w:eastAsia="Arial"/>
+                <w:rFonts w:ascii="Arial" w:hAnsi="Arial" w:eastAsia="Arial" w:cs="Tahoma"/>
+                <w:sz w:val="18"/>
+              </w:rPr>
+            </w:r>
+            <w:r>
+              <w:rPr>
+                <w:rFonts w:ascii="Arial" w:hAnsi="Arial" w:eastAsia="Arial" w:cs="Tahoma"/>
                 <w:sz w:val="18"/>
               </w:rPr>
               <w:t>เขียน SQL ตรงผ่าน DATA_SOURCE</w:t>
@@ -8092,13 +8210,13 @@
             </w:pPr>
             <w:r>
               <w:rPr>
-                <w:rFonts w:ascii="Arial" w:hAnsi="Arial" w:eastAsia="Arial"/>
-                <w:sz w:val="18"/>
-              </w:rPr>
-            </w:r>
-            <w:r>
-              <w:rPr>
-                <w:rFonts w:ascii="Arial" w:hAnsi="Arial" w:eastAsia="Arial"/>
+                <w:rFonts w:ascii="Arial" w:hAnsi="Arial" w:eastAsia="Arial" w:cs="Tahoma"/>
+                <w:sz w:val="18"/>
+              </w:rPr>
+            </w:r>
+            <w:r>
+              <w:rPr>
+                <w:rFonts w:ascii="Arial" w:hAnsi="Arial" w:eastAsia="Arial" w:cs="Tahoma"/>
                 <w:sz w:val="18"/>
               </w:rPr>
               <w:t>fcs_qssi_score</w:t>
@@ -8117,13 +8235,13 @@
             </w:pPr>
             <w:r>
               <w:rPr>
-                <w:rFonts w:ascii="Arial" w:hAnsi="Arial" w:eastAsia="Arial"/>
-                <w:sz w:val="18"/>
-              </w:rPr>
-            </w:r>
-            <w:r>
-              <w:rPr>
-                <w:rFonts w:ascii="Arial" w:hAnsi="Arial" w:eastAsia="Arial"/>
+                <w:rFonts w:ascii="Arial" w:hAnsi="Arial" w:eastAsia="Arial" w:cs="Tahoma"/>
+                <w:sz w:val="18"/>
+              </w:rPr>
+            </w:r>
+            <w:r>
+              <w:rPr>
+                <w:rFonts w:ascii="Arial" w:hAnsi="Arial" w:eastAsia="Arial" w:cs="Tahoma"/>
                 <w:sz w:val="18"/>
               </w:rPr>
               <w:t>R</w:t>
@@ -8142,13 +8260,13 @@
             </w:pPr>
             <w:r>
               <w:rPr>
-                <w:rFonts w:ascii="Arial" w:hAnsi="Arial" w:eastAsia="Arial"/>
-                <w:sz w:val="18"/>
-              </w:rPr>
-            </w:r>
-            <w:r>
-              <w:rPr>
-                <w:rFonts w:ascii="Arial" w:hAnsi="Arial" w:eastAsia="Arial"/>
+                <w:rFonts w:ascii="Arial" w:hAnsi="Arial" w:eastAsia="Arial" w:cs="Tahoma"/>
+                <w:sz w:val="18"/>
+              </w:rPr>
+            </w:r>
+            <w:r>
+              <w:rPr>
+                <w:rFonts w:ascii="Arial" w:hAnsi="Arial" w:eastAsia="Arial" w:cs="Tahoma"/>
                 <w:sz w:val="18"/>
               </w:rPr>
               <w:t>ตรวจความครบคะแนน 6 หมวด (จาก Job 1)</w:t>
@@ -8167,13 +8285,13 @@
             </w:pPr>
             <w:r>
               <w:rPr>
-                <w:rFonts w:ascii="Arial" w:hAnsi="Arial" w:eastAsia="Arial"/>
-                <w:sz w:val="18"/>
-              </w:rPr>
-            </w:r>
-            <w:r>
-              <w:rPr>
-                <w:rFonts w:ascii="Arial" w:hAnsi="Arial" w:eastAsia="Arial"/>
+                <w:rFonts w:ascii="Arial" w:hAnsi="Arial" w:eastAsia="Arial" w:cs="Tahoma"/>
+                <w:sz w:val="18"/>
+              </w:rPr>
+            </w:r>
+            <w:r>
+              <w:rPr>
+                <w:rFonts w:ascii="Arial" w:hAnsi="Arial" w:eastAsia="Arial" w:cs="Tahoma"/>
                 <w:sz w:val="18"/>
               </w:rPr>
               <w:t>เขียน SQL ตรงผ่าน DATA_SOURCE</w:t>
@@ -8197,13 +8315,13 @@
             </w:pPr>
             <w:r>
               <w:rPr>
-                <w:rFonts w:ascii="Arial" w:hAnsi="Arial" w:eastAsia="Arial"/>
-                <w:sz w:val="18"/>
-              </w:rPr>
-            </w:r>
-            <w:r>
-              <w:rPr>
-                <w:rFonts w:ascii="Arial" w:hAnsi="Arial" w:eastAsia="Arial"/>
+                <w:rFonts w:ascii="Arial" w:hAnsi="Arial" w:eastAsia="Arial" w:cs="Tahoma"/>
+                <w:sz w:val="18"/>
+              </w:rPr>
+            </w:r>
+            <w:r>
+              <w:rPr>
+                <w:rFonts w:ascii="Arial" w:hAnsi="Arial" w:eastAsia="Arial" w:cs="Tahoma"/>
                 <w:sz w:val="18"/>
               </w:rPr>
               <w:t>interface_transactions</w:t>
@@ -8222,13 +8340,13 @@
             </w:pPr>
             <w:r>
               <w:rPr>
-                <w:rFonts w:ascii="Arial" w:hAnsi="Arial" w:eastAsia="Arial"/>
-                <w:sz w:val="18"/>
-              </w:rPr>
-            </w:r>
-            <w:r>
-              <w:rPr>
-                <w:rFonts w:ascii="Arial" w:hAnsi="Arial" w:eastAsia="Arial"/>
+                <w:rFonts w:ascii="Arial" w:hAnsi="Arial" w:eastAsia="Arial" w:cs="Tahoma"/>
+                <w:sz w:val="18"/>
+              </w:rPr>
+            </w:r>
+            <w:r>
+              <w:rPr>
+                <w:rFonts w:ascii="Arial" w:hAnsi="Arial" w:eastAsia="Arial" w:cs="Tahoma"/>
                 <w:sz w:val="18"/>
               </w:rPr>
               <w:t>W</w:t>
@@ -8247,13 +8365,13 @@
             </w:pPr>
             <w:r>
               <w:rPr>
-                <w:rFonts w:ascii="Arial" w:hAnsi="Arial" w:eastAsia="Arial"/>
-                <w:sz w:val="18"/>
-              </w:rPr>
-            </w:r>
-            <w:r>
-              <w:rPr>
-                <w:rFonts w:ascii="Arial" w:hAnsi="Arial" w:eastAsia="Arial"/>
+                <w:rFonts w:ascii="Arial" w:hAnsi="Arial" w:eastAsia="Arial" w:cs="Tahoma"/>
+                <w:sz w:val="18"/>
+              </w:rPr>
+            </w:r>
+            <w:r>
+              <w:rPr>
+                <w:rFonts w:ascii="Arial" w:hAnsi="Arial" w:eastAsia="Arial" w:cs="Tahoma"/>
                 <w:sz w:val="18"/>
               </w:rPr>
               <w:t>tracking COMPENSATE_INIT / APPROVE (I,N) · typed FK = impact_process_id</w:t>
@@ -8272,13 +8390,13 @@
             </w:pPr>
             <w:r>
               <w:rPr>
-                <w:rFonts w:ascii="Arial" w:hAnsi="Arial" w:eastAsia="Arial"/>
-                <w:sz w:val="18"/>
-              </w:rPr>
-            </w:r>
-            <w:r>
-              <w:rPr>
-                <w:rFonts w:ascii="Arial" w:hAnsi="Arial" w:eastAsia="Arial"/>
+                <w:rFonts w:ascii="Arial" w:hAnsi="Arial" w:eastAsia="Arial" w:cs="Tahoma"/>
+                <w:sz w:val="18"/>
+              </w:rPr>
+            </w:r>
+            <w:r>
+              <w:rPr>
+                <w:rFonts w:ascii="Arial" w:hAnsi="Arial" w:eastAsia="Arial" w:cs="Tahoma"/>
                 <w:sz w:val="18"/>
               </w:rPr>
               <w:t>เขียน SQL ตรงผ่าน DATA_SOURCE</w:t>
@@ -8295,7 +8413,7 @@
       </w:pPr>
       <w:r>
         <w:rPr>
-          <w:rFonts w:ascii="Courier New" w:hAnsi="Courier New"/>
+          <w:rFonts w:ascii="Courier New" w:hAnsi="Courier New" w:eastAsia="Courier New" w:cs="Tahoma"/>
           <w:sz w:val="16"/>
         </w:rPr>
         <w:t>-- Job 6 ExportImpactStoreToFS — query หลักที่ต้อง implement</w:t>
@@ -8414,7 +8532,7 @@
       </w:r>
       <w:r>
         <w:rPr>
-          <w:rFonts w:ascii="Courier New" w:hAnsi="Courier New"/>
+          <w:rFonts w:ascii="Courier New" w:hAnsi="Courier New" w:eastAsia="Courier New" w:cs="Tahoma"/>
         </w:rPr>
         <w:t>EmailLibService</w:t>
       </w:r>
@@ -8423,7 +8541,7 @@
       </w:r>
       <w:r>
         <w:rPr>
-          <w:rFonts w:ascii="Courier New" w:hAnsi="Courier New"/>
+          <w:rFonts w:ascii="Courier New" w:hAnsi="Courier New" w:eastAsia="Courier New" w:cs="Tahoma"/>
         </w:rPr>
         <w:t>@gosoft-sbp/email-lib</w:t>
       </w:r>
@@ -8438,7 +8556,7 @@
       </w:pPr>
       <w:r>
         <w:rPr>
-          <w:rFonts w:ascii="Courier New" w:hAnsi="Courier New"/>
+          <w:rFonts w:ascii="Courier New" w:hAnsi="Courier New" w:eastAsia="Courier New" w:cs="Tahoma"/>
           <w:sz w:val="16"/>
         </w:rPr>
         <w:t>// src/batch/job-failure.notifier.ts</w:t>
@@ -8574,7 +8692,7 @@
       </w:r>
       <w:r>
         <w:rPr>
-          <w:rFonts w:ascii="Courier New" w:hAnsi="Courier New"/>
+          <w:rFonts w:ascii="Courier New" w:hAnsi="Courier New" w:eastAsia="Courier New" w:cs="Tahoma"/>
         </w:rPr>
         <w:t>SELECT * FROM pg_locks WHERE locktype = 'advisory'</w:t>
       </w:r>
@@ -8592,7 +8710,7 @@
       </w:r>
       <w:r>
         <w:rPr>
-          <w:rFonts w:ascii="Courier New" w:hAnsi="Courier New"/>
+          <w:rFonts w:ascii="Courier New" w:hAnsi="Courier New" w:eastAsia="Courier New" w:cs="Tahoma"/>
         </w:rPr>
         <w:t>node dist/batch/cli.js --job=6 --period=&lt;YYYYMM&gt;</w:t>
       </w:r>
@@ -8607,7 +8725,7 @@
       </w:r>
       <w:r>
         <w:rPr>
-          <w:rFonts w:ascii="Courier New" w:hAnsi="Courier New"/>
+          <w:rFonts w:ascii="Courier New" w:hAnsi="Courier New" w:eastAsia="Courier New" w:cs="Tahoma"/>
         </w:rPr>
         <w:t>FRBC0001 (windows-874)</w:t>
       </w:r>
@@ -8616,7 +8734,7 @@
       </w:r>
       <w:r>
         <w:rPr>
-          <w:rFonts w:ascii="Courier New" w:hAnsi="Courier New"/>
+          <w:rFonts w:ascii="Courier New" w:hAnsi="Courier New" w:eastAsia="Courier New" w:cs="Tahoma"/>
         </w:rPr>
         <w:t>job.finish</w:t>
       </w:r>
@@ -8634,7 +8752,7 @@
       </w:r>
       <w:r>
         <w:rPr>
-          <w:rFonts w:ascii="Courier New" w:hAnsi="Courier New"/>
+          <w:rFonts w:ascii="Courier New" w:hAnsi="Courier New" w:eastAsia="Courier New" w:cs="Tahoma"/>
         </w:rPr>
         <w:t>interface_transactions</w:t>
       </w:r>
@@ -8682,7 +8800,7 @@
             <w:r/>
             <w:r>
               <w:rPr>
-                <w:rFonts w:ascii="Arial" w:hAnsi="Arial" w:eastAsia="Arial"/>
+                <w:rFonts w:ascii="Arial" w:hAnsi="Arial" w:eastAsia="Arial" w:cs="Tahoma"/>
                 <w:b/>
                 <w:sz w:val="18"/>
               </w:rPr>
@@ -8704,7 +8822,7 @@
             <w:r/>
             <w:r>
               <w:rPr>
-                <w:rFonts w:ascii="Arial" w:hAnsi="Arial" w:eastAsia="Arial"/>
+                <w:rFonts w:ascii="Arial" w:hAnsi="Arial" w:eastAsia="Arial" w:cs="Tahoma"/>
                 <w:b/>
                 <w:sz w:val="18"/>
               </w:rPr>
@@ -8729,13 +8847,13 @@
             </w:pPr>
             <w:r>
               <w:rPr>
-                <w:rFonts w:ascii="Arial" w:hAnsi="Arial" w:eastAsia="Arial"/>
-                <w:sz w:val="18"/>
-              </w:rPr>
-            </w:r>
-            <w:r>
-              <w:rPr>
-                <w:rFonts w:ascii="Arial" w:hAnsi="Arial" w:eastAsia="Arial"/>
+                <w:rFonts w:ascii="Arial" w:hAnsi="Arial" w:eastAsia="Arial" w:cs="Tahoma"/>
+                <w:sz w:val="18"/>
+              </w:rPr>
+            </w:r>
+            <w:r>
+              <w:rPr>
+                <w:rFonts w:ascii="Arial" w:hAnsi="Arial" w:eastAsia="Arial" w:cs="Tahoma"/>
                 <w:sz w:val="18"/>
               </w:rPr>
               <w:t>1</w:t>
@@ -8754,13 +8872,13 @@
             </w:pPr>
             <w:r>
               <w:rPr>
-                <w:rFonts w:ascii="Arial" w:hAnsi="Arial" w:eastAsia="Arial"/>
-                <w:sz w:val="18"/>
-              </w:rPr>
-            </w:r>
-            <w:r>
-              <w:rPr>
-                <w:rFonts w:ascii="Arial" w:hAnsi="Arial" w:eastAsia="Arial"/>
+                <w:rFonts w:ascii="Arial" w:hAnsi="Arial" w:eastAsia="Arial" w:cs="Tahoma"/>
+                <w:sz w:val="18"/>
+              </w:rPr>
+            </w:r>
+            <w:r>
+              <w:rPr>
+                <w:rFonts w:ascii="Arial" w:hAnsi="Arial" w:eastAsia="Arial" w:cs="Tahoma"/>
                 <w:sz w:val="18"/>
               </w:rPr>
               <w:t>เริ่ม</w:t>
@@ -8784,13 +8902,13 @@
             </w:pPr>
             <w:r>
               <w:rPr>
-                <w:rFonts w:ascii="Arial" w:hAnsi="Arial" w:eastAsia="Arial"/>
-                <w:sz w:val="18"/>
-              </w:rPr>
-            </w:r>
-            <w:r>
-              <w:rPr>
-                <w:rFonts w:ascii="Arial" w:hAnsi="Arial" w:eastAsia="Arial"/>
+                <w:rFonts w:ascii="Arial" w:hAnsi="Arial" w:eastAsia="Arial" w:cs="Tahoma"/>
+                <w:sz w:val="18"/>
+              </w:rPr>
+            </w:r>
+            <w:r>
+              <w:rPr>
+                <w:rFonts w:ascii="Arial" w:hAnsi="Arial" w:eastAsia="Arial" w:cs="Tahoma"/>
                 <w:sz w:val="18"/>
               </w:rPr>
               <w:t>2</w:t>
@@ -8809,13 +8927,13 @@
             </w:pPr>
             <w:r>
               <w:rPr>
-                <w:rFonts w:ascii="Arial" w:hAnsi="Arial" w:eastAsia="Arial"/>
-                <w:sz w:val="18"/>
-              </w:rPr>
-            </w:r>
-            <w:r>
-              <w:rPr>
-                <w:rFonts w:ascii="Arial" w:hAnsi="Arial" w:eastAsia="Arial"/>
+                <w:rFonts w:ascii="Arial" w:hAnsi="Arial" w:eastAsia="Arial" w:cs="Tahoma"/>
+                <w:sz w:val="18"/>
+              </w:rPr>
+            </w:r>
+            <w:r>
+              <w:rPr>
+                <w:rFonts w:ascii="Arial" w:hAnsi="Arial" w:eastAsia="Arial" w:cs="Tahoma"/>
                 <w:sz w:val="18"/>
               </w:rPr>
               <w:t>รัน 10 mutation ตามลำดับ บน fgi_impact_processes และ fgi_impact_stores (state sync ก่อน export — ตรวจครบทั้ง 10 ขั้นตอน post-run)</w:t>
@@ -8839,13 +8957,13 @@
             </w:pPr>
             <w:r>
               <w:rPr>
-                <w:rFonts w:ascii="Arial" w:hAnsi="Arial" w:eastAsia="Arial"/>
-                <w:sz w:val="18"/>
-              </w:rPr>
-            </w:r>
-            <w:r>
-              <w:rPr>
-                <w:rFonts w:ascii="Arial" w:hAnsi="Arial" w:eastAsia="Arial"/>
+                <w:rFonts w:ascii="Arial" w:hAnsi="Arial" w:eastAsia="Arial" w:cs="Tahoma"/>
+                <w:sz w:val="18"/>
+              </w:rPr>
+            </w:r>
+            <w:r>
+              <w:rPr>
+                <w:rFonts w:ascii="Arial" w:hAnsi="Arial" w:eastAsia="Arial" w:cs="Tahoma"/>
                 <w:sz w:val="18"/>
               </w:rPr>
               <w:t>3</w:t>
@@ -8864,13 +8982,13 @@
             </w:pPr>
             <w:r>
               <w:rPr>
-                <w:rFonts w:ascii="Arial" w:hAnsi="Arial" w:eastAsia="Arial"/>
-                <w:sz w:val="18"/>
-              </w:rPr>
-            </w:r>
-            <w:r>
-              <w:rPr>
-                <w:rFonts w:ascii="Arial" w:hAnsi="Arial" w:eastAsia="Arial"/>
+                <w:rFonts w:ascii="Arial" w:hAnsi="Arial" w:eastAsia="Arial" w:cs="Tahoma"/>
+                <w:sz w:val="18"/>
+              </w:rPr>
+            </w:r>
+            <w:r>
+              <w:rPr>
+                <w:rFonts w:ascii="Arial" w:hAnsi="Arial" w:eastAsia="Arial" w:cs="Tahoma"/>
                 <w:sz w:val="18"/>
               </w:rPr>
               <w:t>QSSI ครบ 6 หมวด? (งวด max เดียว ในกรอบ 3 เดือน) | No: ข้ามเส้นทาง INIT — สาย APPROVE ยังไปต่อ (หมวด 8, 9, 12, 1, 10, 16 จาก fcs_qssi_score (Job 1))</w:t>
@@ -8894,13 +9012,13 @@
             </w:pPr>
             <w:r>
               <w:rPr>
-                <w:rFonts w:ascii="Arial" w:hAnsi="Arial" w:eastAsia="Arial"/>
-                <w:sz w:val="18"/>
-              </w:rPr>
-            </w:r>
-            <w:r>
-              <w:rPr>
-                <w:rFonts w:ascii="Arial" w:hAnsi="Arial" w:eastAsia="Arial"/>
+                <w:rFonts w:ascii="Arial" w:hAnsi="Arial" w:eastAsia="Arial" w:cs="Tahoma"/>
+                <w:sz w:val="18"/>
+              </w:rPr>
+            </w:r>
+            <w:r>
+              <w:rPr>
+                <w:rFonts w:ascii="Arial" w:hAnsi="Arial" w:eastAsia="Arial" w:cs="Tahoma"/>
                 <w:sz w:val="18"/>
               </w:rPr>
               <w:t>4</w:t>
@@ -8919,13 +9037,13 @@
             </w:pPr>
             <w:r>
               <w:rPr>
-                <w:rFonts w:ascii="Arial" w:hAnsi="Arial" w:eastAsia="Arial"/>
-                <w:sz w:val="18"/>
-              </w:rPr>
-            </w:r>
-            <w:r>
-              <w:rPr>
-                <w:rFonts w:ascii="Arial" w:hAnsi="Arial" w:eastAsia="Arial"/>
+                <w:rFonts w:ascii="Arial" w:hAnsi="Arial" w:eastAsia="Arial" w:cs="Tahoma"/>
+                <w:sz w:val="18"/>
+              </w:rPr>
+            </w:r>
+            <w:r>
+              <w:rPr>
+                <w:rFonts w:ascii="Arial" w:hAnsi="Arial" w:eastAsia="Arial" w:cs="Tahoma"/>
                 <w:sz w:val="18"/>
               </w:rPr>
               <w:t>สร้างชุดสถานะส่งออก: A, N, S (+ I, C เมื่อวันที่ ≥ 7 และ QSSI ครบ + Z ค้าง) (Z จะถูกแปลงเป็น S เฉพาะในไฟล์ — ใน DB ยังเป็น Z)</w:t>
@@ -8949,13 +9067,13 @@
             </w:pPr>
             <w:r>
               <w:rPr>
-                <w:rFonts w:ascii="Arial" w:hAnsi="Arial" w:eastAsia="Arial"/>
-                <w:sz w:val="18"/>
-              </w:rPr>
-            </w:r>
-            <w:r>
-              <w:rPr>
-                <w:rFonts w:ascii="Arial" w:hAnsi="Arial" w:eastAsia="Arial"/>
+                <w:rFonts w:ascii="Arial" w:hAnsi="Arial" w:eastAsia="Arial" w:cs="Tahoma"/>
+                <w:sz w:val="18"/>
+              </w:rPr>
+            </w:r>
+            <w:r>
+              <w:rPr>
+                <w:rFonts w:ascii="Arial" w:hAnsi="Arial" w:eastAsia="Arial" w:cs="Tahoma"/>
                 <w:sz w:val="18"/>
               </w:rPr>
               <w:t>5</w:t>
@@ -8974,13 +9092,13 @@
             </w:pPr>
             <w:r>
               <w:rPr>
-                <w:rFonts w:ascii="Arial" w:hAnsi="Arial" w:eastAsia="Arial"/>
-                <w:sz w:val="18"/>
-              </w:rPr>
-            </w:r>
-            <w:r>
-              <w:rPr>
-                <w:rFonts w:ascii="Arial" w:hAnsi="Arial" w:eastAsia="Arial"/>
+                <w:rFonts w:ascii="Arial" w:hAnsi="Arial" w:eastAsia="Arial" w:cs="Tahoma"/>
+                <w:sz w:val="18"/>
+              </w:rPr>
+            </w:r>
+            <w:r>
+              <w:rPr>
+                <w:rFonts w:ascii="Arial" w:hAnsi="Arial" w:eastAsia="Arial" w:cs="Tahoma"/>
                 <w:sz w:val="18"/>
               </w:rPr>
               <w:t>มีแถวส่งออก? | No: จบการทำงาน</w:t>
@@ -9004,13 +9122,13 @@
             </w:pPr>
             <w:r>
               <w:rPr>
-                <w:rFonts w:ascii="Arial" w:hAnsi="Arial" w:eastAsia="Arial"/>
-                <w:sz w:val="18"/>
-              </w:rPr>
-            </w:r>
-            <w:r>
-              <w:rPr>
-                <w:rFonts w:ascii="Arial" w:hAnsi="Arial" w:eastAsia="Arial"/>
+                <w:rFonts w:ascii="Arial" w:hAnsi="Arial" w:eastAsia="Arial" w:cs="Tahoma"/>
+                <w:sz w:val="18"/>
+              </w:rPr>
+            </w:r>
+            <w:r>
+              <w:rPr>
+                <w:rFonts w:ascii="Arial" w:hAnsi="Arial" w:eastAsia="Arial" w:cs="Tahoma"/>
                 <w:sz w:val="18"/>
               </w:rPr>
               <w:t>6</w:t>
@@ -9029,13 +9147,13 @@
             </w:pPr>
             <w:r>
               <w:rPr>
-                <w:rFonts w:ascii="Arial" w:hAnsi="Arial" w:eastAsia="Arial"/>
-                <w:sz w:val="18"/>
-              </w:rPr>
-            </w:r>
-            <w:r>
-              <w:rPr>
-                <w:rFonts w:ascii="Arial" w:hAnsi="Arial" w:eastAsia="Arial"/>
+                <w:rFonts w:ascii="Arial" w:hAnsi="Arial" w:eastAsia="Arial" w:cs="Tahoma"/>
+                <w:sz w:val="18"/>
+              </w:rPr>
+            </w:r>
+            <w:r>
+              <w:rPr>
+                <w:rFonts w:ascii="Arial" w:hAnsi="Arial" w:eastAsia="Arial" w:cs="Tahoma"/>
                 <w:sz w:val="18"/>
               </w:rPr>
               <w:t>เขียนไฟล์ FRBC0001 14 ฟิลด์ (windows-874 + พ.ศ.) (วันที่ผิดตัวเดียวทำให้ mapData คืน null และยกเลิกทั้งไฟล์)</w:t>
@@ -9059,13 +9177,13 @@
             </w:pPr>
             <w:r>
               <w:rPr>
-                <w:rFonts w:ascii="Arial" w:hAnsi="Arial" w:eastAsia="Arial"/>
-                <w:sz w:val="18"/>
-              </w:rPr>
-            </w:r>
-            <w:r>
-              <w:rPr>
-                <w:rFonts w:ascii="Arial" w:hAnsi="Arial" w:eastAsia="Arial"/>
+                <w:rFonts w:ascii="Arial" w:hAnsi="Arial" w:eastAsia="Arial" w:cs="Tahoma"/>
+                <w:sz w:val="18"/>
+              </w:rPr>
+            </w:r>
+            <w:r>
+              <w:rPr>
+                <w:rFonts w:ascii="Arial" w:hAnsi="Arial" w:eastAsia="Arial" w:cs="Tahoma"/>
                 <w:sz w:val="18"/>
               </w:rPr>
               <w:t>7</w:t>
@@ -9084,13 +9202,13 @@
             </w:pPr>
             <w:r>
               <w:rPr>
-                <w:rFonts w:ascii="Arial" w:hAnsi="Arial" w:eastAsia="Arial"/>
-                <w:sz w:val="18"/>
-              </w:rPr>
-            </w:r>
-            <w:r>
-              <w:rPr>
-                <w:rFonts w:ascii="Arial" w:hAnsi="Arial" w:eastAsia="Arial"/>
+                <w:rFonts w:ascii="Arial" w:hAnsi="Arial" w:eastAsia="Arial" w:cs="Tahoma"/>
+                <w:sz w:val="18"/>
+              </w:rPr>
+            </w:r>
+            <w:r>
+              <w:rPr>
+                <w:rFonts w:ascii="Arial" w:hAnsi="Arial" w:eastAsia="Arial" w:cs="Tahoma"/>
                 <w:sz w:val="18"/>
               </w:rPr>
               <w:t>insert tracking: I,C → COMPENSATE_INIT_I/N · A,N,S,Z → COMPENSATE_APPROVE_I/N</w:t>
@@ -9114,13 +9232,13 @@
             </w:pPr>
             <w:r>
               <w:rPr>
-                <w:rFonts w:ascii="Arial" w:hAnsi="Arial" w:eastAsia="Arial"/>
-                <w:sz w:val="18"/>
-              </w:rPr>
-            </w:r>
-            <w:r>
-              <w:rPr>
-                <w:rFonts w:ascii="Arial" w:hAnsi="Arial" w:eastAsia="Arial"/>
+                <w:rFonts w:ascii="Arial" w:hAnsi="Arial" w:eastAsia="Arial" w:cs="Tahoma"/>
+                <w:sz w:val="18"/>
+              </w:rPr>
+            </w:r>
+            <w:r>
+              <w:rPr>
+                <w:rFonts w:ascii="Arial" w:hAnsi="Arial" w:eastAsia="Arial" w:cs="Tahoma"/>
                 <w:sz w:val="18"/>
               </w:rPr>
               <w:t>8</w:t>
@@ -9139,13 +9257,13 @@
             </w:pPr>
             <w:r>
               <w:rPr>
-                <w:rFonts w:ascii="Arial" w:hAnsi="Arial" w:eastAsia="Arial"/>
-                <w:sz w:val="18"/>
-              </w:rPr>
-            </w:r>
-            <w:r>
-              <w:rPr>
-                <w:rFonts w:ascii="Arial" w:hAnsi="Arial" w:eastAsia="Arial"/>
+                <w:rFonts w:ascii="Arial" w:hAnsi="Arial" w:eastAsia="Arial" w:cs="Tahoma"/>
+                <w:sz w:val="18"/>
+              </w:rPr>
+            </w:r>
+            <w:r>
+              <w:rPr>
+                <w:rFonts w:ascii="Arial" w:hAnsi="Arial" w:eastAsia="Arial" w:cs="Tahoma"/>
                 <w:sz w:val="18"/>
               </w:rPr>
               <w:t>SFTP ไฟล์ไป STA</w:t>
@@ -9169,13 +9287,13 @@
             </w:pPr>
             <w:r>
               <w:rPr>
-                <w:rFonts w:ascii="Arial" w:hAnsi="Arial" w:eastAsia="Arial"/>
-                <w:sz w:val="18"/>
-              </w:rPr>
-            </w:r>
-            <w:r>
-              <w:rPr>
-                <w:rFonts w:ascii="Arial" w:hAnsi="Arial" w:eastAsia="Arial"/>
+                <w:rFonts w:ascii="Arial" w:hAnsi="Arial" w:eastAsia="Arial" w:cs="Tahoma"/>
+                <w:sz w:val="18"/>
+              </w:rPr>
+            </w:r>
+            <w:r>
+              <w:rPr>
+                <w:rFonts w:ascii="Arial" w:hAnsi="Arial" w:eastAsia="Arial" w:cs="Tahoma"/>
                 <w:sz w:val="18"/>
               </w:rPr>
               <w:t>9</w:t>
@@ -9194,13 +9312,13 @@
             </w:pPr>
             <w:r>
               <w:rPr>
-                <w:rFonts w:ascii="Arial" w:hAnsi="Arial" w:eastAsia="Arial"/>
-                <w:sz w:val="18"/>
-              </w:rPr>
-            </w:r>
-            <w:r>
-              <w:rPr>
-                <w:rFonts w:ascii="Arial" w:hAnsi="Arial" w:eastAsia="Arial"/>
+                <w:rFonts w:ascii="Arial" w:hAnsi="Arial" w:eastAsia="Arial" w:cs="Tahoma"/>
+                <w:sz w:val="18"/>
+              </w:rPr>
+            </w:r>
+            <w:r>
+              <w:rPr>
+                <w:rFonts w:ascii="Arial" w:hAnsi="Arial" w:eastAsia="Arial" w:cs="Tahoma"/>
                 <w:sz w:val="18"/>
               </w:rPr>
               <w:t>SFTP สำเร็จ? | No: Rollback ทั้ง transaction + ลบไฟล์ (transaction เดียวคลุม sync + ไฟล์ + tracking + SFTP)</w:t>
@@ -9224,13 +9342,13 @@
             </w:pPr>
             <w:r>
               <w:rPr>
-                <w:rFonts w:ascii="Arial" w:hAnsi="Arial" w:eastAsia="Arial"/>
-                <w:sz w:val="18"/>
-              </w:rPr>
-            </w:r>
-            <w:r>
-              <w:rPr>
-                <w:rFonts w:ascii="Arial" w:hAnsi="Arial" w:eastAsia="Arial"/>
+                <w:rFonts w:ascii="Arial" w:hAnsi="Arial" w:eastAsia="Arial" w:cs="Tahoma"/>
+                <w:sz w:val="18"/>
+              </w:rPr>
+            </w:r>
+            <w:r>
+              <w:rPr>
+                <w:rFonts w:ascii="Arial" w:hAnsi="Arial" w:eastAsia="Arial" w:cs="Tahoma"/>
                 <w:sz w:val="18"/>
               </w:rPr>
               <w:t>10</w:t>
@@ -9249,13 +9367,13 @@
             </w:pPr>
             <w:r>
               <w:rPr>
-                <w:rFonts w:ascii="Arial" w:hAnsi="Arial" w:eastAsia="Arial"/>
-                <w:sz w:val="18"/>
-              </w:rPr>
-            </w:r>
-            <w:r>
-              <w:rPr>
-                <w:rFonts w:ascii="Arial" w:hAnsi="Arial" w:eastAsia="Arial"/>
+                <w:rFonts w:ascii="Arial" w:hAnsi="Arial" w:eastAsia="Arial" w:cs="Tahoma"/>
+                <w:sz w:val="18"/>
+              </w:rPr>
+            </w:r>
+            <w:r>
+              <w:rPr>
+                <w:rFonts w:ascii="Arial" w:hAnsi="Arial" w:eastAsia="Arial" w:cs="Tahoma"/>
                 <w:sz w:val="18"/>
               </w:rPr>
               <w:t>ย้ายไฟล์เข้า backup</w:t>
@@ -9279,13 +9397,13 @@
             </w:pPr>
             <w:r>
               <w:rPr>
-                <w:rFonts w:ascii="Arial" w:hAnsi="Arial" w:eastAsia="Arial"/>
-                <w:sz w:val="18"/>
-              </w:rPr>
-            </w:r>
-            <w:r>
-              <w:rPr>
-                <w:rFonts w:ascii="Arial" w:hAnsi="Arial" w:eastAsia="Arial"/>
+                <w:rFonts w:ascii="Arial" w:hAnsi="Arial" w:eastAsia="Arial" w:cs="Tahoma"/>
+                <w:sz w:val="18"/>
+              </w:rPr>
+            </w:r>
+            <w:r>
+              <w:rPr>
+                <w:rFonts w:ascii="Arial" w:hAnsi="Arial" w:eastAsia="Arial" w:cs="Tahoma"/>
                 <w:sz w:val="18"/>
               </w:rPr>
               <w:t>11</w:t>
@@ -9304,13 +9422,13 @@
             </w:pPr>
             <w:r>
               <w:rPr>
-                <w:rFonts w:ascii="Arial" w:hAnsi="Arial" w:eastAsia="Arial"/>
-                <w:sz w:val="18"/>
-              </w:rPr>
-            </w:r>
-            <w:r>
-              <w:rPr>
-                <w:rFonts w:ascii="Arial" w:hAnsi="Arial" w:eastAsia="Arial"/>
+                <w:rFonts w:ascii="Arial" w:hAnsi="Arial" w:eastAsia="Arial" w:cs="Tahoma"/>
+                <w:sz w:val="18"/>
+              </w:rPr>
+            </w:r>
+            <w:r>
+              <w:rPr>
+                <w:rFonts w:ascii="Arial" w:hAnsi="Arial" w:eastAsia="Arial" w:cs="Tahoma"/>
                 <w:sz w:val="18"/>
               </w:rPr>
               <w:t>จบ</w:t>
@@ -9416,7 +9534,7 @@
             <w:r/>
             <w:r>
               <w:rPr>
-                <w:rFonts w:ascii="Arial" w:hAnsi="Arial" w:eastAsia="Arial"/>
+                <w:rFonts w:ascii="Arial" w:hAnsi="Arial" w:eastAsia="Arial" w:cs="Tahoma"/>
                 <w:b/>
                 <w:sz w:val="18"/>
               </w:rPr>
@@ -9438,7 +9556,7 @@
             <w:r/>
             <w:r>
               <w:rPr>
-                <w:rFonts w:ascii="Arial" w:hAnsi="Arial" w:eastAsia="Arial"/>
+                <w:rFonts w:ascii="Arial" w:hAnsi="Arial" w:eastAsia="Arial" w:cs="Tahoma"/>
                 <w:b/>
                 <w:sz w:val="18"/>
               </w:rPr>
@@ -9463,13 +9581,13 @@
             </w:pPr>
             <w:r>
               <w:rPr>
-                <w:rFonts w:ascii="Arial" w:hAnsi="Arial" w:eastAsia="Arial"/>
-                <w:sz w:val="18"/>
-              </w:rPr>
-            </w:r>
-            <w:r>
-              <w:rPr>
-                <w:rFonts w:ascii="Arial" w:hAnsi="Arial" w:eastAsia="Arial"/>
+                <w:rFonts w:ascii="Arial" w:hAnsi="Arial" w:eastAsia="Arial" w:cs="Tahoma"/>
+                <w:sz w:val="18"/>
+              </w:rPr>
+            </w:r>
+            <w:r>
+              <w:rPr>
+                <w:rFonts w:ascii="Arial" w:hAnsi="Arial" w:eastAsia="Arial" w:cs="Tahoma"/>
                 <w:sz w:val="18"/>
               </w:rPr>
               <w:t>1</w:t>
@@ -9488,13 +9606,13 @@
             </w:pPr>
             <w:r>
               <w:rPr>
-                <w:rFonts w:ascii="Arial" w:hAnsi="Arial" w:eastAsia="Arial"/>
-                <w:sz w:val="18"/>
-              </w:rPr>
-            </w:r>
-            <w:r>
-              <w:rPr>
-                <w:rFonts w:ascii="Arial" w:hAnsi="Arial" w:eastAsia="Arial"/>
+                <w:rFonts w:ascii="Arial" w:hAnsi="Arial" w:eastAsia="Arial" w:cs="Tahoma"/>
+                <w:sz w:val="18"/>
+              </w:rPr>
+            </w:r>
+            <w:r>
+              <w:rPr>
+                <w:rFonts w:ascii="Arial" w:hAnsi="Arial" w:eastAsia="Arial" w:cs="Tahoma"/>
                 <w:sz w:val="18"/>
               </w:rPr>
               <w:t>รันตามตารางเวลาแล้วผลถูกต้องบน fixture</w:t>
@@ -9518,13 +9636,13 @@
             </w:pPr>
             <w:r>
               <w:rPr>
-                <w:rFonts w:ascii="Arial" w:hAnsi="Arial" w:eastAsia="Arial"/>
-                <w:sz w:val="18"/>
-              </w:rPr>
-            </w:r>
-            <w:r>
-              <w:rPr>
-                <w:rFonts w:ascii="Arial" w:hAnsi="Arial" w:eastAsia="Arial"/>
+                <w:rFonts w:ascii="Arial" w:hAnsi="Arial" w:eastAsia="Arial" w:cs="Tahoma"/>
+                <w:sz w:val="18"/>
+              </w:rPr>
+            </w:r>
+            <w:r>
+              <w:rPr>
+                <w:rFonts w:ascii="Arial" w:hAnsi="Arial" w:eastAsia="Arial" w:cs="Tahoma"/>
                 <w:sz w:val="18"/>
               </w:rPr>
               <w:t>2</w:t>
@@ -9543,13 +9661,13 @@
             </w:pPr>
             <w:r>
               <w:rPr>
-                <w:rFonts w:ascii="Arial" w:hAnsi="Arial" w:eastAsia="Arial"/>
-                <w:sz w:val="18"/>
-              </w:rPr>
-            </w:r>
-            <w:r>
-              <w:rPr>
-                <w:rFonts w:ascii="Arial" w:hAnsi="Arial" w:eastAsia="Arial"/>
+                <w:rFonts w:ascii="Arial" w:hAnsi="Arial" w:eastAsia="Arial" w:cs="Tahoma"/>
+                <w:sz w:val="18"/>
+              </w:rPr>
+            </w:r>
+            <w:r>
+              <w:rPr>
+                <w:rFonts w:ascii="Arial" w:hAnsi="Arial" w:eastAsia="Arial" w:cs="Tahoma"/>
                 <w:sz w:val="18"/>
               </w:rPr>
               <w:t>รันนอกรอบผ่าน CLI ได้ผลเดียวกับ cron</w:t>
@@ -9573,13 +9691,13 @@
             </w:pPr>
             <w:r>
               <w:rPr>
-                <w:rFonts w:ascii="Arial" w:hAnsi="Arial" w:eastAsia="Arial"/>
-                <w:sz w:val="18"/>
-              </w:rPr>
-            </w:r>
-            <w:r>
-              <w:rPr>
-                <w:rFonts w:ascii="Arial" w:hAnsi="Arial" w:eastAsia="Arial"/>
+                <w:rFonts w:ascii="Arial" w:hAnsi="Arial" w:eastAsia="Arial" w:cs="Tahoma"/>
+                <w:sz w:val="18"/>
+              </w:rPr>
+            </w:r>
+            <w:r>
+              <w:rPr>
+                <w:rFonts w:ascii="Arial" w:hAnsi="Arial" w:eastAsia="Arial" w:cs="Tahoma"/>
                 <w:sz w:val="18"/>
               </w:rPr>
               <w:t>3</w:t>
@@ -9598,13 +9716,13 @@
             </w:pPr>
             <w:r>
               <w:rPr>
-                <w:rFonts w:ascii="Arial" w:hAnsi="Arial" w:eastAsia="Arial"/>
-                <w:sz w:val="18"/>
-              </w:rPr>
-            </w:r>
-            <w:r>
-              <w:rPr>
-                <w:rFonts w:ascii="Arial" w:hAnsi="Arial" w:eastAsia="Arial"/>
+                <w:rFonts w:ascii="Arial" w:hAnsi="Arial" w:eastAsia="Arial" w:cs="Tahoma"/>
+                <w:sz w:val="18"/>
+              </w:rPr>
+            </w:r>
+            <w:r>
+              <w:rPr>
+                <w:rFonts w:ascii="Arial" w:hAnsi="Arial" w:eastAsia="Arial" w:cs="Tahoma"/>
                 <w:sz w:val="18"/>
               </w:rPr>
               <w:t>สั่งรันซ้อนขณะกำลังรัน → runner ปฏิเสธ (lock ทำงาน)</w:t>
@@ -9628,13 +9746,13 @@
             </w:pPr>
             <w:r>
               <w:rPr>
-                <w:rFonts w:ascii="Arial" w:hAnsi="Arial" w:eastAsia="Arial"/>
-                <w:sz w:val="18"/>
-              </w:rPr>
-            </w:r>
-            <w:r>
-              <w:rPr>
-                <w:rFonts w:ascii="Arial" w:hAnsi="Arial" w:eastAsia="Arial"/>
+                <w:rFonts w:ascii="Arial" w:hAnsi="Arial" w:eastAsia="Arial" w:cs="Tahoma"/>
+                <w:sz w:val="18"/>
+              </w:rPr>
+            </w:r>
+            <w:r>
+              <w:rPr>
+                <w:rFonts w:ascii="Arial" w:hAnsi="Arial" w:eastAsia="Arial" w:cs="Tahoma"/>
                 <w:sz w:val="18"/>
               </w:rPr>
               <w:t>4</w:t>
@@ -9653,13 +9771,13 @@
             </w:pPr>
             <w:r>
               <w:rPr>
-                <w:rFonts w:ascii="Arial" w:hAnsi="Arial" w:eastAsia="Arial"/>
-                <w:sz w:val="18"/>
-              </w:rPr>
-            </w:r>
-            <w:r>
-              <w:rPr>
-                <w:rFonts w:ascii="Arial" w:hAnsi="Arial" w:eastAsia="Arial"/>
+                <w:rFonts w:ascii="Arial" w:hAnsi="Arial" w:eastAsia="Arial" w:cs="Tahoma"/>
+                <w:sz w:val="18"/>
+              </w:rPr>
+            </w:r>
+            <w:r>
+              <w:rPr>
+                <w:rFonts w:ascii="Arial" w:hAnsi="Arial" w:eastAsia="Arial" w:cs="Tahoma"/>
                 <w:sz w:val="18"/>
               </w:rPr>
               <w:t>แก้ config แล้ว deploy → รอบถัดไปใช้ค่าใหม่</w:t>
@@ -9683,13 +9801,13 @@
             </w:pPr>
             <w:r>
               <w:rPr>
-                <w:rFonts w:ascii="Arial" w:hAnsi="Arial" w:eastAsia="Arial"/>
-                <w:sz w:val="18"/>
-              </w:rPr>
-            </w:r>
-            <w:r>
-              <w:rPr>
-                <w:rFonts w:ascii="Arial" w:hAnsi="Arial" w:eastAsia="Arial"/>
+                <w:rFonts w:ascii="Arial" w:hAnsi="Arial" w:eastAsia="Arial" w:cs="Tahoma"/>
+                <w:sz w:val="18"/>
+              </w:rPr>
+            </w:r>
+            <w:r>
+              <w:rPr>
+                <w:rFonts w:ascii="Arial" w:hAnsi="Arial" w:eastAsia="Arial" w:cs="Tahoma"/>
                 <w:sz w:val="18"/>
               </w:rPr>
               <w:t>5</w:t>
@@ -9708,13 +9826,13 @@
             </w:pPr>
             <w:r>
               <w:rPr>
-                <w:rFonts w:ascii="Arial" w:hAnsi="Arial" w:eastAsia="Arial"/>
-                <w:sz w:val="18"/>
-              </w:rPr>
-            </w:r>
-            <w:r>
-              <w:rPr>
-                <w:rFonts w:ascii="Arial" w:hAnsi="Arial" w:eastAsia="Arial"/>
+                <w:rFonts w:ascii="Arial" w:hAnsi="Arial" w:eastAsia="Arial" w:cs="Tahoma"/>
+                <w:sz w:val="18"/>
+              </w:rPr>
+            </w:r>
+            <w:r>
+              <w:rPr>
+                <w:rFonts w:ascii="Arial" w:hAnsi="Arial" w:eastAsia="Arial" w:cs="Tahoma"/>
                 <w:sz w:val="18"/>
               </w:rPr>
               <w:t>job throw error → EM-07 ออก และ log มีบรรทัด error</w:t>
@@ -9738,13 +9856,13 @@
             </w:pPr>
             <w:r>
               <w:rPr>
-                <w:rFonts w:ascii="Arial" w:hAnsi="Arial" w:eastAsia="Arial"/>
-                <w:sz w:val="18"/>
-              </w:rPr>
-            </w:r>
-            <w:r>
-              <w:rPr>
-                <w:rFonts w:ascii="Arial" w:hAnsi="Arial" w:eastAsia="Arial"/>
+                <w:rFonts w:ascii="Arial" w:hAnsi="Arial" w:eastAsia="Arial" w:cs="Tahoma"/>
+                <w:sz w:val="18"/>
+              </w:rPr>
+            </w:r>
+            <w:r>
+              <w:rPr>
+                <w:rFonts w:ascii="Arial" w:hAnsi="Arial" w:eastAsia="Arial" w:cs="Tahoma"/>
                 <w:sz w:val="18"/>
               </w:rPr>
               <w:t>6</w:t>
@@ -9763,13 +9881,13 @@
             </w:pPr>
             <w:r>
               <w:rPr>
-                <w:rFonts w:ascii="Arial" w:hAnsi="Arial" w:eastAsia="Arial"/>
-                <w:sz w:val="18"/>
-              </w:rPr>
-            </w:r>
-            <w:r>
-              <w:rPr>
-                <w:rFonts w:ascii="Arial" w:hAnsi="Arial" w:eastAsia="Arial"/>
+                <w:rFonts w:ascii="Arial" w:hAnsi="Arial" w:eastAsia="Arial" w:cs="Tahoma"/>
+                <w:sz w:val="18"/>
+              </w:rPr>
+            </w:r>
+            <w:r>
+              <w:rPr>
+                <w:rFonts w:ascii="Arial" w:hAnsi="Arial" w:eastAsia="Arial" w:cs="Tahoma"/>
                 <w:sz w:val="18"/>
               </w:rPr>
               <w:t>ตรวจผลกระทบตารางตาม R/W mapping reference</w:t>
@@ -9779,6 +9897,825 @@
       </w:tr>
     </w:tbl>
     <w:p/>
+    <w:p>
+      <w:pPr>
+        <w:pStyle w:val="Heading1"/>
+        <w:keepNext/>
+        <w:keepLines/>
+        <w:pageBreakBefore w:val="0"/>
+      </w:pPr>
+      <w:r>
+        <w:t>13. Unit Test Scope</w:t>
+      </w:r>
+    </w:p>
+    <w:p>
+      <w:pPr>
+        <w:keepNext w:val="0"/>
+      </w:pPr>
+      <w:r>
+        <w:rPr>
+          <w:b/>
+        </w:rPr>
+        <w:t>6 ชั่วโมง</w:t>
+      </w:r>
+      <w:r>
+        <w:t xml:space="preserve"> (30% ของ implementation 20 ชั่วโมง) · เครื่องมือ: Jest + mock repository/DataSource (ไม่ต่อ DB จริง)</w:t>
+      </w:r>
+    </w:p>
+    <w:p>
+      <w:r>
+        <w:t xml:space="preserve">หัวข้อนี้คือ </w:t>
+      </w:r>
+      <w:r>
+        <w:rPr>
+          <w:b/>
+        </w:rPr>
+        <w:t>unit test</w:t>
+      </w:r>
+      <w:r>
+        <w:t xml:space="preserve"> ที่ต้องเขียนคู่กับโค้ด — ต่างจาก *Developer Test Checklist* ซึ่งเป็น scenario ระดับ end-to-end/manual ที่ใช้ตอนตรวจรับ · รายการด้านล่าง derive จาก field/validation, acceptance criteria, endpoint และตารางที่เอกสารนี้เขียน</w:t>
+      </w:r>
+    </w:p>
+    <w:tbl>
+      <w:tblPr>
+        <w:tblStyle w:val="TableGrid"/>
+        <w:tblW w:type="auto" w:w="0"/>
+        <w:jc w:val="center"/>
+        <w:tblLook w:firstColumn="1" w:firstRow="1" w:lastColumn="0" w:lastRow="0" w:noHBand="0" w:noVBand="1" w:val="04A0"/>
+      </w:tblPr>
+      <w:tblGrid>
+        <w:gridCol w:w="3360"/>
+        <w:gridCol w:w="3360"/>
+        <w:gridCol w:w="3360"/>
+      </w:tblGrid>
+      <w:tr>
+        <w:trPr>
+          <w:cantSplit/>
+        </w:trPr>
+        <w:tc>
+          <w:tcPr>
+            <w:tcW w:type="dxa" w:w="3360"/>
+            <w:vAlign w:val="center"/>
+            <w:shd w:fill="E8EEF5"/>
+          </w:tcPr>
+          <w:p>
+            <w:pPr>
+              <w:keepLines/>
+              <w:spacing w:after="0"/>
+            </w:pPr>
+            <w:r/>
+            <w:r>
+              <w:rPr>
+                <w:rFonts w:ascii="Arial" w:hAnsi="Arial" w:eastAsia="Arial" w:cs="Tahoma"/>
+                <w:b/>
+                <w:sz w:val="18"/>
+              </w:rPr>
+              <w:t>สิ่งที่ทดสอบ</w:t>
+            </w:r>
+          </w:p>
+        </w:tc>
+        <w:tc>
+          <w:tcPr>
+            <w:tcW w:type="dxa" w:w="3360"/>
+            <w:vAlign w:val="center"/>
+            <w:shd w:fill="E8EEF5"/>
+          </w:tcPr>
+          <w:p>
+            <w:pPr>
+              <w:keepLines/>
+              <w:spacing w:after="0"/>
+            </w:pPr>
+            <w:r/>
+            <w:r>
+              <w:rPr>
+                <w:rFonts w:ascii="Arial" w:hAnsi="Arial" w:eastAsia="Arial" w:cs="Tahoma"/>
+                <w:b/>
+                <w:sz w:val="18"/>
+              </w:rPr>
+              <w:t>ประเภท</w:t>
+            </w:r>
+          </w:p>
+        </w:tc>
+        <w:tc>
+          <w:tcPr>
+            <w:tcW w:type="dxa" w:w="3360"/>
+            <w:vAlign w:val="center"/>
+            <w:shd w:fill="E8EEF5"/>
+          </w:tcPr>
+          <w:p>
+            <w:pPr>
+              <w:keepLines/>
+              <w:spacing w:after="0"/>
+            </w:pPr>
+            <w:r/>
+            <w:r>
+              <w:rPr>
+                <w:rFonts w:ascii="Arial" w:hAnsi="Arial" w:eastAsia="Arial" w:cs="Tahoma"/>
+                <w:b/>
+                <w:sz w:val="18"/>
+              </w:rPr>
+              <w:t>เกณฑ์ผ่าน</w:t>
+            </w:r>
+          </w:p>
+        </w:tc>
+      </w:tr>
+      <w:tr>
+        <w:trPr>
+          <w:cantSplit/>
+        </w:trPr>
+        <w:tc>
+          <w:tcPr>
+            <w:tcW w:type="dxa" w:w="3360"/>
+            <w:vAlign w:val="center"/>
+          </w:tcPr>
+          <w:p>
+            <w:pPr>
+              <w:keepLines/>
+              <w:spacing w:after="0"/>
+            </w:pPr>
+            <w:r>
+              <w:rPr>
+                <w:rFonts w:ascii="Arial" w:hAnsi="Arial" w:eastAsia="Arial" w:cs="Tahoma"/>
+                <w:sz w:val="18"/>
+              </w:rPr>
+            </w:r>
+            <w:r>
+              <w:rPr>
+                <w:rFonts w:ascii="Arial" w:hAnsi="Arial" w:eastAsia="Arial" w:cs="Tahoma"/>
+                <w:sz w:val="18"/>
+              </w:rPr>
+              <w:t>business rule</w:t>
+            </w:r>
+          </w:p>
+        </w:tc>
+        <w:tc>
+          <w:tcPr>
+            <w:tcW w:type="dxa" w:w="3360"/>
+            <w:vAlign w:val="center"/>
+          </w:tcPr>
+          <w:p>
+            <w:pPr>
+              <w:keepLines/>
+              <w:spacing w:after="0"/>
+            </w:pPr>
+            <w:r>
+              <w:rPr>
+                <w:rFonts w:ascii="Arial" w:hAnsi="Arial" w:eastAsia="Arial" w:cs="Tahoma"/>
+                <w:sz w:val="18"/>
+              </w:rPr>
+            </w:r>
+            <w:r>
+              <w:rPr>
+                <w:rFonts w:ascii="Arial" w:hAnsi="Arial" w:eastAsia="Arial" w:cs="Tahoma"/>
+                <w:sz w:val="18"/>
+              </w:rPr>
+              <w:t>logic</w:t>
+            </w:r>
+          </w:p>
+        </w:tc>
+        <w:tc>
+          <w:tcPr>
+            <w:tcW w:type="dxa" w:w="3360"/>
+            <w:vAlign w:val="center"/>
+          </w:tcPr>
+          <w:p>
+            <w:pPr>
+              <w:keepLines/>
+              <w:spacing w:after="0"/>
+            </w:pPr>
+            <w:r>
+              <w:rPr>
+                <w:rFonts w:ascii="Arial" w:hAnsi="Arial" w:eastAsia="Arial" w:cs="Tahoma"/>
+                <w:sz w:val="18"/>
+              </w:rPr>
+            </w:r>
+            <w:r>
+              <w:rPr>
+                <w:rFonts w:ascii="Arial" w:hAnsi="Arial" w:eastAsia="Arial" w:cs="Tahoma"/>
+                <w:sz w:val="18"/>
+              </w:rPr>
+              <w:t>พารามิเตอร์และ cron อ่านจาก backend config เท่านั้น — เปลี่ยนค่าโดย deploy config ไม่ใช่ผ่าน API/หน้าจอ</w:t>
+            </w:r>
+          </w:p>
+        </w:tc>
+      </w:tr>
+      <w:tr>
+        <w:trPr>
+          <w:cantSplit/>
+        </w:trPr>
+        <w:tc>
+          <w:tcPr>
+            <w:tcW w:type="dxa" w:w="3360"/>
+            <w:vAlign w:val="center"/>
+          </w:tcPr>
+          <w:p>
+            <w:pPr>
+              <w:keepLines/>
+              <w:spacing w:after="0"/>
+            </w:pPr>
+            <w:r>
+              <w:rPr>
+                <w:rFonts w:ascii="Arial" w:hAnsi="Arial" w:eastAsia="Arial" w:cs="Tahoma"/>
+                <w:sz w:val="18"/>
+              </w:rPr>
+            </w:r>
+            <w:r>
+              <w:rPr>
+                <w:rFonts w:ascii="Arial" w:hAnsi="Arial" w:eastAsia="Arial" w:cs="Tahoma"/>
+                <w:sz w:val="18"/>
+              </w:rPr>
+              <w:t>business rule</w:t>
+            </w:r>
+          </w:p>
+        </w:tc>
+        <w:tc>
+          <w:tcPr>
+            <w:tcW w:type="dxa" w:w="3360"/>
+            <w:vAlign w:val="center"/>
+          </w:tcPr>
+          <w:p>
+            <w:pPr>
+              <w:keepLines/>
+              <w:spacing w:after="0"/>
+            </w:pPr>
+            <w:r>
+              <w:rPr>
+                <w:rFonts w:ascii="Arial" w:hAnsi="Arial" w:eastAsia="Arial" w:cs="Tahoma"/>
+                <w:sz w:val="18"/>
+              </w:rPr>
+            </w:r>
+            <w:r>
+              <w:rPr>
+                <w:rFonts w:ascii="Arial" w:hAnsi="Arial" w:eastAsia="Arial" w:cs="Tahoma"/>
+                <w:sz w:val="18"/>
+              </w:rPr>
+              <w:t>logic</w:t>
+            </w:r>
+          </w:p>
+        </w:tc>
+        <w:tc>
+          <w:tcPr>
+            <w:tcW w:type="dxa" w:w="3360"/>
+            <w:vAlign w:val="center"/>
+          </w:tcPr>
+          <w:p>
+            <w:pPr>
+              <w:keepLines/>
+              <w:spacing w:after="0"/>
+            </w:pPr>
+            <w:r>
+              <w:rPr>
+                <w:rFonts w:ascii="Arial" w:hAnsi="Arial" w:eastAsia="Arial" w:cs="Tahoma"/>
+                <w:sz w:val="18"/>
+              </w:rPr>
+            </w:r>
+            <w:r>
+              <w:rPr>
+                <w:rFonts w:ascii="Arial" w:hAnsi="Arial" w:eastAsia="Arial" w:cs="Tahoma"/>
+                <w:sz w:val="18"/>
+              </w:rPr>
+              <w:t>การรันต้องตรวจ enabled flag ใน config และกันรันซ้อนด้วย distributed/advisory lock</w:t>
+            </w:r>
+          </w:p>
+        </w:tc>
+      </w:tr>
+      <w:tr>
+        <w:trPr>
+          <w:cantSplit/>
+        </w:trPr>
+        <w:tc>
+          <w:tcPr>
+            <w:tcW w:type="dxa" w:w="3360"/>
+            <w:vAlign w:val="center"/>
+          </w:tcPr>
+          <w:p>
+            <w:pPr>
+              <w:keepLines/>
+              <w:spacing w:after="0"/>
+            </w:pPr>
+            <w:r>
+              <w:rPr>
+                <w:rFonts w:ascii="Arial" w:hAnsi="Arial" w:eastAsia="Arial" w:cs="Tahoma"/>
+                <w:sz w:val="18"/>
+              </w:rPr>
+            </w:r>
+            <w:r>
+              <w:rPr>
+                <w:rFonts w:ascii="Arial" w:hAnsi="Arial" w:eastAsia="Arial" w:cs="Tahoma"/>
+                <w:sz w:val="18"/>
+              </w:rPr>
+              <w:t>business rule</w:t>
+            </w:r>
+          </w:p>
+        </w:tc>
+        <w:tc>
+          <w:tcPr>
+            <w:tcW w:type="dxa" w:w="3360"/>
+            <w:vAlign w:val="center"/>
+          </w:tcPr>
+          <w:p>
+            <w:pPr>
+              <w:keepLines/>
+              <w:spacing w:after="0"/>
+            </w:pPr>
+            <w:r>
+              <w:rPr>
+                <w:rFonts w:ascii="Arial" w:hAnsi="Arial" w:eastAsia="Arial" w:cs="Tahoma"/>
+                <w:sz w:val="18"/>
+              </w:rPr>
+            </w:r>
+            <w:r>
+              <w:rPr>
+                <w:rFonts w:ascii="Arial" w:hAnsi="Arial" w:eastAsia="Arial" w:cs="Tahoma"/>
+                <w:sz w:val="18"/>
+              </w:rPr>
+              <w:t>logic</w:t>
+            </w:r>
+          </w:p>
+        </w:tc>
+        <w:tc>
+          <w:tcPr>
+            <w:tcW w:type="dxa" w:w="3360"/>
+            <w:vAlign w:val="center"/>
+          </w:tcPr>
+          <w:p>
+            <w:pPr>
+              <w:keepLines/>
+              <w:spacing w:after="0"/>
+            </w:pPr>
+            <w:r>
+              <w:rPr>
+                <w:rFonts w:ascii="Arial" w:hAnsi="Arial" w:eastAsia="Arial" w:cs="Tahoma"/>
+                <w:sz w:val="18"/>
+              </w:rPr>
+            </w:r>
+            <w:r>
+              <w:rPr>
+                <w:rFonts w:ascii="Arial" w:hAnsi="Arial" w:eastAsia="Arial" w:cs="Tahoma"/>
+                <w:sz w:val="18"/>
+              </w:rPr>
+              <w:t>ทุกรอบต้องเขียน application log แบบ structured (เวลา/แถว/ไฟล์/ผล) และ error ต้องส่ง EM-07</w:t>
+            </w:r>
+          </w:p>
+        </w:tc>
+      </w:tr>
+      <w:tr>
+        <w:trPr>
+          <w:cantSplit/>
+        </w:trPr>
+        <w:tc>
+          <w:tcPr>
+            <w:tcW w:type="dxa" w:w="3360"/>
+            <w:vAlign w:val="center"/>
+          </w:tcPr>
+          <w:p>
+            <w:pPr>
+              <w:keepLines/>
+              <w:spacing w:after="0"/>
+            </w:pPr>
+            <w:r>
+              <w:rPr>
+                <w:rFonts w:ascii="Arial" w:hAnsi="Arial" w:eastAsia="Arial" w:cs="Tahoma"/>
+                <w:sz w:val="18"/>
+              </w:rPr>
+            </w:r>
+            <w:r>
+              <w:rPr>
+                <w:rFonts w:ascii="Arial" w:hAnsi="Arial" w:eastAsia="Arial" w:cs="Tahoma"/>
+                <w:sz w:val="18"/>
+              </w:rPr>
+              <w:t>business rule</w:t>
+            </w:r>
+          </w:p>
+        </w:tc>
+        <w:tc>
+          <w:tcPr>
+            <w:tcW w:type="dxa" w:w="3360"/>
+            <w:vAlign w:val="center"/>
+          </w:tcPr>
+          <w:p>
+            <w:pPr>
+              <w:keepLines/>
+              <w:spacing w:after="0"/>
+            </w:pPr>
+            <w:r>
+              <w:rPr>
+                <w:rFonts w:ascii="Arial" w:hAnsi="Arial" w:eastAsia="Arial" w:cs="Tahoma"/>
+                <w:sz w:val="18"/>
+              </w:rPr>
+            </w:r>
+            <w:r>
+              <w:rPr>
+                <w:rFonts w:ascii="Arial" w:hAnsi="Arial" w:eastAsia="Arial" w:cs="Tahoma"/>
+                <w:sz w:val="18"/>
+              </w:rPr>
+              <w:t>logic</w:t>
+            </w:r>
+          </w:p>
+        </w:tc>
+        <w:tc>
+          <w:tcPr>
+            <w:tcW w:type="dxa" w:w="3360"/>
+            <w:vAlign w:val="center"/>
+          </w:tcPr>
+          <w:p>
+            <w:pPr>
+              <w:keepLines/>
+              <w:spacing w:after="0"/>
+            </w:pPr>
+            <w:r>
+              <w:rPr>
+                <w:rFonts w:ascii="Arial" w:hAnsi="Arial" w:eastAsia="Arial" w:cs="Tahoma"/>
+                <w:sz w:val="18"/>
+              </w:rPr>
+            </w:r>
+            <w:r>
+              <w:rPr>
+                <w:rFonts w:ascii="Arial" w:hAnsi="Arial" w:eastAsia="Arial" w:cs="Tahoma"/>
+                <w:sz w:val="18"/>
+              </w:rPr>
+              <w:t>DB/table mapping ใช้เป็น reference สำหรับ implement Job เท่านั้น ไม่ใช่งานสร้างหน้า Database</w:t>
+            </w:r>
+          </w:p>
+        </w:tc>
+      </w:tr>
+      <w:tr>
+        <w:trPr>
+          <w:cantSplit/>
+        </w:trPr>
+        <w:tc>
+          <w:tcPr>
+            <w:tcW w:type="dxa" w:w="3360"/>
+            <w:vAlign w:val="center"/>
+          </w:tcPr>
+          <w:p>
+            <w:pPr>
+              <w:keepLines/>
+              <w:spacing w:after="0"/>
+            </w:pPr>
+            <w:r>
+              <w:rPr>
+                <w:rFonts w:ascii="Arial" w:hAnsi="Arial" w:eastAsia="Arial" w:cs="Tahoma"/>
+                <w:sz w:val="18"/>
+              </w:rPr>
+            </w:r>
+            <w:r>
+              <w:rPr>
+                <w:rFonts w:ascii="Arial" w:hAnsi="Arial" w:eastAsia="Arial" w:cs="Tahoma"/>
+                <w:sz w:val="18"/>
+              </w:rPr>
+              <w:t>business rule</w:t>
+            </w:r>
+          </w:p>
+        </w:tc>
+        <w:tc>
+          <w:tcPr>
+            <w:tcW w:type="dxa" w:w="3360"/>
+            <w:vAlign w:val="center"/>
+          </w:tcPr>
+          <w:p>
+            <w:pPr>
+              <w:keepLines/>
+              <w:spacing w:after="0"/>
+            </w:pPr>
+            <w:r>
+              <w:rPr>
+                <w:rFonts w:ascii="Arial" w:hAnsi="Arial" w:eastAsia="Arial" w:cs="Tahoma"/>
+                <w:sz w:val="18"/>
+              </w:rPr>
+            </w:r>
+            <w:r>
+              <w:rPr>
+                <w:rFonts w:ascii="Arial" w:hAnsi="Arial" w:eastAsia="Arial" w:cs="Tahoma"/>
+                <w:sz w:val="18"/>
+              </w:rPr>
+              <w:t>logic</w:t>
+            </w:r>
+          </w:p>
+        </w:tc>
+        <w:tc>
+          <w:tcPr>
+            <w:tcW w:type="dxa" w:w="3360"/>
+            <w:vAlign w:val="center"/>
+          </w:tcPr>
+          <w:p>
+            <w:pPr>
+              <w:keepLines/>
+              <w:spacing w:after="0"/>
+            </w:pPr>
+            <w:r>
+              <w:rPr>
+                <w:rFonts w:ascii="Arial" w:hAnsi="Arial" w:eastAsia="Arial" w:cs="Tahoma"/>
+                <w:sz w:val="18"/>
+              </w:rPr>
+            </w:r>
+            <w:r>
+              <w:rPr>
+                <w:rFonts w:ascii="Arial" w:hAnsi="Arial" w:eastAsia="Arial" w:cs="Tahoma"/>
+                <w:sz w:val="18"/>
+              </w:rPr>
+              <w:t>รองรับ rerun rule และ risk note ตาม runbook</w:t>
+            </w:r>
+          </w:p>
+        </w:tc>
+      </w:tr>
+      <w:tr>
+        <w:trPr>
+          <w:cantSplit/>
+        </w:trPr>
+        <w:tc>
+          <w:tcPr>
+            <w:tcW w:type="dxa" w:w="3360"/>
+            <w:vAlign w:val="center"/>
+          </w:tcPr>
+          <w:p>
+            <w:pPr>
+              <w:keepLines/>
+              <w:spacing w:after="0"/>
+            </w:pPr>
+            <w:r>
+              <w:rPr>
+                <w:rFonts w:ascii="Arial" w:hAnsi="Arial" w:eastAsia="Arial" w:cs="Tahoma"/>
+                <w:sz w:val="18"/>
+              </w:rPr>
+            </w:r>
+            <w:r>
+              <w:rPr>
+                <w:rFonts w:ascii="Courier New" w:hAnsi="Courier New" w:eastAsia="Courier New" w:cs="Tahoma"/>
+                <w:sz w:val="18"/>
+              </w:rPr>
+              <w:t>fgi_impact_processes</w:t>
+            </w:r>
+            <w:r>
+              <w:rPr>
+                <w:rFonts w:ascii="Arial" w:hAnsi="Arial" w:eastAsia="Arial" w:cs="Tahoma"/>
+                <w:sz w:val="18"/>
+              </w:rPr>
+              <w:t xml:space="preserve">, </w:t>
+            </w:r>
+            <w:r>
+              <w:rPr>
+                <w:rFonts w:ascii="Courier New" w:hAnsi="Courier New" w:eastAsia="Courier New" w:cs="Tahoma"/>
+                <w:sz w:val="18"/>
+              </w:rPr>
+              <w:t>fgi_impact_stores</w:t>
+            </w:r>
+            <w:r>
+              <w:rPr>
+                <w:rFonts w:ascii="Arial" w:hAnsi="Arial" w:eastAsia="Arial" w:cs="Tahoma"/>
+                <w:sz w:val="18"/>
+              </w:rPr>
+              <w:t xml:space="preserve">, </w:t>
+            </w:r>
+            <w:r>
+              <w:rPr>
+                <w:rFonts w:ascii="Courier New" w:hAnsi="Courier New" w:eastAsia="Courier New" w:cs="Tahoma"/>
+                <w:sz w:val="18"/>
+              </w:rPr>
+              <w:t>interface_transactions</w:t>
+            </w:r>
+          </w:p>
+        </w:tc>
+        <w:tc>
+          <w:tcPr>
+            <w:tcW w:type="dxa" w:w="3360"/>
+            <w:vAlign w:val="center"/>
+          </w:tcPr>
+          <w:p>
+            <w:pPr>
+              <w:keepLines/>
+              <w:spacing w:after="0"/>
+            </w:pPr>
+            <w:r>
+              <w:rPr>
+                <w:rFonts w:ascii="Arial" w:hAnsi="Arial" w:eastAsia="Arial" w:cs="Tahoma"/>
+                <w:sz w:val="18"/>
+              </w:rPr>
+            </w:r>
+            <w:r>
+              <w:rPr>
+                <w:rFonts w:ascii="Arial" w:hAnsi="Arial" w:eastAsia="Arial" w:cs="Tahoma"/>
+                <w:sz w:val="18"/>
+              </w:rPr>
+              <w:t>transaction</w:t>
+            </w:r>
+          </w:p>
+        </w:tc>
+        <w:tc>
+          <w:tcPr>
+            <w:tcW w:type="dxa" w:w="3360"/>
+            <w:vAlign w:val="center"/>
+          </w:tcPr>
+          <w:p>
+            <w:pPr>
+              <w:keepLines/>
+              <w:spacing w:after="0"/>
+            </w:pPr>
+            <w:r>
+              <w:rPr>
+                <w:rFonts w:ascii="Arial" w:hAnsi="Arial" w:eastAsia="Arial" w:cs="Tahoma"/>
+                <w:sz w:val="18"/>
+              </w:rPr>
+            </w:r>
+            <w:r>
+              <w:rPr>
+                <w:rFonts w:ascii="Arial" w:hAnsi="Arial" w:eastAsia="Arial" w:cs="Tahoma"/>
+                <w:sz w:val="18"/>
+              </w:rPr>
+              <w:t>จำลอง error กลางทาง แล้วยืนยันว่า rollback ครบ ไม่เหลือแถวค้าง (mock DataSource/QueryRunner)</w:t>
+            </w:r>
+          </w:p>
+        </w:tc>
+      </w:tr>
+      <w:tr>
+        <w:trPr>
+          <w:cantSplit/>
+        </w:trPr>
+        <w:tc>
+          <w:tcPr>
+            <w:tcW w:type="dxa" w:w="3360"/>
+            <w:vAlign w:val="center"/>
+          </w:tcPr>
+          <w:p>
+            <w:pPr>
+              <w:keepLines/>
+              <w:spacing w:after="0"/>
+            </w:pPr>
+            <w:r>
+              <w:rPr>
+                <w:rFonts w:ascii="Arial" w:hAnsi="Arial" w:eastAsia="Arial" w:cs="Tahoma"/>
+                <w:sz w:val="18"/>
+              </w:rPr>
+            </w:r>
+            <w:r>
+              <w:rPr>
+                <w:rFonts w:ascii="Arial" w:hAnsi="Arial" w:eastAsia="Arial" w:cs="Tahoma"/>
+                <w:sz w:val="18"/>
+              </w:rPr>
+              <w:t>runner</w:t>
+            </w:r>
+          </w:p>
+        </w:tc>
+        <w:tc>
+          <w:tcPr>
+            <w:tcW w:type="dxa" w:w="3360"/>
+            <w:vAlign w:val="center"/>
+          </w:tcPr>
+          <w:p>
+            <w:pPr>
+              <w:keepLines/>
+              <w:spacing w:after="0"/>
+            </w:pPr>
+            <w:r>
+              <w:rPr>
+                <w:rFonts w:ascii="Arial" w:hAnsi="Arial" w:eastAsia="Arial" w:cs="Tahoma"/>
+                <w:sz w:val="18"/>
+              </w:rPr>
+            </w:r>
+            <w:r>
+              <w:rPr>
+                <w:rFonts w:ascii="Arial" w:hAnsi="Arial" w:eastAsia="Arial" w:cs="Tahoma"/>
+                <w:sz w:val="18"/>
+              </w:rPr>
+              <w:t>idempotency</w:t>
+            </w:r>
+          </w:p>
+        </w:tc>
+        <w:tc>
+          <w:tcPr>
+            <w:tcW w:type="dxa" w:w="3360"/>
+            <w:vAlign w:val="center"/>
+          </w:tcPr>
+          <w:p>
+            <w:pPr>
+              <w:keepLines/>
+              <w:spacing w:after="0"/>
+            </w:pPr>
+            <w:r>
+              <w:rPr>
+                <w:rFonts w:ascii="Arial" w:hAnsi="Arial" w:eastAsia="Arial" w:cs="Tahoma"/>
+                <w:sz w:val="18"/>
+              </w:rPr>
+            </w:r>
+            <w:r>
+              <w:rPr>
+                <w:rFonts w:ascii="Arial" w:hAnsi="Arial" w:eastAsia="Arial" w:cs="Tahoma"/>
+                <w:sz w:val="18"/>
+              </w:rPr>
+              <w:t>รันซ้ำด้วย fixture เดิมต้องไม่เกิดแถวซ้ำ (ON CONFLICT / business unique key ทำงาน)</w:t>
+            </w:r>
+          </w:p>
+        </w:tc>
+      </w:tr>
+      <w:tr>
+        <w:trPr>
+          <w:cantSplit/>
+        </w:trPr>
+        <w:tc>
+          <w:tcPr>
+            <w:tcW w:type="dxa" w:w="3360"/>
+            <w:vAlign w:val="center"/>
+          </w:tcPr>
+          <w:p>
+            <w:pPr>
+              <w:keepLines/>
+              <w:spacing w:after="0"/>
+            </w:pPr>
+            <w:r>
+              <w:rPr>
+                <w:rFonts w:ascii="Arial" w:hAnsi="Arial" w:eastAsia="Arial" w:cs="Tahoma"/>
+                <w:sz w:val="18"/>
+              </w:rPr>
+            </w:r>
+            <w:r>
+              <w:rPr>
+                <w:rFonts w:ascii="Arial" w:hAnsi="Arial" w:eastAsia="Arial" w:cs="Tahoma"/>
+                <w:sz w:val="18"/>
+              </w:rPr>
+              <w:t>runner</w:t>
+            </w:r>
+          </w:p>
+        </w:tc>
+        <w:tc>
+          <w:tcPr>
+            <w:tcW w:type="dxa" w:w="3360"/>
+            <w:vAlign w:val="center"/>
+          </w:tcPr>
+          <w:p>
+            <w:pPr>
+              <w:keepLines/>
+              <w:spacing w:after="0"/>
+            </w:pPr>
+            <w:r>
+              <w:rPr>
+                <w:rFonts w:ascii="Arial" w:hAnsi="Arial" w:eastAsia="Arial" w:cs="Tahoma"/>
+                <w:sz w:val="18"/>
+              </w:rPr>
+            </w:r>
+            <w:r>
+              <w:rPr>
+                <w:rFonts w:ascii="Arial" w:hAnsi="Arial" w:eastAsia="Arial" w:cs="Tahoma"/>
+                <w:sz w:val="18"/>
+              </w:rPr>
+              <w:t>lock</w:t>
+            </w:r>
+          </w:p>
+        </w:tc>
+        <w:tc>
+          <w:tcPr>
+            <w:tcW w:type="dxa" w:w="3360"/>
+            <w:vAlign w:val="center"/>
+          </w:tcPr>
+          <w:p>
+            <w:pPr>
+              <w:keepLines/>
+              <w:spacing w:after="0"/>
+            </w:pPr>
+            <w:r>
+              <w:rPr>
+                <w:rFonts w:ascii="Arial" w:hAnsi="Arial" w:eastAsia="Arial" w:cs="Tahoma"/>
+                <w:sz w:val="18"/>
+              </w:rPr>
+            </w:r>
+            <w:r>
+              <w:rPr>
+                <w:rFonts w:ascii="Arial" w:hAnsi="Arial" w:eastAsia="Arial" w:cs="Tahoma"/>
+                <w:sz w:val="18"/>
+              </w:rPr>
+              <w:t>เรียกซ้อนขณะกำลังรัน ต้องถูกปฏิเสธด้วย advisory lock</w:t>
+            </w:r>
+          </w:p>
+        </w:tc>
+      </w:tr>
+    </w:tbl>
+    <w:p/>
+    <w:p>
+      <w:pPr>
+        <w:pStyle w:val="ListBullet"/>
+        <w:keepLines/>
+      </w:pPr>
+      <w:r>
+        <w:t>ทุกเคสต้องรันได้โดยไม่ต่อ DB/บริการภายนอกจริง — mock ที่ขอบ repository/client เสมอ</w:t>
+      </w:r>
+    </w:p>
+    <w:p>
+      <w:pPr>
+        <w:pStyle w:val="ListBullet"/>
+        <w:keepLines/>
+      </w:pPr>
+      <w:r>
+        <w:t>ข้อความไทยที่ยืนยันในเทสต้องเป็น verbatim ตาม ข้อกำหนดทางธุรกิจ ห้ามพิมพ์ใหม่</w:t>
+      </w:r>
+    </w:p>
+    <w:p>
+      <w:pPr>
+        <w:pStyle w:val="ListBullet"/>
+        <w:keepLines/>
+      </w:pPr>
+      <w:r>
+        <w:t>เกณฑ์ผ่านของ CI: ทุกเคสในตารางนี้มี test จริงและผ่านทั้งหมด</w:t>
+      </w:r>
+    </w:p>
     <w:p>
       <w:pPr>
         <w:pStyle w:val="Heading1"/>
@@ -9838,7 +10775,7 @@
             <w:r/>
             <w:r>
               <w:rPr>
-                <w:rFonts w:ascii="Arial" w:hAnsi="Arial" w:eastAsia="Arial"/>
+                <w:rFonts w:ascii="Arial" w:hAnsi="Arial" w:eastAsia="Arial" w:cs="Tahoma"/>
                 <w:b/>
                 <w:sz w:val="18"/>
               </w:rPr>
@@ -9860,7 +10797,7 @@
             <w:r/>
             <w:r>
               <w:rPr>
-                <w:rFonts w:ascii="Arial" w:hAnsi="Arial" w:eastAsia="Arial"/>
+                <w:rFonts w:ascii="Arial" w:hAnsi="Arial" w:eastAsia="Arial" w:cs="Tahoma"/>
                 <w:b/>
                 <w:sz w:val="18"/>
               </w:rPr>
@@ -9885,13 +10822,13 @@
             </w:pPr>
             <w:r>
               <w:rPr>
-                <w:rFonts w:ascii="Arial" w:hAnsi="Arial" w:eastAsia="Arial"/>
-                <w:sz w:val="18"/>
-              </w:rPr>
-            </w:r>
-            <w:r>
-              <w:rPr>
-                <w:rFonts w:ascii="Arial" w:hAnsi="Arial" w:eastAsia="Arial"/>
+                <w:rFonts w:ascii="Arial" w:hAnsi="Arial" w:eastAsia="Arial" w:cs="Tahoma"/>
+                <w:sz w:val="18"/>
+              </w:rPr>
+            </w:r>
+            <w:r>
+              <w:rPr>
+                <w:rFonts w:ascii="Arial" w:hAnsi="Arial" w:eastAsia="Arial" w:cs="Tahoma"/>
                 <w:sz w:val="18"/>
               </w:rPr>
               <w:t>Source file</w:t>
@@ -9910,13 +10847,13 @@
             </w:pPr>
             <w:r>
               <w:rPr>
-                <w:rFonts w:ascii="Arial" w:hAnsi="Arial" w:eastAsia="Arial"/>
-                <w:sz w:val="18"/>
-              </w:rPr>
-            </w:r>
-            <w:r>
-              <w:rPr>
-                <w:rFonts w:ascii="Arial" w:hAnsi="Arial" w:eastAsia="Arial"/>
+                <w:rFonts w:ascii="Arial" w:hAnsi="Arial" w:eastAsia="Arial" w:cs="Tahoma"/>
+                <w:sz w:val="18"/>
+              </w:rPr>
+            </w:r>
+            <w:r>
+              <w:rPr>
+                <w:rFonts w:ascii="Arial" w:hAnsi="Arial" w:eastAsia="Arial" w:cs="Tahoma"/>
                 <w:sz w:val="18"/>
               </w:rPr>
               <w:t>fcsJar/src/th/co/gosoft/fgi/main/ExportImpactStoreToFS.java</w:t>
@@ -9940,13 +10877,13 @@
             </w:pPr>
             <w:r>
               <w:rPr>
-                <w:rFonts w:ascii="Arial" w:hAnsi="Arial" w:eastAsia="Arial"/>
-                <w:sz w:val="18"/>
-              </w:rPr>
-            </w:r>
-            <w:r>
-              <w:rPr>
-                <w:rFonts w:ascii="Arial" w:hAnsi="Arial" w:eastAsia="Arial"/>
+                <w:rFonts w:ascii="Arial" w:hAnsi="Arial" w:eastAsia="Arial" w:cs="Tahoma"/>
+                <w:sz w:val="18"/>
+              </w:rPr>
+            </w:r>
+            <w:r>
+              <w:rPr>
+                <w:rFonts w:ascii="Arial" w:hAnsi="Arial" w:eastAsia="Arial" w:cs="Tahoma"/>
                 <w:sz w:val="18"/>
               </w:rPr>
               <w:t>Original lines</w:t>
@@ -9965,13 +10902,13 @@
             </w:pPr>
             <w:r>
               <w:rPr>
-                <w:rFonts w:ascii="Arial" w:hAnsi="Arial" w:eastAsia="Arial"/>
-                <w:sz w:val="18"/>
-              </w:rPr>
-            </w:r>
-            <w:r>
-              <w:rPr>
-                <w:rFonts w:ascii="Arial" w:hAnsi="Arial" w:eastAsia="Arial"/>
+                <w:rFonts w:ascii="Arial" w:hAnsi="Arial" w:eastAsia="Arial" w:cs="Tahoma"/>
+                <w:sz w:val="18"/>
+              </w:rPr>
+            </w:r>
+            <w:r>
+              <w:rPr>
+                <w:rFonts w:ascii="Arial" w:hAnsi="Arial" w:eastAsia="Arial" w:cs="Tahoma"/>
                 <w:sz w:val="18"/>
               </w:rPr>
               <w:t>19-30</w:t>
@@ -9995,13 +10932,13 @@
             </w:pPr>
             <w:r>
               <w:rPr>
-                <w:rFonts w:ascii="Arial" w:hAnsi="Arial" w:eastAsia="Arial"/>
-                <w:sz w:val="18"/>
-              </w:rPr>
-            </w:r>
-            <w:r>
-              <w:rPr>
-                <w:rFonts w:ascii="Arial" w:hAnsi="Arial" w:eastAsia="Arial"/>
+                <w:rFonts w:ascii="Arial" w:hAnsi="Arial" w:eastAsia="Arial" w:cs="Tahoma"/>
+                <w:sz w:val="18"/>
+              </w:rPr>
+            </w:r>
+            <w:r>
+              <w:rPr>
+                <w:rFonts w:ascii="Arial" w:hAnsi="Arial" w:eastAsia="Arial" w:cs="Tahoma"/>
                 <w:sz w:val="18"/>
               </w:rPr>
               <w:t>Responsibility</w:t>
@@ -10020,13 +10957,13 @@
             </w:pPr>
             <w:r>
               <w:rPr>
-                <w:rFonts w:ascii="Arial" w:hAnsi="Arial" w:eastAsia="Arial"/>
-                <w:sz w:val="18"/>
-              </w:rPr>
-            </w:r>
-            <w:r>
-              <w:rPr>
-                <w:rFonts w:ascii="Arial" w:hAnsi="Arial" w:eastAsia="Arial"/>
+                <w:rFonts w:ascii="Arial" w:hAnsi="Arial" w:eastAsia="Arial" w:cs="Tahoma"/>
+                <w:sz w:val="18"/>
+              </w:rPr>
+            </w:r>
+            <w:r>
+              <w:rPr>
+                <w:rFonts w:ascii="Arial" w:hAnsi="Arial" w:eastAsia="Arial" w:cs="Tahoma"/>
                 <w:sz w:val="18"/>
               </w:rPr>
               <w:t>Legacy main entrypoint for exporting impact-store compensation to FS.</w:t>
@@ -10043,7 +10980,7 @@
       </w:pPr>
       <w:r>
         <w:rPr>
-          <w:rFonts w:ascii="Courier New" w:hAnsi="Courier New"/>
+          <w:rFonts w:ascii="Courier New" w:hAnsi="Courier New" w:eastAsia="Courier New" w:cs="Tahoma"/>
           <w:sz w:val="14"/>
         </w:rPr>
         <w:t>public class ExportImpactStoreToFS {</w:t>
@@ -10126,7 +11063,7 @@
             <w:r/>
             <w:r>
               <w:rPr>
-                <w:rFonts w:ascii="Arial" w:hAnsi="Arial" w:eastAsia="Arial"/>
+                <w:rFonts w:ascii="Arial" w:hAnsi="Arial" w:eastAsia="Arial" w:cs="Tahoma"/>
                 <w:b/>
                 <w:sz w:val="18"/>
               </w:rPr>
@@ -10148,7 +11085,7 @@
             <w:r/>
             <w:r>
               <w:rPr>
-                <w:rFonts w:ascii="Arial" w:hAnsi="Arial" w:eastAsia="Arial"/>
+                <w:rFonts w:ascii="Arial" w:hAnsi="Arial" w:eastAsia="Arial" w:cs="Tahoma"/>
                 <w:b/>
                 <w:sz w:val="18"/>
               </w:rPr>
@@ -10173,13 +11110,13 @@
             </w:pPr>
             <w:r>
               <w:rPr>
-                <w:rFonts w:ascii="Arial" w:hAnsi="Arial" w:eastAsia="Arial"/>
-                <w:sz w:val="18"/>
-              </w:rPr>
-            </w:r>
-            <w:r>
-              <w:rPr>
-                <w:rFonts w:ascii="Arial" w:hAnsi="Arial" w:eastAsia="Arial"/>
+                <w:rFonts w:ascii="Arial" w:hAnsi="Arial" w:eastAsia="Arial" w:cs="Tahoma"/>
+                <w:sz w:val="18"/>
+              </w:rPr>
+            </w:r>
+            <w:r>
+              <w:rPr>
+                <w:rFonts w:ascii="Arial" w:hAnsi="Arial" w:eastAsia="Arial" w:cs="Tahoma"/>
                 <w:sz w:val="18"/>
               </w:rPr>
               <w:t>Source file</w:t>
@@ -10198,13 +11135,13 @@
             </w:pPr>
             <w:r>
               <w:rPr>
-                <w:rFonts w:ascii="Arial" w:hAnsi="Arial" w:eastAsia="Arial"/>
-                <w:sz w:val="18"/>
-              </w:rPr>
-            </w:r>
-            <w:r>
-              <w:rPr>
-                <w:rFonts w:ascii="Arial" w:hAnsi="Arial" w:eastAsia="Arial"/>
+                <w:rFonts w:ascii="Arial" w:hAnsi="Arial" w:eastAsia="Arial" w:cs="Tahoma"/>
+                <w:sz w:val="18"/>
+              </w:rPr>
+            </w:r>
+            <w:r>
+              <w:rPr>
+                <w:rFonts w:ascii="Arial" w:hAnsi="Arial" w:eastAsia="Arial" w:cs="Tahoma"/>
                 <w:sz w:val="18"/>
               </w:rPr>
               <w:t>fcsJar/src/th/co/gosoft/fgi/main/ExportImpactStoreToFS.java</w:t>
@@ -10228,13 +11165,13 @@
             </w:pPr>
             <w:r>
               <w:rPr>
-                <w:rFonts w:ascii="Arial" w:hAnsi="Arial" w:eastAsia="Arial"/>
-                <w:sz w:val="18"/>
-              </w:rPr>
-            </w:r>
-            <w:r>
-              <w:rPr>
-                <w:rFonts w:ascii="Arial" w:hAnsi="Arial" w:eastAsia="Arial"/>
+                <w:rFonts w:ascii="Arial" w:hAnsi="Arial" w:eastAsia="Arial" w:cs="Tahoma"/>
+                <w:sz w:val="18"/>
+              </w:rPr>
+            </w:r>
+            <w:r>
+              <w:rPr>
+                <w:rFonts w:ascii="Arial" w:hAnsi="Arial" w:eastAsia="Arial" w:cs="Tahoma"/>
                 <w:sz w:val="18"/>
               </w:rPr>
               <w:t>Original lines</w:t>
@@ -10253,13 +11190,13 @@
             </w:pPr>
             <w:r>
               <w:rPr>
-                <w:rFonts w:ascii="Arial" w:hAnsi="Arial" w:eastAsia="Arial"/>
-                <w:sz w:val="18"/>
-              </w:rPr>
-            </w:r>
-            <w:r>
-              <w:rPr>
-                <w:rFonts w:ascii="Arial" w:hAnsi="Arial" w:eastAsia="Arial"/>
+                <w:rFonts w:ascii="Arial" w:hAnsi="Arial" w:eastAsia="Arial" w:cs="Tahoma"/>
+                <w:sz w:val="18"/>
+              </w:rPr>
+            </w:r>
+            <w:r>
+              <w:rPr>
+                <w:rFonts w:ascii="Arial" w:hAnsi="Arial" w:eastAsia="Arial" w:cs="Tahoma"/>
                 <w:sz w:val="18"/>
               </w:rPr>
               <w:t>57-68</w:t>
@@ -10283,13 +11220,13 @@
             </w:pPr>
             <w:r>
               <w:rPr>
-                <w:rFonts w:ascii="Arial" w:hAnsi="Arial" w:eastAsia="Arial"/>
-                <w:sz w:val="18"/>
-              </w:rPr>
-            </w:r>
-            <w:r>
-              <w:rPr>
-                <w:rFonts w:ascii="Arial" w:hAnsi="Arial" w:eastAsia="Arial"/>
+                <w:rFonts w:ascii="Arial" w:hAnsi="Arial" w:eastAsia="Arial" w:cs="Tahoma"/>
+                <w:sz w:val="18"/>
+              </w:rPr>
+            </w:r>
+            <w:r>
+              <w:rPr>
+                <w:rFonts w:ascii="Arial" w:hAnsi="Arial" w:eastAsia="Arial" w:cs="Tahoma"/>
                 <w:sz w:val="18"/>
               </w:rPr>
               <w:t>Responsibility</w:t>
@@ -10308,13 +11245,13 @@
             </w:pPr>
             <w:r>
               <w:rPr>
-                <w:rFonts w:ascii="Arial" w:hAnsi="Arial" w:eastAsia="Arial"/>
-                <w:sz w:val="18"/>
-              </w:rPr>
-            </w:r>
-            <w:r>
-              <w:rPr>
-                <w:rFonts w:ascii="Arial" w:hAnsi="Arial" w:eastAsia="Arial"/>
+                <w:rFonts w:ascii="Arial" w:hAnsi="Arial" w:eastAsia="Arial" w:cs="Tahoma"/>
+                <w:sz w:val="18"/>
+              </w:rPr>
+            </w:r>
+            <w:r>
+              <w:rPr>
+                <w:rFonts w:ascii="Arial" w:hAnsi="Arial" w:eastAsia="Arial" w:cs="Tahoma"/>
                 <w:sz w:val="18"/>
               </w:rPr>
               <w:t>Legacy main entrypoint for exporting impact-store compensation to FS.</w:t>
@@ -10331,7 +11268,7 @@
       </w:pPr>
       <w:r>
         <w:rPr>
-          <w:rFonts w:ascii="Courier New" w:hAnsi="Courier New"/>
+          <w:rFonts w:ascii="Courier New" w:hAnsi="Courier New" w:eastAsia="Courier New" w:cs="Tahoma"/>
           <w:sz w:val="14"/>
         </w:rPr>
         <w:tab/>
@@ -10434,7 +11371,7 @@
             <w:r/>
             <w:r>
               <w:rPr>
-                <w:rFonts w:ascii="Arial" w:hAnsi="Arial" w:eastAsia="Arial"/>
+                <w:rFonts w:ascii="Arial" w:hAnsi="Arial" w:eastAsia="Arial" w:cs="Tahoma"/>
                 <w:b/>
                 <w:sz w:val="18"/>
               </w:rPr>
@@ -10456,7 +11393,7 @@
             <w:r/>
             <w:r>
               <w:rPr>
-                <w:rFonts w:ascii="Arial" w:hAnsi="Arial" w:eastAsia="Arial"/>
+                <w:rFonts w:ascii="Arial" w:hAnsi="Arial" w:eastAsia="Arial" w:cs="Tahoma"/>
                 <w:b/>
                 <w:sz w:val="18"/>
               </w:rPr>
@@ -10481,13 +11418,13 @@
             </w:pPr>
             <w:r>
               <w:rPr>
-                <w:rFonts w:ascii="Arial" w:hAnsi="Arial" w:eastAsia="Arial"/>
-                <w:sz w:val="18"/>
-              </w:rPr>
-            </w:r>
-            <w:r>
-              <w:rPr>
-                <w:rFonts w:ascii="Arial" w:hAnsi="Arial" w:eastAsia="Arial"/>
+                <w:rFonts w:ascii="Arial" w:hAnsi="Arial" w:eastAsia="Arial" w:cs="Tahoma"/>
+                <w:sz w:val="18"/>
+              </w:rPr>
+            </w:r>
+            <w:r>
+              <w:rPr>
+                <w:rFonts w:ascii="Arial" w:hAnsi="Arial" w:eastAsia="Arial" w:cs="Tahoma"/>
                 <w:sz w:val="18"/>
               </w:rPr>
               <w:t>Source file</w:t>
@@ -10506,13 +11443,13 @@
             </w:pPr>
             <w:r>
               <w:rPr>
-                <w:rFonts w:ascii="Arial" w:hAnsi="Arial" w:eastAsia="Arial"/>
-                <w:sz w:val="18"/>
-              </w:rPr>
-            </w:r>
-            <w:r>
-              <w:rPr>
-                <w:rFonts w:ascii="Arial" w:hAnsi="Arial" w:eastAsia="Arial"/>
+                <w:rFonts w:ascii="Arial" w:hAnsi="Arial" w:eastAsia="Arial" w:cs="Tahoma"/>
+                <w:sz w:val="18"/>
+              </w:rPr>
+            </w:r>
+            <w:r>
+              <w:rPr>
+                <w:rFonts w:ascii="Arial" w:hAnsi="Arial" w:eastAsia="Arial" w:cs="Tahoma"/>
                 <w:sz w:val="18"/>
               </w:rPr>
               <w:t>fcsJar/src/th/co/gosoft/fgi/dao/jdbc/ExportJdbc.java</w:t>
@@ -10536,13 +11473,13 @@
             </w:pPr>
             <w:r>
               <w:rPr>
-                <w:rFonts w:ascii="Arial" w:hAnsi="Arial" w:eastAsia="Arial"/>
-                <w:sz w:val="18"/>
-              </w:rPr>
-            </w:r>
-            <w:r>
-              <w:rPr>
-                <w:rFonts w:ascii="Arial" w:hAnsi="Arial" w:eastAsia="Arial"/>
+                <w:rFonts w:ascii="Arial" w:hAnsi="Arial" w:eastAsia="Arial" w:cs="Tahoma"/>
+                <w:sz w:val="18"/>
+              </w:rPr>
+            </w:r>
+            <w:r>
+              <w:rPr>
+                <w:rFonts w:ascii="Arial" w:hAnsi="Arial" w:eastAsia="Arial" w:cs="Tahoma"/>
                 <w:sz w:val="18"/>
               </w:rPr>
               <w:t>Original lines</w:t>
@@ -10561,13 +11498,13 @@
             </w:pPr>
             <w:r>
               <w:rPr>
-                <w:rFonts w:ascii="Arial" w:hAnsi="Arial" w:eastAsia="Arial"/>
-                <w:sz w:val="18"/>
-              </w:rPr>
-            </w:r>
-            <w:r>
-              <w:rPr>
-                <w:rFonts w:ascii="Arial" w:hAnsi="Arial" w:eastAsia="Arial"/>
+                <w:rFonts w:ascii="Arial" w:hAnsi="Arial" w:eastAsia="Arial" w:cs="Tahoma"/>
+                <w:sz w:val="18"/>
+              </w:rPr>
+            </w:r>
+            <w:r>
+              <w:rPr>
+                <w:rFonts w:ascii="Arial" w:hAnsi="Arial" w:eastAsia="Arial" w:cs="Tahoma"/>
                 <w:sz w:val="18"/>
               </w:rPr>
               <w:t>119-130</w:t>
@@ -10591,13 +11528,13 @@
             </w:pPr>
             <w:r>
               <w:rPr>
-                <w:rFonts w:ascii="Arial" w:hAnsi="Arial" w:eastAsia="Arial"/>
-                <w:sz w:val="18"/>
-              </w:rPr>
-            </w:r>
-            <w:r>
-              <w:rPr>
-                <w:rFonts w:ascii="Arial" w:hAnsi="Arial" w:eastAsia="Arial"/>
+                <w:rFonts w:ascii="Arial" w:hAnsi="Arial" w:eastAsia="Arial" w:cs="Tahoma"/>
+                <w:sz w:val="18"/>
+              </w:rPr>
+            </w:r>
+            <w:r>
+              <w:rPr>
+                <w:rFonts w:ascii="Arial" w:hAnsi="Arial" w:eastAsia="Arial" w:cs="Tahoma"/>
                 <w:sz w:val="18"/>
               </w:rPr>
               <w:t>Responsibility</w:t>
@@ -10616,13 +11553,13 @@
             </w:pPr>
             <w:r>
               <w:rPr>
-                <w:rFonts w:ascii="Arial" w:hAnsi="Arial" w:eastAsia="Arial"/>
-                <w:sz w:val="18"/>
-              </w:rPr>
-            </w:r>
-            <w:r>
-              <w:rPr>
-                <w:rFonts w:ascii="Arial" w:hAnsi="Arial" w:eastAsia="Arial"/>
+                <w:rFonts w:ascii="Arial" w:hAnsi="Arial" w:eastAsia="Arial" w:cs="Tahoma"/>
+                <w:sz w:val="18"/>
+              </w:rPr>
+            </w:r>
+            <w:r>
+              <w:rPr>
+                <w:rFonts w:ascii="Arial" w:hAnsi="Arial" w:eastAsia="Arial" w:cs="Tahoma"/>
                 <w:sz w:val="18"/>
               </w:rPr>
               <w:t>Query FS export data and insert/update impact/new-store compensation records.</w:t>
@@ -10639,7 +11576,7 @@
       </w:pPr>
       <w:r>
         <w:rPr>
-          <w:rFonts w:ascii="Courier New" w:hAnsi="Courier New"/>
+          <w:rFonts w:ascii="Courier New" w:hAnsi="Courier New" w:eastAsia="Courier New" w:cs="Tahoma"/>
           <w:sz w:val="14"/>
         </w:rPr>
         <w:tab/>
@@ -10734,7 +11671,7 @@
             <w:r/>
             <w:r>
               <w:rPr>
-                <w:rFonts w:ascii="Arial" w:hAnsi="Arial" w:eastAsia="Arial"/>
+                <w:rFonts w:ascii="Arial" w:hAnsi="Arial" w:eastAsia="Arial" w:cs="Tahoma"/>
                 <w:b/>
                 <w:sz w:val="18"/>
               </w:rPr>
@@ -10756,7 +11693,7 @@
             <w:r/>
             <w:r>
               <w:rPr>
-                <w:rFonts w:ascii="Arial" w:hAnsi="Arial" w:eastAsia="Arial"/>
+                <w:rFonts w:ascii="Arial" w:hAnsi="Arial" w:eastAsia="Arial" w:cs="Tahoma"/>
                 <w:b/>
                 <w:sz w:val="18"/>
               </w:rPr>
@@ -10781,13 +11718,13 @@
             </w:pPr>
             <w:r>
               <w:rPr>
-                <w:rFonts w:ascii="Arial" w:hAnsi="Arial" w:eastAsia="Arial"/>
-                <w:sz w:val="18"/>
-              </w:rPr>
-            </w:r>
-            <w:r>
-              <w:rPr>
-                <w:rFonts w:ascii="Arial" w:hAnsi="Arial" w:eastAsia="Arial"/>
+                <w:rFonts w:ascii="Arial" w:hAnsi="Arial" w:eastAsia="Arial" w:cs="Tahoma"/>
+                <w:sz w:val="18"/>
+              </w:rPr>
+            </w:r>
+            <w:r>
+              <w:rPr>
+                <w:rFonts w:ascii="Arial" w:hAnsi="Arial" w:eastAsia="Arial" w:cs="Tahoma"/>
                 <w:sz w:val="18"/>
               </w:rPr>
               <w:t>Source file</w:t>
@@ -10806,13 +11743,13 @@
             </w:pPr>
             <w:r>
               <w:rPr>
-                <w:rFonts w:ascii="Arial" w:hAnsi="Arial" w:eastAsia="Arial"/>
-                <w:sz w:val="18"/>
-              </w:rPr>
-            </w:r>
-            <w:r>
-              <w:rPr>
-                <w:rFonts w:ascii="Arial" w:hAnsi="Arial" w:eastAsia="Arial"/>
+                <w:rFonts w:ascii="Arial" w:hAnsi="Arial" w:eastAsia="Arial" w:cs="Tahoma"/>
+                <w:sz w:val="18"/>
+              </w:rPr>
+            </w:r>
+            <w:r>
+              <w:rPr>
+                <w:rFonts w:ascii="Arial" w:hAnsi="Arial" w:eastAsia="Arial" w:cs="Tahoma"/>
                 <w:sz w:val="18"/>
               </w:rPr>
               <w:t>fcsJar/src/th/co/gosoft/fgi/dao/jdbc/ExportJdbc.java</w:t>
@@ -10836,13 +11773,13 @@
             </w:pPr>
             <w:r>
               <w:rPr>
-                <w:rFonts w:ascii="Arial" w:hAnsi="Arial" w:eastAsia="Arial"/>
-                <w:sz w:val="18"/>
-              </w:rPr>
-            </w:r>
-            <w:r>
-              <w:rPr>
-                <w:rFonts w:ascii="Arial" w:hAnsi="Arial" w:eastAsia="Arial"/>
+                <w:rFonts w:ascii="Arial" w:hAnsi="Arial" w:eastAsia="Arial" w:cs="Tahoma"/>
+                <w:sz w:val="18"/>
+              </w:rPr>
+            </w:r>
+            <w:r>
+              <w:rPr>
+                <w:rFonts w:ascii="Arial" w:hAnsi="Arial" w:eastAsia="Arial" w:cs="Tahoma"/>
                 <w:sz w:val="18"/>
               </w:rPr>
               <w:t>Original lines</w:t>
@@ -10861,13 +11798,13 @@
             </w:pPr>
             <w:r>
               <w:rPr>
-                <w:rFonts w:ascii="Arial" w:hAnsi="Arial" w:eastAsia="Arial"/>
-                <w:sz w:val="18"/>
-              </w:rPr>
-            </w:r>
-            <w:r>
-              <w:rPr>
-                <w:rFonts w:ascii="Arial" w:hAnsi="Arial" w:eastAsia="Arial"/>
+                <w:rFonts w:ascii="Arial" w:hAnsi="Arial" w:eastAsia="Arial" w:cs="Tahoma"/>
+                <w:sz w:val="18"/>
+              </w:rPr>
+            </w:r>
+            <w:r>
+              <w:rPr>
+                <w:rFonts w:ascii="Arial" w:hAnsi="Arial" w:eastAsia="Arial" w:cs="Tahoma"/>
                 <w:sz w:val="18"/>
               </w:rPr>
               <w:t>169-180</w:t>
@@ -10891,13 +11828,13 @@
             </w:pPr>
             <w:r>
               <w:rPr>
-                <w:rFonts w:ascii="Arial" w:hAnsi="Arial" w:eastAsia="Arial"/>
-                <w:sz w:val="18"/>
-              </w:rPr>
-            </w:r>
-            <w:r>
-              <w:rPr>
-                <w:rFonts w:ascii="Arial" w:hAnsi="Arial" w:eastAsia="Arial"/>
+                <w:rFonts w:ascii="Arial" w:hAnsi="Arial" w:eastAsia="Arial" w:cs="Tahoma"/>
+                <w:sz w:val="18"/>
+              </w:rPr>
+            </w:r>
+            <w:r>
+              <w:rPr>
+                <w:rFonts w:ascii="Arial" w:hAnsi="Arial" w:eastAsia="Arial" w:cs="Tahoma"/>
                 <w:sz w:val="18"/>
               </w:rPr>
               <w:t>Responsibility</w:t>
@@ -10916,13 +11853,13 @@
             </w:pPr>
             <w:r>
               <w:rPr>
-                <w:rFonts w:ascii="Arial" w:hAnsi="Arial" w:eastAsia="Arial"/>
-                <w:sz w:val="18"/>
-              </w:rPr>
-            </w:r>
-            <w:r>
-              <w:rPr>
-                <w:rFonts w:ascii="Arial" w:hAnsi="Arial" w:eastAsia="Arial"/>
+                <w:rFonts w:ascii="Arial" w:hAnsi="Arial" w:eastAsia="Arial" w:cs="Tahoma"/>
+                <w:sz w:val="18"/>
+              </w:rPr>
+            </w:r>
+            <w:r>
+              <w:rPr>
+                <w:rFonts w:ascii="Arial" w:hAnsi="Arial" w:eastAsia="Arial" w:cs="Tahoma"/>
                 <w:sz w:val="18"/>
               </w:rPr>
               <w:t>Query FS export data and insert/update impact/new-store compensation records.</w:t>
@@ -10939,7 +11876,7 @@
       </w:pPr>
       <w:r>
         <w:rPr>
-          <w:rFonts w:ascii="Courier New" w:hAnsi="Courier New"/>
+          <w:rFonts w:ascii="Courier New" w:hAnsi="Courier New" w:eastAsia="Courier New" w:cs="Tahoma"/>
           <w:sz w:val="14"/>
         </w:rPr>
         <w:tab/>
@@ -11031,7 +11968,7 @@
             <w:r/>
             <w:r>
               <w:rPr>
-                <w:rFonts w:ascii="Arial" w:hAnsi="Arial" w:eastAsia="Arial"/>
+                <w:rFonts w:ascii="Arial" w:hAnsi="Arial" w:eastAsia="Arial" w:cs="Tahoma"/>
                 <w:b/>
                 <w:sz w:val="18"/>
               </w:rPr>
@@ -11053,7 +11990,7 @@
             <w:r/>
             <w:r>
               <w:rPr>
-                <w:rFonts w:ascii="Arial" w:hAnsi="Arial" w:eastAsia="Arial"/>
+                <w:rFonts w:ascii="Arial" w:hAnsi="Arial" w:eastAsia="Arial" w:cs="Tahoma"/>
                 <w:b/>
                 <w:sz w:val="18"/>
               </w:rPr>
@@ -11078,13 +12015,13 @@
             </w:pPr>
             <w:r>
               <w:rPr>
-                <w:rFonts w:ascii="Arial" w:hAnsi="Arial" w:eastAsia="Arial"/>
-                <w:sz w:val="18"/>
-              </w:rPr>
-            </w:r>
-            <w:r>
-              <w:rPr>
-                <w:rFonts w:ascii="Arial" w:hAnsi="Arial" w:eastAsia="Arial"/>
+                <w:rFonts w:ascii="Arial" w:hAnsi="Arial" w:eastAsia="Arial" w:cs="Tahoma"/>
+                <w:sz w:val="18"/>
+              </w:rPr>
+            </w:r>
+            <w:r>
+              <w:rPr>
+                <w:rFonts w:ascii="Arial" w:hAnsi="Arial" w:eastAsia="Arial" w:cs="Tahoma"/>
                 <w:sz w:val="18"/>
               </w:rPr>
               <w:t>Source file</w:t>
@@ -11103,13 +12040,13 @@
             </w:pPr>
             <w:r>
               <w:rPr>
-                <w:rFonts w:ascii="Arial" w:hAnsi="Arial" w:eastAsia="Arial"/>
-                <w:sz w:val="18"/>
-              </w:rPr>
-            </w:r>
-            <w:r>
-              <w:rPr>
-                <w:rFonts w:ascii="Arial" w:hAnsi="Arial" w:eastAsia="Arial"/>
+                <w:rFonts w:ascii="Arial" w:hAnsi="Arial" w:eastAsia="Arial" w:cs="Tahoma"/>
+                <w:sz w:val="18"/>
+              </w:rPr>
+            </w:r>
+            <w:r>
+              <w:rPr>
+                <w:rFonts w:ascii="Arial" w:hAnsi="Arial" w:eastAsia="Arial" w:cs="Tahoma"/>
                 <w:sz w:val="18"/>
               </w:rPr>
               <w:t>fcsJar/src/th/co/gosoft/fgi/dao/jdbc/ExportJdbc.java</w:t>
@@ -11133,13 +12070,13 @@
             </w:pPr>
             <w:r>
               <w:rPr>
-                <w:rFonts w:ascii="Arial" w:hAnsi="Arial" w:eastAsia="Arial"/>
-                <w:sz w:val="18"/>
-              </w:rPr>
-            </w:r>
-            <w:r>
-              <w:rPr>
-                <w:rFonts w:ascii="Arial" w:hAnsi="Arial" w:eastAsia="Arial"/>
+                <w:rFonts w:ascii="Arial" w:hAnsi="Arial" w:eastAsia="Arial" w:cs="Tahoma"/>
+                <w:sz w:val="18"/>
+              </w:rPr>
+            </w:r>
+            <w:r>
+              <w:rPr>
+                <w:rFonts w:ascii="Arial" w:hAnsi="Arial" w:eastAsia="Arial" w:cs="Tahoma"/>
                 <w:sz w:val="18"/>
               </w:rPr>
               <w:t>Original lines</w:t>
@@ -11158,13 +12095,13 @@
             </w:pPr>
             <w:r>
               <w:rPr>
-                <w:rFonts w:ascii="Arial" w:hAnsi="Arial" w:eastAsia="Arial"/>
-                <w:sz w:val="18"/>
-              </w:rPr>
-            </w:r>
-            <w:r>
-              <w:rPr>
-                <w:rFonts w:ascii="Arial" w:hAnsi="Arial" w:eastAsia="Arial"/>
+                <w:rFonts w:ascii="Arial" w:hAnsi="Arial" w:eastAsia="Arial" w:cs="Tahoma"/>
+                <w:sz w:val="18"/>
+              </w:rPr>
+            </w:r>
+            <w:r>
+              <w:rPr>
+                <w:rFonts w:ascii="Arial" w:hAnsi="Arial" w:eastAsia="Arial" w:cs="Tahoma"/>
                 <w:sz w:val="18"/>
               </w:rPr>
               <w:t>386-397</w:t>
@@ -11188,13 +12125,13 @@
             </w:pPr>
             <w:r>
               <w:rPr>
-                <w:rFonts w:ascii="Arial" w:hAnsi="Arial" w:eastAsia="Arial"/>
-                <w:sz w:val="18"/>
-              </w:rPr>
-            </w:r>
-            <w:r>
-              <w:rPr>
-                <w:rFonts w:ascii="Arial" w:hAnsi="Arial" w:eastAsia="Arial"/>
+                <w:rFonts w:ascii="Arial" w:hAnsi="Arial" w:eastAsia="Arial" w:cs="Tahoma"/>
+                <w:sz w:val="18"/>
+              </w:rPr>
+            </w:r>
+            <w:r>
+              <w:rPr>
+                <w:rFonts w:ascii="Arial" w:hAnsi="Arial" w:eastAsia="Arial" w:cs="Tahoma"/>
                 <w:sz w:val="18"/>
               </w:rPr>
               <w:t>Responsibility</w:t>
@@ -11213,13 +12150,13 @@
             </w:pPr>
             <w:r>
               <w:rPr>
-                <w:rFonts w:ascii="Arial" w:hAnsi="Arial" w:eastAsia="Arial"/>
-                <w:sz w:val="18"/>
-              </w:rPr>
-            </w:r>
-            <w:r>
-              <w:rPr>
-                <w:rFonts w:ascii="Arial" w:hAnsi="Arial" w:eastAsia="Arial"/>
+                <w:rFonts w:ascii="Arial" w:hAnsi="Arial" w:eastAsia="Arial" w:cs="Tahoma"/>
+                <w:sz w:val="18"/>
+              </w:rPr>
+            </w:r>
+            <w:r>
+              <w:rPr>
+                <w:rFonts w:ascii="Arial" w:hAnsi="Arial" w:eastAsia="Arial" w:cs="Tahoma"/>
                 <w:sz w:val="18"/>
               </w:rPr>
               <w:t>Query FS export data and insert/update impact/new-store compensation records.</w:t>
@@ -11236,7 +12173,7 @@
       </w:pPr>
       <w:r>
         <w:rPr>
-          <w:rFonts w:ascii="Courier New" w:hAnsi="Courier New"/>
+          <w:rFonts w:ascii="Courier New" w:hAnsi="Courier New" w:eastAsia="Courier New" w:cs="Tahoma"/>
           <w:sz w:val="14"/>
         </w:rPr>
         <w:tab/>
@@ -11330,7 +12267,7 @@
             <w:r/>
             <w:r>
               <w:rPr>
-                <w:rFonts w:ascii="Arial" w:hAnsi="Arial" w:eastAsia="Arial"/>
+                <w:rFonts w:ascii="Arial" w:hAnsi="Arial" w:eastAsia="Arial" w:cs="Tahoma"/>
                 <w:b/>
                 <w:sz w:val="18"/>
               </w:rPr>
@@ -11352,7 +12289,7 @@
             <w:r/>
             <w:r>
               <w:rPr>
-                <w:rFonts w:ascii="Arial" w:hAnsi="Arial" w:eastAsia="Arial"/>
+                <w:rFonts w:ascii="Arial" w:hAnsi="Arial" w:eastAsia="Arial" w:cs="Tahoma"/>
                 <w:b/>
                 <w:sz w:val="18"/>
               </w:rPr>
@@ -11377,13 +12314,13 @@
             </w:pPr>
             <w:r>
               <w:rPr>
-                <w:rFonts w:ascii="Arial" w:hAnsi="Arial" w:eastAsia="Arial"/>
-                <w:sz w:val="18"/>
-              </w:rPr>
-            </w:r>
-            <w:r>
-              <w:rPr>
-                <w:rFonts w:ascii="Arial" w:hAnsi="Arial" w:eastAsia="Arial"/>
+                <w:rFonts w:ascii="Arial" w:hAnsi="Arial" w:eastAsia="Arial" w:cs="Tahoma"/>
+                <w:sz w:val="18"/>
+              </w:rPr>
+            </w:r>
+            <w:r>
+              <w:rPr>
+                <w:rFonts w:ascii="Arial" w:hAnsi="Arial" w:eastAsia="Arial" w:cs="Tahoma"/>
                 <w:sz w:val="18"/>
               </w:rPr>
               <w:t>Source file</w:t>
@@ -11402,13 +12339,13 @@
             </w:pPr>
             <w:r>
               <w:rPr>
-                <w:rFonts w:ascii="Arial" w:hAnsi="Arial" w:eastAsia="Arial"/>
-                <w:sz w:val="18"/>
-              </w:rPr>
-            </w:r>
-            <w:r>
-              <w:rPr>
-                <w:rFonts w:ascii="Arial" w:hAnsi="Arial" w:eastAsia="Arial"/>
+                <w:rFonts w:ascii="Arial" w:hAnsi="Arial" w:eastAsia="Arial" w:cs="Tahoma"/>
+                <w:sz w:val="18"/>
+              </w:rPr>
+            </w:r>
+            <w:r>
+              <w:rPr>
+                <w:rFonts w:ascii="Arial" w:hAnsi="Arial" w:eastAsia="Arial" w:cs="Tahoma"/>
                 <w:sz w:val="18"/>
               </w:rPr>
               <w:t>fcsJar/src/th/co/gosoft/fgi/dao/jdbc/ExportJdbc.java</w:t>
@@ -11432,13 +12369,13 @@
             </w:pPr>
             <w:r>
               <w:rPr>
-                <w:rFonts w:ascii="Arial" w:hAnsi="Arial" w:eastAsia="Arial"/>
-                <w:sz w:val="18"/>
-              </w:rPr>
-            </w:r>
-            <w:r>
-              <w:rPr>
-                <w:rFonts w:ascii="Arial" w:hAnsi="Arial" w:eastAsia="Arial"/>
+                <w:rFonts w:ascii="Arial" w:hAnsi="Arial" w:eastAsia="Arial" w:cs="Tahoma"/>
+                <w:sz w:val="18"/>
+              </w:rPr>
+            </w:r>
+            <w:r>
+              <w:rPr>
+                <w:rFonts w:ascii="Arial" w:hAnsi="Arial" w:eastAsia="Arial" w:cs="Tahoma"/>
                 <w:sz w:val="18"/>
               </w:rPr>
               <w:t>Original lines</w:t>
@@ -11457,13 +12394,13 @@
             </w:pPr>
             <w:r>
               <w:rPr>
-                <w:rFonts w:ascii="Arial" w:hAnsi="Arial" w:eastAsia="Arial"/>
-                <w:sz w:val="18"/>
-              </w:rPr>
-            </w:r>
-            <w:r>
-              <w:rPr>
-                <w:rFonts w:ascii="Arial" w:hAnsi="Arial" w:eastAsia="Arial"/>
+                <w:rFonts w:ascii="Arial" w:hAnsi="Arial" w:eastAsia="Arial" w:cs="Tahoma"/>
+                <w:sz w:val="18"/>
+              </w:rPr>
+            </w:r>
+            <w:r>
+              <w:rPr>
+                <w:rFonts w:ascii="Arial" w:hAnsi="Arial" w:eastAsia="Arial" w:cs="Tahoma"/>
                 <w:sz w:val="18"/>
               </w:rPr>
               <w:t>959-970</w:t>
@@ -11487,13 +12424,13 @@
             </w:pPr>
             <w:r>
               <w:rPr>
-                <w:rFonts w:ascii="Arial" w:hAnsi="Arial" w:eastAsia="Arial"/>
-                <w:sz w:val="18"/>
-              </w:rPr>
-            </w:r>
-            <w:r>
-              <w:rPr>
-                <w:rFonts w:ascii="Arial" w:hAnsi="Arial" w:eastAsia="Arial"/>
+                <w:rFonts w:ascii="Arial" w:hAnsi="Arial" w:eastAsia="Arial" w:cs="Tahoma"/>
+                <w:sz w:val="18"/>
+              </w:rPr>
+            </w:r>
+            <w:r>
+              <w:rPr>
+                <w:rFonts w:ascii="Arial" w:hAnsi="Arial" w:eastAsia="Arial" w:cs="Tahoma"/>
                 <w:sz w:val="18"/>
               </w:rPr>
               <w:t>Responsibility</w:t>
@@ -11512,13 +12449,13 @@
             </w:pPr>
             <w:r>
               <w:rPr>
-                <w:rFonts w:ascii="Arial" w:hAnsi="Arial" w:eastAsia="Arial"/>
-                <w:sz w:val="18"/>
-              </w:rPr>
-            </w:r>
-            <w:r>
-              <w:rPr>
-                <w:rFonts w:ascii="Arial" w:hAnsi="Arial" w:eastAsia="Arial"/>
+                <w:rFonts w:ascii="Arial" w:hAnsi="Arial" w:eastAsia="Arial" w:cs="Tahoma"/>
+                <w:sz w:val="18"/>
+              </w:rPr>
+            </w:r>
+            <w:r>
+              <w:rPr>
+                <w:rFonts w:ascii="Arial" w:hAnsi="Arial" w:eastAsia="Arial" w:cs="Tahoma"/>
                 <w:sz w:val="18"/>
               </w:rPr>
               <w:t>Query FS export data and insert/update impact/new-store compensation records.</w:t>
@@ -11535,7 +12472,7 @@
       </w:pPr>
       <w:r>
         <w:rPr>
-          <w:rFonts w:ascii="Courier New" w:hAnsi="Courier New"/>
+          <w:rFonts w:ascii="Courier New" w:hAnsi="Courier New" w:eastAsia="Courier New" w:cs="Tahoma"/>
           <w:sz w:val="14"/>
         </w:rPr>
         <w:tab/>
@@ -11596,7 +12533,7 @@
     </w:pPr>
     <w:r>
       <w:rPr>
-        <w:rFonts w:ascii="Arial" w:hAnsi="Arial"/>
+        <w:rFonts w:ascii="Arial" w:hAnsi="Arial" w:eastAsia="Arial" w:cs="Tahoma"/>
         <w:sz w:val="16"/>
       </w:rPr>
       <w:t xml:space="preserve">หน้า </w:t>
@@ -11615,7 +12552,7 @@
     </w:pPr>
     <w:r>
       <w:rPr>
-        <w:rFonts w:ascii="Arial" w:hAnsi="Arial" w:eastAsia="Arial"/>
+        <w:rFonts w:ascii="Arial" w:hAnsi="Arial" w:eastAsia="Arial" w:cs="Tahoma"/>
         <w:color w:val="66717F"/>
         <w:sz w:val="16"/>
       </w:rPr>
@@ -11989,7 +12926,7 @@
     <w:qFormat/>
     <w:rsid w:val="00FC693F"/>
     <w:rPr>
-      <w:rFonts w:ascii="Arial" w:hAnsi="Arial" w:eastAsia="Arial"/>
+      <w:rFonts w:ascii="Arial" w:hAnsi="Arial" w:eastAsia="Arial" w:cs="Tahoma"/>
       <w:sz w:val="20"/>
     </w:rPr>
   </w:style>
@@ -12052,7 +12989,7 @@
       <w:outlineLvl w:val="0"/>
     </w:pPr>
     <w:rPr>
-      <w:rFonts w:asciiTheme="majorHAnsi" w:eastAsiaTheme="majorEastAsia" w:hAnsiTheme="majorHAnsi" w:cstheme="majorBidi" w:ascii="Arial" w:hAnsi="Arial" w:eastAsia="Arial"/>
+      <w:rFonts w:asciiTheme="majorHAnsi" w:eastAsiaTheme="majorEastAsia" w:hAnsiTheme="majorHAnsi" w:cstheme="majorBidi" w:ascii="Arial" w:hAnsi="Arial" w:eastAsia="Arial" w:cs="Tahoma"/>
       <w:b/>
       <w:bCs/>
       <w:color w:val="1F4D78"/>
@@ -12076,7 +13013,7 @@
       <w:outlineLvl w:val="1"/>
     </w:pPr>
     <w:rPr>
-      <w:rFonts w:asciiTheme="majorHAnsi" w:eastAsiaTheme="majorEastAsia" w:hAnsiTheme="majorHAnsi" w:cstheme="majorBidi" w:ascii="Arial" w:hAnsi="Arial" w:eastAsia="Arial"/>
+      <w:rFonts w:asciiTheme="majorHAnsi" w:eastAsiaTheme="majorEastAsia" w:hAnsiTheme="majorHAnsi" w:cstheme="majorBidi" w:ascii="Arial" w:hAnsi="Arial" w:eastAsia="Arial" w:cs="Tahoma"/>
       <w:b/>
       <w:bCs/>
       <w:color w:val="2E74B5"/>
@@ -12100,7 +13037,7 @@
       <w:outlineLvl w:val="2"/>
     </w:pPr>
     <w:rPr>
-      <w:rFonts w:asciiTheme="majorHAnsi" w:eastAsiaTheme="majorEastAsia" w:hAnsiTheme="majorHAnsi" w:cstheme="majorBidi" w:ascii="Arial" w:hAnsi="Arial" w:eastAsia="Arial"/>
+      <w:rFonts w:asciiTheme="majorHAnsi" w:eastAsiaTheme="majorEastAsia" w:hAnsiTheme="majorHAnsi" w:cstheme="majorBidi" w:ascii="Arial" w:hAnsi="Arial" w:eastAsia="Arial" w:cs="Tahoma"/>
       <w:b/>
       <w:bCs/>
       <w:color w:val="1F4D78"/>
@@ -12124,7 +13061,7 @@
       <w:outlineLvl w:val="3"/>
     </w:pPr>
     <w:rPr>
-      <w:rFonts w:asciiTheme="majorHAnsi" w:eastAsiaTheme="majorEastAsia" w:hAnsiTheme="majorHAnsi" w:cstheme="majorBidi" w:ascii="Arial" w:hAnsi="Arial" w:eastAsia="Arial"/>
+      <w:rFonts w:asciiTheme="majorHAnsi" w:eastAsiaTheme="majorEastAsia" w:hAnsiTheme="majorHAnsi" w:cstheme="majorBidi" w:ascii="Arial" w:hAnsi="Arial" w:eastAsia="Arial" w:cs="Tahoma"/>
       <w:b/>
       <w:bCs/>
       <w:i/>

--- a/LLDD/word/BE/Jobs/LLDD-BE-Job-6-ExportImpactStoreToFS.docx
+++ b/LLDD/word/BE/Jobs/LLDD-BE-Job-6-ExportImpactStoreToFS.docx
@@ -493,14 +493,14 @@
                 <w:b/>
                 <w:sz w:val="18"/>
               </w:rPr>
-              <w:t>26 ชั่วโมง</w:t>
-            </w:r>
-            <w:r>
-              <w:rPr>
-                <w:rFonts w:ascii="Arial" w:hAnsi="Arial" w:eastAsia="Arial" w:cs="Tahoma"/>
-                <w:sz w:val="18"/>
-              </w:rPr>
-              <w:t xml:space="preserve"> = implementation 20 + unit test 6 (30%)</w:t>
+              <w:t>34 ชั่วโมง</w:t>
+            </w:r>
+            <w:r>
+              <w:rPr>
+                <w:rFonts w:ascii="Arial" w:hAnsi="Arial" w:eastAsia="Arial" w:cs="Tahoma"/>
+                <w:sz w:val="18"/>
+              </w:rPr>
+              <w:t xml:space="preserve"> = implementation 26 + unit test 8 (30%)</w:t>
             </w:r>
           </w:p>
         </w:tc>
@@ -701,7 +701,37 @@
                 <w:rFonts w:ascii="Arial" w:hAnsi="Arial" w:eastAsia="Arial" w:cs="Tahoma"/>
                 <w:sz w:val="18"/>
               </w:rPr>
-              <w:t>ซิงก์สถานะ + ส่งค่าชดเชยไป STA: รัน 10 mutation ตามลำดับบนตารางสถานะ ตรวจความครบของคะแนน QSSI 6 หมวด สร้างชุดสถานะที่ส่งออกได้ แล้วเขียนไฟล์ FRBC0001 (14 ฟิลด์ ปี พ.ศ.) ส่งให้ระบบ Statement (STA) ภายใน transaction เดียว</w:t>
+              <w:t xml:space="preserve">ซิงก์สถานะ + ส่งค่าชดเชยไป STA: รัน 10 mutation ตามลำดับบนตารางสถานะ ตรวจความครบของคะแนน QSSI 6 หมวด สร้างชุดสถานะที่ส่งออกได้ แล้ว </w:t>
+            </w:r>
+            <w:r>
+              <w:rPr>
+                <w:rFonts w:ascii="Arial" w:hAnsi="Arial" w:eastAsia="Arial" w:cs="Tahoma"/>
+                <w:b/>
+                <w:sz w:val="18"/>
+              </w:rPr>
+              <w:t>publish message ไป RabbitMQ</w:t>
+            </w:r>
+            <w:r>
+              <w:rPr>
+                <w:rFonts w:ascii="Arial" w:hAnsi="Arial" w:eastAsia="Arial" w:cs="Tahoma"/>
+                <w:sz w:val="18"/>
+              </w:rPr>
+              <w:t xml:space="preserve"> ให้ระบบ Statement (STA) รับต่อ (มติ 2026-08-24 — เลิกเขียนไฟล์ FRBC0001 + SFTP) · เนื้อข้อมูลยังเป็นสัญญาเดิม 14 ฟิลด์ แต่เป็น JSON UTF-8 ไม่ใช่ text windows-874 · ใช้ </w:t>
+            </w:r>
+            <w:r>
+              <w:rPr>
+                <w:rFonts w:ascii="Arial" w:hAnsi="Arial" w:eastAsia="Arial" w:cs="Tahoma"/>
+                <w:b/>
+                <w:sz w:val="18"/>
+              </w:rPr>
+              <w:t>transactional outbox</w:t>
+            </w:r>
+            <w:r>
+              <w:rPr>
+                <w:rFonts w:ascii="Arial" w:hAnsi="Arial" w:eastAsia="Arial" w:cs="Tahoma"/>
+                <w:sz w:val="18"/>
+              </w:rPr>
+              <w:t xml:space="preserve"> แบบเดียวกับ Job 4 — DB transaction ครอบ sync + outbox แล้วค่อย publish นอก transaction</w:t>
             </w:r>
           </w:p>
         </w:tc>
@@ -748,7 +778,7 @@
         <w:keepLines/>
       </w:pPr>
       <w:r>
-        <w:t>Output: FRBC0001 (windows-874)</w:t>
+        <w:t>Output: RabbitMQ message (sbpgi.interface / sta.compensation.result)</w:t>
       </w:r>
     </w:p>
     <w:p>
@@ -757,7 +787,7 @@
         <w:keepLines/>
       </w:pPr>
       <w:r>
-        <w:t>Estimate: 20 ชั่วโมง</w:t>
+        <w:t>Estimate: 26 ชั่วโมง</w:t>
       </w:r>
     </w:p>
     <w:p>
@@ -1423,7 +1453,7 @@
                 <w:rFonts w:ascii="Arial" w:hAnsi="Arial" w:eastAsia="Arial" w:cs="Tahoma"/>
                 <w:sz w:val="18"/>
               </w:rPr>
-              <w:t>Output File</w:t>
+              <w:t>RabbitMQ exchange</w:t>
             </w:r>
           </w:p>
         </w:tc>
@@ -1448,7 +1478,7 @@
                 <w:rFonts w:ascii="Arial" w:hAnsi="Arial" w:eastAsia="Arial" w:cs="Tahoma"/>
                 <w:sz w:val="18"/>
               </w:rPr>
-              <w:t>FRBC0001_yyyyMMddHHmmss.txt (windows-874, 14 ฟิลด์, พ.ศ.)</w:t>
+              <w:t>sbpgi.interface (topic, durable)</w:t>
             </w:r>
           </w:p>
         </w:tc>
@@ -1498,7 +1528,7 @@
                 <w:rFonts w:ascii="Arial" w:hAnsi="Arial" w:eastAsia="Arial" w:cs="Tahoma"/>
                 <w:sz w:val="18"/>
               </w:rPr>
-              <w:t>ฟิลด์ 3/5/6 เป็นวันที่แบบไทย/พุทธศักราช</w:t>
+              <w:t>ชื่อจริงรอยืนยันกับทีม STA/EAI</w:t>
             </w:r>
           </w:p>
         </w:tc>
@@ -1528,7 +1558,7 @@
                 <w:rFonts w:ascii="Arial" w:hAnsi="Arial" w:eastAsia="Arial" w:cs="Tahoma"/>
                 <w:sz w:val="18"/>
               </w:rPr>
-              <w:t>STA endpoint alias</w:t>
+              <w:t>Routing key</w:t>
             </w:r>
           </w:p>
         </w:tc>
@@ -1553,7 +1583,7 @@
                 <w:rFonts w:ascii="Arial" w:hAnsi="Arial" w:eastAsia="Arial" w:cs="Tahoma"/>
                 <w:sz w:val="18"/>
               </w:rPr>
-              <w:t>sta-compensation</w:t>
+              <w:t>sta.compensation.result</w:t>
             </w:r>
           </w:p>
         </w:tc>
@@ -1603,7 +1633,7 @@
                 <w:rFonts w:ascii="Arial" w:hAnsi="Arial" w:eastAsia="Arial" w:cs="Tahoma"/>
                 <w:sz w:val="18"/>
               </w:rPr>
-              <w:t>resolve host/port/TLS policy จาก environment; ห้าม editable endpoint</w:t>
+              <w:t>STA เป็นเจ้าของ queue ที่ bind มาที่ routing key นี้</w:t>
             </w:r>
           </w:p>
         </w:tc>
@@ -1633,6 +1663,216 @@
                 <w:rFonts w:ascii="Arial" w:hAnsi="Arial" w:eastAsia="Arial" w:cs="Tahoma"/>
                 <w:sz w:val="18"/>
               </w:rPr>
+              <w:t>Message payload</w:t>
+            </w:r>
+          </w:p>
+        </w:tc>
+        <w:tc>
+          <w:tcPr>
+            <w:tcW w:type="dxa" w:w="2520"/>
+            <w:vAlign w:val="center"/>
+          </w:tcPr>
+          <w:p>
+            <w:pPr>
+              <w:keepLines/>
+              <w:spacing w:after="0"/>
+            </w:pPr>
+            <w:r>
+              <w:rPr>
+                <w:rFonts w:ascii="Arial" w:hAnsi="Arial" w:eastAsia="Arial" w:cs="Tahoma"/>
+                <w:sz w:val="18"/>
+              </w:rPr>
+            </w:r>
+            <w:r>
+              <w:rPr>
+                <w:rFonts w:ascii="Arial" w:hAnsi="Arial" w:eastAsia="Arial" w:cs="Tahoma"/>
+                <w:sz w:val="18"/>
+              </w:rPr>
+              <w:t>JSON UTF-8 · 14 ฟิลด์ตามสัญญา FRBC0001 เดิม</w:t>
+            </w:r>
+          </w:p>
+        </w:tc>
+        <w:tc>
+          <w:tcPr>
+            <w:tcW w:type="dxa" w:w="2520"/>
+            <w:vAlign w:val="center"/>
+          </w:tcPr>
+          <w:p>
+            <w:pPr>
+              <w:keepLines/>
+              <w:spacing w:after="0"/>
+            </w:pPr>
+            <w:r>
+              <w:rPr>
+                <w:rFonts w:ascii="Arial" w:hAnsi="Arial" w:eastAsia="Arial" w:cs="Tahoma"/>
+                <w:sz w:val="18"/>
+              </w:rPr>
+            </w:r>
+            <w:r>
+              <w:rPr>
+                <w:rFonts w:ascii="Arial" w:hAnsi="Arial" w:eastAsia="Arial" w:cs="Tahoma"/>
+                <w:sz w:val="18"/>
+              </w:rPr>
+              <w:t>ค่าคงที่/แก้ผ่านหน้าจอไม่ได้</w:t>
+            </w:r>
+          </w:p>
+        </w:tc>
+        <w:tc>
+          <w:tcPr>
+            <w:tcW w:type="dxa" w:w="2520"/>
+            <w:vAlign w:val="center"/>
+          </w:tcPr>
+          <w:p>
+            <w:pPr>
+              <w:keepLines/>
+              <w:spacing w:after="0"/>
+            </w:pPr>
+            <w:r>
+              <w:rPr>
+                <w:rFonts w:ascii="Arial" w:hAnsi="Arial" w:eastAsia="Arial" w:cs="Tahoma"/>
+                <w:sz w:val="18"/>
+              </w:rPr>
+            </w:r>
+            <w:r>
+              <w:rPr>
+                <w:rFonts w:ascii="Arial" w:hAnsi="Arial" w:eastAsia="Arial" w:cs="Tahoma"/>
+                <w:sz w:val="18"/>
+              </w:rPr>
+              <w:t>ฟิลด์ 3/5/6 ยังเป็นวันที่ พ.ศ. ตามสัญญาเดิม (รอยืนยันว่าเปลี่ยนเป็น ISO ค.ศ. ได้หรือไม่)</w:t>
+            </w:r>
+          </w:p>
+        </w:tc>
+      </w:tr>
+      <w:tr>
+        <w:trPr>
+          <w:cantSplit/>
+        </w:trPr>
+        <w:tc>
+          <w:tcPr>
+            <w:tcW w:type="dxa" w:w="2520"/>
+            <w:vAlign w:val="center"/>
+          </w:tcPr>
+          <w:p>
+            <w:pPr>
+              <w:keepLines/>
+              <w:spacing w:after="0"/>
+            </w:pPr>
+            <w:r>
+              <w:rPr>
+                <w:rFonts w:ascii="Arial" w:hAnsi="Arial" w:eastAsia="Arial" w:cs="Tahoma"/>
+                <w:sz w:val="18"/>
+              </w:rPr>
+            </w:r>
+            <w:r>
+              <w:rPr>
+                <w:rFonts w:ascii="Arial" w:hAnsi="Arial" w:eastAsia="Arial" w:cs="Tahoma"/>
+                <w:sz w:val="18"/>
+              </w:rPr>
+              <w:t>Message properties</w:t>
+            </w:r>
+          </w:p>
+        </w:tc>
+        <w:tc>
+          <w:tcPr>
+            <w:tcW w:type="dxa" w:w="2520"/>
+            <w:vAlign w:val="center"/>
+          </w:tcPr>
+          <w:p>
+            <w:pPr>
+              <w:keepLines/>
+              <w:spacing w:after="0"/>
+            </w:pPr>
+            <w:r>
+              <w:rPr>
+                <w:rFonts w:ascii="Arial" w:hAnsi="Arial" w:eastAsia="Arial" w:cs="Tahoma"/>
+                <w:sz w:val="18"/>
+              </w:rPr>
+            </w:r>
+            <w:r>
+              <w:rPr>
+                <w:rFonts w:ascii="Arial" w:hAnsi="Arial" w:eastAsia="Arial" w:cs="Tahoma"/>
+                <w:sz w:val="18"/>
+              </w:rPr>
+              <w:t>persistent (delivery_mode=2) · message_id = interface_transactions.id</w:t>
+            </w:r>
+          </w:p>
+        </w:tc>
+        <w:tc>
+          <w:tcPr>
+            <w:tcW w:type="dxa" w:w="2520"/>
+            <w:vAlign w:val="center"/>
+          </w:tcPr>
+          <w:p>
+            <w:pPr>
+              <w:keepLines/>
+              <w:spacing w:after="0"/>
+            </w:pPr>
+            <w:r>
+              <w:rPr>
+                <w:rFonts w:ascii="Arial" w:hAnsi="Arial" w:eastAsia="Arial" w:cs="Tahoma"/>
+                <w:sz w:val="18"/>
+              </w:rPr>
+            </w:r>
+            <w:r>
+              <w:rPr>
+                <w:rFonts w:ascii="Arial" w:hAnsi="Arial" w:eastAsia="Arial" w:cs="Tahoma"/>
+                <w:sz w:val="18"/>
+              </w:rPr>
+              <w:t>ค่าคงที่/แก้ผ่านหน้าจอไม่ได้</w:t>
+            </w:r>
+          </w:p>
+        </w:tc>
+        <w:tc>
+          <w:tcPr>
+            <w:tcW w:type="dxa" w:w="2520"/>
+            <w:vAlign w:val="center"/>
+          </w:tcPr>
+          <w:p>
+            <w:pPr>
+              <w:keepLines/>
+              <w:spacing w:after="0"/>
+            </w:pPr>
+            <w:r>
+              <w:rPr>
+                <w:rFonts w:ascii="Arial" w:hAnsi="Arial" w:eastAsia="Arial" w:cs="Tahoma"/>
+                <w:sz w:val="18"/>
+              </w:rPr>
+            </w:r>
+            <w:r>
+              <w:rPr>
+                <w:rFonts w:ascii="Arial" w:hAnsi="Arial" w:eastAsia="Arial" w:cs="Tahoma"/>
+                <w:sz w:val="18"/>
+              </w:rPr>
+              <w:t>message_id เป็น idempotency key ให้ STA กันรับซ้ำ</w:t>
+            </w:r>
+          </w:p>
+        </w:tc>
+      </w:tr>
+      <w:tr>
+        <w:trPr>
+          <w:cantSplit/>
+        </w:trPr>
+        <w:tc>
+          <w:tcPr>
+            <w:tcW w:type="dxa" w:w="2520"/>
+            <w:vAlign w:val="center"/>
+          </w:tcPr>
+          <w:p>
+            <w:pPr>
+              <w:keepLines/>
+              <w:spacing w:after="0"/>
+            </w:pPr>
+            <w:r>
+              <w:rPr>
+                <w:rFonts w:ascii="Arial" w:hAnsi="Arial" w:eastAsia="Arial" w:cs="Tahoma"/>
+                <w:sz w:val="18"/>
+              </w:rPr>
+            </w:r>
+            <w:r>
+              <w:rPr>
+                <w:rFonts w:ascii="Arial" w:hAnsi="Arial" w:eastAsia="Arial" w:cs="Tahoma"/>
+                <w:sz w:val="18"/>
+              </w:rPr>
               <w:t>Secret reference</w:t>
             </w:r>
           </w:p>
@@ -1658,7 +1898,7 @@
                 <w:rFonts w:ascii="Arial" w:hAnsi="Arial" w:eastAsia="Arial" w:cs="Tahoma"/>
                 <w:sz w:val="18"/>
               </w:rPr>
-              <w:t>secret/sbpgi/interfaces/sta</w:t>
+              <w:t>secret/sbpgi/mq/sta</w:t>
             </w:r>
           </w:p>
         </w:tc>
@@ -1708,7 +1948,7 @@
                 <w:rFonts w:ascii="Arial" w:hAnsi="Arial" w:eastAsia="Arial" w:cs="Tahoma"/>
                 <w:sz w:val="18"/>
               </w:rPr>
-              <w:t>credential/certificate/private key จาก Secret Manager; TLS verify-full หรือ strict known_hosts</w:t>
+              <w:t>user/password ของ broker จาก Secret Manager · เชื่อมด้วย AMQPS (TLS verify-full)</w:t>
             </w:r>
           </w:p>
         </w:tc>
@@ -2964,7 +3204,7 @@
                 <w:rFonts w:ascii="Arial" w:hAnsi="Arial" w:eastAsia="Arial" w:cs="Tahoma"/>
                 <w:sz w:val="18"/>
               </w:rPr>
-              <w:t>STA endpoint/SFTP ใช้ secretRef=secret/sbpgi/interfaces/sta, TLS 1.2+ verify-full หรือ strict known_hosts; certificate/key rotation ไม่ต้องแก้เอกสารหรือ job param</w:t>
+              <w:t>RabbitMQ broker ใช้ secretRef=secret/sbpgi/mq/sta, เชื่อมด้วย AMQPS (TLS 1.2+ verify-full); exchange/routing key มาจาก config ไม่ใช่ค่าที่ผู้ใช้แก้ได้; credential rotation ไม่ต้องแก้เอกสารหรือ job param</w:t>
             </w:r>
           </w:p>
         </w:tc>
@@ -3543,7 +3783,7 @@
                 <w:rFonts w:ascii="Arial" w:hAnsi="Arial" w:eastAsia="Arial" w:cs="Tahoma"/>
                 <w:sz w:val="18"/>
               </w:rPr>
-              <w:t>STA endpoint/SFTP ใช้ secretRef=secret/sbpgi/interfaces/sta, TLS 1.2+ verify-full หรือ strict known_hosts; certificate/key rotation ไม่ต้องแก้เอกสารหรือ job param</w:t>
+              <w:t>RabbitMQ broker ใช้ secretRef=secret/sbpgi/mq/sta, เชื่อมด้วย AMQPS (TLS 1.2+ verify-full); exchange/routing key มาจาก config ไม่ใช่ค่าที่ผู้ใช้แก้ได้; credential rotation ไม่ต้องแก้เอกสารหรือ job param</w:t>
             </w:r>
           </w:p>
         </w:tc>
@@ -3744,6 +3984,740 @@
         <w:t xml:space="preserve">  }</w:t>
         <w:br/>
         <w:t>}</w:t>
+      </w:r>
+    </w:p>
+    <w:p>
+      <w:pPr>
+        <w:pStyle w:val="Heading2"/>
+        <w:keepNext/>
+        <w:keepLines/>
+        <w:pageBreakBefore w:val="0"/>
+      </w:pPr>
+      <w:r>
+        <w:t>5.96 เขียนข้อมูลรอบชดเชย (รับเข้าโครง 2026-08-21 · gap F8 + F1)</w:t>
+      </w:r>
+    </w:p>
+    <w:p>
+      <w:pPr>
+        <w:keepNext w:val="0"/>
+      </w:pPr>
+      <w:r>
+        <w:t xml:space="preserve">Job 6 คือ job เดียวที่เขียนตารางรอบชดเชยในระบบเดิม — </w:t>
+      </w:r>
+      <w:r>
+        <w:rPr>
+          <w:rFonts w:ascii="Courier New" w:hAnsi="Courier New" w:eastAsia="Courier New" w:cs="Tahoma"/>
+        </w:rPr>
+        <w:t>ExportService.manageDBToFs()</w:t>
+      </w:r>
+      <w:r>
+        <w:t xml:space="preserve"> เรียก 5 คำสั่งต่อกันเป็นชุด ระบบใหม่ต้องทำครบเหมือนเดิม แต่เขียนลงตารางของ SBPGI</w:t>
+      </w:r>
+    </w:p>
+    <w:tbl>
+      <w:tblPr>
+        <w:tblStyle w:val="TableGrid"/>
+        <w:tblW w:type="auto" w:w="0"/>
+        <w:jc w:val="center"/>
+        <w:tblLook w:firstColumn="1" w:firstRow="1" w:lastColumn="0" w:lastRow="0" w:noHBand="0" w:noVBand="1" w:val="04A0"/>
+      </w:tblPr>
+      <w:tblGrid>
+        <w:gridCol w:w="2520"/>
+        <w:gridCol w:w="2520"/>
+        <w:gridCol w:w="2520"/>
+        <w:gridCol w:w="2520"/>
+      </w:tblGrid>
+      <w:tr>
+        <w:trPr>
+          <w:cantSplit/>
+        </w:trPr>
+        <w:tc>
+          <w:tcPr>
+            <w:tcW w:type="dxa" w:w="2520"/>
+            <w:vAlign w:val="center"/>
+            <w:shd w:fill="E8EEF5"/>
+          </w:tcPr>
+          <w:p>
+            <w:pPr>
+              <w:keepLines/>
+              <w:spacing w:after="0"/>
+            </w:pPr>
+            <w:r/>
+            <w:r>
+              <w:rPr>
+                <w:rFonts w:ascii="Arial" w:hAnsi="Arial" w:eastAsia="Arial" w:cs="Tahoma"/>
+                <w:b/>
+                <w:sz w:val="18"/>
+              </w:rPr>
+              <w:t>ลำดับใน manageDBToFs()</w:t>
+            </w:r>
+          </w:p>
+        </w:tc>
+        <w:tc>
+          <w:tcPr>
+            <w:tcW w:type="dxa" w:w="2520"/>
+            <w:vAlign w:val="center"/>
+            <w:shd w:fill="E8EEF5"/>
+          </w:tcPr>
+          <w:p>
+            <w:pPr>
+              <w:keepLines/>
+              <w:spacing w:after="0"/>
+            </w:pPr>
+            <w:r/>
+            <w:r>
+              <w:rPr>
+                <w:rFonts w:ascii="Arial" w:hAnsi="Arial" w:eastAsia="Arial" w:cs="Tahoma"/>
+                <w:b/>
+                <w:sz w:val="18"/>
+              </w:rPr>
+              <w:t>ระบบเดิม (Oracle)</w:t>
+            </w:r>
+          </w:p>
+        </w:tc>
+        <w:tc>
+          <w:tcPr>
+            <w:tcW w:type="dxa" w:w="2520"/>
+            <w:vAlign w:val="center"/>
+            <w:shd w:fill="E8EEF5"/>
+          </w:tcPr>
+          <w:p>
+            <w:pPr>
+              <w:keepLines/>
+              <w:spacing w:after="0"/>
+            </w:pPr>
+            <w:r/>
+            <w:r>
+              <w:rPr>
+                <w:rFonts w:ascii="Arial" w:hAnsi="Arial" w:eastAsia="Arial" w:cs="Tahoma"/>
+                <w:b/>
+                <w:sz w:val="18"/>
+              </w:rPr>
+              <w:t>ระบบใหม่ (SBPGI)</w:t>
+            </w:r>
+          </w:p>
+        </w:tc>
+        <w:tc>
+          <w:tcPr>
+            <w:tcW w:type="dxa" w:w="2520"/>
+            <w:vAlign w:val="center"/>
+            <w:shd w:fill="E8EEF5"/>
+          </w:tcPr>
+          <w:p>
+            <w:pPr>
+              <w:keepLines/>
+              <w:spacing w:after="0"/>
+            </w:pPr>
+            <w:r/>
+            <w:r>
+              <w:rPr>
+                <w:rFonts w:ascii="Arial" w:hAnsi="Arial" w:eastAsia="Arial" w:cs="Tahoma"/>
+                <w:b/>
+                <w:sz w:val="18"/>
+              </w:rPr>
+              <w:t>ใช้ทำอะไรต่อ</w:t>
+            </w:r>
+          </w:p>
+        </w:tc>
+      </w:tr>
+      <w:tr>
+        <w:trPr>
+          <w:cantSplit/>
+        </w:trPr>
+        <w:tc>
+          <w:tcPr>
+            <w:tcW w:type="dxa" w:w="2520"/>
+            <w:vAlign w:val="center"/>
+          </w:tcPr>
+          <w:p>
+            <w:pPr>
+              <w:keepLines/>
+              <w:spacing w:after="0"/>
+            </w:pPr>
+            <w:r>
+              <w:rPr>
+                <w:rFonts w:ascii="Arial" w:hAnsi="Arial" w:eastAsia="Arial" w:cs="Tahoma"/>
+                <w:sz w:val="18"/>
+              </w:rPr>
+            </w:r>
+            <w:r>
+              <w:rPr>
+                <w:rFonts w:ascii="Arial" w:hAnsi="Arial" w:eastAsia="Arial" w:cs="Tahoma"/>
+                <w:sz w:val="18"/>
+              </w:rPr>
+              <w:t>updateFgiImpactStoreOnProcess(INITDATE)</w:t>
+            </w:r>
+          </w:p>
+        </w:tc>
+        <w:tc>
+          <w:tcPr>
+            <w:tcW w:type="dxa" w:w="2520"/>
+            <w:vAlign w:val="center"/>
+          </w:tcPr>
+          <w:p>
+            <w:pPr>
+              <w:keepLines/>
+              <w:spacing w:after="0"/>
+            </w:pPr>
+            <w:r>
+              <w:rPr>
+                <w:rFonts w:ascii="Arial" w:hAnsi="Arial" w:eastAsia="Arial" w:cs="Tahoma"/>
+                <w:sz w:val="18"/>
+              </w:rPr>
+            </w:r>
+            <w:r>
+              <w:rPr>
+                <w:rFonts w:ascii="Arial" w:hAnsi="Arial" w:eastAsia="Arial" w:cs="Tahoma"/>
+                <w:sz w:val="18"/>
+              </w:rPr>
+              <w:t>FGI_IMPACT_STORE_ON_PROCESS · LAST_COMPENSATE_SEQ_NO + 1 เมื่อ FLAG_ACTION='Y' และเพิ่งชดเชยเดือนที่แล้ว</w:t>
+            </w:r>
+          </w:p>
+        </w:tc>
+        <w:tc>
+          <w:tcPr>
+            <w:tcW w:type="dxa" w:w="2520"/>
+            <w:vAlign w:val="center"/>
+          </w:tcPr>
+          <w:p>
+            <w:pPr>
+              <w:keepLines/>
+              <w:spacing w:after="0"/>
+            </w:pPr>
+            <w:r>
+              <w:rPr>
+                <w:rFonts w:ascii="Arial" w:hAnsi="Arial" w:eastAsia="Arial" w:cs="Tahoma"/>
+                <w:sz w:val="18"/>
+              </w:rPr>
+            </w:r>
+            <w:r>
+              <w:rPr>
+                <w:rFonts w:ascii="Arial" w:hAnsi="Arial" w:eastAsia="Arial" w:cs="Tahoma"/>
+                <w:sz w:val="18"/>
+              </w:rPr>
+              <w:t>fgi_impact_processes.last_compensate_seq_no += 1</w:t>
+            </w:r>
+          </w:p>
+        </w:tc>
+        <w:tc>
+          <w:tcPr>
+            <w:tcW w:type="dxa" w:w="2520"/>
+            <w:vAlign w:val="center"/>
+          </w:tcPr>
+          <w:p>
+            <w:pPr>
+              <w:keepLines/>
+              <w:spacing w:after="0"/>
+            </w:pPr>
+            <w:r>
+              <w:rPr>
+                <w:rFonts w:ascii="Arial" w:hAnsi="Arial" w:eastAsia="Arial" w:cs="Tahoma"/>
+                <w:sz w:val="18"/>
+              </w:rPr>
+            </w:r>
+            <w:r>
+              <w:rPr>
+                <w:rFonts w:ascii="Arial" w:hAnsi="Arial" w:eastAsia="Arial" w:cs="Tahoma"/>
+                <w:b/>
+                <w:sz w:val="18"/>
+              </w:rPr>
+              <w:t>เคสต่อเนื่อง</w:t>
+            </w:r>
+            <w:r>
+              <w:rPr>
+                <w:rFonts w:ascii="Arial" w:hAnsi="Arial" w:eastAsia="Arial" w:cs="Tahoma"/>
+                <w:sz w:val="18"/>
+              </w:rPr>
+              <w:t xml:space="preserve"> (SEQ_NO &gt; 1)</w:t>
+            </w:r>
+          </w:p>
+        </w:tc>
+      </w:tr>
+      <w:tr>
+        <w:trPr>
+          <w:cantSplit/>
+        </w:trPr>
+        <w:tc>
+          <w:tcPr>
+            <w:tcW w:type="dxa" w:w="2520"/>
+            <w:vAlign w:val="center"/>
+          </w:tcPr>
+          <w:p>
+            <w:pPr>
+              <w:keepLines/>
+              <w:spacing w:after="0"/>
+            </w:pPr>
+            <w:r>
+              <w:rPr>
+                <w:rFonts w:ascii="Arial" w:hAnsi="Arial" w:eastAsia="Arial" w:cs="Tahoma"/>
+                <w:sz w:val="18"/>
+              </w:rPr>
+            </w:r>
+            <w:r>
+              <w:rPr>
+                <w:rFonts w:ascii="Arial" w:hAnsi="Arial" w:eastAsia="Arial" w:cs="Tahoma"/>
+                <w:sz w:val="18"/>
+              </w:rPr>
+              <w:t>insertFgiImpactStoreOnProcess()</w:t>
+            </w:r>
+          </w:p>
+        </w:tc>
+        <w:tc>
+          <w:tcPr>
+            <w:tcW w:type="dxa" w:w="2520"/>
+            <w:vAlign w:val="center"/>
+          </w:tcPr>
+          <w:p>
+            <w:pPr>
+              <w:keepLines/>
+              <w:spacing w:after="0"/>
+            </w:pPr>
+            <w:r>
+              <w:rPr>
+                <w:rFonts w:ascii="Arial" w:hAnsi="Arial" w:eastAsia="Arial" w:cs="Tahoma"/>
+                <w:sz w:val="18"/>
+              </w:rPr>
+            </w:r>
+            <w:r>
+              <w:rPr>
+                <w:rFonts w:ascii="Arial" w:hAnsi="Arial" w:eastAsia="Arial" w:cs="Tahoma"/>
+                <w:sz w:val="18"/>
+              </w:rPr>
+              <w:t>แถวใหม่ · LAST_COMPENSATE_SEQ = MAX+1 · SEQ_NO = 1 · FLAG_ACTION='Y' · DATASOURCE</w:t>
+            </w:r>
+          </w:p>
+        </w:tc>
+        <w:tc>
+          <w:tcPr>
+            <w:tcW w:type="dxa" w:w="2520"/>
+            <w:vAlign w:val="center"/>
+          </w:tcPr>
+          <w:p>
+            <w:pPr>
+              <w:keepLines/>
+              <w:spacing w:after="0"/>
+            </w:pPr>
+            <w:r>
+              <w:rPr>
+                <w:rFonts w:ascii="Arial" w:hAnsi="Arial" w:eastAsia="Arial" w:cs="Tahoma"/>
+                <w:sz w:val="18"/>
+              </w:rPr>
+            </w:r>
+            <w:r>
+              <w:rPr>
+                <w:rFonts w:ascii="Arial" w:hAnsi="Arial" w:eastAsia="Arial" w:cs="Tahoma"/>
+                <w:sz w:val="18"/>
+              </w:rPr>
+              <w:t>fgi_impact_processes แถวใหม่ (last_compensate_seq · last_compensate_seq_no=1 · flag_action · datasource)</w:t>
+            </w:r>
+          </w:p>
+        </w:tc>
+        <w:tc>
+          <w:tcPr>
+            <w:tcW w:type="dxa" w:w="2520"/>
+            <w:vAlign w:val="center"/>
+          </w:tcPr>
+          <w:p>
+            <w:pPr>
+              <w:keepLines/>
+              <w:spacing w:after="0"/>
+            </w:pPr>
+            <w:r>
+              <w:rPr>
+                <w:rFonts w:ascii="Arial" w:hAnsi="Arial" w:eastAsia="Arial" w:cs="Tahoma"/>
+                <w:sz w:val="18"/>
+              </w:rPr>
+            </w:r>
+            <w:r>
+              <w:rPr>
+                <w:rFonts w:ascii="Arial" w:hAnsi="Arial" w:eastAsia="Arial" w:cs="Tahoma"/>
+                <w:b/>
+                <w:sz w:val="18"/>
+              </w:rPr>
+              <w:t>เปิดเรื่องใหม่</w:t>
+            </w:r>
+            <w:r>
+              <w:rPr>
+                <w:rFonts w:ascii="Arial" w:hAnsi="Arial" w:eastAsia="Arial" w:cs="Tahoma"/>
+                <w:sz w:val="18"/>
+              </w:rPr>
+              <w:t xml:space="preserve"> (SEQ_NO = 1)</w:t>
+            </w:r>
+          </w:p>
+        </w:tc>
+      </w:tr>
+      <w:tr>
+        <w:trPr>
+          <w:cantSplit/>
+        </w:trPr>
+        <w:tc>
+          <w:tcPr>
+            <w:tcW w:type="dxa" w:w="2520"/>
+            <w:vAlign w:val="center"/>
+          </w:tcPr>
+          <w:p>
+            <w:pPr>
+              <w:keepLines/>
+              <w:spacing w:after="0"/>
+            </w:pPr>
+            <w:r>
+              <w:rPr>
+                <w:rFonts w:ascii="Arial" w:hAnsi="Arial" w:eastAsia="Arial" w:cs="Tahoma"/>
+                <w:sz w:val="18"/>
+              </w:rPr>
+            </w:r>
+            <w:r>
+              <w:rPr>
+                <w:rFonts w:ascii="Arial" w:hAnsi="Arial" w:eastAsia="Arial" w:cs="Tahoma"/>
+                <w:sz w:val="18"/>
+              </w:rPr>
+              <w:t>insertFgiImpactStoreCompensate(...)</w:t>
+            </w:r>
+          </w:p>
+        </w:tc>
+        <w:tc>
+          <w:tcPr>
+            <w:tcW w:type="dxa" w:w="2520"/>
+            <w:vAlign w:val="center"/>
+          </w:tcPr>
+          <w:p>
+            <w:pPr>
+              <w:keepLines/>
+              <w:spacing w:after="0"/>
+            </w:pPr>
+            <w:r>
+              <w:rPr>
+                <w:rFonts w:ascii="Arial" w:hAnsi="Arial" w:eastAsia="Arial" w:cs="Tahoma"/>
+                <w:sz w:val="18"/>
+              </w:rPr>
+            </w:r>
+            <w:r>
+              <w:rPr>
+                <w:rFonts w:ascii="Arial" w:hAnsi="Arial" w:eastAsia="Arial" w:cs="Tahoma"/>
+                <w:sz w:val="18"/>
+              </w:rPr>
+              <w:t>FGI_IMPACT_STORE_COMPENSATE · COMPENSATE_FORECAST / COMPENSATE_ADJUST ต่องวด</w:t>
+            </w:r>
+          </w:p>
+        </w:tc>
+        <w:tc>
+          <w:tcPr>
+            <w:tcW w:type="dxa" w:w="2520"/>
+            <w:vAlign w:val="center"/>
+          </w:tcPr>
+          <w:p>
+            <w:pPr>
+              <w:keepLines/>
+              <w:spacing w:after="0"/>
+            </w:pPr>
+            <w:r>
+              <w:rPr>
+                <w:rFonts w:ascii="Arial" w:hAnsi="Arial" w:eastAsia="Arial" w:cs="Tahoma"/>
+                <w:sz w:val="18"/>
+              </w:rPr>
+            </w:r>
+            <w:r>
+              <w:rPr>
+                <w:rFonts w:ascii="Arial" w:hAnsi="Arial" w:eastAsia="Arial" w:cs="Tahoma"/>
+                <w:b/>
+                <w:sz w:val="18"/>
+              </w:rPr>
+              <w:t>fgi_impact_compensations</w:t>
+            </w:r>
+            <w:r>
+              <w:rPr>
+                <w:rFonts w:ascii="Arial" w:hAnsi="Arial" w:eastAsia="Arial" w:cs="Tahoma"/>
+                <w:sz w:val="18"/>
+              </w:rPr>
+              <w:t xml:space="preserve"> (forecast_amount / adjust_amount)</w:t>
+            </w:r>
+          </w:p>
+        </w:tc>
+        <w:tc>
+          <w:tcPr>
+            <w:tcW w:type="dxa" w:w="2520"/>
+            <w:vAlign w:val="center"/>
+          </w:tcPr>
+          <w:p>
+            <w:pPr>
+              <w:keepLines/>
+              <w:spacing w:after="0"/>
+            </w:pPr>
+            <w:r>
+              <w:rPr>
+                <w:rFonts w:ascii="Arial" w:hAnsi="Arial" w:eastAsia="Arial" w:cs="Tahoma"/>
+                <w:sz w:val="18"/>
+              </w:rPr>
+            </w:r>
+            <w:r>
+              <w:rPr>
+                <w:rFonts w:ascii="Arial" w:hAnsi="Arial" w:eastAsia="Arial" w:cs="Tahoma"/>
+                <w:b/>
+                <w:sz w:val="18"/>
+              </w:rPr>
+              <w:t>นับยอด 0 ติดกันกี่เดือน</w:t>
+            </w:r>
+            <w:r>
+              <w:rPr>
+                <w:rFonts w:ascii="Arial" w:hAnsi="Arial" w:eastAsia="Arial" w:cs="Tahoma"/>
+                <w:sz w:val="18"/>
+              </w:rPr>
+              <w:t xml:space="preserve"> (กติกาเดือน 1-3 / เดือนที่ 4)</w:t>
+            </w:r>
+          </w:p>
+        </w:tc>
+      </w:tr>
+      <w:tr>
+        <w:trPr>
+          <w:cantSplit/>
+        </w:trPr>
+        <w:tc>
+          <w:tcPr>
+            <w:tcW w:type="dxa" w:w="2520"/>
+            <w:vAlign w:val="center"/>
+          </w:tcPr>
+          <w:p>
+            <w:pPr>
+              <w:keepLines/>
+              <w:spacing w:after="0"/>
+            </w:pPr>
+            <w:r>
+              <w:rPr>
+                <w:rFonts w:ascii="Arial" w:hAnsi="Arial" w:eastAsia="Arial" w:cs="Tahoma"/>
+                <w:sz w:val="18"/>
+              </w:rPr>
+            </w:r>
+            <w:r>
+              <w:rPr>
+                <w:rFonts w:ascii="Arial" w:hAnsi="Arial" w:eastAsia="Arial" w:cs="Tahoma"/>
+                <w:sz w:val="18"/>
+              </w:rPr>
+              <w:t>insertFgiNewStoreCompensate(...)</w:t>
+            </w:r>
+          </w:p>
+        </w:tc>
+        <w:tc>
+          <w:tcPr>
+            <w:tcW w:type="dxa" w:w="2520"/>
+            <w:vAlign w:val="center"/>
+          </w:tcPr>
+          <w:p>
+            <w:pPr>
+              <w:keepLines/>
+              <w:spacing w:after="0"/>
+            </w:pPr>
+            <w:r>
+              <w:rPr>
+                <w:rFonts w:ascii="Arial" w:hAnsi="Arial" w:eastAsia="Arial" w:cs="Tahoma"/>
+                <w:sz w:val="18"/>
+              </w:rPr>
+            </w:r>
+            <w:r>
+              <w:rPr>
+                <w:rFonts w:ascii="Arial" w:hAnsi="Arial" w:eastAsia="Arial" w:cs="Tahoma"/>
+                <w:sz w:val="18"/>
+              </w:rPr>
+              <w:t>FGI_NEW_STORE_COMPENSATE</w:t>
+            </w:r>
+          </w:p>
+        </w:tc>
+        <w:tc>
+          <w:tcPr>
+            <w:tcW w:type="dxa" w:w="2520"/>
+            <w:vAlign w:val="center"/>
+          </w:tcPr>
+          <w:p>
+            <w:pPr>
+              <w:keepLines/>
+              <w:spacing w:after="0"/>
+            </w:pPr>
+            <w:r>
+              <w:rPr>
+                <w:rFonts w:ascii="Arial" w:hAnsi="Arial" w:eastAsia="Arial" w:cs="Tahoma"/>
+                <w:sz w:val="18"/>
+              </w:rPr>
+            </w:r>
+            <w:r>
+              <w:rPr>
+                <w:rFonts w:ascii="Arial" w:hAnsi="Arial" w:eastAsia="Arial" w:cs="Tahoma"/>
+                <w:sz w:val="18"/>
+              </w:rPr>
+              <w:t>document_new_stores.compensation_amount / compensate_percent</w:t>
+            </w:r>
+          </w:p>
+        </w:tc>
+        <w:tc>
+          <w:tcPr>
+            <w:tcW w:type="dxa" w:w="2520"/>
+            <w:vAlign w:val="center"/>
+          </w:tcPr>
+          <w:p>
+            <w:pPr>
+              <w:keepLines/>
+              <w:spacing w:after="0"/>
+            </w:pPr>
+            <w:r>
+              <w:rPr>
+                <w:rFonts w:ascii="Arial" w:hAnsi="Arial" w:eastAsia="Arial" w:cs="Tahoma"/>
+                <w:sz w:val="18"/>
+              </w:rPr>
+            </w:r>
+            <w:r>
+              <w:rPr>
+                <w:rFonts w:ascii="Arial" w:hAnsi="Arial" w:eastAsia="Arial" w:cs="Tahoma"/>
+                <w:sz w:val="18"/>
+              </w:rPr>
+              <w:t>ยอดต่อร้านเปิดใหม่</w:t>
+            </w:r>
+          </w:p>
+        </w:tc>
+      </w:tr>
+      <w:tr>
+        <w:trPr>
+          <w:cantSplit/>
+        </w:trPr>
+        <w:tc>
+          <w:tcPr>
+            <w:tcW w:type="dxa" w:w="2520"/>
+            <w:vAlign w:val="center"/>
+          </w:tcPr>
+          <w:p>
+            <w:pPr>
+              <w:keepLines/>
+              <w:spacing w:after="0"/>
+            </w:pPr>
+            <w:r>
+              <w:rPr>
+                <w:rFonts w:ascii="Arial" w:hAnsi="Arial" w:eastAsia="Arial" w:cs="Tahoma"/>
+                <w:sz w:val="18"/>
+              </w:rPr>
+            </w:r>
+            <w:r>
+              <w:rPr>
+                <w:rFonts w:ascii="Arial" w:hAnsi="Arial" w:eastAsia="Arial" w:cs="Tahoma"/>
+                <w:sz w:val="18"/>
+              </w:rPr>
+              <w:t>updateCompleteImpactStoreOnProcess / FlagYToW</w:t>
+            </w:r>
+          </w:p>
+        </w:tc>
+        <w:tc>
+          <w:tcPr>
+            <w:tcW w:type="dxa" w:w="2520"/>
+            <w:vAlign w:val="center"/>
+          </w:tcPr>
+          <w:p>
+            <w:pPr>
+              <w:keepLines/>
+              <w:spacing w:after="0"/>
+            </w:pPr>
+            <w:r>
+              <w:rPr>
+                <w:rFonts w:ascii="Arial" w:hAnsi="Arial" w:eastAsia="Arial" w:cs="Tahoma"/>
+                <w:sz w:val="18"/>
+              </w:rPr>
+            </w:r>
+            <w:r>
+              <w:rPr>
+                <w:rFonts w:ascii="Arial" w:hAnsi="Arial" w:eastAsia="Arial" w:cs="Tahoma"/>
+                <w:sz w:val="18"/>
+              </w:rPr>
+              <w:t>FLAG_ACTION Y→N / Y→W</w:t>
+            </w:r>
+          </w:p>
+        </w:tc>
+        <w:tc>
+          <w:tcPr>
+            <w:tcW w:type="dxa" w:w="2520"/>
+            <w:vAlign w:val="center"/>
+          </w:tcPr>
+          <w:p>
+            <w:pPr>
+              <w:keepLines/>
+              <w:spacing w:after="0"/>
+            </w:pPr>
+            <w:r>
+              <w:rPr>
+                <w:rFonts w:ascii="Arial" w:hAnsi="Arial" w:eastAsia="Arial" w:cs="Tahoma"/>
+                <w:sz w:val="18"/>
+              </w:rPr>
+            </w:r>
+            <w:r>
+              <w:rPr>
+                <w:rFonts w:ascii="Arial" w:hAnsi="Arial" w:eastAsia="Arial" w:cs="Tahoma"/>
+                <w:sz w:val="18"/>
+              </w:rPr>
+              <w:t>fgi_impact_processes.flag_action</w:t>
+            </w:r>
+          </w:p>
+        </w:tc>
+        <w:tc>
+          <w:tcPr>
+            <w:tcW w:type="dxa" w:w="2520"/>
+            <w:vAlign w:val="center"/>
+          </w:tcPr>
+          <w:p>
+            <w:pPr>
+              <w:keepLines/>
+              <w:spacing w:after="0"/>
+            </w:pPr>
+            <w:r>
+              <w:rPr>
+                <w:rFonts w:ascii="Arial" w:hAnsi="Arial" w:eastAsia="Arial" w:cs="Tahoma"/>
+                <w:sz w:val="18"/>
+              </w:rPr>
+            </w:r>
+            <w:r>
+              <w:rPr>
+                <w:rFonts w:ascii="Arial" w:hAnsi="Arial" w:eastAsia="Arial" w:cs="Tahoma"/>
+                <w:sz w:val="18"/>
+              </w:rPr>
+              <w:t>ปิดรอบ / ส่งกลับรอตรวจ</w:t>
+            </w:r>
+          </w:p>
+        </w:tc>
+      </w:tr>
+    </w:tbl>
+    <w:p/>
+    <w:p>
+      <w:r>
+        <w:t xml:space="preserve">⚠️ </w:t>
+      </w:r>
+      <w:r>
+        <w:rPr>
+          <w:rFonts w:ascii="Courier New" w:hAnsi="Courier New" w:eastAsia="Courier New" w:cs="Tahoma"/>
+        </w:rPr>
+        <w:t>ImportJdbc.insertImpactStoreOnProcess()</w:t>
+      </w:r>
+      <w:r>
+        <w:t xml:space="preserve"> / </w:t>
+      </w:r>
+      <w:r>
+        <w:rPr>
+          <w:rFonts w:ascii="Courier New" w:hAnsi="Courier New" w:eastAsia="Courier New" w:cs="Tahoma"/>
+        </w:rPr>
+        <w:t>updateImpactStoreOnProcess()</w:t>
+      </w:r>
+      <w:r>
+        <w:t xml:space="preserve"> มี SQL ชุดเดียวกันอยู่ในไฟล์ Import แต่ตรวจทั้ง src แล้ว </w:t>
+      </w:r>
+      <w:r>
+        <w:rPr>
+          <w:b/>
+        </w:rPr>
+        <w:t>ไม่มี call site จริง</w:t>
+      </w:r>
+      <w:r>
+        <w:t xml:space="preserve"> — เป็นโค้ดตาย ให้ยึด </w:t>
+      </w:r>
+      <w:r>
+        <w:rPr>
+          <w:rFonts w:ascii="Courier New" w:hAnsi="Courier New" w:eastAsia="Courier New" w:cs="Tahoma"/>
+        </w:rPr>
+        <w:t>ExportJdbc</w:t>
+      </w:r>
+      <w:r>
+        <w:t xml:space="preserve"> เป็นต้นแบบเท่านั้น</w:t>
       </w:r>
     </w:p>
     <w:p>
@@ -4693,7 +5667,7 @@
                 <w:rFonts w:ascii="Arial" w:hAnsi="Arial" w:eastAsia="Arial" w:cs="Tahoma"/>
                 <w:sz w:val="18"/>
               </w:rPr>
-              <w:t>ตรวจความครบคะแนน 6 หมวด (จาก Job 1)</w:t>
+              <w:t>ตรวจความครบคะแนน 6 หมวด — อ่านอย่างเดียว ระบบ SBP เดิมเป็นคนนำเข้า (คอลัมน์จริง: store_id · category · month · year · score)</w:t>
             </w:r>
           </w:p>
         </w:tc>
@@ -4773,7 +5747,7 @@
                 <w:rFonts w:ascii="Arial" w:hAnsi="Arial" w:eastAsia="Arial" w:cs="Tahoma"/>
                 <w:sz w:val="18"/>
               </w:rPr>
-              <w:t>tracking COMPENSATE_INIT / APPROVE (I,N) · typed FK = impact_process_id</w:t>
+              <w:t>outbox + tracking COMPENSATE_INIT / APPROVE (I,N) · direction = OUT · READY → SENT → ACKED · typed FK = impact_process_id</w:t>
             </w:r>
           </w:p>
         </w:tc>
@@ -5246,7 +6220,7 @@
                 <w:rFonts w:ascii="Arial" w:hAnsi="Arial" w:eastAsia="Arial" w:cs="Tahoma"/>
                 <w:sz w:val="18"/>
               </w:rPr>
-              <w:t>) — cron และพารามิเตอร์ทั้ง 7 ตัวของ Job 6 อ่านจาก env/config file (ไม่มีตาราง job_configs)</w:t>
+              <w:t>) — cron และพารามิเตอร์ทั้ง 9 ตัวของ Job 6 อ่านจาก env/config file (ไม่มีตาราง job_configs)</w:t>
             </w:r>
           </w:p>
         </w:tc>
@@ -5656,15 +6630,23 @@
         <w:br/>
         <w:t xml:space="preserve">  qssi: string;</w:t>
         <w:br/>
-        <w:t xml:space="preserve">  /** Output File — ฟิลด์ 3/5/6 เป็นวันที่แบบไทย/พุทธศักราช */</w:t>
-        <w:br/>
-        <w:t xml:space="preserve">  outputFile: string;</w:t>
-        <w:br/>
-        <w:t xml:space="preserve">  /** STA endpoint alias — resolve host/port/TLS policy จาก environment; ห้าม editable endpoint */</w:t>
-        <w:br/>
-        <w:t xml:space="preserve">  staEndpointAlias: string;</w:t>
-        <w:br/>
-        <w:t xml:space="preserve">  /** Secret reference — credential/certificate/private key จาก Secret Manager; TLS verify-full หรือ strict known_hosts */</w:t>
+        <w:t xml:space="preserve">  /** RabbitMQ exchange — ชื่อจริงรอยืนยันกับทีม STA/EAI */</w:t>
+        <w:br/>
+        <w:t xml:space="preserve">  rabbitMqExchange: string;</w:t>
+        <w:br/>
+        <w:t xml:space="preserve">  /** Routing key — STA เป็นเจ้าของ queue ที่ bind มาที่ routing key นี้ */</w:t>
+        <w:br/>
+        <w:t xml:space="preserve">  routingKey: string;</w:t>
+        <w:br/>
+        <w:t xml:space="preserve">  /** Message payload — ฟิลด์ 3/5/6 ยังเป็นวันที่ พ.ศ. ตามสัญญาเดิม (รอยืนยันว่าเปลี่ยนเป็น ISO ค.ศ. ได้หรือไม่) */</w:t>
+        <w:br/>
+        <w:t xml:space="preserve">  messagePayload: string;</w:t>
+        <w:br/>
+        <w:t xml:space="preserve">  /** Message properties — message_id เป็น idempotency key ให้ STA กันรับซ้ำ */</w:t>
+        <w:br/>
+        <w:t xml:space="preserve">  messageProperties: string;</w:t>
+        <w:br/>
+        <w:t xml:space="preserve">  /** Secret reference — user/password ของ broker จาก Secret Manager · เชื่อมด้วย AMQPS (TLS verify-full) */</w:t>
         <w:br/>
         <w:t xml:space="preserve">  secretReference: string;</w:t>
         <w:br/>
@@ -5695,13 +6677,17 @@
         <w:br/>
         <w:t xml:space="preserve">  qssi = process.env.SBPGI_JOB6_QSSI ?? '8, 9, 12, 1, 10, 16'; // TODO: ค่าคงที่ทางธุรกิจ — เปลี่ยนต้องผ่านการอนุมัติ</w:t>
         <w:br/>
-        <w:t xml:space="preserve">  outputFile = process.env.SBPGI_JOB6_OUTPUT_FILE ?? 'FRBC0001_yyyyMMddHHmmss.txt (windows-874, 14 ฟิลด์, พ.ศ.)'; // TODO: ค่าคงที่ทางธุรกิจ — เปลี่ยนต้องผ่านการอนุมัติ</w:t>
-        <w:br/>
-        <w:t xml:space="preserve">  staEndpointAlias = process.env.SBPGI_JOB6_STA_ENDPOINT_ALIAS ?? 'sta-compensation'; // TODO: ค่าคงที่ทางธุรกิจ — เปลี่ยนต้องผ่านการอนุมัติ</w:t>
-        <w:br/>
-        <w:t xml:space="preserve">  secretReference = process.env.SBPGI_JOB6_SECRET_REFERENCE ?? 'secret/sbpgi/interfaces/sta'; // TODO: ค่าคงที่ทางธุรกิจ — เปลี่ยนต้องผ่านการอนุมัติ</w:t>
-        <w:br/>
-        <w:t xml:space="preserve">  mailTo = process.env.SBPGI_JOB6_MAIL_TO ?? ''; // TODO: ผู้รับอีเมลแจ้ง error คั่นด้วย comma (เดิม: storeretention + mailToBPM เมื่อสร้างไฟล์)</w:t>
+        <w:t xml:space="preserve">  rabbitMqExchange = process.env.SBPGI_JOB6_RABBIT_MQ_EXCHANGE ?? 'sbpgi.interface (topic, durable)'; // TODO: ค่าคงที่ทางธุรกิจ — เปลี่ยนต้องผ่านการอนุมัติ</w:t>
+        <w:br/>
+        <w:t xml:space="preserve">  routingKey = process.env.SBPGI_JOB6_ROUTING_KEY ?? 'sta.compensation.result'; // TODO: ค่าคงที่ทางธุรกิจ — เปลี่ยนต้องผ่านการอนุมัติ</w:t>
+        <w:br/>
+        <w:t xml:space="preserve">  messagePayload = process.env.SBPGI_JOB6_MESSAGE_PAYLOAD ?? 'JSON UTF-8 · 14 ฟิลด์ตามสัญญา FRBC0001 เดิม'; // TODO: ค่าคงที่ทางธุรกิจ — เปลี่ยนต้องผ่านการอนุมัติ</w:t>
+        <w:br/>
+        <w:t xml:space="preserve">  messageProperties = process.env.SBPGI_JOB6_MESSAGE_PROPERTIES ?? 'persistent (delivery_mode=2) · message_id = interface_transactions.id'; // TODO: ค่าคงที่ทางธุรกิจ — เปลี่ยนต้องผ่านการอนุมัติ</w:t>
+        <w:br/>
+        <w:t xml:space="preserve">  secretReference = process.env.SBPGI_JOB6_SECRET_REFERENCE ?? 'secret/sbpgi/mq/sta'; // TODO: ค่าคงที่ทางธุรกิจ — เปลี่ยนต้องผ่านการอนุมัติ</w:t>
+        <w:br/>
+        <w:t xml:space="preserve">  mailTo = process.env.SBPGI_JOB6_MAIL_TO ?? ''; // TODO: ผู้รับอีเมลแจ้ง error คั่นด้วย comma (เดิม: storeretention เมื่อ publish สำเร็จ (เลิกส่ง mailToBPM — ไม่มีไฟล์ BPM แล้ว))</w:t>
         <w:br/>
         <w:t>}</w:t>
         <w:br/>
@@ -5931,16 +6917,16 @@
         <w:t xml:space="preserve">  }</w:t>
         <w:br/>
         <w:br/>
-        <w:t xml:space="preserve">  // เขียนไฟล์ FRBC0001 14 ฟิลด์ (windows-874 + พ.ศ.)</w:t>
-        <w:br/>
-        <w:t xml:space="preserve">  async step06WriteFile(state: JobState, manager?: EntityManager): Promise&lt;void&gt; {</w:t>
+        <w:t xml:space="preserve">  // ประกอบ payload JSON UTF-8 14 ฟิลด์ (วันที่ พ.ศ. ตามสัญญาเดิม)</w:t>
+        <w:br/>
+        <w:t xml:space="preserve">  async step06Parse(state: JobState, manager?: EntityManager): Promise&lt;void&gt; {</w:t>
         <w:br/>
         <w:t xml:space="preserve">    // TODO: implement</w:t>
         <w:br/>
         <w:t xml:space="preserve">  }</w:t>
         <w:br/>
         <w:br/>
-        <w:t xml:space="preserve">  // insert tracking: I,C → COMPENSATE_INIT_I/N · A,N,S,Z → COMPENSATE_APPROVE_I/N</w:t>
+        <w:t xml:space="preserve">  // insert outbox: I,C → COMPENSATE_INIT_I/N · A,N,S,Z → COMPENSATE_APPROVE_I/N (direction = OUT · status = READY)</w:t>
         <w:br/>
         <w:t xml:space="preserve">  async step07Insert(state: JobState, manager?: EntityManager): Promise&lt;void&gt; {</w:t>
         <w:br/>
@@ -5949,27 +6935,27 @@
         <w:t xml:space="preserve">  }</w:t>
         <w:br/>
         <w:br/>
-        <w:t xml:space="preserve">  // SFTP ไฟล์ไป STA</w:t>
-        <w:br/>
-        <w:t xml:space="preserve">  async step08Connect(state: JobState, manager?: EntityManager): Promise&lt;void&gt; {</w:t>
+        <w:t xml:space="preserve">  // publish ไป RabbitMQ exchange sbpgi.interface (routing sta.compensation.result)</w:t>
+        <w:br/>
+        <w:t xml:space="preserve">  async step08Publish(state: JobState, manager?: EntityManager): Promise&lt;void&gt; {</w:t>
         <w:br/>
         <w:t xml:space="preserve">    // TODO: implement</w:t>
         <w:br/>
         <w:t xml:space="preserve">  }</w:t>
         <w:br/>
         <w:br/>
-        <w:t xml:space="preserve">  // SFTP สำเร็จ?</w:t>
-        <w:br/>
-        <w:t xml:space="preserve">  async check09Connect(state: JobState): Promise&lt;boolean&gt; {</w:t>
+        <w:t xml:space="preserve">  // ได้ publisher confirm?</w:t>
+        <w:br/>
+        <w:t xml:space="preserve">  async check09Publish(state: JobState): Promise&lt;boolean&gt; {</w:t>
         <w:br/>
         <w:t xml:space="preserve">    return true; // TODO: เงื่อนไขจริงตามผัง</w:t>
         <w:br/>
         <w:t xml:space="preserve">  }</w:t>
         <w:br/>
         <w:br/>
-        <w:t xml:space="preserve">  // ย้ายไฟล์เข้า backup</w:t>
-        <w:br/>
-        <w:t xml:space="preserve">  async step10Archive(state: JobState, manager?: EntityManager): Promise&lt;void&gt; {</w:t>
+        <w:t xml:space="preserve">  // update outbox: status READY → SENT (บันทึก sent_at)</w:t>
+        <w:br/>
+        <w:t xml:space="preserve">  async step10Insert(state: JobState, manager?: EntityManager): Promise&lt;void&gt; {</w:t>
         <w:br/>
         <w:t xml:space="preserve">    // TODO: implement</w:t>
         <w:br/>
@@ -6836,7 +7822,7 @@
                 <w:rFonts w:ascii="Arial" w:hAnsi="Arial" w:eastAsia="Arial" w:cs="Tahoma"/>
                 <w:sz w:val="18"/>
               </w:rPr>
-              <w:t>io</w:t>
+              <w:t>process</w:t>
             </w:r>
           </w:p>
         </w:tc>
@@ -6861,7 +7847,7 @@
                 <w:rFonts w:ascii="Arial" w:hAnsi="Arial" w:eastAsia="Arial" w:cs="Tahoma"/>
                 <w:sz w:val="18"/>
               </w:rPr>
-              <w:t>เขียนไฟล์ FRBC0001 14 ฟิลด์ (windows-874 + พ.ศ.)</w:t>
+              <w:t>ประกอบ payload JSON UTF-8 14 ฟิลด์ (วันที่ พ.ศ. ตามสัญญาเดิม)</w:t>
             </w:r>
           </w:p>
         </w:tc>
@@ -6886,7 +7872,7 @@
                 <w:rFonts w:ascii="Arial" w:hAnsi="Arial" w:eastAsia="Arial" w:cs="Tahoma"/>
                 <w:sz w:val="18"/>
               </w:rPr>
-              <w:t>step06WriteFile()</w:t>
+              <w:t>step06Parse()</w:t>
             </w:r>
           </w:p>
         </w:tc>
@@ -6991,7 +7977,7 @@
                 <w:rFonts w:ascii="Arial" w:hAnsi="Arial" w:eastAsia="Arial" w:cs="Tahoma"/>
                 <w:sz w:val="18"/>
               </w:rPr>
-              <w:t>insert tracking: I,C → COMPENSATE_INIT_I/N · A,N,S,Z → COMPENSATE_APPROVE_I/N</w:t>
+              <w:t>insert outbox: I,C → COMPENSATE_INIT_I/N · A,N,S,Z → COMPENSATE_APPROVE_I/N (direction = OUT · status = READY)</w:t>
             </w:r>
           </w:p>
         </w:tc>
@@ -7121,7 +8107,7 @@
                 <w:rFonts w:ascii="Arial" w:hAnsi="Arial" w:eastAsia="Arial" w:cs="Tahoma"/>
                 <w:sz w:val="18"/>
               </w:rPr>
-              <w:t>SFTP ไฟล์ไป STA</w:t>
+              <w:t>publish ไป RabbitMQ exchange sbpgi.interface (routing sta.compensation.result)</w:t>
             </w:r>
           </w:p>
         </w:tc>
@@ -7146,7 +8132,7 @@
                 <w:rFonts w:ascii="Arial" w:hAnsi="Arial" w:eastAsia="Arial" w:cs="Tahoma"/>
                 <w:sz w:val="18"/>
               </w:rPr>
-              <w:t>step08Connect()</w:t>
+              <w:t>step08Publish()</w:t>
             </w:r>
           </w:p>
         </w:tc>
@@ -7251,7 +8237,7 @@
                 <w:rFonts w:ascii="Arial" w:hAnsi="Arial" w:eastAsia="Arial" w:cs="Tahoma"/>
                 <w:sz w:val="18"/>
               </w:rPr>
-              <w:t>SFTP สำเร็จ?</w:t>
+              <w:t>ได้ publisher confirm?</w:t>
             </w:r>
           </w:p>
         </w:tc>
@@ -7276,7 +8262,7 @@
                 <w:rFonts w:ascii="Arial" w:hAnsi="Arial" w:eastAsia="Arial" w:cs="Tahoma"/>
                 <w:sz w:val="18"/>
               </w:rPr>
-              <w:t>check09Connect()</w:t>
+              <w:t>check09Publish()</w:t>
             </w:r>
           </w:p>
         </w:tc>
@@ -7301,7 +8287,7 @@
                 <w:rFonts w:ascii="Arial" w:hAnsi="Arial" w:eastAsia="Arial" w:cs="Tahoma"/>
                 <w:sz w:val="18"/>
               </w:rPr>
-              <w:t>[err] Rollback ทั้ง transaction + ลบไฟล์</w:t>
+              <w:t>[err] คง outbox เป็น READY/FAILED_RETRY ให้ dispatcher ส่งซ้ำ — ไม่ rollback การ sync</w:t>
             </w:r>
           </w:p>
         </w:tc>
@@ -7356,7 +8342,7 @@
                 <w:rFonts w:ascii="Arial" w:hAnsi="Arial" w:eastAsia="Arial" w:cs="Tahoma"/>
                 <w:sz w:val="18"/>
               </w:rPr>
-              <w:t>io</w:t>
+              <w:t>process</w:t>
             </w:r>
           </w:p>
         </w:tc>
@@ -7381,7 +8367,7 @@
                 <w:rFonts w:ascii="Arial" w:hAnsi="Arial" w:eastAsia="Arial" w:cs="Tahoma"/>
                 <w:sz w:val="18"/>
               </w:rPr>
-              <w:t>ย้ายไฟล์เข้า backup</w:t>
+              <w:t>update outbox: status READY → SENT (บันทึก sent_at)</w:t>
             </w:r>
           </w:p>
         </w:tc>
@@ -7406,7 +8392,7 @@
                 <w:rFonts w:ascii="Arial" w:hAnsi="Arial" w:eastAsia="Arial" w:cs="Tahoma"/>
                 <w:sz w:val="18"/>
               </w:rPr>
-              <w:t>step10Archive()</w:t>
+              <w:t>step10Insert()</w:t>
             </w:r>
           </w:p>
         </w:tc>
@@ -7625,7 +8611,7 @@
         <w:br/>
         <w:t xml:space="preserve">      await this.service.step02Validate(state);</w:t>
         <w:br/>
-        <w:t xml:space="preserve">      // ขั้นที่ 3 (decision): QSSI ครบ 6 หมวด? (งวด max เดียว ในกรอบ 3 เดือน) · TODO: หมวด 8, 9, 12, 1, 10, 16 จาก fcs_qssi_score (Job 1)</w:t>
+        <w:t xml:space="preserve">      // ขั้นที่ 3 (decision): QSSI ครบ 6 หมวด? (งวด max เดียว ในกรอบ 3 เดือน) · TODO: หมวด 8, 9, 12, 1, 10, 16 จากคอลัมน์ category ของ fcs_qssi_score</w:t>
         <w:br/>
         <w:t xml:space="preserve">      const ok03 = await this.service.check03ResolvePeriod(state);</w:t>
         <w:br/>
@@ -7641,11 +8627,11 @@
         <w:br/>
         <w:t xml:space="preserve">      }</w:t>
         <w:br/>
-        <w:t xml:space="preserve">      // === transaction boundary === TODO: หนึ่ง transaction คลุม sync + ไฟล์ + tracking + SFTP</w:t>
+        <w:t xml:space="preserve">      // === transaction boundary === TODO: DB transaction คลุม 10 mutation + outbox (READY) เท่านั้น — publish อยู่นอก transaction แล้วค่อย update READY → SENT</w:t>
         <w:br/>
         <w:t xml:space="preserve">      await this.dataSource.transaction(async (manager: EntityManager) =&gt; {</w:t>
         <w:br/>
-        <w:t xml:space="preserve">        // ขั้นที่ 4: สร้างชุดสถานะส่งออก: A, N, S (+ I, C เมื่อวันที่ ≥ 7 และ QSSI ครบ + Z ค้าง) · TODO: Z จะถูกแปลงเป็น S เฉพาะในไฟล์ — ใน DB ยังเป็น Z</w:t>
+        <w:t xml:space="preserve">        // ขั้นที่ 4: สร้างชุดสถานะส่งออก: A, N, S (+ I, C เมื่อวันที่ ≥ 7 และ QSSI ครบ + Z ค้าง) · TODO: Z จะถูกแปลงเป็น S เฉพาะใน payload ที่ส่งออก — ใน DB ยังเป็น Z</w:t>
         <w:br/>
         <w:t xml:space="preserve">        await this.service.step04Parse(state, manager);</w:t>
         <w:br/>
@@ -7661,35 +8647,35 @@
         <w:br/>
         <w:t xml:space="preserve">        }</w:t>
         <w:br/>
-        <w:t xml:space="preserve">        // ขั้นที่ 6: เขียนไฟล์ FRBC0001 14 ฟิลด์ (windows-874 + พ.ศ.) · TODO: วันที่ผิดตัวเดียวทำให้ mapData คืน null และยกเลิกทั้งไฟล์</w:t>
-        <w:br/>
-        <w:t xml:space="preserve">        await this.service.step06WriteFile(state, manager);</w:t>
-        <w:br/>
-        <w:t xml:space="preserve">        // ขั้นที่ 7: insert tracking: I,C → COMPENSATE_INIT_I/N · A,N,S,Z → COMPENSATE_APPROVE_I/N</w:t>
+        <w:t xml:space="preserve">        // ขั้นที่ 6: ประกอบ payload JSON UTF-8 14 ฟิลด์ (วันที่ พ.ศ. ตามสัญญาเดิม) · TODO: ฟิลด์ผิด/แปลงวันที่ไม่ได้แม้แถวเดียว = ยกเลิกทั้งรอบ (คงพฤติกรรม mapData เดิม)</w:t>
+        <w:br/>
+        <w:t xml:space="preserve">        await this.service.step06Parse(state, manager);</w:t>
+        <w:br/>
+        <w:t xml:space="preserve">        // ขั้นที่ 7: insert outbox: I,C → COMPENSATE_INIT_I/N · A,N,S,Z → COMPENSATE_APPROVE_I/N (direction = OUT · status = READY) · TODO: อยู่ใน transaction เดียวกับ 10 mutation — commit แล้วข้อมูลจะไม่หาย แม้ broker ล่ม</w:t>
         <w:br/>
         <w:t xml:space="preserve">        await this.service.step07Insert(state, manager);</w:t>
         <w:br/>
         <w:t xml:space="preserve">      });</w:t>
         <w:br/>
-        <w:t xml:space="preserve">      // ขั้นที่ 8: SFTP ไฟล์ไป STA</w:t>
-        <w:br/>
-        <w:t xml:space="preserve">      await this.service.step08Connect(state);</w:t>
-        <w:br/>
-        <w:t xml:space="preserve">      // ขั้นที่ 9 (decision): SFTP สำเร็จ? · TODO: transaction เดียวคลุม sync + ไฟล์ + tracking + SFTP</w:t>
-        <w:br/>
-        <w:t xml:space="preserve">      const ok09 = await this.service.check09Connect(state);</w:t>
-        <w:br/>
-        <w:t xml:space="preserve">      if (!ok09) throw new JobFailedError('JOB6_STEP09', 'Rollback ทั้ง transaction + ลบไฟล์');</w:t>
-        <w:br/>
-        <w:t xml:space="preserve">      // ขั้นที่ 10: ย้ายไฟล์เข้า backup</w:t>
-        <w:br/>
-        <w:t xml:space="preserve">      await this.service.step10Archive(state);</w:t>
+        <w:t xml:space="preserve">      // ขั้นที่ 8: publish ไป RabbitMQ exchange sbpgi.interface (routing sta.compensation.result) · TODO: นอก DB transaction · persistent + publisher confirm + mandatory</w:t>
+        <w:br/>
+        <w:t xml:space="preserve">      await this.service.step08Publish(state);</w:t>
+        <w:br/>
+        <w:t xml:space="preserve">      // ขั้นที่ 9 (decision): ได้ publisher confirm? · TODO: เลี่ยง dual-write: การ sync สถานะกับการส่ง message แยก commit กัน · ส่งซ้ำได้เพราะ STA กันซ้ำด้วย message_id</w:t>
+        <w:br/>
+        <w:t xml:space="preserve">      const ok09 = await this.service.check09Publish(state);</w:t>
+        <w:br/>
+        <w:t xml:space="preserve">      if (!ok09) throw new JobFailedError('JOB6_STEP09', 'คง outbox เป็น READY/FAILED_RETRY ให้ dispatcher ส่งซ้ำ — ไม่ rollback การ sync');</w:t>
+        <w:br/>
+        <w:t xml:space="preserve">      // ขั้นที่ 10: update outbox: status READY → SENT (บันทึก sent_at) · TODO: ACK เชิงธุรกิจมาทีหลังทาง POST /interfaces/sta/ack · Job 10 เฝ้าแถวที่ค้างไม่ ACK ≥ 1 วัน</w:t>
+        <w:br/>
+        <w:t xml:space="preserve">      await this.service.step10Insert(state);</w:t>
         <w:br/>
         <w:t xml:space="preserve">      return this.summarize(state, 'SUCCESS', startedAt);</w:t>
         <w:br/>
         <w:t xml:space="preserve">    } catch (error) {</w:t>
         <w:br/>
-        <w:t xml:space="preserve">      // TODO: error path ของ Job 6 — บั๊กจริง E20: SQL purge ต่อ data_name สองค่าเป็น string เดียว — tracking ไม่เคยถูกลบ สะสมโตขึ้นเรื่อย ๆ</w:t>
+        <w:t xml:space="preserve">      // TODO: error path ของ Job 6 — บั๊กจริง E20 ของโค้ดเดิม: SQL purge ต่อ data_name สองค่าเป็น string เดียว — tracking ไม่เคยถูกลบ สะสมโตขึ้นเรื่อย ๆ</w:t>
         <w:br/>
         <w:t xml:space="preserve">      this.logger.error(JSON.stringify({ event: 'job.failed', jobNo: '6', period: ctx.period,</w:t>
         <w:br/>
@@ -7712,7 +8698,7 @@
         <w:br/>
         <w:t xml:space="preserve">      event: 'job.finish', jobNo: '6', jobName: 'ExportImpactStoreToFS', status,</w:t>
         <w:br/>
-        <w:t xml:space="preserve">      period: state.period, output: 'FRBC0001 (windows-874)',</w:t>
+        <w:t xml:space="preserve">      period: state.period, output: 'RabbitMQ message (sbpgi.interface / sta.compensation.result)',</w:t>
         <w:br/>
         <w:t xml:space="preserve">      read: state.read, written: state.written, skipped: state.skipped,</w:t>
         <w:br/>
@@ -7745,7 +8731,7 @@
         <w:keepNext w:val="0"/>
       </w:pPr>
       <w:r>
-        <w:t xml:space="preserve">Job 6 มีข้อควรระวังจาก legacy: บั๊กจริง E20: SQL purge ต่อ data_name สองค่าเป็น string เดียว — tracking ไม่เคยถูกลบ สะสมโตขึ้นเรื่อย ๆ — runner ล็อกด้วย </w:t>
+        <w:t xml:space="preserve">Job 6 มีข้อควรระวังจาก legacy: บั๊กจริง E20 ของโค้ดเดิม: SQL purge ต่อ data_name สองค่าเป็น string เดียว — tracking ไม่เคยถูกลบ สะสมโตขึ้นเรื่อย ๆ — runner ล็อกด้วย </w:t>
       </w:r>
       <w:r>
         <w:rPr>
@@ -8269,7 +9255,7 @@
                 <w:rFonts w:ascii="Arial" w:hAnsi="Arial" w:eastAsia="Arial" w:cs="Tahoma"/>
                 <w:sz w:val="18"/>
               </w:rPr>
-              <w:t>ตรวจความครบคะแนน 6 หมวด (จาก Job 1)</w:t>
+              <w:t>ตรวจความครบคะแนน 6 หมวด — อ่านอย่างเดียว ระบบ SBP เดิมเป็นคนนำเข้า (คอลัมน์จริง: store_id · category · month · year · score)</w:t>
             </w:r>
           </w:p>
         </w:tc>
@@ -8374,7 +9360,7 @@
                 <w:rFonts w:ascii="Arial" w:hAnsi="Arial" w:eastAsia="Arial" w:cs="Tahoma"/>
                 <w:sz w:val="18"/>
               </w:rPr>
-              <w:t>tracking COMPENSATE_INIT / APPROVE (I,N) · typed FK = impact_process_id</w:t>
+              <w:t>outbox + tracking COMPENSATE_INIT / APPROVE (I,N) · direction = OUT · READY → SENT → ACKED · typed FK = impact_process_id</w:t>
             </w:r>
           </w:p>
         </w:tc>
@@ -8467,7 +9453,7 @@
         <w:t xml:space="preserve"> WHERE /* TODO: PK ที่ล็อกไว้ */ id = ANY($1);</w:t>
         <w:br/>
         <w:br/>
-        <w:t>-- [R] fcs_qssi_score : ตรวจความครบคะแนน 6 หมวด (จาก Job 1)</w:t>
+        <w:t>-- [R] fcs_qssi_score : ตรวจความครบคะแนน 6 หมวด — อ่านอย่างเดียว ระบบ SBP เดิมเป็นคนนำเข้า (คอลัมน์จริง: store_id · category · month · year · score)</w:t>
         <w:br/>
         <w:t>-- TODO: เติมเฉพาะคอลัมน์ที่ job ใช้จริง (ห้าม SELECT *) และตรวจว่ามี index รองรับ WHERE นี้</w:t>
         <w:br/>
@@ -8482,7 +9468,7 @@
         <w:t xml:space="preserve"> LIMIT $3 OFFSET $4;  -- TODO: อ่านเป็น chunk กัน memory บวม</w:t>
         <w:br/>
         <w:br/>
-        <w:t>-- [W] interface_transactions : tracking COMPENSATE_INIT / APPROVE (I,N) · typed FK = impact_process_id</w:t>
+        <w:t>-- [W] interface_transactions : outbox + tracking COMPENSATE_INIT / APPROVE (I,N) · direction = OUT · READY → SENT → ACKED · typed FK = impact_process_id</w:t>
         <w:br/>
         <w:t>-- TODO: บันทึก ACK ระดับ record ของไฟล์ interface (แทน job_run_histories ที่ยกเลิกไปแล้ว)</w:t>
         <w:br/>
@@ -8589,7 +9575,7 @@
         <w:br/>
         <w:t xml:space="preserve">  async notifyFailure(jobNo: string, ctx: JobRunContext, error: Error): Promise&lt;void&gt; {</w:t>
         <w:br/>
-        <w:t xml:space="preserve">    // TODO: ผู้รับของ Job 6 เดิมคือ storeretention + mailToBPM เมื่อสร้างไฟล์ — ย้ายมาเป็น env SBPGI_JOB6_MAIL_TO</w:t>
+        <w:t xml:space="preserve">    // TODO: ผู้รับของ Job 6 เดิมคือ storeretention เมื่อ publish สำเร็จ (เลิกส่ง mailToBPM — ไม่มีไฟล์ BPM แล้ว) — ย้ายมาเป็น env SBPGI_JOB6_MAIL_TO</w:t>
         <w:br/>
         <w:t xml:space="preserve">    const recipients = (process.env.SBPGI_JOB6_MAIL_TO ?? '').split(',').map((s) =&gt; s.trim()).filter(Boolean);</w:t>
         <w:br/>
@@ -8621,11 +9607,11 @@
         <w:br/>
         <w:t xml:space="preserve">          period: ctx.period, triggeredBy: ctx.triggeredBy,</w:t>
         <w:br/>
-        <w:t xml:space="preserve">          output: 'FRBC0001 (windows-874)',</w:t>
+        <w:t xml:space="preserve">          output: 'RabbitMQ message (sbpgi.interface / sta.compensation.result)',</w:t>
         <w:br/>
         <w:t xml:space="preserve">          errorMessage: error.message,</w:t>
         <w:br/>
-        <w:t xml:space="preserve">          rerunNote: 'transaction ป้องกันตามปกติ แต่ต้อง reconcile 10 mutation และระวังการ overwrite ไฟล์ปลายทางก่อนยืนยันผล',</w:t>
+        <w:t xml:space="preserve">          rerunNote: 'transaction ป้องกันตามปกติ แต่ต้อง reconcile 10 mutation · ส่งซ้ำปลอดภัยเพราะ message_id = interface_transactions.id ให้ STA กันซ้ำได้',</w:t>
         <w:br/>
         <w:t xml:space="preserve">        },</w:t>
         <w:br/>
@@ -8661,7 +9647,7 @@
         <w:keepLines/>
       </w:pPr>
       <w:r>
-        <w:t>กติกา rerun ของ Job 6: transaction ป้องกันตามปกติ แต่ต้อง reconcile 10 mutation และระวังการ overwrite ไฟล์ปลายทางก่อนยืนยันผล</w:t>
+        <w:t>กติกา rerun ของ Job 6: transaction ป้องกันตามปกติ แต่ต้อง reconcile 10 mutation · ส่งซ้ำปลอดภัยเพราะ message_id = interface_transactions.id ให้ STA กันซ้ำได้</w:t>
       </w:r>
     </w:p>
     <w:p>
@@ -8670,7 +9656,7 @@
         <w:keepLines/>
       </w:pPr>
       <w:r>
-        <w:t>ขอบเขต transaction ที่ต้องรักษาเมื่อรันซ้ำ: หนึ่ง transaction คลุม sync + ไฟล์ + tracking + SFTP</w:t>
+        <w:t>ขอบเขต transaction ที่ต้องรักษาเมื่อรันซ้ำ: DB transaction คลุม 10 mutation + outbox (READY) เท่านั้น — publish อยู่นอก transaction แล้วค่อย update READY → SENT</w:t>
       </w:r>
     </w:p>
     <w:p>
@@ -8679,7 +9665,7 @@
         <w:keepLines/>
       </w:pPr>
       <w:r>
-        <w:t>ความเสี่ยงที่ต้องตรวจก่อน/หลังรันซ้ำ: บั๊กจริง E20: SQL purge ต่อ data_name สองค่าเป็น string เดียว — tracking ไม่เคยถูกลบ สะสมโตขึ้นเรื่อย ๆ</w:t>
+        <w:t>ความเสี่ยงที่ต้องตรวจก่อน/หลังรันซ้ำ: บั๊กจริง E20 ของโค้ดเดิม: SQL purge ต่อ data_name สองค่าเป็น string เดียว — tracking ไม่เคยถูกลบ สะสมโตขึ้นเรื่อย ๆ</w:t>
       </w:r>
     </w:p>
     <w:p>
@@ -8727,7 +9713,7 @@
         <w:rPr>
           <w:rFonts w:ascii="Courier New" w:hAnsi="Courier New" w:eastAsia="Courier New" w:cs="Tahoma"/>
         </w:rPr>
-        <w:t>FRBC0001 (windows-874)</w:t>
+        <w:t>RabbitMQ message (sbpgi.interface / sta.compensation.result)</w:t>
       </w:r>
       <w:r>
         <w:t xml:space="preserve"> และ log บรรทัด </w:t>
@@ -8991,7 +9977,7 @@
                 <w:rFonts w:ascii="Arial" w:hAnsi="Arial" w:eastAsia="Arial" w:cs="Tahoma"/>
                 <w:sz w:val="18"/>
               </w:rPr>
-              <w:t>QSSI ครบ 6 หมวด? (งวด max เดียว ในกรอบ 3 เดือน) | No: ข้ามเส้นทาง INIT — สาย APPROVE ยังไปต่อ (หมวด 8, 9, 12, 1, 10, 16 จาก fcs_qssi_score (Job 1))</w:t>
+              <w:t>QSSI ครบ 6 หมวด? (งวด max เดียว ในกรอบ 3 เดือน) | No: ข้ามเส้นทาง INIT — สาย APPROVE ยังไปต่อ (หมวด 8, 9, 12, 1, 10, 16 จากคอลัมน์ category ของ fcs_qssi_score)</w:t>
             </w:r>
           </w:p>
         </w:tc>
@@ -9046,7 +10032,7 @@
                 <w:rFonts w:ascii="Arial" w:hAnsi="Arial" w:eastAsia="Arial" w:cs="Tahoma"/>
                 <w:sz w:val="18"/>
               </w:rPr>
-              <w:t>สร้างชุดสถานะส่งออก: A, N, S (+ I, C เมื่อวันที่ ≥ 7 และ QSSI ครบ + Z ค้าง) (Z จะถูกแปลงเป็น S เฉพาะในไฟล์ — ใน DB ยังเป็น Z)</w:t>
+              <w:t>สร้างชุดสถานะส่งออก: A, N, S (+ I, C เมื่อวันที่ ≥ 7 และ QSSI ครบ + Z ค้าง) (Z จะถูกแปลงเป็น S เฉพาะใน payload ที่ส่งออก — ใน DB ยังเป็น Z)</w:t>
             </w:r>
           </w:p>
         </w:tc>
@@ -9156,7 +10142,7 @@
                 <w:rFonts w:ascii="Arial" w:hAnsi="Arial" w:eastAsia="Arial" w:cs="Tahoma"/>
                 <w:sz w:val="18"/>
               </w:rPr>
-              <w:t>เขียนไฟล์ FRBC0001 14 ฟิลด์ (windows-874 + พ.ศ.) (วันที่ผิดตัวเดียวทำให้ mapData คืน null และยกเลิกทั้งไฟล์)</w:t>
+              <w:t>ประกอบ payload JSON UTF-8 14 ฟิลด์ (วันที่ พ.ศ. ตามสัญญาเดิม) (ฟิลด์ผิด/แปลงวันที่ไม่ได้แม้แถวเดียว = ยกเลิกทั้งรอบ (คงพฤติกรรม mapData เดิม))</w:t>
             </w:r>
           </w:p>
         </w:tc>
@@ -9211,7 +10197,7 @@
                 <w:rFonts w:ascii="Arial" w:hAnsi="Arial" w:eastAsia="Arial" w:cs="Tahoma"/>
                 <w:sz w:val="18"/>
               </w:rPr>
-              <w:t>insert tracking: I,C → COMPENSATE_INIT_I/N · A,N,S,Z → COMPENSATE_APPROVE_I/N</w:t>
+              <w:t>insert outbox: I,C → COMPENSATE_INIT_I/N · A,N,S,Z → COMPENSATE_APPROVE_I/N (direction = OUT · status = READY) (อยู่ใน transaction เดียวกับ 10 mutation — commit แล้วข้อมูลจะไม่หาย แม้ broker ล่ม)</w:t>
             </w:r>
           </w:p>
         </w:tc>
@@ -9266,7 +10252,7 @@
                 <w:rFonts w:ascii="Arial" w:hAnsi="Arial" w:eastAsia="Arial" w:cs="Tahoma"/>
                 <w:sz w:val="18"/>
               </w:rPr>
-              <w:t>SFTP ไฟล์ไป STA</w:t>
+              <w:t>publish ไป RabbitMQ exchange sbpgi.interface (routing sta.compensation.result) (นอก DB transaction · persistent + publisher confirm + mandatory)</w:t>
             </w:r>
           </w:p>
         </w:tc>
@@ -9321,7 +10307,7 @@
                 <w:rFonts w:ascii="Arial" w:hAnsi="Arial" w:eastAsia="Arial" w:cs="Tahoma"/>
                 <w:sz w:val="18"/>
               </w:rPr>
-              <w:t>SFTP สำเร็จ? | No: Rollback ทั้ง transaction + ลบไฟล์ (transaction เดียวคลุม sync + ไฟล์ + tracking + SFTP)</w:t>
+              <w:t>ได้ publisher confirm? | No: คง outbox เป็น READY/FAILED_RETRY ให้ dispatcher ส่งซ้ำ — ไม่ rollback การ sync (เลี่ยง dual-write: การ sync สถานะกับการส่ง message แยก commit กัน · ส่งซ้ำได้เพราะ STA กันซ้ำด้วย message_id)</w:t>
             </w:r>
           </w:p>
         </w:tc>
@@ -9376,7 +10362,7 @@
                 <w:rFonts w:ascii="Arial" w:hAnsi="Arial" w:eastAsia="Arial" w:cs="Tahoma"/>
                 <w:sz w:val="18"/>
               </w:rPr>
-              <w:t>ย้ายไฟล์เข้า backup</w:t>
+              <w:t>update outbox: status READY → SENT (บันทึก sent_at) (ACK เชิงธุรกิจมาทีหลังทาง POST /interfaces/sta/ack · Job 10 เฝ้าแถวที่ค้างไม่ ACK ≥ 1 วัน)</w:t>
             </w:r>
           </w:p>
         </w:tc>
@@ -9916,10 +10902,10 @@
         <w:rPr>
           <w:b/>
         </w:rPr>
-        <w:t>6 ชั่วโมง</w:t>
+        <w:t>8 ชั่วโมง</w:t>
       </w:r>
       <w:r>
-        <w:t xml:space="preserve"> (30% ของ implementation 20 ชั่วโมง) · เครื่องมือ: Jest + mock repository/DataSource (ไม่ต่อ DB จริง)</w:t>
+        <w:t xml:space="preserve"> (30% ของ implementation 26 ชั่วโมง) · เครื่องมือ: Jest + mock repository/DataSource (ไม่ต่อ DB จริง)</w:t>
       </w:r>
     </w:p>
     <w:p>

--- a/LLDD/word/BE/Jobs/LLDD-BE-Job-6-ExportImpactStoreToFS.docx
+++ b/LLDD/word/BE/Jobs/LLDD-BE-Job-6-ExportImpactStoreToFS.docx
@@ -6780,7 +6780,7 @@
           <w:rFonts w:ascii="Courier New" w:hAnsi="Courier New" w:eastAsia="Courier New" w:cs="Tahoma"/>
           <w:sz w:val="16"/>
         </w:rPr>
-        <w:t>// src/batch/runner.ts — สัญญากลางของทุก job (ประกาศครั้งเดียว ใช้ร่วมทั้ง 11 ฉบับ)</w:t>
+        <w:t>// src/batch/runner.ts — สัญญากลางของทุก job (ประกาศครั้งเดียว ใช้ร่วมทั้ง 10 ฉบับ)</w:t>
         <w:br/>
         <w:br/>
         <w:t>export interface JobRunContext {</w:t>

--- a/LLDD/word/BE/Jobs/LLDD-BE-Job-6-ExportImpactStoreToFS.docx
+++ b/LLDD/word/BE/Jobs/LLDD-BE-Job-6-ExportImpactStoreToFS.docx
@@ -5332,6 +5332,35 @@
     </w:p>
     <w:p>
       <w:pPr>
+        <w:keepNext w:val="0"/>
+      </w:pPr>
+      <w:r>
+        <w:rPr>
+          <w:b/>
+        </w:rPr>
+        <w:t>เอกสารฉบับนี้ไม่มี endpoint ของตัวเอง</w:t>
+      </w:r>
+      <w:r>
+        <w:t xml:space="preserve"> — เป็นสัญญา/งานภายในที่เอกสารอื่นเรียกใช้ (ดูขอบเขตใน 5.90 Endpoint Implementation Contract) · รายการ endpoint ทั้ง 29 เส้นของ SBPGI อยู่ที่ </w:t>
+      </w:r>
+      <w:r>
+        <w:rPr>
+          <w:b/>
+        </w:rPr>
+        <w:t>LLDD-API.pdf</w:t>
+      </w:r>
+      <w:r>
+        <w:t xml:space="preserve"> และ </w:t>
+      </w:r>
+      <w:r>
+        <w:rPr>
+          <w:rFonts w:ascii="Courier New" w:hAnsi="Courier New" w:eastAsia="Courier New" w:cs="Tahoma"/>
+        </w:rPr>
+        <w:t>API design</w:t>
+      </w:r>
+    </w:p>
+    <w:p>
+      <w:pPr>
         <w:pStyle w:val="Heading1"/>
         <w:keepNext/>
         <w:keepLines/>
@@ -8667,7 +8696,7 @@
         <w:br/>
         <w:t xml:space="preserve">      if (!ok09) throw new JobFailedError('JOB6_STEP09', 'คง outbox เป็น READY/FAILED_RETRY ให้ dispatcher ส่งซ้ำ — ไม่ rollback การ sync');</w:t>
         <w:br/>
-        <w:t xml:space="preserve">      // ขั้นที่ 10: update outbox: status READY → SENT (บันทึก sent_at) · TODO: ACK เชิงธุรกิจมาทีหลังทาง POST /interfaces/sta/ack · Job 10 เฝ้าแถวที่ค้างไม่ ACK ≥ 1 วัน</w:t>
+        <w:t xml:space="preserve">      // ขั้นที่ 10: update outbox: status READY → SENT (บันทึก sent_at) · TODO: ACK เชิงธุรกิจมาทีหลังทาง POST /sbpgi/interface/sta/ack · Job 10 เฝ้าแถวที่ค้างไม่ ACK ≥ 1 วัน</w:t>
         <w:br/>
         <w:t xml:space="preserve">      await this.service.step10Insert(state);</w:t>
         <w:br/>
@@ -10362,7 +10391,7 @@
                 <w:rFonts w:ascii="Arial" w:hAnsi="Arial" w:eastAsia="Arial" w:cs="Tahoma"/>
                 <w:sz w:val="18"/>
               </w:rPr>
-              <w:t>update outbox: status READY → SENT (บันทึก sent_at) (ACK เชิงธุรกิจมาทีหลังทาง POST /interfaces/sta/ack · Job 10 เฝ้าแถวที่ค้างไม่ ACK ≥ 1 วัน)</w:t>
+              <w:t>update outbox: status READY → SENT (บันทึก sent_at) (ACK เชิงธุรกิจมาทีหลังทาง POST /sbpgi/interface/sta/ack · Job 10 เฝ้าแถวที่ค้างไม่ ACK ≥ 1 วัน)</w:t>
             </w:r>
           </w:p>
         </w:tc>

--- a/LLDD/word/BE/Jobs/LLDD-BE-Job-6-ExportImpactStoreToFS.docx
+++ b/LLDD/word/BE/Jobs/LLDD-BE-Job-6-ExportImpactStoreToFS.docx
@@ -745,6 +745,638 @@
     </w:p>
     <w:p>
       <w:pPr>
+        <w:pStyle w:val="Heading2"/>
+        <w:keepNext/>
+        <w:keepLines/>
+        <w:pageBreakBefore w:val="0"/>
+      </w:pPr>
+      <w:r>
+        <w:t>1.1 เอกสาร LLDD ที่เกี่ยวข้อง</w:t>
+      </w:r>
+    </w:p>
+    <w:p>
+      <w:pPr>
+        <w:keepNext w:val="0"/>
+      </w:pPr>
+      <w:r>
+        <w:t>ตารางนี้สร้างจาก endpoint และตารางที่เอกสารฉบับนี้ประกาศไว้จริง — อ่านฉบับที่อยู่ในตารางก่อนลงมือ เพื่อไม่ให้สัญญา request/response หรือชื่อคอลัมน์หลุดจากกัน</w:t>
+      </w:r>
+    </w:p>
+    <w:tbl>
+      <w:tblPr>
+        <w:tblStyle w:val="TableGrid"/>
+        <w:tblW w:type="auto" w:w="0"/>
+        <w:jc w:val="center"/>
+        <w:tblLook w:firstColumn="1" w:firstRow="1" w:lastColumn="0" w:lastRow="0" w:noHBand="0" w:noVBand="1" w:val="04A0"/>
+      </w:tblPr>
+      <w:tblGrid>
+        <w:gridCol w:w="3360"/>
+        <w:gridCol w:w="3360"/>
+        <w:gridCol w:w="3360"/>
+      </w:tblGrid>
+      <w:tr>
+        <w:trPr>
+          <w:cantSplit/>
+        </w:trPr>
+        <w:tc>
+          <w:tcPr>
+            <w:tcW w:type="dxa" w:w="3360"/>
+            <w:vAlign w:val="center"/>
+            <w:shd w:fill="E8EEF5"/>
+          </w:tcPr>
+          <w:p>
+            <w:pPr>
+              <w:keepLines/>
+              <w:spacing w:after="0"/>
+            </w:pPr>
+            <w:r/>
+            <w:r>
+              <w:rPr>
+                <w:rFonts w:ascii="Arial" w:hAnsi="Arial" w:eastAsia="Arial" w:cs="Tahoma"/>
+                <w:b/>
+                <w:sz w:val="18"/>
+              </w:rPr>
+              <w:t>ความสัมพันธ์</w:t>
+            </w:r>
+          </w:p>
+        </w:tc>
+        <w:tc>
+          <w:tcPr>
+            <w:tcW w:type="dxa" w:w="3360"/>
+            <w:vAlign w:val="center"/>
+            <w:shd w:fill="E8EEF5"/>
+          </w:tcPr>
+          <w:p>
+            <w:pPr>
+              <w:keepLines/>
+              <w:spacing w:after="0"/>
+            </w:pPr>
+            <w:r/>
+            <w:r>
+              <w:rPr>
+                <w:rFonts w:ascii="Arial" w:hAnsi="Arial" w:eastAsia="Arial" w:cs="Tahoma"/>
+                <w:b/>
+                <w:sz w:val="18"/>
+              </w:rPr>
+              <w:t>เอกสาร LLDD</w:t>
+            </w:r>
+          </w:p>
+        </w:tc>
+        <w:tc>
+          <w:tcPr>
+            <w:tcW w:type="dxa" w:w="3360"/>
+            <w:vAlign w:val="center"/>
+            <w:shd w:fill="E8EEF5"/>
+          </w:tcPr>
+          <w:p>
+            <w:pPr>
+              <w:keepLines/>
+              <w:spacing w:after="0"/>
+            </w:pPr>
+            <w:r/>
+            <w:r>
+              <w:rPr>
+                <w:rFonts w:ascii="Arial" w:hAnsi="Arial" w:eastAsia="Arial" w:cs="Tahoma"/>
+                <w:b/>
+                <w:sz w:val="18"/>
+              </w:rPr>
+              <w:t>เกี่ยวข้องตรงไหน</w:t>
+            </w:r>
+          </w:p>
+        </w:tc>
+      </w:tr>
+      <w:tr>
+        <w:trPr>
+          <w:cantSplit/>
+        </w:trPr>
+        <w:tc>
+          <w:tcPr>
+            <w:tcW w:type="dxa" w:w="3360"/>
+            <w:vAlign w:val="center"/>
+          </w:tcPr>
+          <w:p>
+            <w:pPr>
+              <w:keepLines/>
+              <w:spacing w:after="0"/>
+            </w:pPr>
+            <w:r>
+              <w:rPr>
+                <w:rFonts w:ascii="Arial" w:hAnsi="Arial" w:eastAsia="Arial" w:cs="Tahoma"/>
+                <w:sz w:val="18"/>
+              </w:rPr>
+            </w:r>
+            <w:r>
+              <w:rPr>
+                <w:rFonts w:ascii="Arial" w:hAnsi="Arial" w:eastAsia="Arial" w:cs="Tahoma"/>
+                <w:sz w:val="18"/>
+              </w:rPr>
+              <w:t>สัญญากลาง</w:t>
+            </w:r>
+          </w:p>
+        </w:tc>
+        <w:tc>
+          <w:tcPr>
+            <w:tcW w:type="dxa" w:w="3360"/>
+            <w:vAlign w:val="center"/>
+          </w:tcPr>
+          <w:p>
+            <w:pPr>
+              <w:keepLines/>
+              <w:spacing w:after="0"/>
+            </w:pPr>
+            <w:r>
+              <w:rPr>
+                <w:rFonts w:ascii="Arial" w:hAnsi="Arial" w:eastAsia="Arial" w:cs="Tahoma"/>
+                <w:sz w:val="18"/>
+              </w:rPr>
+            </w:r>
+            <w:r>
+              <w:rPr>
+                <w:rFonts w:ascii="Arial" w:hAnsi="Arial" w:eastAsia="Arial" w:cs="Tahoma"/>
+                <w:b/>
+                <w:sz w:val="18"/>
+              </w:rPr>
+              <w:t>LLDD-BE-API-Common-Contracts.pdf</w:t>
+            </w:r>
+          </w:p>
+        </w:tc>
+        <w:tc>
+          <w:tcPr>
+            <w:tcW w:type="dxa" w:w="3360"/>
+            <w:vAlign w:val="center"/>
+          </w:tcPr>
+          <w:p>
+            <w:pPr>
+              <w:keepLines/>
+              <w:spacing w:after="0"/>
+            </w:pPr>
+            <w:r>
+              <w:rPr>
+                <w:rFonts w:ascii="Arial" w:hAnsi="Arial" w:eastAsia="Arial" w:cs="Tahoma"/>
+                <w:sz w:val="18"/>
+              </w:rPr>
+            </w:r>
+            <w:r>
+              <w:rPr>
+                <w:rFonts w:ascii="Arial" w:hAnsi="Arial" w:eastAsia="Arial" w:cs="Tahoma"/>
+                <w:sz w:val="18"/>
+              </w:rPr>
+              <w:t xml:space="preserve">envelope </w:t>
+            </w:r>
+            <w:r>
+              <w:rPr>
+                <w:rFonts w:ascii="Courier New" w:hAnsi="Courier New" w:eastAsia="Courier New" w:cs="Tahoma"/>
+                <w:sz w:val="18"/>
+              </w:rPr>
+              <w:t>{success,data}</w:t>
+            </w:r>
+            <w:r>
+              <w:rPr>
+                <w:rFonts w:ascii="Arial" w:hAnsi="Arial" w:eastAsia="Arial" w:cs="Tahoma"/>
+                <w:sz w:val="18"/>
+              </w:rPr>
+              <w:t xml:space="preserve"> · error code · pagination · รูปแบบวันที่/เลขเอกสาร</w:t>
+            </w:r>
+          </w:p>
+        </w:tc>
+      </w:tr>
+      <w:tr>
+        <w:trPr>
+          <w:cantSplit/>
+        </w:trPr>
+        <w:tc>
+          <w:tcPr>
+            <w:tcW w:type="dxa" w:w="3360"/>
+            <w:vAlign w:val="center"/>
+          </w:tcPr>
+          <w:p>
+            <w:pPr>
+              <w:keepLines/>
+              <w:spacing w:after="0"/>
+            </w:pPr>
+            <w:r>
+              <w:rPr>
+                <w:rFonts w:ascii="Arial" w:hAnsi="Arial" w:eastAsia="Arial" w:cs="Tahoma"/>
+                <w:sz w:val="18"/>
+              </w:rPr>
+            </w:r>
+            <w:r>
+              <w:rPr>
+                <w:rFonts w:ascii="Arial" w:hAnsi="Arial" w:eastAsia="Arial" w:cs="Tahoma"/>
+                <w:sz w:val="18"/>
+              </w:rPr>
+              <w:t>โครงสร้างข้อมูล</w:t>
+            </w:r>
+          </w:p>
+        </w:tc>
+        <w:tc>
+          <w:tcPr>
+            <w:tcW w:type="dxa" w:w="3360"/>
+            <w:vAlign w:val="center"/>
+          </w:tcPr>
+          <w:p>
+            <w:pPr>
+              <w:keepLines/>
+              <w:spacing w:after="0"/>
+            </w:pPr>
+            <w:r>
+              <w:rPr>
+                <w:rFonts w:ascii="Arial" w:hAnsi="Arial" w:eastAsia="Arial" w:cs="Tahoma"/>
+                <w:sz w:val="18"/>
+              </w:rPr>
+            </w:r>
+            <w:r>
+              <w:rPr>
+                <w:rFonts w:ascii="Arial" w:hAnsi="Arial" w:eastAsia="Arial" w:cs="Tahoma"/>
+                <w:b/>
+                <w:sz w:val="18"/>
+              </w:rPr>
+              <w:t>LLDD-BE-Database-Structure.pdf</w:t>
+            </w:r>
+          </w:p>
+        </w:tc>
+        <w:tc>
+          <w:tcPr>
+            <w:tcW w:type="dxa" w:w="3360"/>
+            <w:vAlign w:val="center"/>
+          </w:tcPr>
+          <w:p>
+            <w:pPr>
+              <w:keepLines/>
+              <w:spacing w:after="0"/>
+            </w:pPr>
+            <w:r>
+              <w:rPr>
+                <w:rFonts w:ascii="Arial" w:hAnsi="Arial" w:eastAsia="Arial" w:cs="Tahoma"/>
+                <w:sz w:val="18"/>
+              </w:rPr>
+            </w:r>
+            <w:r>
+              <w:rPr>
+                <w:rFonts w:ascii="Arial" w:hAnsi="Arial" w:eastAsia="Arial" w:cs="Tahoma"/>
+                <w:sz w:val="18"/>
+              </w:rPr>
+              <w:t>DDL ของตารางที่หัวข้อ Reference DB Mapping อ้างถึง</w:t>
+            </w:r>
+          </w:p>
+        </w:tc>
+      </w:tr>
+      <w:tr>
+        <w:trPr>
+          <w:cantSplit/>
+        </w:trPr>
+        <w:tc>
+          <w:tcPr>
+            <w:tcW w:type="dxa" w:w="3360"/>
+            <w:vAlign w:val="center"/>
+          </w:tcPr>
+          <w:p>
+            <w:pPr>
+              <w:keepLines/>
+              <w:spacing w:after="0"/>
+            </w:pPr>
+            <w:r>
+              <w:rPr>
+                <w:rFonts w:ascii="Arial" w:hAnsi="Arial" w:eastAsia="Arial" w:cs="Tahoma"/>
+                <w:sz w:val="18"/>
+              </w:rPr>
+            </w:r>
+            <w:r>
+              <w:rPr>
+                <w:rFonts w:ascii="Arial" w:hAnsi="Arial" w:eastAsia="Arial" w:cs="Tahoma"/>
+                <w:sz w:val="18"/>
+              </w:rPr>
+              <w:t>แพลตฟอร์มระบบเดิม</w:t>
+            </w:r>
+          </w:p>
+        </w:tc>
+        <w:tc>
+          <w:tcPr>
+            <w:tcW w:type="dxa" w:w="3360"/>
+            <w:vAlign w:val="center"/>
+          </w:tcPr>
+          <w:p>
+            <w:pPr>
+              <w:keepLines/>
+              <w:spacing w:after="0"/>
+            </w:pPr>
+            <w:r>
+              <w:rPr>
+                <w:rFonts w:ascii="Arial" w:hAnsi="Arial" w:eastAsia="Arial" w:cs="Tahoma"/>
+                <w:sz w:val="18"/>
+              </w:rPr>
+            </w:r>
+            <w:r>
+              <w:rPr>
+                <w:rFonts w:ascii="Arial" w:hAnsi="Arial" w:eastAsia="Arial" w:cs="Tahoma"/>
+                <w:b/>
+                <w:sz w:val="18"/>
+              </w:rPr>
+              <w:t>LLDD-BE-Integration-SBP-Platform.pdf</w:t>
+            </w:r>
+          </w:p>
+        </w:tc>
+        <w:tc>
+          <w:tcPr>
+            <w:tcW w:type="dxa" w:w="3360"/>
+            <w:vAlign w:val="center"/>
+          </w:tcPr>
+          <w:p>
+            <w:pPr>
+              <w:keepLines/>
+              <w:spacing w:after="0"/>
+            </w:pPr>
+            <w:r>
+              <w:rPr>
+                <w:rFonts w:ascii="Arial" w:hAnsi="Arial" w:eastAsia="Arial" w:cs="Tahoma"/>
+                <w:sz w:val="18"/>
+              </w:rPr>
+            </w:r>
+            <w:r>
+              <w:rPr>
+                <w:rFonts w:ascii="Arial" w:hAnsi="Arial" w:eastAsia="Arial" w:cs="Tahoma"/>
+                <w:sz w:val="18"/>
+              </w:rPr>
+              <w:t>header จาก BFF (</w:t>
+            </w:r>
+            <w:r>
+              <w:rPr>
+                <w:rFonts w:ascii="Courier New" w:hAnsi="Courier New" w:eastAsia="Courier New" w:cs="Tahoma"/>
+                <w:sz w:val="18"/>
+              </w:rPr>
+              <w:t>x-api-key</w:t>
+            </w:r>
+            <w:r>
+              <w:rPr>
+                <w:rFonts w:ascii="Arial" w:hAnsi="Arial" w:eastAsia="Arial" w:cs="Tahoma"/>
+                <w:sz w:val="18"/>
+              </w:rPr>
+              <w:t xml:space="preserve"> / </w:t>
+            </w:r>
+            <w:r>
+              <w:rPr>
+                <w:rFonts w:ascii="Courier New" w:hAnsi="Courier New" w:eastAsia="Courier New" w:cs="Tahoma"/>
+                <w:sz w:val="18"/>
+              </w:rPr>
+              <w:t>x-user-*</w:t>
+            </w:r>
+            <w:r>
+              <w:rPr>
+                <w:rFonts w:ascii="Arial" w:hAnsi="Arial" w:eastAsia="Arial" w:cs="Tahoma"/>
+                <w:sz w:val="18"/>
+              </w:rPr>
+              <w:t>) · การ reuse ตารางและ service ของระบบ SBP เดิม</w:t>
+            </w:r>
+          </w:p>
+        </w:tc>
+      </w:tr>
+      <w:tr>
+        <w:trPr>
+          <w:cantSplit/>
+        </w:trPr>
+        <w:tc>
+          <w:tcPr>
+            <w:tcW w:type="dxa" w:w="3360"/>
+            <w:vAlign w:val="center"/>
+          </w:tcPr>
+          <w:p>
+            <w:pPr>
+              <w:keepLines/>
+              <w:spacing w:after="0"/>
+            </w:pPr>
+            <w:r>
+              <w:rPr>
+                <w:rFonts w:ascii="Arial" w:hAnsi="Arial" w:eastAsia="Arial" w:cs="Tahoma"/>
+                <w:sz w:val="18"/>
+              </w:rPr>
+            </w:r>
+            <w:r>
+              <w:rPr>
+                <w:rFonts w:ascii="Arial" w:hAnsi="Arial" w:eastAsia="Arial" w:cs="Tahoma"/>
+                <w:sz w:val="18"/>
+              </w:rPr>
+              <w:t>ต้องจบก่อน (ลำดับงาน)</w:t>
+            </w:r>
+          </w:p>
+        </w:tc>
+        <w:tc>
+          <w:tcPr>
+            <w:tcW w:type="dxa" w:w="3360"/>
+            <w:vAlign w:val="center"/>
+          </w:tcPr>
+          <w:p>
+            <w:pPr>
+              <w:keepLines/>
+              <w:spacing w:after="0"/>
+            </w:pPr>
+            <w:r>
+              <w:rPr>
+                <w:rFonts w:ascii="Arial" w:hAnsi="Arial" w:eastAsia="Arial" w:cs="Tahoma"/>
+                <w:sz w:val="18"/>
+              </w:rPr>
+            </w:r>
+            <w:r>
+              <w:rPr>
+                <w:rFonts w:ascii="Arial" w:hAnsi="Arial" w:eastAsia="Arial" w:cs="Tahoma"/>
+                <w:b/>
+                <w:sz w:val="18"/>
+              </w:rPr>
+              <w:t>LLDD-BE-API-Common-Contracts.pdf</w:t>
+            </w:r>
+          </w:p>
+        </w:tc>
+        <w:tc>
+          <w:tcPr>
+            <w:tcW w:type="dxa" w:w="3360"/>
+            <w:vAlign w:val="center"/>
+          </w:tcPr>
+          <w:p>
+            <w:pPr>
+              <w:keepLines/>
+              <w:spacing w:after="0"/>
+            </w:pPr>
+            <w:r>
+              <w:rPr>
+                <w:rFonts w:ascii="Arial" w:hAnsi="Arial" w:eastAsia="Arial" w:cs="Tahoma"/>
+                <w:sz w:val="18"/>
+              </w:rPr>
+            </w:r>
+            <w:r>
+              <w:rPr>
+                <w:rFonts w:ascii="Arial" w:hAnsi="Arial" w:eastAsia="Arial" w:cs="Tahoma"/>
+                <w:sz w:val="18"/>
+              </w:rPr>
+              <w:t>เป็นฉบับต้นทางของสัญญา/โครงที่ฉบับนี้อ้าง</w:t>
+            </w:r>
+          </w:p>
+        </w:tc>
+      </w:tr>
+      <w:tr>
+        <w:trPr>
+          <w:cantSplit/>
+        </w:trPr>
+        <w:tc>
+          <w:tcPr>
+            <w:tcW w:type="dxa" w:w="3360"/>
+            <w:vAlign w:val="center"/>
+          </w:tcPr>
+          <w:p>
+            <w:pPr>
+              <w:keepLines/>
+              <w:spacing w:after="0"/>
+            </w:pPr>
+            <w:r>
+              <w:rPr>
+                <w:rFonts w:ascii="Arial" w:hAnsi="Arial" w:eastAsia="Arial" w:cs="Tahoma"/>
+                <w:sz w:val="18"/>
+              </w:rPr>
+            </w:r>
+            <w:r>
+              <w:rPr>
+                <w:rFonts w:ascii="Arial" w:hAnsi="Arial" w:eastAsia="Arial" w:cs="Tahoma"/>
+                <w:sz w:val="18"/>
+              </w:rPr>
+              <w:t>ต้องจบก่อน (ลำดับงาน)</w:t>
+            </w:r>
+          </w:p>
+        </w:tc>
+        <w:tc>
+          <w:tcPr>
+            <w:tcW w:type="dxa" w:w="3360"/>
+            <w:vAlign w:val="center"/>
+          </w:tcPr>
+          <w:p>
+            <w:pPr>
+              <w:keepLines/>
+              <w:spacing w:after="0"/>
+            </w:pPr>
+            <w:r>
+              <w:rPr>
+                <w:rFonts w:ascii="Arial" w:hAnsi="Arial" w:eastAsia="Arial" w:cs="Tahoma"/>
+                <w:sz w:val="18"/>
+              </w:rPr>
+            </w:r>
+            <w:r>
+              <w:rPr>
+                <w:rFonts w:ascii="Arial" w:hAnsi="Arial" w:eastAsia="Arial" w:cs="Tahoma"/>
+                <w:b/>
+                <w:sz w:val="18"/>
+              </w:rPr>
+              <w:t>LLDD-BE-Database-Structure.pdf</w:t>
+            </w:r>
+          </w:p>
+        </w:tc>
+        <w:tc>
+          <w:tcPr>
+            <w:tcW w:type="dxa" w:w="3360"/>
+            <w:vAlign w:val="center"/>
+          </w:tcPr>
+          <w:p>
+            <w:pPr>
+              <w:keepLines/>
+              <w:spacing w:after="0"/>
+            </w:pPr>
+            <w:r>
+              <w:rPr>
+                <w:rFonts w:ascii="Arial" w:hAnsi="Arial" w:eastAsia="Arial" w:cs="Tahoma"/>
+                <w:sz w:val="18"/>
+              </w:rPr>
+            </w:r>
+            <w:r>
+              <w:rPr>
+                <w:rFonts w:ascii="Arial" w:hAnsi="Arial" w:eastAsia="Arial" w:cs="Tahoma"/>
+                <w:sz w:val="18"/>
+              </w:rPr>
+              <w:t>เป็นฉบับต้นทางของสัญญา/โครงที่ฉบับนี้อ้าง</w:t>
+            </w:r>
+          </w:p>
+        </w:tc>
+      </w:tr>
+      <w:tr>
+        <w:trPr>
+          <w:cantSplit/>
+        </w:trPr>
+        <w:tc>
+          <w:tcPr>
+            <w:tcW w:type="dxa" w:w="3360"/>
+            <w:vAlign w:val="center"/>
+          </w:tcPr>
+          <w:p>
+            <w:pPr>
+              <w:keepLines/>
+              <w:spacing w:after="0"/>
+            </w:pPr>
+            <w:r>
+              <w:rPr>
+                <w:rFonts w:ascii="Arial" w:hAnsi="Arial" w:eastAsia="Arial" w:cs="Tahoma"/>
+                <w:sz w:val="18"/>
+              </w:rPr>
+            </w:r>
+            <w:r>
+              <w:rPr>
+                <w:rFonts w:ascii="Arial" w:hAnsi="Arial" w:eastAsia="Arial" w:cs="Tahoma"/>
+                <w:sz w:val="18"/>
+              </w:rPr>
+              <w:t>ต้องจบก่อน (ลำดับงาน)</w:t>
+            </w:r>
+          </w:p>
+        </w:tc>
+        <w:tc>
+          <w:tcPr>
+            <w:tcW w:type="dxa" w:w="3360"/>
+            <w:vAlign w:val="center"/>
+          </w:tcPr>
+          <w:p>
+            <w:pPr>
+              <w:keepLines/>
+              <w:spacing w:after="0"/>
+            </w:pPr>
+            <w:r>
+              <w:rPr>
+                <w:rFonts w:ascii="Arial" w:hAnsi="Arial" w:eastAsia="Arial" w:cs="Tahoma"/>
+                <w:sz w:val="18"/>
+              </w:rPr>
+            </w:r>
+            <w:r>
+              <w:rPr>
+                <w:rFonts w:ascii="Arial" w:hAnsi="Arial" w:eastAsia="Arial" w:cs="Tahoma"/>
+                <w:b/>
+                <w:sz w:val="18"/>
+              </w:rPr>
+              <w:t>LLDD-BE-Job-2-ImportImpactStore.pdf</w:t>
+            </w:r>
+          </w:p>
+        </w:tc>
+        <w:tc>
+          <w:tcPr>
+            <w:tcW w:type="dxa" w:w="3360"/>
+            <w:vAlign w:val="center"/>
+          </w:tcPr>
+          <w:p>
+            <w:pPr>
+              <w:keepLines/>
+              <w:spacing w:after="0"/>
+            </w:pPr>
+            <w:r>
+              <w:rPr>
+                <w:rFonts w:ascii="Arial" w:hAnsi="Arial" w:eastAsia="Arial" w:cs="Tahoma"/>
+                <w:sz w:val="18"/>
+              </w:rPr>
+            </w:r>
+            <w:r>
+              <w:rPr>
+                <w:rFonts w:ascii="Arial" w:hAnsi="Arial" w:eastAsia="Arial" w:cs="Tahoma"/>
+                <w:sz w:val="18"/>
+              </w:rPr>
+              <w:t>เป็นฉบับต้นทางของสัญญา/โครงที่ฉบับนี้อ้าง</w:t>
+            </w:r>
+          </w:p>
+        </w:tc>
+      </w:tr>
+    </w:tbl>
+    <w:p/>
+    <w:p>
+      <w:pPr>
         <w:pStyle w:val="Heading1"/>
         <w:keepNext/>
         <w:keepLines/>
@@ -778,7 +1410,7 @@
         <w:keepLines/>
       </w:pPr>
       <w:r>
-        <w:t>Output: RabbitMQ message (sbpgi.interface / sta.compensation.result)</w:t>
+        <w:t>Output: RabbitMQ message (sgi.interface / sta.compensation.result)</w:t>
       </w:r>
     </w:p>
     <w:p>
@@ -835,7 +1467,18 @@
         <w:pageBreakBefore w:val="0"/>
       </w:pPr>
       <w:r>
-        <w:t>4. Implementation Flow Diagram (Reference)</w:t>
+        <w:t>4. Implementation Flow &amp; Sequence Diagram (Reference)</w:t>
+      </w:r>
+    </w:p>
+    <w:p>
+      <w:pPr>
+        <w:pStyle w:val="Heading2"/>
+        <w:keepNext/>
+        <w:keepLines/>
+        <w:pageBreakBefore w:val="0"/>
+      </w:pPr>
+      <w:r>
+        <w:t>4.1 Implementation Flow (ลำดับขั้นการทำงาน)</w:t>
       </w:r>
     </w:p>
     <w:p>
@@ -893,6 +1536,78 @@
     </w:p>
     <w:p>
       <w:pPr>
+        <w:pStyle w:val="Heading2"/>
+        <w:keepNext/>
+        <w:keepLines/>
+        <w:pageBreakBefore w:val="0"/>
+      </w:pPr>
+      <w:r>
+        <w:t>4.2 Sequence Diagram (ใครคุยกับใคร ลำดับไหน)</w:t>
+      </w:r>
+    </w:p>
+    <w:p>
+      <w:pPr>
+        <w:keepNext w:val="0"/>
+      </w:pPr>
+      <w:r>
+        <w:t>ผู้แสดงและลำดับข้อความในภาพนี้สร้างจาก endpoint ในหัวข้อ 7 และตารางในหัวข้อ Reference DB Mapping ของเอกสารฉบับนี้เอง จึงตรงกับสัญญาเสมอ</w:t>
+      </w:r>
+    </w:p>
+    <w:p>
+      <w:pPr>
+        <w:keepNext/>
+        <w:jc w:val="center"/>
+      </w:pPr>
+      <w:r>
+        <w:drawing>
+          <wp:inline xmlns:a="http://schemas.openxmlformats.org/drawingml/2006/main" xmlns:pic="http://schemas.openxmlformats.org/drawingml/2006/picture">
+            <wp:extent cx="5669280" cy="3049386"/>
+            <wp:docPr id="2" name="Picture 2"/>
+            <wp:cNvGraphicFramePr>
+              <a:graphicFrameLocks noChangeAspect="1"/>
+            </wp:cNvGraphicFramePr>
+            <a:graphic>
+              <a:graphicData uri="http://schemas.openxmlformats.org/drawingml/2006/picture">
+                <pic:pic>
+                  <pic:nvPicPr>
+                    <pic:cNvPr id="0" name="BE-Job-6-ExportImpactStoreToFS-sequence.png"/>
+                    <pic:cNvPicPr/>
+                  </pic:nvPicPr>
+                  <pic:blipFill>
+                    <a:blip r:embed="rId12"/>
+                    <a:stretch>
+                      <a:fillRect/>
+                    </a:stretch>
+                  </pic:blipFill>
+                  <pic:spPr>
+                    <a:xfrm>
+                      <a:off x="0" y="0"/>
+                      <a:ext cx="5669280" cy="3049386"/>
+                    </a:xfrm>
+                    <a:prstGeom prst="rect"/>
+                  </pic:spPr>
+                </pic:pic>
+              </a:graphicData>
+            </a:graphic>
+          </wp:inline>
+        </w:drawing>
+      </w:r>
+    </w:p>
+    <w:p>
+      <w:pPr>
+        <w:keepLines/>
+        <w:jc w:val="center"/>
+      </w:pPr>
+      <w:r>
+        <w:rPr>
+          <w:i/>
+          <w:sz w:val="18"/>
+        </w:rPr>
+        <w:t>รูปที่ 2: Sequence diagram: LLDD BE - Job 6 ExportImpactStoreToFS</w:t>
+      </w:r>
+    </w:p>
+    <w:p>
+      <w:pPr>
         <w:pStyle w:val="Heading1"/>
         <w:keepNext/>
         <w:keepLines/>
@@ -1478,7 +2193,7 @@
                 <w:rFonts w:ascii="Arial" w:hAnsi="Arial" w:eastAsia="Arial" w:cs="Tahoma"/>
                 <w:sz w:val="18"/>
               </w:rPr>
-              <w:t>sbpgi.interface (topic, durable)</w:t>
+              <w:t>sgi.interface (topic, durable)</w:t>
             </w:r>
           </w:p>
         </w:tc>
@@ -1528,7 +2243,21 @@
                 <w:rFonts w:ascii="Arial" w:hAnsi="Arial" w:eastAsia="Arial" w:cs="Tahoma"/>
                 <w:sz w:val="18"/>
               </w:rPr>
-              <w:t>ชื่อจริงรอยืนยันกับทีม STA/EAI</w:t>
+              <w:t>อ่านชื่อ exchange จาก backend config (</w:t>
+            </w:r>
+            <w:r>
+              <w:rPr>
+                <w:rFonts w:ascii="Courier New" w:hAnsi="Courier New" w:eastAsia="Courier New" w:cs="Tahoma"/>
+                <w:sz w:val="18"/>
+              </w:rPr>
+              <w:t>SGI_MQ_EXCHANGE</w:t>
+            </w:r>
+            <w:r>
+              <w:rPr>
+                <w:rFonts w:ascii="Arial" w:hAnsi="Arial" w:eastAsia="Arial" w:cs="Tahoma"/>
+                <w:sz w:val="18"/>
+              </w:rPr>
+              <w:t>) ไม่ hardcode</w:t>
             </w:r>
           </w:p>
         </w:tc>
@@ -1738,7 +2467,7 @@
                 <w:rFonts w:ascii="Arial" w:hAnsi="Arial" w:eastAsia="Arial" w:cs="Tahoma"/>
                 <w:sz w:val="18"/>
               </w:rPr>
-              <w:t>ฟิลด์ 3/5/6 ยังเป็นวันที่ พ.ศ. ตามสัญญาเดิม (รอยืนยันว่าเปลี่ยนเป็น ISO ค.ศ. ได้หรือไม่)</w:t>
+              <w:t>ฟิลด์ 3/5/6 คงเป็นวันที่ พ.ศ. ตามสัญญา 14 ฟิลด์เดิมของ STA — แปลงเฉพาะตอนประกอบ payload ห้ามให้ปนเข้า DB/API</w:t>
             </w:r>
           </w:p>
         </w:tc>
@@ -1793,7 +2522,7 @@
                 <w:rFonts w:ascii="Arial" w:hAnsi="Arial" w:eastAsia="Arial" w:cs="Tahoma"/>
                 <w:sz w:val="18"/>
               </w:rPr>
-              <w:t>persistent (delivery_mode=2) · message_id = interface_transactions.id</w:t>
+              <w:t>persistent (delivery_mode=2) · message_id = sgi_interface_transactions.id</w:t>
             </w:r>
           </w:p>
         </w:tc>
@@ -1898,7 +2627,7 @@
                 <w:rFonts w:ascii="Arial" w:hAnsi="Arial" w:eastAsia="Arial" w:cs="Tahoma"/>
                 <w:sz w:val="18"/>
               </w:rPr>
-              <w:t>secret/sbpgi/mq/sta</w:t>
+              <w:t>secret/sgi/mq/sta</w:t>
             </w:r>
           </w:p>
         </w:tc>
@@ -3204,7 +3933,7 @@
                 <w:rFonts w:ascii="Arial" w:hAnsi="Arial" w:eastAsia="Arial" w:cs="Tahoma"/>
                 <w:sz w:val="18"/>
               </w:rPr>
-              <w:t>RabbitMQ broker ใช้ secretRef=secret/sbpgi/mq/sta, เชื่อมด้วย AMQPS (TLS 1.2+ verify-full); exchange/routing key มาจาก config ไม่ใช่ค่าที่ผู้ใช้แก้ได้; credential rotation ไม่ต้องแก้เอกสารหรือ job param</w:t>
+              <w:t>RabbitMQ broker ใช้ secretRef=secret/sgi/mq/sta, เชื่อมด้วย AMQPS (TLS 1.2+ verify-full); exchange/routing key มาจาก config ไม่ใช่ค่าที่ผู้ใช้แก้ได้; credential rotation ไม่ต้องแก้เอกสารหรือ job param</w:t>
             </w:r>
           </w:p>
         </w:tc>
@@ -3783,7 +4512,7 @@
                 <w:rFonts w:ascii="Arial" w:hAnsi="Arial" w:eastAsia="Arial" w:cs="Tahoma"/>
                 <w:sz w:val="18"/>
               </w:rPr>
-              <w:t>RabbitMQ broker ใช้ secretRef=secret/sbpgi/mq/sta, เชื่อมด้วย AMQPS (TLS 1.2+ verify-full); exchange/routing key มาจาก config ไม่ใช่ค่าที่ผู้ใช้แก้ได้; credential rotation ไม่ต้องแก้เอกสารหรือ job param</w:t>
+              <w:t>RabbitMQ broker ใช้ secretRef=secret/sgi/mq/sta, เชื่อมด้วย AMQPS (TLS 1.2+ verify-full); exchange/routing key มาจาก config ไม่ใช่ค่าที่ผู้ใช้แก้ได้; credential rotation ไม่ต้องแก้เอกสารหรือ job param</w:t>
             </w:r>
           </w:p>
         </w:tc>
@@ -3815,9 +4544,9 @@
         <w:br/>
         <w:t xml:space="preserve">       d.total_compensation_amount, q.score</w:t>
         <w:br/>
-        <w:t>FROM compensation_documents d</w:t>
-        <w:br/>
-        <w:t>JOIN fgi_impact_sales_summaries s ON s.impact_process_id = d.impact_process_id</w:t>
+        <w:t>FROM sgi_compensation_documents d</w:t>
+        <w:br/>
+        <w:t>JOIN sgi_fgi_impact_sales_summaries s ON s.impact_process_id = d.impact_process_id</w:t>
         <w:br/>
         <w:t>LEFT JOIN fcs_qssi_score q ON q.store_id = d.impacted_store_code AND q.month = d.impact_month</w:t>
         <w:br/>
@@ -3825,7 +4554,7 @@
         <w:br/>
         <w:t xml:space="preserve">    SELECT c.result_category</w:t>
         <w:br/>
-        <w:t xml:space="preserve">    FROM consideration_logs c</w:t>
+        <w:t xml:space="preserve">    FROM sgi_consideration_logs c</w:t>
         <w:br/>
         <w:t xml:space="preserve">    WHERE c.doc_no = d.doc_no</w:t>
         <w:br/>
@@ -3839,7 +4568,7 @@
         <w:br/>
         <w:t xml:space="preserve">  AND NOT EXISTS (</w:t>
         <w:br/>
-        <w:t xml:space="preserve">      SELECT 1 FROM interface_transactions i</w:t>
+        <w:t xml:space="preserve">      SELECT 1 FROM sgi_interface_transactions i</w:t>
         <w:br/>
         <w:t xml:space="preserve">      WHERE i.data_name = 'COMPENSATE_APPROVE_I' AND i.direction = 'OUT'</w:t>
         <w:br/>
@@ -3867,7 +4596,7 @@
           <w:rFonts w:ascii="Courier New" w:hAnsi="Courier New" w:eastAsia="Courier New" w:cs="Tahoma"/>
           <w:sz w:val="16"/>
         </w:rPr>
-        <w:t>INSERT INTO interface_transactions</w:t>
+        <w:t>INSERT INTO sgi_interface_transactions</w:t>
         <w:br/>
         <w:t xml:space="preserve">    (run_id, data_name, direction, status, doc_no, impact_process_id, sales_summary_id,</w:t>
         <w:br/>
@@ -3886,7 +4615,7 @@
         <w:br/>
         <w:t xml:space="preserve">    SELECT id</w:t>
         <w:br/>
-        <w:t xml:space="preserve">    FROM interface_transactions</w:t>
+        <w:t xml:space="preserve">    FROM sgi_interface_transactions</w:t>
         <w:br/>
         <w:t xml:space="preserve">    WHERE data_name = ANY(:purge_data_names)</w:t>
         <w:br/>
@@ -3904,7 +4633,7 @@
         <w:br/>
         <w:t>)</w:t>
         <w:br/>
-        <w:t>DELETE FROM interface_transactions i</w:t>
+        <w:t>DELETE FROM sgi_interface_transactions i</w:t>
         <w:br/>
         <w:t>USING purge_candidates p</w:t>
         <w:br/>
@@ -4011,7 +4740,7 @@
         <w:t>ExportService.manageDBToFs()</w:t>
       </w:r>
       <w:r>
-        <w:t xml:space="preserve"> เรียก 5 คำสั่งต่อกันเป็นชุด ระบบใหม่ต้องทำครบเหมือนเดิม แต่เขียนลงตารางของ SBPGI</w:t>
+        <w:t xml:space="preserve"> เรียก 5 คำสั่งต่อกันเป็นชุด ระบบใหม่ต้องทำครบเหมือนเดิม แต่เขียนลงตารางของ SGI</w:t>
       </w:r>
     </w:p>
     <w:tbl>
@@ -4093,7 +4822,7 @@
                 <w:b/>
                 <w:sz w:val="18"/>
               </w:rPr>
-              <w:t>ระบบใหม่ (SBPGI)</w:t>
+              <w:t>ระบบใหม่ (SGI)</w:t>
             </w:r>
           </w:p>
         </w:tc>
@@ -4195,7 +4924,7 @@
                 <w:rFonts w:ascii="Arial" w:hAnsi="Arial" w:eastAsia="Arial" w:cs="Tahoma"/>
                 <w:sz w:val="18"/>
               </w:rPr>
-              <w:t>fgi_impact_processes.last_compensate_seq_no += 1</w:t>
+              <w:t>sgi_fgi_impact_processes.last_compensate_seq_no += 1</w:t>
             </w:r>
           </w:p>
         </w:tc>
@@ -4308,7 +5037,7 @@
                 <w:rFonts w:ascii="Arial" w:hAnsi="Arial" w:eastAsia="Arial" w:cs="Tahoma"/>
                 <w:sz w:val="18"/>
               </w:rPr>
-              <w:t>fgi_impact_processes แถวใหม่ (last_compensate_seq · last_compensate_seq_no=1 · flag_action · datasource)</w:t>
+              <w:t>sgi_fgi_impact_processes แถวใหม่ (last_compensate_seq · last_compensate_seq_no=1 · flag_action · datasource)</w:t>
             </w:r>
           </w:p>
         </w:tc>
@@ -4422,7 +5151,7 @@
                 <w:b/>
                 <w:sz w:val="18"/>
               </w:rPr>
-              <w:t>fgi_impact_compensations</w:t>
+              <w:t>sgi_fgi_impact_compensations</w:t>
             </w:r>
             <w:r>
               <w:rPr>
@@ -4542,7 +5271,7 @@
                 <w:rFonts w:ascii="Arial" w:hAnsi="Arial" w:eastAsia="Arial" w:cs="Tahoma"/>
                 <w:sz w:val="18"/>
               </w:rPr>
-              <w:t>document_new_stores.compensation_amount / compensate_percent</w:t>
+              <w:t>sgi_document_new_stores.compensation_amount / compensate_percent</w:t>
             </w:r>
           </w:p>
         </w:tc>
@@ -4647,7 +5376,7 @@
                 <w:rFonts w:ascii="Arial" w:hAnsi="Arial" w:eastAsia="Arial" w:cs="Tahoma"/>
                 <w:sz w:val="18"/>
               </w:rPr>
-              <w:t>fgi_impact_processes.flag_action</w:t>
+              <w:t>sgi_fgi_impact_processes.flag_action</w:t>
             </w:r>
           </w:p>
         </w:tc>
@@ -4753,7 +5482,7 @@
         <w:br/>
         <w:t xml:space="preserve">    SELECT id</w:t>
         <w:br/>
-        <w:t xml:space="preserve">    FROM interface_transactions</w:t>
+        <w:t xml:space="preserve">    FROM sgi_interface_transactions</w:t>
         <w:br/>
         <w:t xml:space="preserve">    WHERE status IN ('ACKED', 'COMPLETED')</w:t>
         <w:br/>
@@ -4771,7 +5500,7 @@
         <w:br/>
         <w:t>)</w:t>
         <w:br/>
-        <w:t>DELETE FROM interface_transactions i</w:t>
+        <w:t>DELETE FROM sgi_interface_transactions i</w:t>
         <w:br/>
         <w:t>USING purge_candidates p</w:t>
         <w:br/>
@@ -5312,7 +6041,7 @@
                 <w:rFonts w:ascii="Arial" w:hAnsi="Arial" w:eastAsia="Arial" w:cs="Tahoma"/>
                 <w:sz w:val="18"/>
               </w:rPr>
-              <w:t>ไม่มีตาราง job_run_histories แล้ว · ไฟล์/ACK ดูที่ interface_transactions</w:t>
+              <w:t>ไม่มีตาราง job_run_histories แล้ว · ไฟล์/ACK ดูที่ sgi_interface_transactions</w:t>
             </w:r>
           </w:p>
         </w:tc>
@@ -5341,7 +6070,7 @@
         <w:t>เอกสารฉบับนี้ไม่มี endpoint ของตัวเอง</w:t>
       </w:r>
       <w:r>
-        <w:t xml:space="preserve"> — เป็นสัญญา/งานภายในที่เอกสารอื่นเรียกใช้ (ดูขอบเขตใน 5.90 Endpoint Implementation Contract) · รายการ endpoint ทั้ง 29 เส้นของ SBPGI อยู่ที่ </w:t>
+        <w:t xml:space="preserve"> — เป็นสัญญา/งานภายในที่เอกสารอื่นเรียกใช้ (ดูขอบเขตใน 5.90 Endpoint Implementation Contract) · รายการ endpoint ทั้ง 29 เส้นของ SGI อยู่ที่ </w:t>
       </w:r>
       <w:r>
         <w:rPr>
@@ -5486,7 +6215,7 @@
                 <w:rFonts w:ascii="Arial" w:hAnsi="Arial" w:eastAsia="Arial" w:cs="Tahoma"/>
                 <w:sz w:val="18"/>
               </w:rPr>
-              <w:t>fgi_impact_processes</w:t>
+              <w:t>sgi_fgi_impact_processes</w:t>
             </w:r>
           </w:p>
         </w:tc>
@@ -5566,7 +6295,7 @@
                 <w:rFonts w:ascii="Arial" w:hAnsi="Arial" w:eastAsia="Arial" w:cs="Tahoma"/>
                 <w:sz w:val="18"/>
               </w:rPr>
-              <w:t>fgi_impact_stores</w:t>
+              <w:t>sgi_fgi_impact_stores</w:t>
             </w:r>
           </w:p>
         </w:tc>
@@ -5726,7 +6455,7 @@
                 <w:rFonts w:ascii="Arial" w:hAnsi="Arial" w:eastAsia="Arial" w:cs="Tahoma"/>
                 <w:sz w:val="18"/>
               </w:rPr>
-              <w:t>interface_transactions</w:t>
+              <w:t>sgi_interface_transactions</w:t>
             </w:r>
           </w:p>
         </w:tc>
@@ -5816,7 +6545,7 @@
         <w:rPr>
           <w:rFonts w:ascii="Courier New" w:hAnsi="Courier New" w:eastAsia="Courier New" w:cs="Tahoma"/>
         </w:rPr>
-        <w:t>src/batch/sbpgi/</w:t>
+        <w:t>src/batch/sgi/</w:t>
       </w:r>
       <w:r>
         <w:t xml:space="preserve"> ของ store-backend โดยใช้ convention เดียวกับ module ธุรกิจอื่น: inject custom provider </w:t>
@@ -6023,7 +6752,7 @@
                 <w:rFonts w:ascii="Arial" w:hAnsi="Arial" w:eastAsia="Arial" w:cs="Tahoma"/>
                 <w:sz w:val="18"/>
               </w:rPr>
-              <w:t>src/batch/sbpgi/job-6-export-impact-store-to-fs/job-6-export-impact-store-to-fs.job.ts</w:t>
+              <w:t>src/batch/sgi/job-6-export-impact-store-to-fs/job-6-export-impact-store-to-fs.job.ts</w:t>
             </w:r>
           </w:p>
         </w:tc>
@@ -6106,7 +6835,7 @@
                 <w:rFonts w:ascii="Arial" w:hAnsi="Arial" w:eastAsia="Arial" w:cs="Tahoma"/>
                 <w:sz w:val="18"/>
               </w:rPr>
-              <w:t>src/batch/sbpgi/job-6-export-impact-store-to-fs/job-6-export-impact-store-to-fs.service.ts</w:t>
+              <w:t>src/batch/sgi/job-6-export-impact-store-to-fs/job-6-export-impact-store-to-fs.service.ts</w:t>
             </w:r>
           </w:p>
         </w:tc>
@@ -6182,7 +6911,7 @@
                 <w:rFonts w:ascii="Arial" w:hAnsi="Arial" w:eastAsia="Arial" w:cs="Tahoma"/>
                 <w:sz w:val="18"/>
               </w:rPr>
-              <w:t>src/batch/sbpgi/job-6-export-impact-store-to-fs/job-6-export-impact-store-to-fs.config.ts</w:t>
+              <w:t>src/batch/sgi/job-6-export-impact-store-to-fs/job-6-export-impact-store-to-fs.config.ts</w:t>
             </w:r>
           </w:p>
         </w:tc>
@@ -6214,7 +6943,7 @@
                 <w:rFonts w:ascii="Courier New" w:hAnsi="Courier New" w:eastAsia="Courier New" w:cs="Tahoma"/>
                 <w:sz w:val="18"/>
               </w:rPr>
-              <w:t>SbpgiJob6Config</w:t>
+              <w:t>SgiJob6Config</w:t>
             </w:r>
             <w:r>
               <w:rPr>
@@ -6279,7 +7008,7 @@
                 <w:rFonts w:ascii="Arial" w:hAnsi="Arial" w:eastAsia="Arial" w:cs="Tahoma"/>
                 <w:sz w:val="18"/>
               </w:rPr>
-              <w:t>src/batch/sbpgi/job-6-export-impact-store-to-fs/job-6-export-impact-store-to-fs.module.ts</w:t>
+              <w:t>src/batch/sgi/job-6-export-impact-store-to-fs/job-6-export-impact-store-to-fs.module.ts</w:t>
             </w:r>
           </w:p>
         </w:tc>
@@ -6428,7 +7157,7 @@
                 <w:rFonts w:ascii="Courier New" w:hAnsi="Courier New" w:eastAsia="Courier New" w:cs="Tahoma"/>
                 <w:sz w:val="18"/>
               </w:rPr>
-              <w:t>SBPGI_JOB6_CRON</w:t>
+              <w:t>SGI_JOB6_CRON</w:t>
             </w:r>
             <w:r>
               <w:rPr>
@@ -6584,7 +7313,7 @@
         <w:rPr>
           <w:rFonts w:ascii="Courier New" w:hAnsi="Courier New" w:eastAsia="Courier New" w:cs="Tahoma"/>
         </w:rPr>
-        <w:t>SBPGI_JOB6_CRON</w:t>
+        <w:t>SGI_JOB6_CRON</w:t>
       </w:r>
       <w:r>
         <w:t xml:space="preserve"> และอ่านตอน bootstrap ของ </w:t>
@@ -6618,7 +7347,7 @@
           <w:rFonts w:ascii="Courier New" w:hAnsi="Courier New" w:eastAsia="Courier New" w:cs="Tahoma"/>
           <w:sz w:val="16"/>
         </w:rPr>
-        <w:t>// src/batch/sbpgi/job-6-export-impact-store-to-fs/job-6-export-impact-store-to-fs.config.ts</w:t>
+        <w:t>// src/batch/sgi/job-6-export-impact-store-to-fs/job-6-export-impact-store-to-fs.config.ts</w:t>
         <w:br/>
         <w:t>// convention จริงของ store-backend คือคลาส config (`src/config/app.config.ts` ที่ export ผ่าน</w:t>
         <w:br/>
@@ -6659,7 +7388,7 @@
         <w:br/>
         <w:t xml:space="preserve">  qssi: string;</w:t>
         <w:br/>
-        <w:t xml:space="preserve">  /** RabbitMQ exchange — ชื่อจริงรอยืนยันกับทีม STA/EAI */</w:t>
+        <w:t xml:space="preserve">  /** RabbitMQ exchange — อ่านชื่อ exchange จาก backend config (`SGI_MQ_EXCHANGE`) ไม่ hardcode */</w:t>
         <w:br/>
         <w:t xml:space="preserve">  rabbitMqExchange: string;</w:t>
         <w:br/>
@@ -6667,7 +7396,7 @@
         <w:br/>
         <w:t xml:space="preserve">  routingKey: string;</w:t>
         <w:br/>
-        <w:t xml:space="preserve">  /** Message payload — ฟิลด์ 3/5/6 ยังเป็นวันที่ พ.ศ. ตามสัญญาเดิม (รอยืนยันว่าเปลี่ยนเป็น ISO ค.ศ. ได้หรือไม่) */</w:t>
+        <w:t xml:space="preserve">  /** Message payload — ฟิลด์ 3/5/6 คงเป็นวันที่ พ.ศ. ตามสัญญา 14 ฟิลด์เดิมของ STA — แปลงเฉพาะตอนประกอบ payload ห้ามให้ปนเข้า DB/API */</w:t>
         <w:br/>
         <w:t xml:space="preserve">  messagePayload: string;</w:t>
         <w:br/>
@@ -6690,38 +7419,38 @@
         <w:br/>
         <w:t>@Injectable()</w:t>
         <w:br/>
-        <w:t>export class SbpgiJob6Config implements Job6Config {</w:t>
+        <w:t>export class SgiJob6Config implements Job6Config {</w:t>
         <w:br/>
         <w:t xml:space="preserve">  // TODO: ยืนยันค่า default ทุกตัวกับ Ops ก่อนขึ้น production (ไม่มีหน้าจอแก้ค่าแล้ว)</w:t>
         <w:br/>
-        <w:t xml:space="preserve">  enabled = (process.env.SBPGI_JOB6_ENABLED ?? 'true') === 'true';</w:t>
-        <w:br/>
-        <w:t xml:space="preserve">  cron = process.env.SBPGI_JOB6_CRON ?? '0 17 * * *';</w:t>
-        <w:br/>
-        <w:t xml:space="preserve">  cron = process.env.SBPGI_JOB6_CRON ?? '0 17 * * *'; // TODO: แก้ผ่าน env/config file แล้ว deploy</w:t>
-        <w:br/>
-        <w:t xml:space="preserve">  dateStartInitToSta = Number(process.env.SBPGI_JOB6_DATE_START_INIT_TO_STA ?? 7); // TODO: แก้ผ่าน env/config file แล้ว deploy</w:t>
-        <w:br/>
-        <w:t xml:space="preserve">  numWaitPay = Number(process.env.SBPGI_JOB6_NUM_WAIT_PAY ?? 3); // TODO: แก้ผ่าน env/config file แล้ว deploy</w:t>
-        <w:br/>
-        <w:t xml:space="preserve">  qssi = process.env.SBPGI_JOB6_QSSI ?? '8, 9, 12, 1, 10, 16'; // TODO: ค่าคงที่ทางธุรกิจ — เปลี่ยนต้องผ่านการอนุมัติ</w:t>
-        <w:br/>
-        <w:t xml:space="preserve">  rabbitMqExchange = process.env.SBPGI_JOB6_RABBIT_MQ_EXCHANGE ?? 'sbpgi.interface (topic, durable)'; // TODO: ค่าคงที่ทางธุรกิจ — เปลี่ยนต้องผ่านการอนุมัติ</w:t>
-        <w:br/>
-        <w:t xml:space="preserve">  routingKey = process.env.SBPGI_JOB6_ROUTING_KEY ?? 'sta.compensation.result'; // TODO: ค่าคงที่ทางธุรกิจ — เปลี่ยนต้องผ่านการอนุมัติ</w:t>
-        <w:br/>
-        <w:t xml:space="preserve">  messagePayload = process.env.SBPGI_JOB6_MESSAGE_PAYLOAD ?? 'JSON UTF-8 · 14 ฟิลด์ตามสัญญา FRBC0001 เดิม'; // TODO: ค่าคงที่ทางธุรกิจ — เปลี่ยนต้องผ่านการอนุมัติ</w:t>
-        <w:br/>
-        <w:t xml:space="preserve">  messageProperties = process.env.SBPGI_JOB6_MESSAGE_PROPERTIES ?? 'persistent (delivery_mode=2) · message_id = interface_transactions.id'; // TODO: ค่าคงที่ทางธุรกิจ — เปลี่ยนต้องผ่านการอนุมัติ</w:t>
-        <w:br/>
-        <w:t xml:space="preserve">  secretReference = process.env.SBPGI_JOB6_SECRET_REFERENCE ?? 'secret/sbpgi/mq/sta'; // TODO: ค่าคงที่ทางธุรกิจ — เปลี่ยนต้องผ่านการอนุมัติ</w:t>
-        <w:br/>
-        <w:t xml:space="preserve">  mailTo = process.env.SBPGI_JOB6_MAIL_TO ?? ''; // TODO: ผู้รับอีเมลแจ้ง error คั่นด้วย comma (เดิม: storeretention เมื่อ publish สำเร็จ (เลิกส่ง mailToBPM — ไม่มีไฟล์ BPM แล้ว))</w:t>
+        <w:t xml:space="preserve">  enabled = (process.env.SGI_JOB6_ENABLED ?? 'true') === 'true';</w:t>
+        <w:br/>
+        <w:t xml:space="preserve">  cron = process.env.SGI_JOB6_CRON ?? '0 17 * * *';</w:t>
+        <w:br/>
+        <w:t xml:space="preserve">  cron = process.env.SGI_JOB6_CRON ?? '0 17 * * *'; // TODO: แก้ผ่าน env/config file แล้ว deploy</w:t>
+        <w:br/>
+        <w:t xml:space="preserve">  dateStartInitToSta = Number(process.env.SGI_JOB6_DATE_START_INIT_TO_STA ?? 7); // TODO: แก้ผ่าน env/config file แล้ว deploy</w:t>
+        <w:br/>
+        <w:t xml:space="preserve">  numWaitPay = Number(process.env.SGI_JOB6_NUM_WAIT_PAY ?? 3); // TODO: แก้ผ่าน env/config file แล้ว deploy</w:t>
+        <w:br/>
+        <w:t xml:space="preserve">  qssi = process.env.SGI_JOB6_QSSI ?? '8, 9, 12, 1, 10, 16'; // TODO: ค่าคงที่ทางธุรกิจ — เปลี่ยนต้องผ่านการอนุมัติ</w:t>
+        <w:br/>
+        <w:t xml:space="preserve">  rabbitMqExchange = process.env.SGI_JOB6_RABBIT_MQ_EXCHANGE ?? 'sgi.interface (topic, durable)'; // TODO: ค่าคงที่ทางธุรกิจ — เปลี่ยนต้องผ่านการอนุมัติ</w:t>
+        <w:br/>
+        <w:t xml:space="preserve">  routingKey = process.env.SGI_JOB6_ROUTING_KEY ?? 'sta.compensation.result'; // TODO: ค่าคงที่ทางธุรกิจ — เปลี่ยนต้องผ่านการอนุมัติ</w:t>
+        <w:br/>
+        <w:t xml:space="preserve">  messagePayload = process.env.SGI_JOB6_MESSAGE_PAYLOAD ?? 'JSON UTF-8 · 14 ฟิลด์ตามสัญญา FRBC0001 เดิม'; // TODO: ค่าคงที่ทางธุรกิจ — เปลี่ยนต้องผ่านการอนุมัติ</w:t>
+        <w:br/>
+        <w:t xml:space="preserve">  messageProperties = process.env.SGI_JOB6_MESSAGE_PROPERTIES ?? 'persistent (delivery_mode=2) · message_id = sgi_interface_transactions.id'; // TODO: ค่าคงที่ทางธุรกิจ — เปลี่ยนต้องผ่านการอนุมัติ</w:t>
+        <w:br/>
+        <w:t xml:space="preserve">  secretReference = process.env.SGI_JOB6_SECRET_REFERENCE ?? 'secret/sgi/mq/sta'; // TODO: ค่าคงที่ทางธุรกิจ — เปลี่ยนต้องผ่านการอนุมัติ</w:t>
+        <w:br/>
+        <w:t xml:space="preserve">  mailTo = process.env.SGI_JOB6_MAIL_TO ?? ''; // TODO: ผู้รับอีเมลแจ้ง error คั่นด้วย comma (เดิม: storeretention เมื่อ publish สำเร็จ (เลิกส่ง mailToBPM — ไม่มีไฟล์ BPM แล้ว))</w:t>
         <w:br/>
         <w:t>}</w:t>
         <w:br/>
         <w:br/>
-        <w:t>// TODO: เพิ่ม SbpgiJob6Config ใน providers/exports ของ AppConfigModule (@Global) เหมือน AppConfig</w:t>
+        <w:t>// TODO: เพิ่ม SgiJob6Config ใน providers/exports ของ AppConfigModule (@Global) เหมือน AppConfig</w:t>
       </w:r>
     </w:p>
     <w:p>
@@ -6910,7 +7639,7 @@
         <w:t xml:space="preserve">  }</w:t>
         <w:br/>
         <w:br/>
-        <w:t xml:space="preserve">  // รัน 10 mutation ตามลำดับ บน fgi_impact_processes และ fgi_impact_stores</w:t>
+        <w:t xml:space="preserve">  // รัน 10 mutation ตามลำดับ บน sgi_fgi_impact_processes และ sgi_fgi_impact_stores</w:t>
         <w:br/>
         <w:t xml:space="preserve">  async step02Validate(state: JobState, manager?: EntityManager): Promise&lt;void&gt; {</w:t>
         <w:br/>
@@ -6964,7 +7693,7 @@
         <w:t xml:space="preserve">  }</w:t>
         <w:br/>
         <w:br/>
-        <w:t xml:space="preserve">  // publish ไป RabbitMQ exchange sbpgi.interface (routing sta.compensation.result)</w:t>
+        <w:t xml:space="preserve">  // publish ไป RabbitMQ exchange sgi.interface (routing sta.compensation.result)</w:t>
         <w:br/>
         <w:t xml:space="preserve">  async step08Publish(state: JobState, manager?: EntityManager): Promise&lt;void&gt; {</w:t>
         <w:br/>
@@ -7356,7 +8085,7 @@
                 <w:rFonts w:ascii="Arial" w:hAnsi="Arial" w:eastAsia="Arial" w:cs="Tahoma"/>
                 <w:sz w:val="18"/>
               </w:rPr>
-              <w:t>รัน 10 mutation ตามลำดับ บน fgi_impact_processes และ fgi_impact_stores</w:t>
+              <w:t>รัน 10 mutation ตามลำดับ บน sgi_fgi_impact_processes และ sgi_fgi_impact_stores</w:t>
             </w:r>
           </w:p>
         </w:tc>
@@ -8136,7 +8865,7 @@
                 <w:rFonts w:ascii="Arial" w:hAnsi="Arial" w:eastAsia="Arial" w:cs="Tahoma"/>
                 <w:sz w:val="18"/>
               </w:rPr>
-              <w:t>publish ไป RabbitMQ exchange sbpgi.interface (routing sta.compensation.result)</w:t>
+              <w:t>publish ไป RabbitMQ exchange sgi.interface (routing sta.compensation.result)</w:t>
             </w:r>
           </w:p>
         </w:tc>
@@ -8593,7 +9322,7 @@
           <w:rFonts w:ascii="Courier New" w:hAnsi="Courier New" w:eastAsia="Courier New" w:cs="Tahoma"/>
           <w:sz w:val="16"/>
         </w:rPr>
-        <w:t>// src/batch/sbpgi/job-6-export-impact-store-to-fs/job-6-export-impact-store-to-fs.job.ts</w:t>
+        <w:t>// src/batch/sgi/job-6-export-impact-store-to-fs/job-6-export-impact-store-to-fs.job.ts</w:t>
         <w:br/>
         <w:t>import { Inject, Injectable, Logger } from '@nestjs/common';</w:t>
         <w:br/>
@@ -8636,7 +9365,7 @@
         <w:br/>
         <w:t xml:space="preserve">    try {</w:t>
         <w:br/>
-        <w:t xml:space="preserve">      // ขั้นที่ 2: รัน 10 mutation ตามลำดับ บน fgi_impact_processes และ fgi_impact_stores · TODO: state sync ก่อน export — ตรวจครบทั้ง 10 ขั้นตอน post-run</w:t>
+        <w:t xml:space="preserve">      // ขั้นที่ 2: รัน 10 mutation ตามลำดับ บน sgi_fgi_impact_processes และ sgi_fgi_impact_stores · TODO: state sync ก่อน export — ตรวจครบทั้ง 10 ขั้นตอน post-run</w:t>
         <w:br/>
         <w:t xml:space="preserve">      await this.service.step02Validate(state);</w:t>
         <w:br/>
@@ -8686,7 +9415,7 @@
         <w:br/>
         <w:t xml:space="preserve">      });</w:t>
         <w:br/>
-        <w:t xml:space="preserve">      // ขั้นที่ 8: publish ไป RabbitMQ exchange sbpgi.interface (routing sta.compensation.result) · TODO: นอก DB transaction · persistent + publisher confirm + mandatory</w:t>
+        <w:t xml:space="preserve">      // ขั้นที่ 8: publish ไป RabbitMQ exchange sgi.interface (routing sta.compensation.result) · TODO: นอก DB transaction · persistent + publisher confirm + mandatory</w:t>
         <w:br/>
         <w:t xml:space="preserve">      await this.service.step08Publish(state);</w:t>
         <w:br/>
@@ -8696,7 +9425,7 @@
         <w:br/>
         <w:t xml:space="preserve">      if (!ok09) throw new JobFailedError('JOB6_STEP09', 'คง outbox เป็น READY/FAILED_RETRY ให้ dispatcher ส่งซ้ำ — ไม่ rollback การ sync');</w:t>
         <w:br/>
-        <w:t xml:space="preserve">      // ขั้นที่ 10: update outbox: status READY → SENT (บันทึก sent_at) · TODO: ACK เชิงธุรกิจมาทีหลังทาง POST /sbpgi/interface/sta/ack · Job 10 เฝ้าแถวที่ค้างไม่ ACK ≥ 1 วัน</w:t>
+        <w:t xml:space="preserve">      // ขั้นที่ 10: update outbox: status READY → SENT (บันทึก sent_at) · TODO: ACK เชิงธุรกิจมาทีหลังทาง POST /sgi/interface/sta/ack · Job 10 เฝ้าแถวที่ค้างไม่ ACK ≥ 1 วัน</w:t>
         <w:br/>
         <w:t xml:space="preserve">      await this.service.step10Insert(state);</w:t>
         <w:br/>
@@ -8727,7 +9456,7 @@
         <w:br/>
         <w:t xml:space="preserve">      event: 'job.finish', jobNo: '6', jobName: 'ExportImpactStoreToFS', status,</w:t>
         <w:br/>
-        <w:t xml:space="preserve">      period: state.period, output: 'RabbitMQ message (sbpgi.interface / sta.compensation.result)',</w:t>
+        <w:t xml:space="preserve">      period: state.period, output: 'RabbitMQ message (sgi.interface / sta.compensation.result)',</w:t>
         <w:br/>
         <w:t xml:space="preserve">      read: state.read, written: state.written, skipped: state.skipped,</w:t>
         <w:br/>
@@ -8793,7 +9522,7 @@
         <w:br/>
         <w:t>//       ใช้ PostgreSQL advisory lock ระดับ session แทน — ปลดอัตโนมัติเมื่อ connection หลุด</w:t>
         <w:br/>
-        <w:t>export const SBPGI_JOB_LOCK_CLASS_ID = 861000; // namespace ของระบบ SBPGI</w:t>
+        <w:t>export const SGI_JOB_LOCK_CLASS_ID = 861000; // namespace ของระบบ SGI</w:t>
         <w:br/>
         <w:t>export const JOB_LOCK_KEYS: Record&lt;string, number&gt; = { '6': 60 /* TODO: เพิ่มครบทั้ง 11 job */ };</w:t>
         <w:br/>
@@ -8825,7 +9554,7 @@
         <w:br/>
         <w:t xml:space="preserve">        'SELECT pg_try_advisory_lock($1, $2) AS locked',</w:t>
         <w:br/>
-        <w:t xml:space="preserve">        [SBPGI_JOB_LOCK_CLASS_ID, objectId],</w:t>
+        <w:t xml:space="preserve">        [SGI_JOB_LOCK_CLASS_ID, objectId],</w:t>
         <w:br/>
         <w:t xml:space="preserve">      );</w:t>
         <w:br/>
@@ -8845,7 +9574,7 @@
         <w:br/>
         <w:t xml:space="preserve">      // TODO: ปลด lock ทุกกรณี แล้วคืน connection เข้า pool</w:t>
         <w:br/>
-        <w:t xml:space="preserve">      await runner.query('SELECT pg_advisory_unlock($1, $2)', [SBPGI_JOB_LOCK_CLASS_ID, objectId]);</w:t>
+        <w:t xml:space="preserve">      await runner.query('SELECT pg_advisory_unlock($1, $2)', [SGI_JOB_LOCK_CLASS_ID, objectId]);</w:t>
         <w:br/>
         <w:t xml:space="preserve">      await runner.release();</w:t>
         <w:br/>
@@ -9024,7 +9753,7 @@
                 <w:rFonts w:ascii="Arial" w:hAnsi="Arial" w:eastAsia="Arial" w:cs="Tahoma"/>
                 <w:sz w:val="18"/>
               </w:rPr>
-              <w:t>fgi_impact_processes</w:t>
+              <w:t>sgi_fgi_impact_processes</w:t>
             </w:r>
           </w:p>
         </w:tc>
@@ -9129,7 +9858,7 @@
                 <w:rFonts w:ascii="Arial" w:hAnsi="Arial" w:eastAsia="Arial" w:cs="Tahoma"/>
                 <w:sz w:val="18"/>
               </w:rPr>
-              <w:t>fgi_impact_stores</w:t>
+              <w:t>sgi_fgi_impact_stores</w:t>
             </w:r>
           </w:p>
         </w:tc>
@@ -9339,7 +10068,7 @@
                 <w:rFonts w:ascii="Arial" w:hAnsi="Arial" w:eastAsia="Arial" w:cs="Tahoma"/>
                 <w:sz w:val="18"/>
               </w:rPr>
-              <w:t>interface_transactions</w:t>
+              <w:t>sgi_interface_transactions</w:t>
             </w:r>
           </w:p>
         </w:tc>
@@ -9438,20 +10167,20 @@
         <w:t>--       write ทั้งหมดต้องอยู่ใน transaction เดียวกับที่ระบุใน 9.3</w:t>
         <w:br/>
         <w:br/>
-        <w:t>-- [R/W] fgi_impact_processes : หนึ่งใน 10 mutation (สถานะ process / last_compensation_amount)</w:t>
+        <w:t>-- [R/W] sgi_fgi_impact_processes : หนึ่งใน 10 mutation (สถานะ process / last_compensation_amount)</w:t>
         <w:br/>
         <w:t>-- TODO: อ่าน candidate แบบล็อกแถว กันรอบอื่น/pod อื่นแย่งอัปเดตแถวเดียวกัน</w:t>
         <w:br/>
         <w:t>SELECT /* TODO: PK + คอลัมน์ที่ต้องใช้ */</w:t>
         <w:br/>
-        <w:t xml:space="preserve">  FROM fgi_impact_processes</w:t>
+        <w:t xml:space="preserve">  FROM sgi_fgi_impact_processes</w:t>
         <w:br/>
         <w:t xml:space="preserve"> WHERE impact_year = $1 AND impact_month = $2  -- TODO: ยืนยันชื่อคอลัมน์งวดกับ Database design</w:t>
         <w:br/>
         <w:t xml:space="preserve">   FOR UPDATE SKIP LOCKED;</w:t>
         <w:br/>
         <w:br/>
-        <w:t>UPDATE fgi_impact_processes</w:t>
+        <w:t>UPDATE sgi_fgi_impact_processes</w:t>
         <w:br/>
         <w:t xml:space="preserve">   SET /* TODO: คอลัมน์สถานะ/ผลคำนวณที่ job นี้เขียน */</w:t>
         <w:br/>
@@ -9460,20 +10189,20 @@
         <w:t xml:space="preserve"> WHERE /* TODO: PK ที่ล็อกไว้ */ id = ANY($1);</w:t>
         <w:br/>
         <w:br/>
-        <w:t>-- [R/W] fgi_impact_stores : สถานะค่าชดเชย I/C/A/N/S/Z และข้อมูลร้าน/ผู้อนุมัติ/ค่าชดเชยร้านใหม่</w:t>
+        <w:t>-- [R/W] sgi_fgi_impact_stores : สถานะค่าชดเชย I/C/A/N/S/Z และข้อมูลร้าน/ผู้อนุมัติ/ค่าชดเชยร้านใหม่</w:t>
         <w:br/>
         <w:t>-- TODO: อ่าน candidate แบบล็อกแถว กันรอบอื่น/pod อื่นแย่งอัปเดตแถวเดียวกัน</w:t>
         <w:br/>
         <w:t>SELECT /* TODO: PK + คอลัมน์ที่ต้องใช้ */</w:t>
         <w:br/>
-        <w:t xml:space="preserve">  FROM fgi_impact_stores</w:t>
+        <w:t xml:space="preserve">  FROM sgi_fgi_impact_stores</w:t>
         <w:br/>
         <w:t xml:space="preserve"> WHERE impact_year = $1 AND impact_month = $2  -- TODO: ยืนยันชื่อคอลัมน์งวดกับ Database design</w:t>
         <w:br/>
         <w:t xml:space="preserve">   FOR UPDATE SKIP LOCKED;</w:t>
         <w:br/>
         <w:br/>
-        <w:t>UPDATE fgi_impact_stores</w:t>
+        <w:t>UPDATE sgi_fgi_impact_stores</w:t>
         <w:br/>
         <w:t xml:space="preserve">   SET /* TODO: คอลัมน์สถานะ/ผลคำนวณที่ job นี้เขียน */</w:t>
         <w:br/>
@@ -9497,11 +10226,11 @@
         <w:t xml:space="preserve"> LIMIT $3 OFFSET $4;  -- TODO: อ่านเป็น chunk กัน memory บวม</w:t>
         <w:br/>
         <w:br/>
-        <w:t>-- [W] interface_transactions : outbox + tracking COMPENSATE_INIT / APPROVE (I,N) · direction = OUT · READY → SENT → ACKED · typed FK = impact_process_id</w:t>
+        <w:t>-- [W] sgi_interface_transactions : outbox + tracking COMPENSATE_INIT / APPROVE (I,N) · direction = OUT · READY → SENT → ACKED · typed FK = impact_process_id</w:t>
         <w:br/>
         <w:t>-- TODO: บันทึก ACK ระดับ record ของไฟล์ interface (แทน job_run_histories ที่ยกเลิกไปแล้ว)</w:t>
         <w:br/>
-        <w:t>INSERT INTO interface_transactions</w:t>
+        <w:t>INSERT INTO sgi_interface_transactions</w:t>
         <w:br/>
         <w:t xml:space="preserve">  (run_id, data_name, direction, status, business_key, period_key,</w:t>
         <w:br/>
@@ -9604,9 +10333,9 @@
         <w:br/>
         <w:t xml:space="preserve">  async notifyFailure(jobNo: string, ctx: JobRunContext, error: Error): Promise&lt;void&gt; {</w:t>
         <w:br/>
-        <w:t xml:space="preserve">    // TODO: ผู้รับของ Job 6 เดิมคือ storeretention เมื่อ publish สำเร็จ (เลิกส่ง mailToBPM — ไม่มีไฟล์ BPM แล้ว) — ย้ายมาเป็น env SBPGI_JOB6_MAIL_TO</w:t>
-        <w:br/>
-        <w:t xml:space="preserve">    const recipients = (process.env.SBPGI_JOB6_MAIL_TO ?? '').split(',').map((s) =&gt; s.trim()).filter(Boolean);</w:t>
+        <w:t xml:space="preserve">    // TODO: ผู้รับของ Job 6 เดิมคือ storeretention เมื่อ publish สำเร็จ (เลิกส่ง mailToBPM — ไม่มีไฟล์ BPM แล้ว) — ย้ายมาเป็น env SGI_JOB6_MAIL_TO</w:t>
+        <w:br/>
+        <w:t xml:space="preserve">    const recipients = (process.env.SGI_JOB6_MAIL_TO ?? '').split(',').map((s) =&gt; s.trim()).filter(Boolean);</w:t>
         <w:br/>
         <w:t xml:space="preserve">    if (!recipients.length) {</w:t>
         <w:br/>
@@ -9622,7 +10351,7 @@
         <w:br/>
         <w:t xml:space="preserve">        // TODO: emailId = id ของ template EM-07 (แจ้ง error batch) ในตาราง email_template</w:t>
         <w:br/>
-        <w:t xml:space="preserve">        emailId: Number(process.env.SBPGI_JOB_FAIL_EMAIL_TEMPLATE_ID),</w:t>
+        <w:t xml:space="preserve">        emailId: Number(process.env.SGI_JOB_FAIL_EMAIL_TEMPLATE_ID),</w:t>
         <w:br/>
         <w:t xml:space="preserve">        mailTo: recipients.join(','), // signature รับ string ไม่ใช่ string[]</w:t>
         <w:br/>
@@ -9636,11 +10365,11 @@
         <w:br/>
         <w:t xml:space="preserve">          period: ctx.period, triggeredBy: ctx.triggeredBy,</w:t>
         <w:br/>
-        <w:t xml:space="preserve">          output: 'RabbitMQ message (sbpgi.interface / sta.compensation.result)',</w:t>
+        <w:t xml:space="preserve">          output: 'RabbitMQ message (sgi.interface / sta.compensation.result)',</w:t>
         <w:br/>
         <w:t xml:space="preserve">          errorMessage: error.message,</w:t>
         <w:br/>
-        <w:t xml:space="preserve">          rerunNote: 'transaction ป้องกันตามปกติ แต่ต้อง reconcile 10 mutation · ส่งซ้ำปลอดภัยเพราะ message_id = interface_transactions.id ให้ STA กันซ้ำได้',</w:t>
+        <w:t xml:space="preserve">          rerunNote: 'transaction ป้องกันตามปกติ แต่ต้อง reconcile 10 mutation · ส่งซ้ำปลอดภัยเพราะ message_id = sgi_interface_transactions.id ให้ STA กันซ้ำได้',</w:t>
         <w:br/>
         <w:t xml:space="preserve">        },</w:t>
         <w:br/>
@@ -9676,7 +10405,7 @@
         <w:keepLines/>
       </w:pPr>
       <w:r>
-        <w:t>กติกา rerun ของ Job 6: transaction ป้องกันตามปกติ แต่ต้อง reconcile 10 mutation · ส่งซ้ำปลอดภัยเพราะ message_id = interface_transactions.id ให้ STA กันซ้ำได้</w:t>
+        <w:t>กติกา rerun ของ Job 6: transaction ป้องกันตามปกติ แต่ต้อง reconcile 10 mutation · ส่งซ้ำปลอดภัยเพราะ message_id = sgi_interface_transactions.id ให้ STA กันซ้ำได้</w:t>
       </w:r>
     </w:p>
     <w:p>
@@ -9742,7 +10471,7 @@
         <w:rPr>
           <w:rFonts w:ascii="Courier New" w:hAnsi="Courier New" w:eastAsia="Courier New" w:cs="Tahoma"/>
         </w:rPr>
-        <w:t>RabbitMQ message (sbpgi.interface / sta.compensation.result)</w:t>
+        <w:t>RabbitMQ message (sgi.interface / sta.compensation.result)</w:t>
       </w:r>
       <w:r>
         <w:t xml:space="preserve"> และ log บรรทัด </w:t>
@@ -9769,7 +10498,7 @@
         <w:rPr>
           <w:rFonts w:ascii="Courier New" w:hAnsi="Courier New" w:eastAsia="Courier New" w:cs="Tahoma"/>
         </w:rPr>
-        <w:t>interface_transactions</w:t>
+        <w:t>sgi_interface_transactions</w:t>
       </w:r>
       <w:r>
         <w:t xml:space="preserve"> ของงวดนั้นว่ามีแถวค้างสถานะ READY/PENDING หรือไม่ ก่อนสั่งรันใหม่</w:t>
@@ -9951,7 +10680,7 @@
                 <w:rFonts w:ascii="Arial" w:hAnsi="Arial" w:eastAsia="Arial" w:cs="Tahoma"/>
                 <w:sz w:val="18"/>
               </w:rPr>
-              <w:t>รัน 10 mutation ตามลำดับ บน fgi_impact_processes และ fgi_impact_stores (state sync ก่อน export — ตรวจครบทั้ง 10 ขั้นตอน post-run)</w:t>
+              <w:t>รัน 10 mutation ตามลำดับ บน sgi_fgi_impact_processes และ sgi_fgi_impact_stores (state sync ก่อน export — ตรวจครบทั้ง 10 ขั้นตอน post-run)</w:t>
             </w:r>
           </w:p>
         </w:tc>
@@ -10281,7 +11010,7 @@
                 <w:rFonts w:ascii="Arial" w:hAnsi="Arial" w:eastAsia="Arial" w:cs="Tahoma"/>
                 <w:sz w:val="18"/>
               </w:rPr>
-              <w:t>publish ไป RabbitMQ exchange sbpgi.interface (routing sta.compensation.result) (นอก DB transaction · persistent + publisher confirm + mandatory)</w:t>
+              <w:t>publish ไป RabbitMQ exchange sgi.interface (routing sta.compensation.result) (นอก DB transaction · persistent + publisher confirm + mandatory)</w:t>
             </w:r>
           </w:p>
         </w:tc>
@@ -10391,7 +11120,7 @@
                 <w:rFonts w:ascii="Arial" w:hAnsi="Arial" w:eastAsia="Arial" w:cs="Tahoma"/>
                 <w:sz w:val="18"/>
               </w:rPr>
-              <w:t>update outbox: status READY → SENT (บันทึก sent_at) (ACK เชิงธุรกิจมาทีหลังทาง POST /sbpgi/interface/sta/ack · Job 10 เฝ้าแถวที่ค้างไม่ ACK ≥ 1 วัน)</w:t>
+              <w:t>update outbox: status READY → SENT (บันทึก sent_at) (ACK เชิงธุรกิจมาทีหลังทาง POST /sgi/interface/sta/ack · Job 10 เฝ้าแถวที่ค้างไม่ ACK ≥ 1 วัน)</w:t>
             </w:r>
           </w:p>
         </w:tc>
@@ -11459,7 +12188,7 @@
                 <w:rFonts w:ascii="Courier New" w:hAnsi="Courier New" w:eastAsia="Courier New" w:cs="Tahoma"/>
                 <w:sz w:val="18"/>
               </w:rPr>
-              <w:t>fgi_impact_processes</w:t>
+              <w:t>sgi_fgi_impact_processes</w:t>
             </w:r>
             <w:r>
               <w:rPr>
@@ -11473,7 +12202,7 @@
                 <w:rFonts w:ascii="Courier New" w:hAnsi="Courier New" w:eastAsia="Courier New" w:cs="Tahoma"/>
                 <w:sz w:val="18"/>
               </w:rPr>
-              <w:t>fgi_impact_stores</w:t>
+              <w:t>sgi_fgi_impact_stores</w:t>
             </w:r>
             <w:r>
               <w:rPr>
@@ -11487,7 +12216,7 @@
                 <w:rFonts w:ascii="Courier New" w:hAnsi="Courier New" w:eastAsia="Courier New" w:cs="Tahoma"/>
                 <w:sz w:val="18"/>
               </w:rPr>
-              <w:t>interface_transactions</w:t>
+              <w:t>sgi_interface_transactions</w:t>
             </w:r>
           </w:p>
         </w:tc>
